--- a/2025 12 Отчет_ПФТ-ОрПТС-IIS(ММР)-Транспорт v1.2.docx
+++ b/2025 12 Отчет_ПФТ-ОрПТС-IIS(ММР)-Транспорт v1.2.docx
@@ -2157,10 +2157,10 @@
                   <v:path o:extrusionok="f" gradientshapeok="t" o:connecttype="rect"/>
                   <o:lock v:ext="edit" aspectratio="t"/>
                 </v:shapetype>
-                <v:shape id="_x0000_i1025" type="#_x0000_t75" style="width:193.5pt;height:132pt" o:ole="">
+                <v:shape id="_x0000_i1025" type="#_x0000_t75" style="width:193.4pt;height:132.3pt" o:ole="">
                   <v:imagedata r:id="rId7" o:title=""/>
                 </v:shape>
-                <o:OLEObject Type="Embed" ProgID="PBrush" ShapeID="_x0000_i1025" DrawAspect="Content" ObjectID="_1830588723" r:id="rId8"/>
+                <o:OLEObject Type="Embed" ProgID="PBrush" ShapeID="_x0000_i1025" DrawAspect="Content" ObjectID="_1831811645" r:id="rId8"/>
               </w:object>
             </w:r>
           </w:p>
@@ -2190,10 +2190,10 @@
             </w:pPr>
             <w:r>
               <w:object w:dxaOrig="4845" w:dyaOrig="3990" w14:anchorId="30DE86D5">
-                <v:shape id="_x0000_i1026" type="#_x0000_t75" style="width:132.75pt;height:107.25pt" o:ole="">
+                <v:shape id="_x0000_i1026" type="#_x0000_t75" style="width:133.1pt;height:107.15pt" o:ole="">
                   <v:imagedata r:id="rId9" o:title=""/>
                 </v:shape>
-                <o:OLEObject Type="Embed" ProgID="PBrush" ShapeID="_x0000_i1026" DrawAspect="Content" ObjectID="_1830588724" r:id="rId10"/>
+                <o:OLEObject Type="Embed" ProgID="PBrush" ShapeID="_x0000_i1026" DrawAspect="Content" ObjectID="_1831811646" r:id="rId10"/>
               </w:object>
             </w:r>
           </w:p>
@@ -2665,14 +2665,32 @@
                 <w:color w:val="000000"/>
                 <w:sz w:val="24"/>
                 <w:szCs w:val="24"/>
-              </w:rPr>
-            </w:pPr>
-            <w:r>
-              <w:rPr>
-                <w:rFonts w:ascii="Times New Roman" w:hAnsi="Times New Roman"/>
-                <w:color w:val="000000"/>
-                <w:sz w:val="24"/>
-                <w:szCs w:val="24"/>
+                <w:highlight w:val="green"/>
+                <w:rPrChange w:id="0" w:author="Голубович Даниил Дмитриевич" w:date="2026-02-02T16:19:00Z">
+                  <w:rPr>
+                    <w:rFonts w:ascii="Times New Roman" w:hAnsi="Times New Roman"/>
+                    <w:color w:val="000000"/>
+                    <w:sz w:val="24"/>
+                    <w:szCs w:val="24"/>
+                  </w:rPr>
+                </w:rPrChange>
+              </w:rPr>
+            </w:pPr>
+            <w:r>
+              <w:rPr>
+                <w:rFonts w:ascii="Times New Roman" w:hAnsi="Times New Roman"/>
+                <w:color w:val="000000"/>
+                <w:sz w:val="24"/>
+                <w:szCs w:val="24"/>
+                <w:highlight w:val="green"/>
+                <w:rPrChange w:id="1" w:author="Голубович Даниил Дмитриевич" w:date="2026-02-02T16:19:00Z">
+                  <w:rPr>
+                    <w:rFonts w:ascii="Times New Roman" w:hAnsi="Times New Roman"/>
+                    <w:color w:val="000000"/>
+                    <w:sz w:val="24"/>
+                    <w:szCs w:val="24"/>
+                  </w:rPr>
+                </w:rPrChange>
               </w:rPr>
               <w:t>Реализовать</w:t>
             </w:r>
@@ -2682,6 +2700,15 @@
                 <w:color w:val="000000"/>
                 <w:sz w:val="24"/>
                 <w:szCs w:val="24"/>
+                <w:highlight w:val="green"/>
+                <w:rPrChange w:id="2" w:author="Голубович Даниил Дмитриевич" w:date="2026-02-02T16:19:00Z">
+                  <w:rPr>
+                    <w:rFonts w:ascii="Times New Roman" w:hAnsi="Times New Roman"/>
+                    <w:color w:val="000000"/>
+                    <w:sz w:val="24"/>
+                    <w:szCs w:val="24"/>
+                  </w:rPr>
+                </w:rPrChange>
               </w:rPr>
               <w:t xml:space="preserve"> </w:t>
             </w:r>
@@ -2691,6 +2718,15 @@
                 <w:color w:val="000000"/>
                 <w:sz w:val="24"/>
                 <w:szCs w:val="24"/>
+                <w:highlight w:val="green"/>
+                <w:rPrChange w:id="3" w:author="Голубович Даниил Дмитриевич" w:date="2026-02-02T16:19:00Z">
+                  <w:rPr>
+                    <w:rFonts w:ascii="Times New Roman" w:hAnsi="Times New Roman"/>
+                    <w:color w:val="000000"/>
+                    <w:sz w:val="24"/>
+                    <w:szCs w:val="24"/>
+                  </w:rPr>
+                </w:rPrChange>
               </w:rPr>
               <w:t>Фильтр</w:t>
             </w:r>
@@ -2700,6 +2736,15 @@
                 <w:color w:val="000000"/>
                 <w:sz w:val="24"/>
                 <w:szCs w:val="24"/>
+                <w:highlight w:val="green"/>
+                <w:rPrChange w:id="4" w:author="Голубович Даниил Дмитриевич" w:date="2026-02-02T16:19:00Z">
+                  <w:rPr>
+                    <w:rFonts w:ascii="Times New Roman" w:hAnsi="Times New Roman"/>
+                    <w:color w:val="000000"/>
+                    <w:sz w:val="24"/>
+                    <w:szCs w:val="24"/>
+                  </w:rPr>
+                </w:rPrChange>
               </w:rPr>
               <w:t xml:space="preserve"> по всем полям</w:t>
             </w:r>
@@ -2709,17 +2754,17 @@
                 <w:color w:val="000000"/>
                 <w:sz w:val="24"/>
                 <w:szCs w:val="24"/>
-              </w:rPr>
-              <w:t xml:space="preserve"> </w:t>
-            </w:r>
-            <w:r>
-              <w:rPr>
-                <w:rFonts w:ascii="Times New Roman" w:hAnsi="Times New Roman"/>
-                <w:color w:val="000000"/>
-                <w:sz w:val="24"/>
-                <w:szCs w:val="24"/>
-              </w:rPr>
-              <w:t>(повторно)</w:t>
+                <w:highlight w:val="green"/>
+                <w:rPrChange w:id="5" w:author="Голубович Даниил Дмитриевич" w:date="2026-02-02T16:19:00Z">
+                  <w:rPr>
+                    <w:rFonts w:ascii="Times New Roman" w:hAnsi="Times New Roman"/>
+                    <w:color w:val="000000"/>
+                    <w:sz w:val="24"/>
+                    <w:szCs w:val="24"/>
+                  </w:rPr>
+                </w:rPrChange>
+              </w:rPr>
+              <w:t xml:space="preserve"> (повторно)</w:t>
             </w:r>
           </w:p>
           <w:p>
@@ -2925,9 +2970,16 @@
                 <w:sz w:val="24"/>
                 <w:szCs w:val="24"/>
               </w:rPr>
-              <w:t xml:space="preserve">См. </w:t>
-            </w:r>
-            <w:proofErr w:type="gramStart"/>
+              <w:t xml:space="preserve">См. ПР </w:t>
+            </w:r>
+            <w:r>
+              <w:rPr>
+                <w:rFonts w:ascii="Times New Roman" w:hAnsi="Times New Roman"/>
+                <w:sz w:val="28"/>
+                <w:szCs w:val="24"/>
+              </w:rPr>
+              <w:t xml:space="preserve"> </w:t>
+            </w:r>
             <w:r>
               <w:rPr>
                 <w:rFonts w:ascii="Times New Roman" w:hAnsi="Times New Roman"/>
@@ -2935,34 +2987,7 @@
                 <w:sz w:val="24"/>
                 <w:szCs w:val="24"/>
               </w:rPr>
-              <w:t xml:space="preserve">ПР </w:t>
-            </w:r>
-            <w:r>
-              <w:rPr>
-                <w:rFonts w:ascii="Times New Roman" w:hAnsi="Times New Roman"/>
-                <w:sz w:val="28"/>
-                <w:szCs w:val="24"/>
-              </w:rPr>
-              <w:t xml:space="preserve"> </w:t>
-            </w:r>
-            <w:r>
-              <w:rPr>
-                <w:rFonts w:ascii="Times New Roman" w:hAnsi="Times New Roman"/>
-                <w:noProof/>
-                <w:sz w:val="24"/>
-                <w:szCs w:val="24"/>
-              </w:rPr>
-              <w:t>Бизнес</w:t>
-            </w:r>
-            <w:proofErr w:type="gramEnd"/>
-            <w:r>
-              <w:rPr>
-                <w:rFonts w:ascii="Times New Roman" w:hAnsi="Times New Roman"/>
-                <w:noProof/>
-                <w:sz w:val="24"/>
-                <w:szCs w:val="24"/>
-              </w:rPr>
-              <w:t xml:space="preserve">-объект </w:t>
+              <w:t xml:space="preserve">Бизнес-объект </w:t>
             </w:r>
             <w:r>
               <w:rPr>
@@ -3135,7 +3160,7 @@
               <w:rPr>
                 <w:noProof/>
                 <w:highlight w:val="green"/>
-                <w:rPrChange w:id="0" w:author="Голубович Даниил Дмитриевич" w:date="2026-01-21T11:12:00Z">
+                <w:rPrChange w:id="6" w:author="Голубович Даниил Дмитриевич" w:date="2026-01-21T11:12:00Z">
                   <w:rPr>
                     <w:noProof/>
                   </w:rPr>
@@ -3158,7 +3183,7 @@
                 <w:sz w:val="24"/>
                 <w:szCs w:val="24"/>
                 <w:highlight w:val="green"/>
-                <w:rPrChange w:id="1" w:author="Голубович Даниил Дмитриевич" w:date="2026-01-21T11:12:00Z">
+                <w:rPrChange w:id="7" w:author="Голубович Даниил Дмитриевич" w:date="2026-01-21T11:12:00Z">
                   <w:rPr>
                     <w:rFonts w:ascii="Times New Roman" w:hAnsi="Times New Roman"/>
                     <w:color w:val="000000"/>
@@ -3176,7 +3201,7 @@
                 <w:sz w:val="24"/>
                 <w:szCs w:val="24"/>
                 <w:highlight w:val="green"/>
-                <w:rPrChange w:id="2" w:author="Голубович Даниил Дмитриевич" w:date="2026-01-21T11:12:00Z">
+                <w:rPrChange w:id="8" w:author="Голубович Даниил Дмитриевич" w:date="2026-01-21T11:12:00Z">
                   <w:rPr>
                     <w:rFonts w:ascii="Times New Roman" w:hAnsi="Times New Roman"/>
                     <w:color w:val="000000"/>
@@ -3194,7 +3219,7 @@
               <w:rPr>
                 <w:noProof/>
                 <w:highlight w:val="green"/>
-                <w:rPrChange w:id="3" w:author="Голубович Даниил Дмитриевич" w:date="2026-01-21T11:12:00Z">
+                <w:rPrChange w:id="9" w:author="Голубович Даниил Дмитриевич" w:date="2026-01-21T11:12:00Z">
                   <w:rPr>
                     <w:noProof/>
                   </w:rPr>
@@ -3216,7 +3241,7 @@
               <w:rPr>
                 <w:noProof/>
                 <w:highlight w:val="green"/>
-                <w:rPrChange w:id="4" w:author="Голубович Даниил Дмитриевич" w:date="2026-01-21T11:12:00Z">
+                <w:rPrChange w:id="10" w:author="Голубович Даниил Дмитриевич" w:date="2026-01-21T11:12:00Z">
                   <w:rPr>
                     <w:noProof/>
                   </w:rPr>
@@ -3293,117 +3318,6 @@
                 <w:sz w:val="24"/>
                 <w:szCs w:val="24"/>
                 <w:highlight w:val="green"/>
-                <w:rPrChange w:id="5" w:author="Голубович Даниил Дмитриевич" w:date="2026-01-21T11:12:00Z">
-                  <w:rPr>
-                    <w:rFonts w:ascii="Times New Roman" w:hAnsi="Times New Roman"/>
-                    <w:color w:val="000000"/>
-                    <w:sz w:val="24"/>
-                    <w:szCs w:val="24"/>
-                  </w:rPr>
-                </w:rPrChange>
-              </w:rPr>
-            </w:pPr>
-            <w:r>
-              <w:rPr>
-                <w:rFonts w:ascii="Times New Roman" w:hAnsi="Times New Roman"/>
-                <w:color w:val="000000"/>
-                <w:sz w:val="24"/>
-                <w:szCs w:val="24"/>
-                <w:highlight w:val="green"/>
-                <w:rPrChange w:id="6" w:author="Голубович Даниил Дмитриевич" w:date="2026-01-21T11:12:00Z">
-                  <w:rPr>
-                    <w:rFonts w:ascii="Times New Roman" w:hAnsi="Times New Roman"/>
-                    <w:color w:val="000000"/>
-                    <w:sz w:val="24"/>
-                    <w:szCs w:val="24"/>
-                  </w:rPr>
-                </w:rPrChange>
-              </w:rPr>
-              <w:t xml:space="preserve">Добавление нового адресата. </w:t>
-            </w:r>
-            <w:r>
-              <w:rPr>
-                <w:rFonts w:ascii="Times New Roman" w:hAnsi="Times New Roman"/>
-                <w:color w:val="000000"/>
-                <w:sz w:val="24"/>
-                <w:szCs w:val="24"/>
-                <w:highlight w:val="green"/>
-                <w:rPrChange w:id="7" w:author="Голубович Даниил Дмитриевич" w:date="2026-01-21T11:12:00Z">
-                  <w:rPr>
-                    <w:rFonts w:ascii="Times New Roman" w:hAnsi="Times New Roman"/>
-                    <w:color w:val="000000"/>
-                    <w:sz w:val="24"/>
-                    <w:szCs w:val="24"/>
-                  </w:rPr>
-                </w:rPrChange>
-              </w:rPr>
-              <w:t>Данные заполняются автоматически. Возможность редактирования отсутствует.</w:t>
-            </w:r>
-            <w:r>
-              <w:rPr>
-                <w:rFonts w:ascii="Times New Roman" w:hAnsi="Times New Roman"/>
-                <w:color w:val="000000"/>
-                <w:sz w:val="24"/>
-                <w:szCs w:val="24"/>
-                <w:highlight w:val="green"/>
-                <w:rPrChange w:id="8" w:author="Голубович Даниил Дмитриевич" w:date="2026-01-21T11:12:00Z">
-                  <w:rPr>
-                    <w:rFonts w:ascii="Times New Roman" w:hAnsi="Times New Roman"/>
-                    <w:color w:val="000000"/>
-                    <w:sz w:val="24"/>
-                    <w:szCs w:val="24"/>
-                  </w:rPr>
-                </w:rPrChange>
-              </w:rPr>
-              <w:t xml:space="preserve"> </w:t>
-            </w:r>
-            <w:r>
-              <w:rPr>
-                <w:rFonts w:ascii="Times New Roman" w:hAnsi="Times New Roman"/>
-                <w:color w:val="000000"/>
-                <w:sz w:val="24"/>
-                <w:szCs w:val="24"/>
-                <w:highlight w:val="green"/>
-                <w:rPrChange w:id="9" w:author="Голубович Даниил Дмитриевич" w:date="2026-01-21T11:12:00Z">
-                  <w:rPr>
-                    <w:rFonts w:ascii="Times New Roman" w:hAnsi="Times New Roman"/>
-                    <w:color w:val="000000"/>
-                    <w:sz w:val="24"/>
-                    <w:szCs w:val="24"/>
-                  </w:rPr>
-                </w:rPrChange>
-              </w:rPr>
-              <w:t>С учетом особенностей текущей реализации, необходимо д</w:t>
-            </w:r>
-            <w:r>
-              <w:rPr>
-                <w:rFonts w:ascii="Times New Roman" w:hAnsi="Times New Roman"/>
-                <w:color w:val="000000"/>
-                <w:sz w:val="24"/>
-                <w:szCs w:val="24"/>
-                <w:highlight w:val="green"/>
-                <w:rPrChange w:id="10" w:author="Голубович Даниил Дмитриевич" w:date="2026-01-21T11:12:00Z">
-                  <w:rPr>
-                    <w:rFonts w:ascii="Times New Roman" w:hAnsi="Times New Roman"/>
-                    <w:color w:val="000000"/>
-                    <w:sz w:val="24"/>
-                    <w:szCs w:val="24"/>
-                  </w:rPr>
-                </w:rPrChange>
-              </w:rPr>
-              <w:t>обавить строку «Примечание» для возможности внесения дополнительных сведений.</w:t>
-            </w:r>
-          </w:p>
-          <w:p>
-            <w:pPr>
-              <w:pStyle w:val="a3"/>
-              <w:jc w:val="both"/>
-              <w:rPr>
-                <w:rFonts w:ascii="Times New Roman" w:hAnsi="Times New Roman"/>
-                <w:color w:val="000000"/>
-                <w:sz w:val="24"/>
-                <w:szCs w:val="24"/>
-                <w:highlight w:val="green"/>
                 <w:rPrChange w:id="11" w:author="Голубович Даниил Дмитриевич" w:date="2026-01-21T11:12:00Z">
                   <w:rPr>
                     <w:rFonts w:ascii="Times New Roman" w:hAnsi="Times New Roman"/>
@@ -3416,9 +3330,120 @@
             </w:pPr>
             <w:r>
               <w:rPr>
+                <w:rFonts w:ascii="Times New Roman" w:hAnsi="Times New Roman"/>
+                <w:color w:val="000000"/>
+                <w:sz w:val="24"/>
+                <w:szCs w:val="24"/>
+                <w:highlight w:val="green"/>
+                <w:rPrChange w:id="12" w:author="Голубович Даниил Дмитриевич" w:date="2026-01-21T11:12:00Z">
+                  <w:rPr>
+                    <w:rFonts w:ascii="Times New Roman" w:hAnsi="Times New Roman"/>
+                    <w:color w:val="000000"/>
+                    <w:sz w:val="24"/>
+                    <w:szCs w:val="24"/>
+                  </w:rPr>
+                </w:rPrChange>
+              </w:rPr>
+              <w:t xml:space="preserve">Добавление нового адресата. </w:t>
+            </w:r>
+            <w:r>
+              <w:rPr>
+                <w:rFonts w:ascii="Times New Roman" w:hAnsi="Times New Roman"/>
+                <w:color w:val="000000"/>
+                <w:sz w:val="24"/>
+                <w:szCs w:val="24"/>
+                <w:highlight w:val="green"/>
+                <w:rPrChange w:id="13" w:author="Голубович Даниил Дмитриевич" w:date="2026-01-21T11:12:00Z">
+                  <w:rPr>
+                    <w:rFonts w:ascii="Times New Roman" w:hAnsi="Times New Roman"/>
+                    <w:color w:val="000000"/>
+                    <w:sz w:val="24"/>
+                    <w:szCs w:val="24"/>
+                  </w:rPr>
+                </w:rPrChange>
+              </w:rPr>
+              <w:t>Данные заполняются автоматически. Возможность редактирования отсутствует.</w:t>
+            </w:r>
+            <w:r>
+              <w:rPr>
+                <w:rFonts w:ascii="Times New Roman" w:hAnsi="Times New Roman"/>
+                <w:color w:val="000000"/>
+                <w:sz w:val="24"/>
+                <w:szCs w:val="24"/>
+                <w:highlight w:val="green"/>
+                <w:rPrChange w:id="14" w:author="Голубович Даниил Дмитриевич" w:date="2026-01-21T11:12:00Z">
+                  <w:rPr>
+                    <w:rFonts w:ascii="Times New Roman" w:hAnsi="Times New Roman"/>
+                    <w:color w:val="000000"/>
+                    <w:sz w:val="24"/>
+                    <w:szCs w:val="24"/>
+                  </w:rPr>
+                </w:rPrChange>
+              </w:rPr>
+              <w:t xml:space="preserve"> </w:t>
+            </w:r>
+            <w:r>
+              <w:rPr>
+                <w:rFonts w:ascii="Times New Roman" w:hAnsi="Times New Roman"/>
+                <w:color w:val="000000"/>
+                <w:sz w:val="24"/>
+                <w:szCs w:val="24"/>
+                <w:highlight w:val="green"/>
+                <w:rPrChange w:id="15" w:author="Голубович Даниил Дмитриевич" w:date="2026-01-21T11:12:00Z">
+                  <w:rPr>
+                    <w:rFonts w:ascii="Times New Roman" w:hAnsi="Times New Roman"/>
+                    <w:color w:val="000000"/>
+                    <w:sz w:val="24"/>
+                    <w:szCs w:val="24"/>
+                  </w:rPr>
+                </w:rPrChange>
+              </w:rPr>
+              <w:t>С учетом особенностей текущей реализации, необходимо д</w:t>
+            </w:r>
+            <w:r>
+              <w:rPr>
+                <w:rFonts w:ascii="Times New Roman" w:hAnsi="Times New Roman"/>
+                <w:color w:val="000000"/>
+                <w:sz w:val="24"/>
+                <w:szCs w:val="24"/>
+                <w:highlight w:val="green"/>
+                <w:rPrChange w:id="16" w:author="Голубович Даниил Дмитриевич" w:date="2026-01-21T11:12:00Z">
+                  <w:rPr>
+                    <w:rFonts w:ascii="Times New Roman" w:hAnsi="Times New Roman"/>
+                    <w:color w:val="000000"/>
+                    <w:sz w:val="24"/>
+                    <w:szCs w:val="24"/>
+                  </w:rPr>
+                </w:rPrChange>
+              </w:rPr>
+              <w:t>обавить строку «Примечание» для возможности внесения дополнительных сведений.</w:t>
+            </w:r>
+          </w:p>
+          <w:p>
+            <w:pPr>
+              <w:pStyle w:val="a3"/>
+              <w:jc w:val="both"/>
+              <w:rPr>
+                <w:rFonts w:ascii="Times New Roman" w:hAnsi="Times New Roman"/>
+                <w:color w:val="000000"/>
+                <w:sz w:val="24"/>
+                <w:szCs w:val="24"/>
+                <w:highlight w:val="green"/>
+                <w:rPrChange w:id="17" w:author="Голубович Даниил Дмитриевич" w:date="2026-01-21T11:12:00Z">
+                  <w:rPr>
+                    <w:rFonts w:ascii="Times New Roman" w:hAnsi="Times New Roman"/>
+                    <w:color w:val="000000"/>
+                    <w:sz w:val="24"/>
+                    <w:szCs w:val="24"/>
+                  </w:rPr>
+                </w:rPrChange>
+              </w:rPr>
+            </w:pPr>
+            <w:r>
+              <w:rPr>
                 <w:noProof/>
                 <w:highlight w:val="green"/>
-                <w:rPrChange w:id="12" w:author="Голубович Даниил Дмитриевич" w:date="2026-01-21T11:12:00Z">
+                <w:rPrChange w:id="18" w:author="Голубович Даниил Дмитриевич" w:date="2026-01-21T11:12:00Z">
                   <w:rPr>
                     <w:noProof/>
                   </w:rPr>
@@ -3476,7 +3501,7 @@
               <w:rPr>
                 <w:noProof/>
                 <w:highlight w:val="green"/>
-                <w:rPrChange w:id="13" w:author="Голубович Даниил Дмитриевич" w:date="2026-01-21T11:12:00Z">
+                <w:rPrChange w:id="19" w:author="Голубович Даниил Дмитриевич" w:date="2026-01-21T11:12:00Z">
                   <w:rPr>
                     <w:noProof/>
                   </w:rPr>
@@ -3529,7 +3554,7 @@
                 <w:sz w:val="24"/>
                 <w:szCs w:val="24"/>
                 <w:highlight w:val="green"/>
-                <w:rPrChange w:id="14" w:author="Голубович Даниил Дмитриевич" w:date="2026-01-21T14:22:00Z">
+                <w:rPrChange w:id="20" w:author="Голубович Даниил Дмитриевич" w:date="2026-01-21T14:22:00Z">
                   <w:rPr>
                     <w:rFonts w:ascii="Times New Roman" w:hAnsi="Times New Roman"/>
                     <w:sz w:val="24"/>
@@ -3544,7 +3569,7 @@
                 <w:sz w:val="24"/>
                 <w:szCs w:val="24"/>
                 <w:highlight w:val="green"/>
-                <w:rPrChange w:id="15" w:author="Голубович Даниил Дмитриевич" w:date="2026-01-21T14:22:00Z">
+                <w:rPrChange w:id="21" w:author="Голубович Даниил Дмитриевич" w:date="2026-01-21T14:22:00Z">
                   <w:rPr>
                     <w:rFonts w:ascii="Times New Roman" w:hAnsi="Times New Roman"/>
                     <w:sz w:val="24"/>
@@ -3560,7 +3585,7 @@
                 <w:sz w:val="24"/>
                 <w:szCs w:val="24"/>
                 <w:highlight w:val="green"/>
-                <w:rPrChange w:id="16" w:author="Голубович Даниил Дмитриевич" w:date="2026-01-21T14:22:00Z">
+                <w:rPrChange w:id="22" w:author="Голубович Даниил Дмитриевич" w:date="2026-01-21T14:22:00Z">
                   <w:rPr>
                     <w:rFonts w:ascii="Times New Roman" w:hAnsi="Times New Roman"/>
                     <w:sz w:val="24"/>
@@ -3576,7 +3601,7 @@
                 <w:sz w:val="24"/>
                 <w:szCs w:val="24"/>
                 <w:highlight w:val="green"/>
-                <w:rPrChange w:id="17" w:author="Голубович Даниил Дмитриевич" w:date="2026-01-21T14:22:00Z">
+                <w:rPrChange w:id="23" w:author="Голубович Даниил Дмитриевич" w:date="2026-01-21T14:22:00Z">
                   <w:rPr>
                     <w:rFonts w:ascii="Times New Roman" w:hAnsi="Times New Roman"/>
                     <w:sz w:val="24"/>
@@ -3592,7 +3617,7 @@
                 <w:sz w:val="24"/>
                 <w:szCs w:val="24"/>
                 <w:highlight w:val="green"/>
-                <w:rPrChange w:id="18" w:author="Голубович Даниил Дмитриевич" w:date="2026-01-21T14:22:00Z">
+                <w:rPrChange w:id="24" w:author="Голубович Даниил Дмитриевич" w:date="2026-01-21T14:22:00Z">
                   <w:rPr>
                     <w:rFonts w:ascii="Times New Roman" w:hAnsi="Times New Roman"/>
                     <w:sz w:val="24"/>
@@ -3612,7 +3637,7 @@
                 <w:sz w:val="24"/>
                 <w:szCs w:val="24"/>
                 <w:highlight w:val="green"/>
-                <w:rPrChange w:id="19" w:author="Голубович Даниил Дмитриевич" w:date="2026-01-21T14:22:00Z">
+                <w:rPrChange w:id="25" w:author="Голубович Даниил Дмитриевич" w:date="2026-01-21T14:22:00Z">
                   <w:rPr>
                     <w:rFonts w:ascii="Times New Roman" w:hAnsi="Times New Roman"/>
                     <w:sz w:val="24"/>
@@ -3636,7 +3661,7 @@
               <w:rPr>
                 <w:noProof/>
                 <w:highlight w:val="green"/>
-                <w:rPrChange w:id="20" w:author="Голубович Даниил Дмитриевич" w:date="2026-01-21T14:22:00Z">
+                <w:rPrChange w:id="26" w:author="Голубович Даниил Дмитриевич" w:date="2026-01-21T14:22:00Z">
                   <w:rPr>
                     <w:noProof/>
                   </w:rPr>
@@ -3896,113 +3921,6 @@
                 <w:sz w:val="24"/>
                 <w:szCs w:val="24"/>
                 <w:highlight w:val="green"/>
-                <w:rPrChange w:id="21" w:author="Голубович Даниил Дмитриевич" w:date="2026-01-21T11:12:00Z">
-                  <w:rPr>
-                    <w:rFonts w:ascii="Times New Roman" w:hAnsi="Times New Roman"/>
-                    <w:color w:val="000000"/>
-                    <w:sz w:val="24"/>
-                    <w:szCs w:val="24"/>
-                  </w:rPr>
-                </w:rPrChange>
-              </w:rPr>
-            </w:pPr>
-            <w:r>
-              <w:rPr>
-                <w:rFonts w:ascii="Times New Roman" w:hAnsi="Times New Roman"/>
-                <w:color w:val="000000"/>
-                <w:sz w:val="24"/>
-                <w:szCs w:val="24"/>
-                <w:highlight w:val="green"/>
-                <w:rPrChange w:id="22" w:author="Голубович Даниил Дмитриевич" w:date="2026-01-21T11:12:00Z">
-                  <w:rPr>
-                    <w:rFonts w:ascii="Times New Roman" w:hAnsi="Times New Roman"/>
-                    <w:color w:val="000000"/>
-                    <w:sz w:val="24"/>
-                    <w:szCs w:val="24"/>
-                  </w:rPr>
-                </w:rPrChange>
-              </w:rPr>
-              <w:t>Указывать</w:t>
-            </w:r>
-            <w:r>
-              <w:rPr>
-                <w:rFonts w:ascii="Times New Roman" w:hAnsi="Times New Roman"/>
-                <w:color w:val="000000"/>
-                <w:sz w:val="24"/>
-                <w:szCs w:val="24"/>
-                <w:highlight w:val="green"/>
-                <w:rPrChange w:id="23" w:author="Голубович Даниил Дмитриевич" w:date="2026-01-21T11:12:00Z">
-                  <w:rPr>
-                    <w:rFonts w:ascii="Times New Roman" w:hAnsi="Times New Roman"/>
-                    <w:color w:val="000000"/>
-                    <w:sz w:val="24"/>
-                    <w:szCs w:val="24"/>
-                  </w:rPr>
-                </w:rPrChange>
-              </w:rPr>
-              <w:t>,</w:t>
-            </w:r>
-            <w:r>
-              <w:rPr>
-                <w:rFonts w:ascii="Times New Roman" w:hAnsi="Times New Roman"/>
-                <w:color w:val="000000"/>
-                <w:sz w:val="24"/>
-                <w:szCs w:val="24"/>
-                <w:highlight w:val="green"/>
-                <w:rPrChange w:id="24" w:author="Голубович Даниил Дмитриевич" w:date="2026-01-21T11:12:00Z">
-                  <w:rPr>
-                    <w:rFonts w:ascii="Times New Roman" w:hAnsi="Times New Roman"/>
-                    <w:color w:val="000000"/>
-                    <w:sz w:val="24"/>
-                    <w:szCs w:val="24"/>
-                  </w:rPr>
-                </w:rPrChange>
-              </w:rPr>
-              <w:t xml:space="preserve"> к чему относятся </w:t>
-            </w:r>
-            <w:r>
-              <w:rPr>
-                <w:rFonts w:ascii="Times New Roman" w:hAnsi="Times New Roman"/>
-                <w:color w:val="000000"/>
-                <w:sz w:val="24"/>
-                <w:szCs w:val="24"/>
-                <w:highlight w:val="green"/>
-                <w:rPrChange w:id="25" w:author="Голубович Даниил Дмитриевич" w:date="2026-01-21T11:12:00Z">
-                  <w:rPr>
-                    <w:rFonts w:ascii="Times New Roman" w:hAnsi="Times New Roman"/>
-                    <w:color w:val="000000"/>
-                    <w:sz w:val="24"/>
-                    <w:szCs w:val="24"/>
-                  </w:rPr>
-                </w:rPrChange>
-              </w:rPr>
-              <w:t>Свойств</w:t>
-            </w:r>
-            <w:r>
-              <w:rPr>
-                <w:rFonts w:ascii="Times New Roman" w:hAnsi="Times New Roman"/>
-                <w:color w:val="000000"/>
-                <w:sz w:val="24"/>
-                <w:szCs w:val="24"/>
-                <w:highlight w:val="green"/>
-                <w:rPrChange w:id="26" w:author="Голубович Даниил Дмитриевич" w:date="2026-01-21T11:12:00Z">
-                  <w:rPr>
-                    <w:rFonts w:ascii="Times New Roman" w:hAnsi="Times New Roman"/>
-                    <w:color w:val="000000"/>
-                    <w:sz w:val="24"/>
-                    <w:szCs w:val="24"/>
-                  </w:rPr>
-                </w:rPrChange>
-              </w:rPr>
-              <w:t>а</w:t>
-            </w:r>
-            <w:r>
-              <w:rPr>
-                <w:rFonts w:ascii="Times New Roman" w:hAnsi="Times New Roman"/>
-                <w:color w:val="000000"/>
-                <w:sz w:val="24"/>
-                <w:szCs w:val="24"/>
-                <w:highlight w:val="green"/>
                 <w:rPrChange w:id="27" w:author="Голубович Даниил Дмитриевич" w:date="2026-01-21T11:12:00Z">
                   <w:rPr>
                     <w:rFonts w:ascii="Times New Roman" w:hAnsi="Times New Roman"/>
@@ -4012,8 +3930,7 @@
                   </w:rPr>
                 </w:rPrChange>
               </w:rPr>
-              <w:t xml:space="preserve"> операции</w:t>
-            </w:r>
+            </w:pPr>
             <w:r>
               <w:rPr>
                 <w:rFonts w:ascii="Times New Roman" w:hAnsi="Times New Roman"/>
@@ -4030,7 +3947,7 @@
                   </w:rPr>
                 </w:rPrChange>
               </w:rPr>
-              <w:t xml:space="preserve"> (с указанием операции, задачи и номера шага) (повторно)</w:t>
+              <w:t>Указывать</w:t>
             </w:r>
             <w:r>
               <w:rPr>
@@ -4048,13 +3965,9 @@
                   </w:rPr>
                 </w:rPrChange>
               </w:rPr>
-              <w:t>:</w:t>
-            </w:r>
-          </w:p>
-          <w:p>
-            <w:pPr>
-              <w:pStyle w:val="a3"/>
-              <w:ind w:left="433" w:hanging="142"/>
+              <w:t>,</w:t>
+            </w:r>
+            <w:r>
               <w:rPr>
                 <w:rFonts w:ascii="Times New Roman" w:hAnsi="Times New Roman"/>
                 <w:color w:val="000000"/>
@@ -4070,12 +3983,124 @@
                   </w:rPr>
                 </w:rPrChange>
               </w:rPr>
+              <w:t xml:space="preserve"> к чему относятся </w:t>
+            </w:r>
+            <w:r>
+              <w:rPr>
+                <w:rFonts w:ascii="Times New Roman" w:hAnsi="Times New Roman"/>
+                <w:color w:val="000000"/>
+                <w:sz w:val="24"/>
+                <w:szCs w:val="24"/>
+                <w:highlight w:val="green"/>
+                <w:rPrChange w:id="31" w:author="Голубович Даниил Дмитриевич" w:date="2026-01-21T11:12:00Z">
+                  <w:rPr>
+                    <w:rFonts w:ascii="Times New Roman" w:hAnsi="Times New Roman"/>
+                    <w:color w:val="000000"/>
+                    <w:sz w:val="24"/>
+                    <w:szCs w:val="24"/>
+                  </w:rPr>
+                </w:rPrChange>
+              </w:rPr>
+              <w:t>Свойств</w:t>
+            </w:r>
+            <w:r>
+              <w:rPr>
+                <w:rFonts w:ascii="Times New Roman" w:hAnsi="Times New Roman"/>
+                <w:color w:val="000000"/>
+                <w:sz w:val="24"/>
+                <w:szCs w:val="24"/>
+                <w:highlight w:val="green"/>
+                <w:rPrChange w:id="32" w:author="Голубович Даниил Дмитриевич" w:date="2026-01-21T11:12:00Z">
+                  <w:rPr>
+                    <w:rFonts w:ascii="Times New Roman" w:hAnsi="Times New Roman"/>
+                    <w:color w:val="000000"/>
+                    <w:sz w:val="24"/>
+                    <w:szCs w:val="24"/>
+                  </w:rPr>
+                </w:rPrChange>
+              </w:rPr>
+              <w:t>а</w:t>
+            </w:r>
+            <w:r>
+              <w:rPr>
+                <w:rFonts w:ascii="Times New Roman" w:hAnsi="Times New Roman"/>
+                <w:color w:val="000000"/>
+                <w:sz w:val="24"/>
+                <w:szCs w:val="24"/>
+                <w:highlight w:val="green"/>
+                <w:rPrChange w:id="33" w:author="Голубович Даниил Дмитриевич" w:date="2026-01-21T11:12:00Z">
+                  <w:rPr>
+                    <w:rFonts w:ascii="Times New Roman" w:hAnsi="Times New Roman"/>
+                    <w:color w:val="000000"/>
+                    <w:sz w:val="24"/>
+                    <w:szCs w:val="24"/>
+                  </w:rPr>
+                </w:rPrChange>
+              </w:rPr>
+              <w:t xml:space="preserve"> операции</w:t>
+            </w:r>
+            <w:r>
+              <w:rPr>
+                <w:rFonts w:ascii="Times New Roman" w:hAnsi="Times New Roman"/>
+                <w:color w:val="000000"/>
+                <w:sz w:val="24"/>
+                <w:szCs w:val="24"/>
+                <w:highlight w:val="green"/>
+                <w:rPrChange w:id="34" w:author="Голубович Даниил Дмитриевич" w:date="2026-01-21T11:12:00Z">
+                  <w:rPr>
+                    <w:rFonts w:ascii="Times New Roman" w:hAnsi="Times New Roman"/>
+                    <w:color w:val="000000"/>
+                    <w:sz w:val="24"/>
+                    <w:szCs w:val="24"/>
+                  </w:rPr>
+                </w:rPrChange>
+              </w:rPr>
+              <w:t xml:space="preserve"> (с указанием операции, задачи и номера шага) (повторно)</w:t>
+            </w:r>
+            <w:r>
+              <w:rPr>
+                <w:rFonts w:ascii="Times New Roman" w:hAnsi="Times New Roman"/>
+                <w:color w:val="000000"/>
+                <w:sz w:val="24"/>
+                <w:szCs w:val="24"/>
+                <w:highlight w:val="green"/>
+                <w:rPrChange w:id="35" w:author="Голубович Даниил Дмитриевич" w:date="2026-01-21T11:12:00Z">
+                  <w:rPr>
+                    <w:rFonts w:ascii="Times New Roman" w:hAnsi="Times New Roman"/>
+                    <w:color w:val="000000"/>
+                    <w:sz w:val="24"/>
+                    <w:szCs w:val="24"/>
+                  </w:rPr>
+                </w:rPrChange>
+              </w:rPr>
+              <w:t>:</w:t>
+            </w:r>
+          </w:p>
+          <w:p>
+            <w:pPr>
+              <w:pStyle w:val="a3"/>
+              <w:ind w:left="433" w:hanging="142"/>
+              <w:rPr>
+                <w:rFonts w:ascii="Times New Roman" w:hAnsi="Times New Roman"/>
+                <w:color w:val="000000"/>
+                <w:sz w:val="24"/>
+                <w:szCs w:val="24"/>
+                <w:highlight w:val="green"/>
+                <w:rPrChange w:id="36" w:author="Голубович Даниил Дмитриевич" w:date="2026-01-21T11:12:00Z">
+                  <w:rPr>
+                    <w:rFonts w:ascii="Times New Roman" w:hAnsi="Times New Roman"/>
+                    <w:color w:val="000000"/>
+                    <w:sz w:val="24"/>
+                    <w:szCs w:val="24"/>
+                  </w:rPr>
+                </w:rPrChange>
+              </w:rPr>
             </w:pPr>
             <w:r>
               <w:rPr>
                 <w:noProof/>
                 <w:highlight w:val="green"/>
-                <w:rPrChange w:id="31" w:author="Голубович Даниил Дмитриевич" w:date="2026-01-21T11:12:00Z">
+                <w:rPrChange w:id="37" w:author="Голубович Даниил Дмитриевич" w:date="2026-01-21T11:12:00Z">
                   <w:rPr>
                     <w:noProof/>
                   </w:rPr>
@@ -4128,118 +4153,6 @@
                 <w:sz w:val="24"/>
                 <w:szCs w:val="24"/>
                 <w:highlight w:val="green"/>
-                <w:rPrChange w:id="32" w:author="Голубович Даниил Дмитриевич" w:date="2026-01-21T11:12:00Z">
-                  <w:rPr>
-                    <w:rFonts w:ascii="Times New Roman" w:hAnsi="Times New Roman"/>
-                    <w:color w:val="000000"/>
-                    <w:sz w:val="24"/>
-                    <w:szCs w:val="24"/>
-                  </w:rPr>
-                </w:rPrChange>
-              </w:rPr>
-            </w:pPr>
-            <w:r>
-              <w:rPr>
-                <w:rFonts w:ascii="Times New Roman" w:hAnsi="Times New Roman"/>
-                <w:color w:val="000000"/>
-                <w:sz w:val="24"/>
-                <w:szCs w:val="24"/>
-                <w:highlight w:val="green"/>
-                <w:rPrChange w:id="33" w:author="Голубович Даниил Дмитриевич" w:date="2026-01-21T11:12:00Z">
-                  <w:rPr>
-                    <w:rFonts w:ascii="Times New Roman" w:hAnsi="Times New Roman"/>
-                    <w:color w:val="000000"/>
-                    <w:sz w:val="24"/>
-                    <w:szCs w:val="24"/>
-                  </w:rPr>
-                </w:rPrChange>
-              </w:rPr>
-              <w:t>Пример:</w:t>
-            </w:r>
-          </w:p>
-          <w:p>
-            <w:pPr>
-              <w:pStyle w:val="a3"/>
-              <w:ind w:left="433"/>
-              <w:rPr>
-                <w:rFonts w:ascii="Times New Roman" w:hAnsi="Times New Roman"/>
-                <w:color w:val="000000"/>
-                <w:sz w:val="24"/>
-                <w:szCs w:val="24"/>
-                <w:highlight w:val="green"/>
-                <w:rPrChange w:id="34" w:author="Голубович Даниил Дмитриевич" w:date="2026-01-21T11:12:00Z">
-                  <w:rPr>
-                    <w:rFonts w:ascii="Times New Roman" w:hAnsi="Times New Roman"/>
-                    <w:color w:val="000000"/>
-                    <w:sz w:val="24"/>
-                    <w:szCs w:val="24"/>
-                  </w:rPr>
-                </w:rPrChange>
-              </w:rPr>
-            </w:pPr>
-            <w:proofErr w:type="spellStart"/>
-            <w:r>
-              <w:rPr>
-                <w:rFonts w:ascii="Times New Roman" w:hAnsi="Times New Roman"/>
-                <w:color w:val="000000"/>
-                <w:sz w:val="24"/>
-                <w:szCs w:val="24"/>
-                <w:highlight w:val="green"/>
-                <w:rPrChange w:id="35" w:author="Голубович Даниил Дмитриевич" w:date="2026-01-21T11:12:00Z">
-                  <w:rPr>
-                    <w:rFonts w:ascii="Times New Roman" w:hAnsi="Times New Roman"/>
-                    <w:color w:val="000000"/>
-                    <w:sz w:val="24"/>
-                    <w:szCs w:val="24"/>
-                  </w:rPr>
-                </w:rPrChange>
-              </w:rPr>
-              <w:t>Д.б</w:t>
-            </w:r>
-            <w:proofErr w:type="spellEnd"/>
-            <w:r>
-              <w:rPr>
-                <w:rFonts w:ascii="Times New Roman" w:hAnsi="Times New Roman"/>
-                <w:color w:val="000000"/>
-                <w:sz w:val="24"/>
-                <w:szCs w:val="24"/>
-                <w:highlight w:val="green"/>
-                <w:rPrChange w:id="36" w:author="Голубович Даниил Дмитриевич" w:date="2026-01-21T11:12:00Z">
-                  <w:rPr>
-                    <w:rFonts w:ascii="Times New Roman" w:hAnsi="Times New Roman"/>
-                    <w:color w:val="000000"/>
-                    <w:sz w:val="24"/>
-                    <w:szCs w:val="24"/>
-                  </w:rPr>
-                </w:rPrChange>
-              </w:rPr>
-              <w:t>. ч</w:t>
-            </w:r>
-            <w:r>
-              <w:rPr>
-                <w:rFonts w:ascii="Times New Roman" w:hAnsi="Times New Roman"/>
-                <w:color w:val="000000"/>
-                <w:sz w:val="24"/>
-                <w:szCs w:val="24"/>
-                <w:highlight w:val="green"/>
-                <w:rPrChange w:id="37" w:author="Голубович Даниил Дмитриевич" w:date="2026-01-21T11:12:00Z">
-                  <w:rPr>
-                    <w:rFonts w:ascii="Times New Roman" w:hAnsi="Times New Roman"/>
-                    <w:color w:val="000000"/>
-                    <w:sz w:val="24"/>
-                    <w:szCs w:val="24"/>
-                  </w:rPr>
-                </w:rPrChange>
-              </w:rPr>
-              <w:t>етко видно к какой задаче, к какой операции относится данная настройка</w:t>
-            </w:r>
-            <w:r>
-              <w:rPr>
-                <w:rFonts w:ascii="Times New Roman" w:hAnsi="Times New Roman"/>
-                <w:color w:val="000000"/>
-                <w:sz w:val="24"/>
-                <w:szCs w:val="24"/>
-                <w:highlight w:val="green"/>
                 <w:rPrChange w:id="38" w:author="Голубович Даниил Дмитриевич" w:date="2026-01-21T11:12:00Z">
                   <w:rPr>
                     <w:rFonts w:ascii="Times New Roman" w:hAnsi="Times New Roman"/>
@@ -4249,13 +4162,8 @@
                   </w:rPr>
                 </w:rPrChange>
               </w:rPr>
-              <w:t>:</w:t>
-            </w:r>
-          </w:p>
-          <w:p>
-            <w:pPr>
-              <w:pStyle w:val="a3"/>
-              <w:ind w:left="433" w:hanging="142"/>
+            </w:pPr>
+            <w:r>
               <w:rPr>
                 <w:rFonts w:ascii="Times New Roman" w:hAnsi="Times New Roman"/>
                 <w:color w:val="000000"/>
@@ -4271,12 +4179,129 @@
                   </w:rPr>
                 </w:rPrChange>
               </w:rPr>
+              <w:t>Пример:</w:t>
+            </w:r>
+          </w:p>
+          <w:p>
+            <w:pPr>
+              <w:pStyle w:val="a3"/>
+              <w:ind w:left="433"/>
+              <w:rPr>
+                <w:rFonts w:ascii="Times New Roman" w:hAnsi="Times New Roman"/>
+                <w:color w:val="000000"/>
+                <w:sz w:val="24"/>
+                <w:szCs w:val="24"/>
+                <w:highlight w:val="green"/>
+                <w:rPrChange w:id="40" w:author="Голубович Даниил Дмитриевич" w:date="2026-01-21T11:12:00Z">
+                  <w:rPr>
+                    <w:rFonts w:ascii="Times New Roman" w:hAnsi="Times New Roman"/>
+                    <w:color w:val="000000"/>
+                    <w:sz w:val="24"/>
+                    <w:szCs w:val="24"/>
+                  </w:rPr>
+                </w:rPrChange>
+              </w:rPr>
+            </w:pPr>
+            <w:proofErr w:type="spellStart"/>
+            <w:r>
+              <w:rPr>
+                <w:rFonts w:ascii="Times New Roman" w:hAnsi="Times New Roman"/>
+                <w:color w:val="000000"/>
+                <w:sz w:val="24"/>
+                <w:szCs w:val="24"/>
+                <w:highlight w:val="green"/>
+                <w:rPrChange w:id="41" w:author="Голубович Даниил Дмитриевич" w:date="2026-01-21T11:12:00Z">
+                  <w:rPr>
+                    <w:rFonts w:ascii="Times New Roman" w:hAnsi="Times New Roman"/>
+                    <w:color w:val="000000"/>
+                    <w:sz w:val="24"/>
+                    <w:szCs w:val="24"/>
+                  </w:rPr>
+                </w:rPrChange>
+              </w:rPr>
+              <w:t>Д.б</w:t>
+            </w:r>
+            <w:proofErr w:type="spellEnd"/>
+            <w:r>
+              <w:rPr>
+                <w:rFonts w:ascii="Times New Roman" w:hAnsi="Times New Roman"/>
+                <w:color w:val="000000"/>
+                <w:sz w:val="24"/>
+                <w:szCs w:val="24"/>
+                <w:highlight w:val="green"/>
+                <w:rPrChange w:id="42" w:author="Голубович Даниил Дмитриевич" w:date="2026-01-21T11:12:00Z">
+                  <w:rPr>
+                    <w:rFonts w:ascii="Times New Roman" w:hAnsi="Times New Roman"/>
+                    <w:color w:val="000000"/>
+                    <w:sz w:val="24"/>
+                    <w:szCs w:val="24"/>
+                  </w:rPr>
+                </w:rPrChange>
+              </w:rPr>
+              <w:t>. ч</w:t>
+            </w:r>
+            <w:r>
+              <w:rPr>
+                <w:rFonts w:ascii="Times New Roman" w:hAnsi="Times New Roman"/>
+                <w:color w:val="000000"/>
+                <w:sz w:val="24"/>
+                <w:szCs w:val="24"/>
+                <w:highlight w:val="green"/>
+                <w:rPrChange w:id="43" w:author="Голубович Даниил Дмитриевич" w:date="2026-01-21T11:12:00Z">
+                  <w:rPr>
+                    <w:rFonts w:ascii="Times New Roman" w:hAnsi="Times New Roman"/>
+                    <w:color w:val="000000"/>
+                    <w:sz w:val="24"/>
+                    <w:szCs w:val="24"/>
+                  </w:rPr>
+                </w:rPrChange>
+              </w:rPr>
+              <w:t>етко видно к какой задаче, к какой операции относится данная настройка</w:t>
+            </w:r>
+            <w:r>
+              <w:rPr>
+                <w:rFonts w:ascii="Times New Roman" w:hAnsi="Times New Roman"/>
+                <w:color w:val="000000"/>
+                <w:sz w:val="24"/>
+                <w:szCs w:val="24"/>
+                <w:highlight w:val="green"/>
+                <w:rPrChange w:id="44" w:author="Голубович Даниил Дмитриевич" w:date="2026-01-21T11:12:00Z">
+                  <w:rPr>
+                    <w:rFonts w:ascii="Times New Roman" w:hAnsi="Times New Roman"/>
+                    <w:color w:val="000000"/>
+                    <w:sz w:val="24"/>
+                    <w:szCs w:val="24"/>
+                  </w:rPr>
+                </w:rPrChange>
+              </w:rPr>
+              <w:t>:</w:t>
+            </w:r>
+          </w:p>
+          <w:p>
+            <w:pPr>
+              <w:pStyle w:val="a3"/>
+              <w:ind w:left="433" w:hanging="142"/>
+              <w:rPr>
+                <w:rFonts w:ascii="Times New Roman" w:hAnsi="Times New Roman"/>
+                <w:color w:val="000000"/>
+                <w:sz w:val="24"/>
+                <w:szCs w:val="24"/>
+                <w:highlight w:val="green"/>
+                <w:rPrChange w:id="45" w:author="Голубович Даниил Дмитриевич" w:date="2026-01-21T11:12:00Z">
+                  <w:rPr>
+                    <w:rFonts w:ascii="Times New Roman" w:hAnsi="Times New Roman"/>
+                    <w:color w:val="000000"/>
+                    <w:sz w:val="24"/>
+                    <w:szCs w:val="24"/>
+                  </w:rPr>
+                </w:rPrChange>
+              </w:rPr>
             </w:pPr>
             <w:r>
               <w:rPr>
                 <w:noProof/>
                 <w:highlight w:val="green"/>
-                <w:rPrChange w:id="40" w:author="Голубович Даниил Дмитриевич" w:date="2026-01-21T11:12:00Z">
+                <w:rPrChange w:id="46" w:author="Голубович Даниил Дмитриевич" w:date="2026-01-21T11:12:00Z">
                   <w:rPr>
                     <w:noProof/>
                   </w:rPr>
@@ -4329,122 +4354,6 @@
                 <w:sz w:val="24"/>
                 <w:szCs w:val="24"/>
                 <w:highlight w:val="green"/>
-                <w:rPrChange w:id="41" w:author="Голубович Даниил Дмитриевич" w:date="2026-01-21T11:12:00Z">
-                  <w:rPr>
-                    <w:rFonts w:ascii="Times New Roman" w:hAnsi="Times New Roman"/>
-                    <w:color w:val="000000"/>
-                    <w:sz w:val="24"/>
-                    <w:szCs w:val="24"/>
-                  </w:rPr>
-                </w:rPrChange>
-              </w:rPr>
-            </w:pPr>
-          </w:p>
-          <w:p>
-            <w:pPr>
-              <w:pStyle w:val="a3"/>
-              <w:numPr>
-                <w:ilvl w:val="0"/>
-                <w:numId w:val="48"/>
-              </w:numPr>
-              <w:ind w:left="433"/>
-              <w:rPr>
-                <w:rFonts w:ascii="Times New Roman" w:hAnsi="Times New Roman"/>
-                <w:color w:val="000000"/>
-                <w:sz w:val="24"/>
-                <w:szCs w:val="24"/>
-                <w:highlight w:val="green"/>
-                <w:rPrChange w:id="42" w:author="Голубович Даниил Дмитриевич" w:date="2026-01-21T11:12:00Z">
-                  <w:rPr>
-                    <w:rFonts w:ascii="Times New Roman" w:hAnsi="Times New Roman"/>
-                    <w:color w:val="000000"/>
-                    <w:sz w:val="24"/>
-                    <w:szCs w:val="24"/>
-                  </w:rPr>
-                </w:rPrChange>
-              </w:rPr>
-            </w:pPr>
-            <w:proofErr w:type="spellStart"/>
-            <w:r>
-              <w:rPr>
-                <w:rFonts w:ascii="Times New Roman" w:hAnsi="Times New Roman"/>
-                <w:color w:val="000000"/>
-                <w:sz w:val="24"/>
-                <w:szCs w:val="24"/>
-                <w:highlight w:val="green"/>
-                <w:rPrChange w:id="43" w:author="Голубович Даниил Дмитриевич" w:date="2026-01-21T11:12:00Z">
-                  <w:rPr>
-                    <w:rFonts w:ascii="Times New Roman" w:hAnsi="Times New Roman"/>
-                    <w:color w:val="000000"/>
-                    <w:sz w:val="24"/>
-                    <w:szCs w:val="24"/>
-                  </w:rPr>
-                </w:rPrChange>
-              </w:rPr>
-              <w:t>Доп.свойства</w:t>
-            </w:r>
-            <w:proofErr w:type="spellEnd"/>
-            <w:r>
-              <w:rPr>
-                <w:rFonts w:ascii="Times New Roman" w:hAnsi="Times New Roman"/>
-                <w:color w:val="000000"/>
-                <w:sz w:val="24"/>
-                <w:szCs w:val="24"/>
-                <w:highlight w:val="green"/>
-                <w:rPrChange w:id="44" w:author="Голубович Даниил Дмитриевич" w:date="2026-01-21T11:12:00Z">
-                  <w:rPr>
-                    <w:rFonts w:ascii="Times New Roman" w:hAnsi="Times New Roman"/>
-                    <w:color w:val="000000"/>
-                    <w:sz w:val="24"/>
-                    <w:szCs w:val="24"/>
-                  </w:rPr>
-                </w:rPrChange>
-              </w:rPr>
-              <w:t xml:space="preserve"> не заданы, а отметка</w:t>
-            </w:r>
-            <w:r>
-              <w:rPr>
-                <w:rFonts w:ascii="Times New Roman" w:hAnsi="Times New Roman"/>
-                <w:color w:val="000000"/>
-                <w:sz w:val="24"/>
-                <w:szCs w:val="24"/>
-                <w:highlight w:val="green"/>
-                <w:rPrChange w:id="45" w:author="Голубович Даниил Дмитриевич" w:date="2026-01-21T11:12:00Z">
-                  <w:rPr>
-                    <w:rFonts w:ascii="Times New Roman" w:hAnsi="Times New Roman"/>
-                    <w:color w:val="000000"/>
-                    <w:sz w:val="24"/>
-                    <w:szCs w:val="24"/>
-                  </w:rPr>
-                </w:rPrChange>
-              </w:rPr>
-              <w:t xml:space="preserve"> об их</w:t>
-            </w:r>
-            <w:r>
-              <w:rPr>
-                <w:rFonts w:ascii="Times New Roman" w:hAnsi="Times New Roman"/>
-                <w:color w:val="000000"/>
-                <w:sz w:val="24"/>
-                <w:szCs w:val="24"/>
-                <w:highlight w:val="green"/>
-                <w:rPrChange w:id="46" w:author="Голубович Даниил Дмитриевич" w:date="2026-01-21T11:12:00Z">
-                  <w:rPr>
-                    <w:rFonts w:ascii="Times New Roman" w:hAnsi="Times New Roman"/>
-                    <w:color w:val="000000"/>
-                    <w:sz w:val="24"/>
-                    <w:szCs w:val="24"/>
-                  </w:rPr>
-                </w:rPrChange>
-              </w:rPr>
-              <w:t xml:space="preserve"> </w:t>
-            </w:r>
-            <w:r>
-              <w:rPr>
-                <w:rFonts w:ascii="Times New Roman" w:hAnsi="Times New Roman"/>
-                <w:color w:val="000000"/>
-                <w:sz w:val="24"/>
-                <w:szCs w:val="24"/>
-                <w:highlight w:val="green"/>
                 <w:rPrChange w:id="47" w:author="Голубович Даниил Дмитриевич" w:date="2026-01-21T11:12:00Z">
                   <w:rPr>
                     <w:rFonts w:ascii="Times New Roman" w:hAnsi="Times New Roman"/>
@@ -4454,9 +4363,16 @@
                   </w:rPr>
                 </w:rPrChange>
               </w:rPr>
-              <w:t>наличии</w:t>
-            </w:r>
-            <w:r>
+            </w:pPr>
+          </w:p>
+          <w:p>
+            <w:pPr>
+              <w:pStyle w:val="a3"/>
+              <w:numPr>
+                <w:ilvl w:val="0"/>
+                <w:numId w:val="48"/>
+              </w:numPr>
+              <w:ind w:left="433"/>
               <w:rPr>
                 <w:rFonts w:ascii="Times New Roman" w:hAnsi="Times New Roman"/>
                 <w:color w:val="000000"/>
@@ -4472,12 +4388,9 @@
                   </w:rPr>
                 </w:rPrChange>
               </w:rPr>
-              <w:t xml:space="preserve"> установлена:</w:t>
-            </w:r>
-          </w:p>
-          <w:p>
-            <w:pPr>
-              <w:ind w:left="433"/>
+            </w:pPr>
+            <w:proofErr w:type="spellStart"/>
+            <w:r>
               <w:rPr>
                 <w:rFonts w:ascii="Times New Roman" w:hAnsi="Times New Roman"/>
                 <w:color w:val="000000"/>
@@ -4493,12 +4406,124 @@
                   </w:rPr>
                 </w:rPrChange>
               </w:rPr>
+              <w:t>Доп.свойства</w:t>
+            </w:r>
+            <w:proofErr w:type="spellEnd"/>
+            <w:r>
+              <w:rPr>
+                <w:rFonts w:ascii="Times New Roman" w:hAnsi="Times New Roman"/>
+                <w:color w:val="000000"/>
+                <w:sz w:val="24"/>
+                <w:szCs w:val="24"/>
+                <w:highlight w:val="green"/>
+                <w:rPrChange w:id="50" w:author="Голубович Даниил Дмитриевич" w:date="2026-01-21T11:12:00Z">
+                  <w:rPr>
+                    <w:rFonts w:ascii="Times New Roman" w:hAnsi="Times New Roman"/>
+                    <w:color w:val="000000"/>
+                    <w:sz w:val="24"/>
+                    <w:szCs w:val="24"/>
+                  </w:rPr>
+                </w:rPrChange>
+              </w:rPr>
+              <w:t xml:space="preserve"> не заданы, а отметка</w:t>
+            </w:r>
+            <w:r>
+              <w:rPr>
+                <w:rFonts w:ascii="Times New Roman" w:hAnsi="Times New Roman"/>
+                <w:color w:val="000000"/>
+                <w:sz w:val="24"/>
+                <w:szCs w:val="24"/>
+                <w:highlight w:val="green"/>
+                <w:rPrChange w:id="51" w:author="Голубович Даниил Дмитриевич" w:date="2026-01-21T11:12:00Z">
+                  <w:rPr>
+                    <w:rFonts w:ascii="Times New Roman" w:hAnsi="Times New Roman"/>
+                    <w:color w:val="000000"/>
+                    <w:sz w:val="24"/>
+                    <w:szCs w:val="24"/>
+                  </w:rPr>
+                </w:rPrChange>
+              </w:rPr>
+              <w:t xml:space="preserve"> об их</w:t>
+            </w:r>
+            <w:r>
+              <w:rPr>
+                <w:rFonts w:ascii="Times New Roman" w:hAnsi="Times New Roman"/>
+                <w:color w:val="000000"/>
+                <w:sz w:val="24"/>
+                <w:szCs w:val="24"/>
+                <w:highlight w:val="green"/>
+                <w:rPrChange w:id="52" w:author="Голубович Даниил Дмитриевич" w:date="2026-01-21T11:12:00Z">
+                  <w:rPr>
+                    <w:rFonts w:ascii="Times New Roman" w:hAnsi="Times New Roman"/>
+                    <w:color w:val="000000"/>
+                    <w:sz w:val="24"/>
+                    <w:szCs w:val="24"/>
+                  </w:rPr>
+                </w:rPrChange>
+              </w:rPr>
+              <w:t xml:space="preserve"> </w:t>
+            </w:r>
+            <w:r>
+              <w:rPr>
+                <w:rFonts w:ascii="Times New Roman" w:hAnsi="Times New Roman"/>
+                <w:color w:val="000000"/>
+                <w:sz w:val="24"/>
+                <w:szCs w:val="24"/>
+                <w:highlight w:val="green"/>
+                <w:rPrChange w:id="53" w:author="Голубович Даниил Дмитриевич" w:date="2026-01-21T11:12:00Z">
+                  <w:rPr>
+                    <w:rFonts w:ascii="Times New Roman" w:hAnsi="Times New Roman"/>
+                    <w:color w:val="000000"/>
+                    <w:sz w:val="24"/>
+                    <w:szCs w:val="24"/>
+                  </w:rPr>
+                </w:rPrChange>
+              </w:rPr>
+              <w:t>наличии</w:t>
+            </w:r>
+            <w:r>
+              <w:rPr>
+                <w:rFonts w:ascii="Times New Roman" w:hAnsi="Times New Roman"/>
+                <w:color w:val="000000"/>
+                <w:sz w:val="24"/>
+                <w:szCs w:val="24"/>
+                <w:highlight w:val="green"/>
+                <w:rPrChange w:id="54" w:author="Голубович Даниил Дмитриевич" w:date="2026-01-21T11:12:00Z">
+                  <w:rPr>
+                    <w:rFonts w:ascii="Times New Roman" w:hAnsi="Times New Roman"/>
+                    <w:color w:val="000000"/>
+                    <w:sz w:val="24"/>
+                    <w:szCs w:val="24"/>
+                  </w:rPr>
+                </w:rPrChange>
+              </w:rPr>
+              <w:t xml:space="preserve"> установлена:</w:t>
+            </w:r>
+          </w:p>
+          <w:p>
+            <w:pPr>
+              <w:ind w:left="433"/>
+              <w:rPr>
+                <w:rFonts w:ascii="Times New Roman" w:hAnsi="Times New Roman"/>
+                <w:color w:val="000000"/>
+                <w:sz w:val="24"/>
+                <w:szCs w:val="24"/>
+                <w:highlight w:val="green"/>
+                <w:rPrChange w:id="55" w:author="Голубович Даниил Дмитриевич" w:date="2026-01-21T11:12:00Z">
+                  <w:rPr>
+                    <w:rFonts w:ascii="Times New Roman" w:hAnsi="Times New Roman"/>
+                    <w:color w:val="000000"/>
+                    <w:sz w:val="24"/>
+                    <w:szCs w:val="24"/>
+                  </w:rPr>
+                </w:rPrChange>
+              </w:rPr>
             </w:pPr>
             <w:r>
               <w:rPr>
                 <w:noProof/>
                 <w:highlight w:val="green"/>
-                <w:rPrChange w:id="50" w:author="Голубович Даниил Дмитриевич" w:date="2026-01-21T11:12:00Z">
+                <w:rPrChange w:id="56" w:author="Голубович Даниил Дмитриевич" w:date="2026-01-21T11:12:00Z">
                   <w:rPr>
                     <w:noProof/>
                   </w:rPr>
@@ -4550,7 +4575,7 @@
                 <w:sz w:val="24"/>
                 <w:szCs w:val="24"/>
                 <w:highlight w:val="green"/>
-                <w:rPrChange w:id="51" w:author="Голубович Даниил Дмитриевич" w:date="2026-01-21T11:12:00Z">
+                <w:rPrChange w:id="57" w:author="Голубович Даниил Дмитриевич" w:date="2026-01-21T11:12:00Z">
                   <w:rPr>
                     <w:rFonts w:ascii="Times New Roman" w:hAnsi="Times New Roman"/>
                     <w:color w:val="000000"/>
@@ -4576,7 +4601,7 @@
               <w:rPr>
                 <w:noProof/>
                 <w:highlight w:val="green"/>
-                <w:rPrChange w:id="52" w:author="Голубович Даниил Дмитриевич" w:date="2026-01-21T11:12:00Z">
+                <w:rPrChange w:id="58" w:author="Голубович Даниил Дмитриевич" w:date="2026-01-21T11:12:00Z">
                   <w:rPr>
                     <w:noProof/>
                   </w:rPr>
@@ -4648,14 +4673,32 @@
                 <w:color w:val="000000"/>
                 <w:sz w:val="24"/>
                 <w:szCs w:val="24"/>
-              </w:rPr>
-            </w:pPr>
-            <w:r>
-              <w:rPr>
-                <w:rFonts w:ascii="Times New Roman" w:hAnsi="Times New Roman"/>
-                <w:color w:val="000000"/>
-                <w:sz w:val="24"/>
-                <w:szCs w:val="24"/>
+                <w:highlight w:val="green"/>
+                <w:rPrChange w:id="59" w:author="Голубович Даниил Дмитриевич" w:date="2026-02-02T16:20:00Z">
+                  <w:rPr>
+                    <w:rFonts w:ascii="Times New Roman" w:hAnsi="Times New Roman"/>
+                    <w:color w:val="000000"/>
+                    <w:sz w:val="24"/>
+                    <w:szCs w:val="24"/>
+                  </w:rPr>
+                </w:rPrChange>
+              </w:rPr>
+            </w:pPr>
+            <w:r>
+              <w:rPr>
+                <w:rFonts w:ascii="Times New Roman" w:hAnsi="Times New Roman"/>
+                <w:color w:val="000000"/>
+                <w:sz w:val="24"/>
+                <w:szCs w:val="24"/>
+                <w:highlight w:val="green"/>
+                <w:rPrChange w:id="60" w:author="Голубович Даниил Дмитриевич" w:date="2026-02-02T16:20:00Z">
+                  <w:rPr>
+                    <w:rFonts w:ascii="Times New Roman" w:hAnsi="Times New Roman"/>
+                    <w:color w:val="000000"/>
+                    <w:sz w:val="24"/>
+                    <w:szCs w:val="24"/>
+                  </w:rPr>
+                </w:rPrChange>
               </w:rPr>
               <w:t>Отображать на экране информацию о</w:t>
             </w:r>
@@ -4665,6 +4708,15 @@
                 <w:color w:val="000000"/>
                 <w:sz w:val="24"/>
                 <w:szCs w:val="24"/>
+                <w:highlight w:val="green"/>
+                <w:rPrChange w:id="61" w:author="Голубович Даниил Дмитриевич" w:date="2026-02-02T16:20:00Z">
+                  <w:rPr>
+                    <w:rFonts w:ascii="Times New Roman" w:hAnsi="Times New Roman"/>
+                    <w:color w:val="000000"/>
+                    <w:sz w:val="24"/>
+                    <w:szCs w:val="24"/>
+                  </w:rPr>
+                </w:rPrChange>
               </w:rPr>
               <w:t xml:space="preserve"> завершении работы задачи при достижении</w:t>
             </w:r>
@@ -4674,6 +4726,15 @@
                 <w:color w:val="000000"/>
                 <w:sz w:val="24"/>
                 <w:szCs w:val="24"/>
+                <w:highlight w:val="green"/>
+                <w:rPrChange w:id="62" w:author="Голубович Даниил Дмитриевич" w:date="2026-02-02T16:20:00Z">
+                  <w:rPr>
+                    <w:rFonts w:ascii="Times New Roman" w:hAnsi="Times New Roman"/>
+                    <w:color w:val="000000"/>
+                    <w:sz w:val="24"/>
+                    <w:szCs w:val="24"/>
+                  </w:rPr>
+                </w:rPrChange>
               </w:rPr>
               <w:t xml:space="preserve"> Лимита</w:t>
             </w:r>
@@ -4683,6 +4744,15 @@
                 <w:color w:val="000000"/>
                 <w:sz w:val="24"/>
                 <w:szCs w:val="24"/>
+                <w:highlight w:val="green"/>
+                <w:rPrChange w:id="63" w:author="Голубович Даниил Дмитриевич" w:date="2026-02-02T16:20:00Z">
+                  <w:rPr>
+                    <w:rFonts w:ascii="Times New Roman" w:hAnsi="Times New Roman"/>
+                    <w:color w:val="000000"/>
+                    <w:sz w:val="24"/>
+                    <w:szCs w:val="24"/>
+                  </w:rPr>
+                </w:rPrChange>
               </w:rPr>
               <w:t xml:space="preserve"> ее выполнения</w:t>
             </w:r>
@@ -4692,6 +4762,15 @@
                 <w:color w:val="000000"/>
                 <w:sz w:val="24"/>
                 <w:szCs w:val="24"/>
+                <w:highlight w:val="green"/>
+                <w:rPrChange w:id="64" w:author="Голубович Даниил Дмитриевич" w:date="2026-02-02T16:20:00Z">
+                  <w:rPr>
+                    <w:rFonts w:ascii="Times New Roman" w:hAnsi="Times New Roman"/>
+                    <w:color w:val="000000"/>
+                    <w:sz w:val="24"/>
+                    <w:szCs w:val="24"/>
+                  </w:rPr>
+                </w:rPrChange>
               </w:rPr>
               <w:t xml:space="preserve"> </w:t>
             </w:r>
@@ -4701,6 +4780,15 @@
                 <w:color w:val="000000"/>
                 <w:sz w:val="24"/>
                 <w:szCs w:val="24"/>
+                <w:highlight w:val="green"/>
+                <w:rPrChange w:id="65" w:author="Голубович Даниил Дмитриевич" w:date="2026-02-02T16:20:00Z">
+                  <w:rPr>
+                    <w:rFonts w:ascii="Times New Roman" w:hAnsi="Times New Roman"/>
+                    <w:color w:val="000000"/>
+                    <w:sz w:val="24"/>
+                    <w:szCs w:val="24"/>
+                  </w:rPr>
+                </w:rPrChange>
               </w:rPr>
               <w:t>путем соответствующей индикации</w:t>
             </w:r>
@@ -4710,6 +4798,15 @@
                 <w:color w:val="000000"/>
                 <w:sz w:val="24"/>
                 <w:szCs w:val="24"/>
+                <w:highlight w:val="green"/>
+                <w:rPrChange w:id="66" w:author="Голубович Даниил Дмитриевич" w:date="2026-02-02T16:20:00Z">
+                  <w:rPr>
+                    <w:rFonts w:ascii="Times New Roman" w:hAnsi="Times New Roman"/>
+                    <w:color w:val="000000"/>
+                    <w:sz w:val="24"/>
+                    <w:szCs w:val="24"/>
+                  </w:rPr>
+                </w:rPrChange>
               </w:rPr>
               <w:t xml:space="preserve">. </w:t>
             </w:r>
@@ -4732,6 +4829,15 @@
                 <w:color w:val="000000"/>
                 <w:sz w:val="24"/>
                 <w:szCs w:val="24"/>
+                <w:highlight w:val="green"/>
+                <w:rPrChange w:id="67" w:author="Голубович Даниил Дмитриевич" w:date="2026-02-02T16:20:00Z">
+                  <w:rPr>
+                    <w:rFonts w:ascii="Times New Roman" w:hAnsi="Times New Roman"/>
+                    <w:color w:val="000000"/>
+                    <w:sz w:val="24"/>
+                    <w:szCs w:val="24"/>
+                  </w:rPr>
+                </w:rPrChange>
               </w:rPr>
               <w:t>Например,</w:t>
             </w:r>
@@ -4741,6 +4847,15 @@
                 <w:color w:val="000000"/>
                 <w:sz w:val="24"/>
                 <w:szCs w:val="24"/>
+                <w:highlight w:val="green"/>
+                <w:rPrChange w:id="68" w:author="Голубович Даниил Дмитриевич" w:date="2026-02-02T16:20:00Z">
+                  <w:rPr>
+                    <w:rFonts w:ascii="Times New Roman" w:hAnsi="Times New Roman"/>
+                    <w:color w:val="000000"/>
+                    <w:sz w:val="24"/>
+                    <w:szCs w:val="24"/>
+                  </w:rPr>
+                </w:rPrChange>
               </w:rPr>
               <w:t xml:space="preserve"> </w:t>
             </w:r>
@@ -4750,6 +4865,15 @@
                 <w:color w:val="000000"/>
                 <w:sz w:val="24"/>
                 <w:szCs w:val="24"/>
+                <w:highlight w:val="green"/>
+                <w:rPrChange w:id="69" w:author="Голубович Даниил Дмитриевич" w:date="2026-02-02T16:20:00Z">
+                  <w:rPr>
+                    <w:rFonts w:ascii="Times New Roman" w:hAnsi="Times New Roman"/>
+                    <w:color w:val="000000"/>
+                    <w:sz w:val="24"/>
+                    <w:szCs w:val="24"/>
+                  </w:rPr>
+                </w:rPrChange>
               </w:rPr>
               <w:t xml:space="preserve">выполнение </w:t>
             </w:r>
@@ -4759,6 +4883,15 @@
                 <w:color w:val="000000"/>
                 <w:sz w:val="24"/>
                 <w:szCs w:val="24"/>
+                <w:highlight w:val="green"/>
+                <w:rPrChange w:id="70" w:author="Голубович Даниил Дмитриевич" w:date="2026-02-02T16:20:00Z">
+                  <w:rPr>
+                    <w:rFonts w:ascii="Times New Roman" w:hAnsi="Times New Roman"/>
+                    <w:color w:val="000000"/>
+                    <w:sz w:val="24"/>
+                    <w:szCs w:val="24"/>
+                  </w:rPr>
+                </w:rPrChange>
               </w:rPr>
               <w:t>задач</w:t>
             </w:r>
@@ -4768,6 +4901,15 @@
                 <w:color w:val="000000"/>
                 <w:sz w:val="24"/>
                 <w:szCs w:val="24"/>
+                <w:highlight w:val="green"/>
+                <w:rPrChange w:id="71" w:author="Голубович Даниил Дмитриевич" w:date="2026-02-02T16:20:00Z">
+                  <w:rPr>
+                    <w:rFonts w:ascii="Times New Roman" w:hAnsi="Times New Roman"/>
+                    <w:color w:val="000000"/>
+                    <w:sz w:val="24"/>
+                    <w:szCs w:val="24"/>
+                  </w:rPr>
+                </w:rPrChange>
               </w:rPr>
               <w:t>и достигло</w:t>
             </w:r>
@@ -4777,6 +4919,15 @@
                 <w:color w:val="000000"/>
                 <w:sz w:val="24"/>
                 <w:szCs w:val="24"/>
+                <w:highlight w:val="green"/>
+                <w:rPrChange w:id="72" w:author="Голубович Даниил Дмитриевич" w:date="2026-02-02T16:20:00Z">
+                  <w:rPr>
+                    <w:rFonts w:ascii="Times New Roman" w:hAnsi="Times New Roman"/>
+                    <w:color w:val="000000"/>
+                    <w:sz w:val="24"/>
+                    <w:szCs w:val="24"/>
+                  </w:rPr>
+                </w:rPrChange>
               </w:rPr>
               <w:t xml:space="preserve"> заданн</w:t>
             </w:r>
@@ -4786,6 +4937,15 @@
                 <w:color w:val="000000"/>
                 <w:sz w:val="24"/>
                 <w:szCs w:val="24"/>
+                <w:highlight w:val="green"/>
+                <w:rPrChange w:id="73" w:author="Голубович Даниил Дмитриевич" w:date="2026-02-02T16:20:00Z">
+                  <w:rPr>
+                    <w:rFonts w:ascii="Times New Roman" w:hAnsi="Times New Roman"/>
+                    <w:color w:val="000000"/>
+                    <w:sz w:val="24"/>
+                    <w:szCs w:val="24"/>
+                  </w:rPr>
+                </w:rPrChange>
               </w:rPr>
               <w:t>ого</w:t>
             </w:r>
@@ -4795,6 +4955,15 @@
                 <w:color w:val="000000"/>
                 <w:sz w:val="24"/>
                 <w:szCs w:val="24"/>
+                <w:highlight w:val="green"/>
+                <w:rPrChange w:id="74" w:author="Голубович Даниил Дмитриевич" w:date="2026-02-02T16:20:00Z">
+                  <w:rPr>
+                    <w:rFonts w:ascii="Times New Roman" w:hAnsi="Times New Roman"/>
+                    <w:color w:val="000000"/>
+                    <w:sz w:val="24"/>
+                    <w:szCs w:val="24"/>
+                  </w:rPr>
+                </w:rPrChange>
               </w:rPr>
               <w:t xml:space="preserve"> лимит</w:t>
             </w:r>
@@ -4804,6 +4973,15 @@
                 <w:color w:val="000000"/>
                 <w:sz w:val="24"/>
                 <w:szCs w:val="24"/>
+                <w:highlight w:val="green"/>
+                <w:rPrChange w:id="75" w:author="Голубович Даниил Дмитриевич" w:date="2026-02-02T16:20:00Z">
+                  <w:rPr>
+                    <w:rFonts w:ascii="Times New Roman" w:hAnsi="Times New Roman"/>
+                    <w:color w:val="000000"/>
+                    <w:sz w:val="24"/>
+                    <w:szCs w:val="24"/>
+                  </w:rPr>
+                </w:rPrChange>
               </w:rPr>
               <w:t>а –</w:t>
             </w:r>
@@ -4813,6 +4991,15 @@
                 <w:color w:val="000000"/>
                 <w:sz w:val="24"/>
                 <w:szCs w:val="24"/>
+                <w:highlight w:val="green"/>
+                <w:rPrChange w:id="76" w:author="Голубович Даниил Дмитриевич" w:date="2026-02-02T16:20:00Z">
+                  <w:rPr>
+                    <w:rFonts w:ascii="Times New Roman" w:hAnsi="Times New Roman"/>
+                    <w:color w:val="000000"/>
+                    <w:sz w:val="24"/>
+                    <w:szCs w:val="24"/>
+                  </w:rPr>
+                </w:rPrChange>
               </w:rPr>
               <w:t xml:space="preserve"> установлена</w:t>
             </w:r>
@@ -4822,6 +5009,15 @@
                 <w:color w:val="000000"/>
                 <w:sz w:val="24"/>
                 <w:szCs w:val="24"/>
+                <w:highlight w:val="green"/>
+                <w:rPrChange w:id="77" w:author="Голубович Даниил Дмитриевич" w:date="2026-02-02T16:20:00Z">
+                  <w:rPr>
+                    <w:rFonts w:ascii="Times New Roman" w:hAnsi="Times New Roman"/>
+                    <w:color w:val="000000"/>
+                    <w:sz w:val="24"/>
+                    <w:szCs w:val="24"/>
+                  </w:rPr>
+                </w:rPrChange>
               </w:rPr>
               <w:t xml:space="preserve"> соответствующая</w:t>
             </w:r>
@@ -4831,6 +5027,15 @@
                 <w:color w:val="000000"/>
                 <w:sz w:val="24"/>
                 <w:szCs w:val="24"/>
+                <w:highlight w:val="green"/>
+                <w:rPrChange w:id="78" w:author="Голубович Даниил Дмитриевич" w:date="2026-02-02T16:20:00Z">
+                  <w:rPr>
+                    <w:rFonts w:ascii="Times New Roman" w:hAnsi="Times New Roman"/>
+                    <w:color w:val="000000"/>
+                    <w:sz w:val="24"/>
+                    <w:szCs w:val="24"/>
+                  </w:rPr>
+                </w:rPrChange>
               </w:rPr>
               <w:t xml:space="preserve"> пиктограмма</w:t>
             </w:r>
@@ -4840,6 +5045,15 @@
                 <w:color w:val="000000"/>
                 <w:sz w:val="24"/>
                 <w:szCs w:val="24"/>
+                <w:highlight w:val="green"/>
+                <w:rPrChange w:id="79" w:author="Голубович Даниил Дмитриевич" w:date="2026-02-02T16:20:00Z">
+                  <w:rPr>
+                    <w:rFonts w:ascii="Times New Roman" w:hAnsi="Times New Roman"/>
+                    <w:color w:val="000000"/>
+                    <w:sz w:val="24"/>
+                    <w:szCs w:val="24"/>
+                  </w:rPr>
+                </w:rPrChange>
               </w:rPr>
               <w:t>, задача более не выполняется</w:t>
             </w:r>
@@ -4849,6 +5063,15 @@
                 <w:color w:val="000000"/>
                 <w:sz w:val="24"/>
                 <w:szCs w:val="24"/>
+                <w:highlight w:val="green"/>
+                <w:rPrChange w:id="80" w:author="Голубович Даниил Дмитриевич" w:date="2026-02-02T16:20:00Z">
+                  <w:rPr>
+                    <w:rFonts w:ascii="Times New Roman" w:hAnsi="Times New Roman"/>
+                    <w:color w:val="000000"/>
+                    <w:sz w:val="24"/>
+                    <w:szCs w:val="24"/>
+                  </w:rPr>
+                </w:rPrChange>
               </w:rPr>
               <w:t>.</w:t>
             </w:r>
@@ -4934,7 +5157,7 @@
                 <w:sz w:val="24"/>
                 <w:szCs w:val="24"/>
                 <w:highlight w:val="yellow"/>
-                <w:rPrChange w:id="53" w:author="Голубович Даниил Дмитриевич" w:date="2026-01-05T16:00:00Z">
+                <w:rPrChange w:id="81" w:author="Голубович Даниил Дмитриевич" w:date="2026-01-05T16:00:00Z">
                   <w:rPr>
                     <w:rFonts w:ascii="Times New Roman" w:hAnsi="Times New Roman"/>
                     <w:color w:val="000000"/>
@@ -4951,7 +5174,7 @@
                 <w:sz w:val="24"/>
                 <w:szCs w:val="24"/>
                 <w:highlight w:val="yellow"/>
-                <w:rPrChange w:id="54" w:author="Голубович Даниил Дмитриевич" w:date="2026-01-05T16:00:00Z">
+                <w:rPrChange w:id="82" w:author="Голубович Даниил Дмитриевич" w:date="2026-01-05T16:00:00Z">
                   <w:rPr>
                     <w:rFonts w:ascii="Times New Roman" w:hAnsi="Times New Roman"/>
                     <w:color w:val="000000"/>
@@ -4969,7 +5192,7 @@
                 <w:sz w:val="24"/>
                 <w:szCs w:val="24"/>
                 <w:highlight w:val="yellow"/>
-                <w:rPrChange w:id="55" w:author="Голубович Даниил Дмитриевич" w:date="2026-01-05T16:00:00Z">
+                <w:rPrChange w:id="83" w:author="Голубович Даниил Дмитриевич" w:date="2026-01-05T16:00:00Z">
                   <w:rPr>
                     <w:rFonts w:ascii="Times New Roman" w:hAnsi="Times New Roman"/>
                     <w:color w:val="000000"/>
@@ -4987,7 +5210,7 @@
                 <w:sz w:val="24"/>
                 <w:szCs w:val="24"/>
                 <w:highlight w:val="yellow"/>
-                <w:rPrChange w:id="56" w:author="Голубович Даниил Дмитриевич" w:date="2026-01-05T16:00:00Z">
+                <w:rPrChange w:id="84" w:author="Голубович Даниил Дмитриевич" w:date="2026-01-05T16:00:00Z">
                   <w:rPr>
                     <w:rFonts w:ascii="Times New Roman" w:hAnsi="Times New Roman"/>
                     <w:color w:val="000000"/>
@@ -5351,7 +5574,7 @@
                 <w:sz w:val="24"/>
                 <w:szCs w:val="24"/>
                 <w:highlight w:val="green"/>
-                <w:rPrChange w:id="57" w:author="Голубович Даниил Дмитриевич" w:date="2026-01-21T14:23:00Z">
+                <w:rPrChange w:id="85" w:author="Голубович Даниил Дмитриевич" w:date="2026-01-21T14:23:00Z">
                   <w:rPr>
                     <w:rFonts w:ascii="Times New Roman" w:hAnsi="Times New Roman"/>
                     <w:color w:val="000000"/>
@@ -5368,7 +5591,7 @@
                 <w:sz w:val="24"/>
                 <w:szCs w:val="24"/>
                 <w:highlight w:val="green"/>
-                <w:rPrChange w:id="58" w:author="Голубович Даниил Дмитриевич" w:date="2026-01-21T14:23:00Z">
+                <w:rPrChange w:id="86" w:author="Голубович Даниил Дмитриевич" w:date="2026-01-21T14:23:00Z">
                   <w:rPr>
                     <w:rFonts w:ascii="Times New Roman" w:hAnsi="Times New Roman"/>
                     <w:color w:val="000000"/>
@@ -5386,7 +5609,7 @@
                 <w:sz w:val="24"/>
                 <w:szCs w:val="24"/>
                 <w:highlight w:val="green"/>
-                <w:rPrChange w:id="59" w:author="Голубович Даниил Дмитриевич" w:date="2026-01-21T14:23:00Z">
+                <w:rPrChange w:id="87" w:author="Голубович Даниил Дмитриевич" w:date="2026-01-21T14:23:00Z">
                   <w:rPr>
                     <w:rFonts w:ascii="Times New Roman" w:hAnsi="Times New Roman"/>
                     <w:color w:val="000000"/>
@@ -5409,7 +5632,7 @@
                 <w:sz w:val="24"/>
                 <w:szCs w:val="24"/>
                 <w:highlight w:val="green"/>
-                <w:rPrChange w:id="60" w:author="Голубович Даниил Дмитриевич" w:date="2026-01-21T14:23:00Z">
+                <w:rPrChange w:id="88" w:author="Голубович Даниил Дмитриевич" w:date="2026-01-21T14:23:00Z">
                   <w:rPr>
                     <w:rFonts w:ascii="Times New Roman" w:hAnsi="Times New Roman"/>
                     <w:color w:val="000000"/>
@@ -5426,7 +5649,7 @@
                 <w:sz w:val="24"/>
                 <w:szCs w:val="24"/>
                 <w:highlight w:val="green"/>
-                <w:rPrChange w:id="61" w:author="Голубович Даниил Дмитриевич" w:date="2026-01-21T14:23:00Z">
+                <w:rPrChange w:id="89" w:author="Голубович Даниил Дмитриевич" w:date="2026-01-21T14:23:00Z">
                   <w:rPr>
                     <w:rFonts w:ascii="Times New Roman" w:hAnsi="Times New Roman"/>
                     <w:color w:val="000000"/>
@@ -5444,7 +5667,7 @@
                 <w:sz w:val="24"/>
                 <w:szCs w:val="24"/>
                 <w:highlight w:val="green"/>
-                <w:rPrChange w:id="62" w:author="Голубович Даниил Дмитриевич" w:date="2026-01-21T14:23:00Z">
+                <w:rPrChange w:id="90" w:author="Голубович Даниил Дмитриевич" w:date="2026-01-21T14:23:00Z">
                   <w:rPr>
                     <w:rFonts w:ascii="Times New Roman" w:hAnsi="Times New Roman"/>
                     <w:color w:val="000000"/>
@@ -5462,7 +5685,7 @@
                 <w:sz w:val="24"/>
                 <w:szCs w:val="24"/>
                 <w:highlight w:val="green"/>
-                <w:rPrChange w:id="63" w:author="Голубович Даниил Дмитриевич" w:date="2026-01-21T14:23:00Z">
+                <w:rPrChange w:id="91" w:author="Голубович Даниил Дмитриевич" w:date="2026-01-21T14:23:00Z">
                   <w:rPr>
                     <w:rFonts w:ascii="Times New Roman" w:hAnsi="Times New Roman"/>
                     <w:color w:val="000000"/>
@@ -5480,7 +5703,7 @@
                 <w:sz w:val="24"/>
                 <w:szCs w:val="24"/>
                 <w:highlight w:val="green"/>
-                <w:rPrChange w:id="64" w:author="Голубович Даниил Дмитриевич" w:date="2026-01-21T14:23:00Z">
+                <w:rPrChange w:id="92" w:author="Голубович Даниил Дмитриевич" w:date="2026-01-21T14:23:00Z">
                   <w:rPr>
                     <w:rFonts w:ascii="Times New Roman" w:hAnsi="Times New Roman"/>
                     <w:color w:val="000000"/>
@@ -5498,7 +5721,7 @@
                 <w:sz w:val="24"/>
                 <w:szCs w:val="24"/>
                 <w:highlight w:val="green"/>
-                <w:rPrChange w:id="65" w:author="Голубович Даниил Дмитриевич" w:date="2026-01-21T14:23:00Z">
+                <w:rPrChange w:id="93" w:author="Голубович Даниил Дмитриевич" w:date="2026-01-21T14:23:00Z">
                   <w:rPr>
                     <w:rFonts w:ascii="Times New Roman" w:hAnsi="Times New Roman"/>
                     <w:color w:val="000000"/>
@@ -5516,7 +5739,7 @@
                 <w:sz w:val="24"/>
                 <w:szCs w:val="24"/>
                 <w:highlight w:val="green"/>
-                <w:rPrChange w:id="66" w:author="Голубович Даниил Дмитриевич" w:date="2026-01-21T14:23:00Z">
+                <w:rPrChange w:id="94" w:author="Голубович Даниил Дмитриевич" w:date="2026-01-21T14:23:00Z">
                   <w:rPr>
                     <w:rFonts w:ascii="Times New Roman" w:hAnsi="Times New Roman"/>
                     <w:color w:val="000000"/>
@@ -5534,7 +5757,7 @@
                 <w:sz w:val="24"/>
                 <w:szCs w:val="24"/>
                 <w:highlight w:val="green"/>
-                <w:rPrChange w:id="67" w:author="Голубович Даниил Дмитриевич" w:date="2026-01-21T14:23:00Z">
+                <w:rPrChange w:id="95" w:author="Голубович Даниил Дмитриевич" w:date="2026-01-21T14:23:00Z">
                   <w:rPr>
                     <w:rFonts w:ascii="Times New Roman" w:hAnsi="Times New Roman"/>
                     <w:color w:val="000000"/>
@@ -5557,7 +5780,7 @@
                 <w:sz w:val="24"/>
                 <w:szCs w:val="24"/>
                 <w:highlight w:val="green"/>
-                <w:rPrChange w:id="68" w:author="Голубович Даниил Дмитриевич" w:date="2026-01-21T14:23:00Z">
+                <w:rPrChange w:id="96" w:author="Голубович Даниил Дмитриевич" w:date="2026-01-21T14:23:00Z">
                   <w:rPr>
                     <w:rFonts w:ascii="Times New Roman" w:hAnsi="Times New Roman"/>
                     <w:color w:val="000000"/>
@@ -5571,7 +5794,7 @@
               <w:rPr>
                 <w:noProof/>
                 <w:highlight w:val="green"/>
-                <w:rPrChange w:id="69" w:author="Голубович Даниил Дмитриевич" w:date="2026-01-21T14:23:00Z">
+                <w:rPrChange w:id="97" w:author="Голубович Даниил Дмитриевич" w:date="2026-01-21T14:23:00Z">
                   <w:rPr>
                     <w:noProof/>
                   </w:rPr>
@@ -5630,7 +5853,7 @@
               <w:rPr>
                 <w:noProof/>
                 <w:highlight w:val="green"/>
-                <w:rPrChange w:id="70" w:author="Голубович Даниил Дмитриевич" w:date="2026-01-21T14:23:00Z">
+                <w:rPrChange w:id="98" w:author="Голубович Даниил Дмитриевич" w:date="2026-01-21T14:23:00Z">
                   <w:rPr>
                     <w:noProof/>
                   </w:rPr>
@@ -6061,7 +6284,7 @@
                 <w:szCs w:val="24"/>
                 <w:highlight w:val="green"/>
                 <w:lang w:val="en-US"/>
-                <w:rPrChange w:id="71" w:author="Голубович Даниил Дмитриевич" w:date="2026-01-21T11:18:00Z">
+                <w:rPrChange w:id="99" w:author="Голубович Даниил Дмитриевич" w:date="2026-01-21T11:18:00Z">
                   <w:rPr>
                     <w:rFonts w:ascii="Times New Roman" w:hAnsi="Times New Roman"/>
                     <w:color w:val="000000"/>
@@ -6079,7 +6302,7 @@
                 <w:sz w:val="24"/>
                 <w:szCs w:val="24"/>
                 <w:highlight w:val="green"/>
-                <w:rPrChange w:id="72" w:author="Голубович Даниил Дмитриевич" w:date="2026-01-21T11:18:00Z">
+                <w:rPrChange w:id="100" w:author="Голубович Даниил Дмитриевич" w:date="2026-01-21T11:18:00Z">
                   <w:rPr>
                     <w:rFonts w:ascii="Times New Roman" w:hAnsi="Times New Roman"/>
                     <w:color w:val="000000"/>
@@ -6098,7 +6321,7 @@
                 <w:szCs w:val="24"/>
                 <w:highlight w:val="green"/>
                 <w:lang w:val="en-US"/>
-                <w:rPrChange w:id="73" w:author="Голубович Даниил Дмитриевич" w:date="2026-01-21T11:18:00Z">
+                <w:rPrChange w:id="101" w:author="Голубович Даниил Дмитриевич" w:date="2026-01-21T11:18:00Z">
                   <w:rPr>
                     <w:rFonts w:ascii="Times New Roman" w:hAnsi="Times New Roman"/>
                     <w:color w:val="000000"/>
@@ -6120,7 +6343,7 @@
                 <w:noProof/>
                 <w:highlight w:val="green"/>
                 <w:lang w:val="en-US"/>
-                <w:rPrChange w:id="74" w:author="Голубович Даниил Дмитриевич" w:date="2026-01-21T11:18:00Z">
+                <w:rPrChange w:id="102" w:author="Голубович Даниил Дмитриевич" w:date="2026-01-21T11:18:00Z">
                   <w:rPr>
                     <w:noProof/>
                     <w:lang w:val="en-US"/>
@@ -6132,7 +6355,7 @@
               <w:rPr>
                 <w:noProof/>
                 <w:highlight w:val="green"/>
-                <w:rPrChange w:id="75" w:author="Голубович Даниил Дмитриевич" w:date="2026-01-21T11:18:00Z">
+                <w:rPrChange w:id="103" w:author="Голубович Даниил Дмитриевич" w:date="2026-01-21T11:18:00Z">
                   <w:rPr>
                     <w:noProof/>
                   </w:rPr>
@@ -6179,7 +6402,7 @@
                 <w:noProof/>
                 <w:highlight w:val="green"/>
                 <w:lang w:val="en-US"/>
-                <w:rPrChange w:id="76" w:author="Голубович Даниил Дмитриевич" w:date="2026-01-21T11:18:00Z">
+                <w:rPrChange w:id="104" w:author="Голубович Даниил Дмитриевич" w:date="2026-01-21T11:18:00Z">
                   <w:rPr>
                     <w:noProof/>
                     <w:lang w:val="en-US"/>
@@ -6192,7 +6415,7 @@
               <w:rPr>
                 <w:noProof/>
                 <w:highlight w:val="green"/>
-                <w:rPrChange w:id="77" w:author="Голубович Даниил Дмитриевич" w:date="2026-01-21T11:18:00Z">
+                <w:rPrChange w:id="105" w:author="Голубович Даниил Дмитриевич" w:date="2026-01-21T11:18:00Z">
                   <w:rPr>
                     <w:noProof/>
                   </w:rPr>
@@ -6247,7 +6470,7 @@
                 <w:szCs w:val="24"/>
                 <w:highlight w:val="green"/>
                 <w:lang w:val="en-US"/>
-                <w:rPrChange w:id="78" w:author="Голубович Даниил Дмитриевич" w:date="2026-01-21T11:18:00Z">
+                <w:rPrChange w:id="106" w:author="Голубович Даниил Дмитриевич" w:date="2026-01-21T11:18:00Z">
                   <w:rPr>
                     <w:rFonts w:ascii="Times New Roman" w:hAnsi="Times New Roman"/>
                     <w:color w:val="000000"/>
@@ -6262,7 +6485,7 @@
               <w:rPr>
                 <w:noProof/>
                 <w:highlight w:val="green"/>
-                <w:rPrChange w:id="79" w:author="Голубович Даниил Дмитриевич" w:date="2026-01-21T11:18:00Z">
+                <w:rPrChange w:id="107" w:author="Голубович Даниил Дмитриевич" w:date="2026-01-21T11:18:00Z">
                   <w:rPr>
                     <w:noProof/>
                   </w:rPr>
@@ -6316,7 +6539,7 @@
                 <w:sz w:val="24"/>
                 <w:szCs w:val="24"/>
                 <w:highlight w:val="green"/>
-                <w:rPrChange w:id="80" w:author="Голубович Даниил Дмитриевич" w:date="2026-01-21T11:18:00Z">
+                <w:rPrChange w:id="108" w:author="Голубович Даниил Дмитриевич" w:date="2026-01-21T11:18:00Z">
                   <w:rPr>
                     <w:rFonts w:ascii="Times New Roman" w:hAnsi="Times New Roman"/>
                     <w:color w:val="000000"/>
@@ -6333,7 +6556,7 @@
                 <w:sz w:val="24"/>
                 <w:szCs w:val="24"/>
                 <w:highlight w:val="green"/>
-                <w:rPrChange w:id="81" w:author="Голубович Даниил Дмитриевич" w:date="2026-01-21T11:18:00Z">
+                <w:rPrChange w:id="109" w:author="Голубович Даниил Дмитриевич" w:date="2026-01-21T11:18:00Z">
                   <w:rPr>
                     <w:rFonts w:ascii="Times New Roman" w:hAnsi="Times New Roman"/>
                     <w:color w:val="000000"/>
@@ -6351,7 +6574,7 @@
                 <w:sz w:val="24"/>
                 <w:szCs w:val="24"/>
                 <w:highlight w:val="green"/>
-                <w:rPrChange w:id="82" w:author="Голубович Даниил Дмитриевич" w:date="2026-01-21T11:18:00Z">
+                <w:rPrChange w:id="110" w:author="Голубович Даниил Дмитриевич" w:date="2026-01-21T11:18:00Z">
                   <w:rPr>
                     <w:rFonts w:ascii="Times New Roman" w:hAnsi="Times New Roman"/>
                     <w:color w:val="000000"/>
@@ -6370,7 +6593,7 @@
                 <w:sz w:val="24"/>
                 <w:szCs w:val="24"/>
                 <w:highlight w:val="green"/>
-                <w:rPrChange w:id="83" w:author="Голубович Даниил Дмитриевич" w:date="2026-01-21T11:18:00Z">
+                <w:rPrChange w:id="111" w:author="Голубович Даниил Дмитриевич" w:date="2026-01-21T11:18:00Z">
                   <w:rPr>
                     <w:rFonts w:ascii="Times New Roman" w:hAnsi="Times New Roman"/>
                     <w:color w:val="000000"/>
@@ -6389,7 +6612,7 @@
                 <w:sz w:val="24"/>
                 <w:szCs w:val="24"/>
                 <w:highlight w:val="green"/>
-                <w:rPrChange w:id="84" w:author="Голубович Даниил Дмитриевич" w:date="2026-01-21T11:18:00Z">
+                <w:rPrChange w:id="112" w:author="Голубович Даниил Дмитриевич" w:date="2026-01-21T11:18:00Z">
                   <w:rPr>
                     <w:rFonts w:ascii="Times New Roman" w:hAnsi="Times New Roman"/>
                     <w:color w:val="000000"/>
@@ -6407,7 +6630,7 @@
                 <w:sz w:val="24"/>
                 <w:szCs w:val="24"/>
                 <w:highlight w:val="green"/>
-                <w:rPrChange w:id="85" w:author="Голубович Даниил Дмитриевич" w:date="2026-01-21T11:18:00Z">
+                <w:rPrChange w:id="113" w:author="Голубович Даниил Дмитриевич" w:date="2026-01-21T11:18:00Z">
                   <w:rPr>
                     <w:rFonts w:ascii="Times New Roman" w:hAnsi="Times New Roman"/>
                     <w:color w:val="000000"/>
@@ -6438,7 +6661,7 @@
                 <w:sz w:val="24"/>
                 <w:szCs w:val="24"/>
                 <w:highlight w:val="green"/>
-                <w:rPrChange w:id="86" w:author="Голубович Даниил Дмитриевич" w:date="2026-01-21T11:18:00Z">
+                <w:rPrChange w:id="114" w:author="Голубович Даниил Дмитриевич" w:date="2026-01-21T11:18:00Z">
                   <w:rPr>
                     <w:rFonts w:ascii="Times New Roman" w:hAnsi="Times New Roman"/>
                     <w:color w:val="000000"/>
@@ -6478,7 +6701,7 @@
                 <w:sz w:val="24"/>
                 <w:szCs w:val="24"/>
                 <w:highlight w:val="green"/>
-                <w:rPrChange w:id="87" w:author="Голубович Даниил Дмитриевич" w:date="2026-01-21T11:18:00Z">
+                <w:rPrChange w:id="115" w:author="Голубович Даниил Дмитриевич" w:date="2026-01-21T11:18:00Z">
                   <w:rPr>
                     <w:rFonts w:ascii="Times New Roman" w:hAnsi="Times New Roman"/>
                     <w:color w:val="000000"/>
@@ -6495,7 +6718,7 @@
                 <w:sz w:val="24"/>
                 <w:szCs w:val="24"/>
                 <w:highlight w:val="green"/>
-                <w:rPrChange w:id="88" w:author="Голубович Даниил Дмитриевич" w:date="2026-01-21T11:18:00Z">
+                <w:rPrChange w:id="116" w:author="Голубович Даниил Дмитриевич" w:date="2026-01-21T11:18:00Z">
                   <w:rPr>
                     <w:rFonts w:ascii="Times New Roman" w:hAnsi="Times New Roman"/>
                     <w:color w:val="000000"/>
@@ -6513,7 +6736,7 @@
                 <w:sz w:val="24"/>
                 <w:szCs w:val="24"/>
                 <w:highlight w:val="green"/>
-                <w:rPrChange w:id="89" w:author="Голубович Даниил Дмитриевич" w:date="2026-01-21T11:18:00Z">
+                <w:rPrChange w:id="117" w:author="Голубович Даниил Дмитриевич" w:date="2026-01-21T11:18:00Z">
                   <w:rPr>
                     <w:rFonts w:ascii="Times New Roman" w:hAnsi="Times New Roman"/>
                     <w:color w:val="000000"/>
@@ -6531,7 +6754,7 @@
                 <w:sz w:val="24"/>
                 <w:szCs w:val="24"/>
                 <w:highlight w:val="green"/>
-                <w:rPrChange w:id="90" w:author="Голубович Даниил Дмитриевич" w:date="2026-01-21T11:18:00Z">
+                <w:rPrChange w:id="118" w:author="Голубович Даниил Дмитриевич" w:date="2026-01-21T11:18:00Z">
                   <w:rPr>
                     <w:rFonts w:ascii="Times New Roman" w:hAnsi="Times New Roman"/>
                     <w:color w:val="000000"/>
@@ -6549,7 +6772,7 @@
                 <w:sz w:val="24"/>
                 <w:szCs w:val="24"/>
                 <w:highlight w:val="green"/>
-                <w:rPrChange w:id="91" w:author="Голубович Даниил Дмитриевич" w:date="2026-01-21T11:18:00Z">
+                <w:rPrChange w:id="119" w:author="Голубович Даниил Дмитриевич" w:date="2026-01-21T11:18:00Z">
                   <w:rPr>
                     <w:rFonts w:ascii="Times New Roman" w:hAnsi="Times New Roman"/>
                     <w:color w:val="000000"/>
@@ -6567,7 +6790,7 @@
                 <w:sz w:val="24"/>
                 <w:szCs w:val="24"/>
                 <w:highlight w:val="green"/>
-                <w:rPrChange w:id="92" w:author="Голубович Даниил Дмитриевич" w:date="2026-01-21T11:18:00Z">
+                <w:rPrChange w:id="120" w:author="Голубович Даниил Дмитриевич" w:date="2026-01-21T11:18:00Z">
                   <w:rPr>
                     <w:rFonts w:ascii="Times New Roman" w:hAnsi="Times New Roman"/>
                     <w:color w:val="000000"/>
@@ -6585,7 +6808,7 @@
                 <w:sz w:val="24"/>
                 <w:szCs w:val="24"/>
                 <w:highlight w:val="green"/>
-                <w:rPrChange w:id="93" w:author="Голубович Даниил Дмитриевич" w:date="2026-01-21T11:18:00Z">
+                <w:rPrChange w:id="121" w:author="Голубович Даниил Дмитриевич" w:date="2026-01-21T11:18:00Z">
                   <w:rPr>
                     <w:rFonts w:ascii="Times New Roman" w:hAnsi="Times New Roman"/>
                     <w:color w:val="000000"/>
@@ -6613,7 +6836,7 @@
               <w:rPr>
                 <w:noProof/>
                 <w:highlight w:val="green"/>
-                <w:rPrChange w:id="94" w:author="Голубович Даниил Дмитриевич" w:date="2026-01-21T11:18:00Z">
+                <w:rPrChange w:id="122" w:author="Голубович Даниил Дмитриевич" w:date="2026-01-21T11:18:00Z">
                   <w:rPr>
                     <w:noProof/>
                   </w:rPr>
@@ -6683,14 +6906,32 @@
                 <w:color w:val="000000"/>
                 <w:sz w:val="24"/>
                 <w:szCs w:val="24"/>
-              </w:rPr>
-            </w:pPr>
-            <w:r>
-              <w:rPr>
-                <w:rFonts w:ascii="Times New Roman" w:hAnsi="Times New Roman"/>
-                <w:color w:val="000000"/>
-                <w:sz w:val="24"/>
-                <w:szCs w:val="24"/>
+                <w:highlight w:val="green"/>
+                <w:rPrChange w:id="123" w:author="Голубович Даниил Дмитриевич" w:date="2026-02-03T12:12:00Z">
+                  <w:rPr>
+                    <w:rFonts w:ascii="Times New Roman" w:hAnsi="Times New Roman"/>
+                    <w:color w:val="000000"/>
+                    <w:sz w:val="24"/>
+                    <w:szCs w:val="24"/>
+                  </w:rPr>
+                </w:rPrChange>
+              </w:rPr>
+            </w:pPr>
+            <w:r>
+              <w:rPr>
+                <w:rFonts w:ascii="Times New Roman" w:hAnsi="Times New Roman"/>
+                <w:color w:val="000000"/>
+                <w:sz w:val="24"/>
+                <w:szCs w:val="24"/>
+                <w:highlight w:val="green"/>
+                <w:rPrChange w:id="124" w:author="Голубович Даниил Дмитриевич" w:date="2026-02-03T12:12:00Z">
+                  <w:rPr>
+                    <w:rFonts w:ascii="Times New Roman" w:hAnsi="Times New Roman"/>
+                    <w:color w:val="000000"/>
+                    <w:sz w:val="24"/>
+                    <w:szCs w:val="24"/>
+                  </w:rPr>
+                </w:rPrChange>
               </w:rPr>
               <w:t xml:space="preserve">Прерывание не работает. </w:t>
             </w:r>
@@ -6705,52 +6946,68 @@
                 <w:color w:val="000000"/>
                 <w:sz w:val="24"/>
                 <w:szCs w:val="24"/>
-              </w:rPr>
-            </w:pPr>
-            <w:r>
-              <w:rPr>
-                <w:rFonts w:ascii="Times New Roman" w:hAnsi="Times New Roman"/>
-                <w:color w:val="000000"/>
-                <w:sz w:val="24"/>
-                <w:szCs w:val="24"/>
-              </w:rPr>
-              <w:t xml:space="preserve">При </w:t>
-            </w:r>
-            <w:proofErr w:type="gramStart"/>
-            <w:r>
-              <w:rPr>
-                <w:rFonts w:ascii="Times New Roman" w:hAnsi="Times New Roman"/>
-                <w:color w:val="000000"/>
-                <w:sz w:val="24"/>
-                <w:szCs w:val="24"/>
-              </w:rPr>
-              <w:t>установленном</w:t>
-            </w:r>
-            <w:r>
-              <w:rPr>
-                <w:rFonts w:ascii="Times New Roman" w:hAnsi="Times New Roman"/>
-                <w:color w:val="000000"/>
-                <w:sz w:val="24"/>
-                <w:szCs w:val="24"/>
-              </w:rPr>
-              <w:t xml:space="preserve">  «</w:t>
-            </w:r>
-            <w:proofErr w:type="gramEnd"/>
-            <w:r>
-              <w:rPr>
-                <w:rFonts w:ascii="Times New Roman" w:hAnsi="Times New Roman"/>
-                <w:color w:val="000000"/>
-                <w:sz w:val="24"/>
-                <w:szCs w:val="24"/>
-              </w:rPr>
-              <w:t xml:space="preserve">Прерывании» </w:t>
-            </w:r>
-            <w:r>
-              <w:rPr>
-                <w:rFonts w:ascii="Times New Roman" w:hAnsi="Times New Roman"/>
-                <w:color w:val="000000"/>
-                <w:sz w:val="24"/>
-                <w:szCs w:val="24"/>
+                <w:highlight w:val="green"/>
+                <w:rPrChange w:id="125" w:author="Голубович Даниил Дмитриевич" w:date="2026-02-03T12:12:00Z">
+                  <w:rPr>
+                    <w:rFonts w:ascii="Times New Roman" w:hAnsi="Times New Roman"/>
+                    <w:color w:val="000000"/>
+                    <w:sz w:val="24"/>
+                    <w:szCs w:val="24"/>
+                  </w:rPr>
+                </w:rPrChange>
+              </w:rPr>
+            </w:pPr>
+            <w:r>
+              <w:rPr>
+                <w:rFonts w:ascii="Times New Roman" w:hAnsi="Times New Roman"/>
+                <w:color w:val="000000"/>
+                <w:sz w:val="24"/>
+                <w:szCs w:val="24"/>
+                <w:highlight w:val="green"/>
+                <w:rPrChange w:id="126" w:author="Голубович Даниил Дмитриевич" w:date="2026-02-03T12:12:00Z">
+                  <w:rPr>
+                    <w:rFonts w:ascii="Times New Roman" w:hAnsi="Times New Roman"/>
+                    <w:color w:val="000000"/>
+                    <w:sz w:val="24"/>
+                    <w:szCs w:val="24"/>
+                  </w:rPr>
+                </w:rPrChange>
+              </w:rPr>
+              <w:t>При установленном</w:t>
+            </w:r>
+            <w:r>
+              <w:rPr>
+                <w:rFonts w:ascii="Times New Roman" w:hAnsi="Times New Roman"/>
+                <w:color w:val="000000"/>
+                <w:sz w:val="24"/>
+                <w:szCs w:val="24"/>
+                <w:highlight w:val="green"/>
+                <w:rPrChange w:id="127" w:author="Голубович Даниил Дмитриевич" w:date="2026-02-03T12:12:00Z">
+                  <w:rPr>
+                    <w:rFonts w:ascii="Times New Roman" w:hAnsi="Times New Roman"/>
+                    <w:color w:val="000000"/>
+                    <w:sz w:val="24"/>
+                    <w:szCs w:val="24"/>
+                  </w:rPr>
+                </w:rPrChange>
+              </w:rPr>
+              <w:t xml:space="preserve">  «Прерывании» </w:t>
+            </w:r>
+            <w:r>
+              <w:rPr>
+                <w:rFonts w:ascii="Times New Roman" w:hAnsi="Times New Roman"/>
+                <w:color w:val="000000"/>
+                <w:sz w:val="24"/>
+                <w:szCs w:val="24"/>
+                <w:highlight w:val="green"/>
+                <w:rPrChange w:id="128" w:author="Голубович Даниил Дмитриевич" w:date="2026-02-03T12:12:00Z">
+                  <w:rPr>
+                    <w:rFonts w:ascii="Times New Roman" w:hAnsi="Times New Roman"/>
+                    <w:color w:val="000000"/>
+                    <w:sz w:val="24"/>
+                    <w:szCs w:val="24"/>
+                  </w:rPr>
+                </w:rPrChange>
               </w:rPr>
               <w:t>на Шаге</w:t>
             </w:r>
@@ -6760,6 +7017,15 @@
                 <w:color w:val="000000"/>
                 <w:sz w:val="24"/>
                 <w:szCs w:val="24"/>
+                <w:highlight w:val="green"/>
+                <w:rPrChange w:id="129" w:author="Голубович Даниил Дмитриевич" w:date="2026-02-03T12:12:00Z">
+                  <w:rPr>
+                    <w:rFonts w:ascii="Times New Roman" w:hAnsi="Times New Roman"/>
+                    <w:color w:val="000000"/>
+                    <w:sz w:val="24"/>
+                    <w:szCs w:val="24"/>
+                  </w:rPr>
+                </w:rPrChange>
               </w:rPr>
               <w:t xml:space="preserve"> 1</w:t>
             </w:r>
@@ -6769,6 +7035,15 @@
                 <w:color w:val="000000"/>
                 <w:sz w:val="24"/>
                 <w:szCs w:val="24"/>
+                <w:highlight w:val="green"/>
+                <w:rPrChange w:id="130" w:author="Голубович Даниил Дмитриевич" w:date="2026-02-03T12:12:00Z">
+                  <w:rPr>
+                    <w:rFonts w:ascii="Times New Roman" w:hAnsi="Times New Roman"/>
+                    <w:color w:val="000000"/>
+                    <w:sz w:val="24"/>
+                    <w:szCs w:val="24"/>
+                  </w:rPr>
+                </w:rPrChange>
               </w:rPr>
               <w:t>, Задача переходит к выполнению Шага</w:t>
             </w:r>
@@ -6778,6 +7053,15 @@
                 <w:color w:val="000000"/>
                 <w:sz w:val="24"/>
                 <w:szCs w:val="24"/>
+                <w:highlight w:val="green"/>
+                <w:rPrChange w:id="131" w:author="Голубович Даниил Дмитриевич" w:date="2026-02-03T12:12:00Z">
+                  <w:rPr>
+                    <w:rFonts w:ascii="Times New Roman" w:hAnsi="Times New Roman"/>
+                    <w:color w:val="000000"/>
+                    <w:sz w:val="24"/>
+                    <w:szCs w:val="24"/>
+                  </w:rPr>
+                </w:rPrChange>
               </w:rPr>
               <w:t xml:space="preserve"> 2</w:t>
             </w:r>
@@ -6787,6 +7071,15 @@
                 <w:color w:val="000000"/>
                 <w:sz w:val="24"/>
                 <w:szCs w:val="24"/>
+                <w:highlight w:val="green"/>
+                <w:rPrChange w:id="132" w:author="Голубович Даниил Дмитриевич" w:date="2026-02-03T12:12:00Z">
+                  <w:rPr>
+                    <w:rFonts w:ascii="Times New Roman" w:hAnsi="Times New Roman"/>
+                    <w:color w:val="000000"/>
+                    <w:sz w:val="24"/>
+                    <w:szCs w:val="24"/>
+                  </w:rPr>
+                </w:rPrChange>
               </w:rPr>
               <w:t>:</w:t>
             </w:r>
@@ -6801,11 +7094,26 @@
                 <w:color w:val="000000"/>
                 <w:sz w:val="24"/>
                 <w:szCs w:val="24"/>
+                <w:highlight w:val="green"/>
+                <w:rPrChange w:id="133" w:author="Голубович Даниил Дмитриевич" w:date="2026-02-03T12:12:00Z">
+                  <w:rPr>
+                    <w:rFonts w:ascii="Times New Roman" w:hAnsi="Times New Roman"/>
+                    <w:color w:val="000000"/>
+                    <w:sz w:val="24"/>
+                    <w:szCs w:val="24"/>
+                  </w:rPr>
+                </w:rPrChange>
               </w:rPr>
             </w:pPr>
             <w:r>
               <w:rPr>
                 <w:noProof/>
+                <w:highlight w:val="green"/>
+                <w:rPrChange w:id="134" w:author="Голубович Даниил Дмитриевич" w:date="2026-02-03T12:12:00Z">
+                  <w:rPr>
+                    <w:noProof/>
+                  </w:rPr>
+                </w:rPrChange>
               </w:rPr>
               <w:drawing>
                 <wp:inline distT="0" distB="0" distL="0" distR="0" wp14:anchorId="5C5F315E" wp14:editId="45C498E5">
@@ -6859,6 +7167,12 @@
             <w:r>
               <w:rPr>
                 <w:noProof/>
+                <w:highlight w:val="green"/>
+                <w:rPrChange w:id="135" w:author="Голубович Даниил Дмитриевич" w:date="2026-02-03T12:12:00Z">
+                  <w:rPr>
+                    <w:noProof/>
+                  </w:rPr>
+                </w:rPrChange>
               </w:rPr>
               <w:drawing>
                 <wp:inline distT="0" distB="0" distL="0" distR="0" wp14:anchorId="6C4FA019" wp14:editId="73E48212">
@@ -7536,7 +7850,7 @@
                 <w:sz w:val="24"/>
                 <w:szCs w:val="24"/>
                 <w:highlight w:val="yellow"/>
-                <w:rPrChange w:id="95" w:author="Голубович Даниил Дмитриевич" w:date="2026-01-05T16:05:00Z">
+                <w:rPrChange w:id="136" w:author="Голубович Даниил Дмитриевич" w:date="2026-01-05T16:05:00Z">
                   <w:rPr>
                     <w:rFonts w:ascii="Times New Roman" w:hAnsi="Times New Roman"/>
                     <w:color w:val="000000"/>
@@ -7553,7 +7867,7 @@
                 <w:sz w:val="24"/>
                 <w:szCs w:val="24"/>
                 <w:highlight w:val="yellow"/>
-                <w:rPrChange w:id="96" w:author="Голубович Даниил Дмитриевич" w:date="2026-01-05T16:05:00Z">
+                <w:rPrChange w:id="137" w:author="Голубович Даниил Дмитриевич" w:date="2026-01-05T16:05:00Z">
                   <w:rPr>
                     <w:rFonts w:ascii="Times New Roman" w:hAnsi="Times New Roman"/>
                     <w:color w:val="000000"/>
@@ -7572,7 +7886,7 @@
                 <w:sz w:val="24"/>
                 <w:szCs w:val="24"/>
                 <w:highlight w:val="yellow"/>
-                <w:rPrChange w:id="97" w:author="Голубович Даниил Дмитриевич" w:date="2026-01-05T16:05:00Z">
+                <w:rPrChange w:id="138" w:author="Голубович Даниил Дмитриевич" w:date="2026-01-05T16:05:00Z">
                   <w:rPr>
                     <w:rFonts w:ascii="Times New Roman" w:hAnsi="Times New Roman"/>
                     <w:color w:val="000000"/>
@@ -7592,7 +7906,7 @@
                 <w:sz w:val="24"/>
                 <w:szCs w:val="24"/>
                 <w:highlight w:val="yellow"/>
-                <w:rPrChange w:id="98" w:author="Голубович Даниил Дмитриевич" w:date="2026-01-05T16:05:00Z">
+                <w:rPrChange w:id="139" w:author="Голубович Даниил Дмитриевич" w:date="2026-01-05T16:05:00Z">
                   <w:rPr>
                     <w:rFonts w:ascii="Times New Roman" w:hAnsi="Times New Roman"/>
                     <w:b/>
@@ -7613,7 +7927,7 @@
                 <w:sz w:val="24"/>
                 <w:szCs w:val="24"/>
                 <w:highlight w:val="yellow"/>
-                <w:rPrChange w:id="99" w:author="Голубович Даниил Дмитриевич" w:date="2026-01-05T16:05:00Z">
+                <w:rPrChange w:id="140" w:author="Голубович Даниил Дмитриевич" w:date="2026-01-05T16:05:00Z">
                   <w:rPr>
                     <w:rFonts w:ascii="Times New Roman" w:hAnsi="Times New Roman"/>
                     <w:b/>
@@ -7633,7 +7947,7 @@
                 <w:sz w:val="24"/>
                 <w:szCs w:val="24"/>
                 <w:highlight w:val="yellow"/>
-                <w:rPrChange w:id="100" w:author="Голубович Даниил Дмитриевич" w:date="2026-01-05T16:05:00Z">
+                <w:rPrChange w:id="141" w:author="Голубович Даниил Дмитриевич" w:date="2026-01-05T16:05:00Z">
                   <w:rPr>
                     <w:rFonts w:ascii="Times New Roman" w:hAnsi="Times New Roman"/>
                     <w:b/>
@@ -7653,7 +7967,7 @@
                 <w:sz w:val="24"/>
                 <w:szCs w:val="24"/>
                 <w:highlight w:val="yellow"/>
-                <w:rPrChange w:id="101" w:author="Голубович Даниил Дмитриевич" w:date="2026-01-05T16:05:00Z">
+                <w:rPrChange w:id="142" w:author="Голубович Даниил Дмитриевич" w:date="2026-01-05T16:05:00Z">
                   <w:rPr>
                     <w:rFonts w:ascii="Times New Roman" w:hAnsi="Times New Roman"/>
                     <w:b/>
@@ -7673,7 +7987,7 @@
                 <w:sz w:val="24"/>
                 <w:szCs w:val="24"/>
                 <w:highlight w:val="yellow"/>
-                <w:rPrChange w:id="102" w:author="Голубович Даниил Дмитриевич" w:date="2026-01-05T16:05:00Z">
+                <w:rPrChange w:id="143" w:author="Голубович Даниил Дмитриевич" w:date="2026-01-05T16:05:00Z">
                   <w:rPr>
                     <w:rFonts w:ascii="Times New Roman" w:hAnsi="Times New Roman"/>
                     <w:b/>
@@ -7692,7 +8006,7 @@
                 <w:sz w:val="24"/>
                 <w:szCs w:val="24"/>
                 <w:highlight w:val="yellow"/>
-                <w:rPrChange w:id="103" w:author="Голубович Даниил Дмитриевич" w:date="2026-01-05T16:05:00Z">
+                <w:rPrChange w:id="144" w:author="Голубович Даниил Дмитриевич" w:date="2026-01-05T16:05:00Z">
                   <w:rPr>
                     <w:rFonts w:ascii="Times New Roman" w:hAnsi="Times New Roman"/>
                     <w:color w:val="000000"/>
@@ -7711,7 +8025,7 @@
                 <w:szCs w:val="24"/>
                 <w:highlight w:val="yellow"/>
                 <w:lang w:val="en-US"/>
-                <w:rPrChange w:id="104" w:author="Голубович Даниил Дмитриевич" w:date="2026-01-05T16:05:00Z">
+                <w:rPrChange w:id="145" w:author="Голубович Даниил Дмитриевич" w:date="2026-01-05T16:05:00Z">
                   <w:rPr>
                     <w:rFonts w:ascii="Times New Roman" w:hAnsi="Times New Roman"/>
                     <w:color w:val="000000"/>
@@ -7730,7 +8044,7 @@
                 <w:sz w:val="24"/>
                 <w:szCs w:val="24"/>
                 <w:highlight w:val="yellow"/>
-                <w:rPrChange w:id="105" w:author="Голубович Даниил Дмитриевич" w:date="2026-01-05T16:05:00Z">
+                <w:rPrChange w:id="146" w:author="Голубович Даниил Дмитриевич" w:date="2026-01-05T16:05:00Z">
                   <w:rPr>
                     <w:rFonts w:ascii="Times New Roman" w:hAnsi="Times New Roman"/>
                     <w:color w:val="000000"/>
@@ -7749,7 +8063,7 @@
                 <w:szCs w:val="24"/>
                 <w:highlight w:val="yellow"/>
                 <w:lang w:val="en-US"/>
-                <w:rPrChange w:id="106" w:author="Голубович Даниил Дмитриевич" w:date="2026-01-05T16:05:00Z">
+                <w:rPrChange w:id="147" w:author="Голубович Даниил Дмитриевич" w:date="2026-01-05T16:05:00Z">
                   <w:rPr>
                     <w:rFonts w:ascii="Times New Roman" w:hAnsi="Times New Roman"/>
                     <w:color w:val="000000"/>
@@ -7768,7 +8082,7 @@
                 <w:sz w:val="24"/>
                 <w:szCs w:val="24"/>
                 <w:highlight w:val="yellow"/>
-                <w:rPrChange w:id="107" w:author="Голубович Даниил Дмитриевич" w:date="2026-01-05T16:05:00Z">
+                <w:rPrChange w:id="148" w:author="Голубович Даниил Дмитриевич" w:date="2026-01-05T16:05:00Z">
                   <w:rPr>
                     <w:rFonts w:ascii="Times New Roman" w:hAnsi="Times New Roman"/>
                     <w:color w:val="000000"/>
@@ -7787,7 +8101,7 @@
                 <w:szCs w:val="24"/>
                 <w:highlight w:val="yellow"/>
                 <w:lang w:val="en-US"/>
-                <w:rPrChange w:id="108" w:author="Голубович Даниил Дмитриевич" w:date="2026-01-05T16:05:00Z">
+                <w:rPrChange w:id="149" w:author="Голубович Даниил Дмитриевич" w:date="2026-01-05T16:05:00Z">
                   <w:rPr>
                     <w:rFonts w:ascii="Times New Roman" w:hAnsi="Times New Roman"/>
                     <w:color w:val="000000"/>
@@ -7807,7 +8121,7 @@
                 <w:sz w:val="24"/>
                 <w:szCs w:val="24"/>
                 <w:highlight w:val="yellow"/>
-                <w:rPrChange w:id="109" w:author="Голубович Даниил Дмитриевич" w:date="2026-01-05T16:05:00Z">
+                <w:rPrChange w:id="150" w:author="Голубович Даниил Дмитриевич" w:date="2026-01-05T16:05:00Z">
                   <w:rPr>
                     <w:rFonts w:ascii="Times New Roman" w:hAnsi="Times New Roman"/>
                     <w:b/>
@@ -7829,7 +8143,7 @@
                 <w:sz w:val="24"/>
                 <w:szCs w:val="24"/>
                 <w:highlight w:val="yellow"/>
-                <w:rPrChange w:id="110" w:author="Голубович Даниил Дмитриевич" w:date="2026-01-05T16:05:00Z">
+                <w:rPrChange w:id="151" w:author="Голубович Даниил Дмитриевич" w:date="2026-01-05T16:05:00Z">
                   <w:rPr>
                     <w:rFonts w:ascii="Times New Roman" w:hAnsi="Times New Roman"/>
                     <w:color w:val="000000"/>
@@ -7844,7 +8158,7 @@
               <w:rPr>
                 <w:noProof/>
                 <w:highlight w:val="yellow"/>
-                <w:rPrChange w:id="111" w:author="Голубович Даниил Дмитриевич" w:date="2026-01-05T16:05:00Z">
+                <w:rPrChange w:id="152" w:author="Голубович Даниил Дмитриевич" w:date="2026-01-05T16:05:00Z">
                   <w:rPr>
                     <w:noProof/>
                   </w:rPr>
@@ -7894,7 +8208,7 @@
                 <w:sz w:val="24"/>
                 <w:szCs w:val="24"/>
                 <w:highlight w:val="yellow"/>
-                <w:rPrChange w:id="112" w:author="Голубович Даниил Дмитриевич" w:date="2026-01-05T16:05:00Z">
+                <w:rPrChange w:id="153" w:author="Голубович Даниил Дмитриевич" w:date="2026-01-05T16:05:00Z">
                   <w:rPr>
                     <w:rFonts w:ascii="Times New Roman" w:hAnsi="Times New Roman"/>
                     <w:color w:val="000000"/>
@@ -7924,7 +8238,7 @@
                 <w:sz w:val="24"/>
                 <w:szCs w:val="24"/>
                 <w:highlight w:val="yellow"/>
-                <w:rPrChange w:id="113" w:author="Голубович Даниил Дмитриевич" w:date="2026-01-05T16:05:00Z">
+                <w:rPrChange w:id="154" w:author="Голубович Даниил Дмитриевич" w:date="2026-01-05T16:05:00Z">
                   <w:rPr>
                     <w:rFonts w:ascii="Times New Roman" w:hAnsi="Times New Roman"/>
                     <w:color w:val="000000"/>
@@ -7942,7 +8256,7 @@
                 <w:sz w:val="24"/>
                 <w:szCs w:val="24"/>
                 <w:highlight w:val="yellow"/>
-                <w:rPrChange w:id="114" w:author="Голубович Даниил Дмитриевич" w:date="2026-01-05T16:05:00Z">
+                <w:rPrChange w:id="155" w:author="Голубович Даниил Дмитриевич" w:date="2026-01-05T16:05:00Z">
                   <w:rPr>
                     <w:rFonts w:ascii="Times New Roman" w:hAnsi="Times New Roman"/>
                     <w:color w:val="000000"/>
@@ -7960,7 +8274,7 @@
                 <w:sz w:val="24"/>
                 <w:szCs w:val="24"/>
                 <w:highlight w:val="yellow"/>
-                <w:rPrChange w:id="115" w:author="Голубович Даниил Дмитриевич" w:date="2026-01-05T16:05:00Z">
+                <w:rPrChange w:id="156" w:author="Голубович Даниил Дмитриевич" w:date="2026-01-05T16:05:00Z">
                   <w:rPr>
                     <w:rFonts w:ascii="Times New Roman" w:hAnsi="Times New Roman"/>
                     <w:color w:val="000000"/>
@@ -7978,7 +8292,7 @@
                 <w:sz w:val="24"/>
                 <w:szCs w:val="24"/>
                 <w:highlight w:val="yellow"/>
-                <w:rPrChange w:id="116" w:author="Голубович Даниил Дмитриевич" w:date="2026-01-05T16:05:00Z">
+                <w:rPrChange w:id="157" w:author="Голубович Даниил Дмитриевич" w:date="2026-01-05T16:05:00Z">
                   <w:rPr>
                     <w:rFonts w:ascii="Times New Roman" w:hAnsi="Times New Roman"/>
                     <w:color w:val="000000"/>
@@ -8014,7 +8328,7 @@
                 <w:sz w:val="24"/>
                 <w:szCs w:val="24"/>
                 <w:highlight w:val="yellow"/>
-                <w:rPrChange w:id="117" w:author="Голубович Даниил Дмитриевич" w:date="2026-01-05T16:08:00Z">
+                <w:rPrChange w:id="158" w:author="Голубович Даниил Дмитриевич" w:date="2026-01-05T16:08:00Z">
                   <w:rPr>
                     <w:rFonts w:ascii="Times New Roman" w:hAnsi="Times New Roman"/>
                     <w:color w:val="000000"/>
@@ -8031,7 +8345,7 @@
                 <w:sz w:val="24"/>
                 <w:szCs w:val="24"/>
                 <w:highlight w:val="yellow"/>
-                <w:rPrChange w:id="118" w:author="Голубович Даниил Дмитриевич" w:date="2026-01-05T16:08:00Z">
+                <w:rPrChange w:id="159" w:author="Голубович Даниил Дмитриевич" w:date="2026-01-05T16:08:00Z">
                   <w:rPr>
                     <w:rFonts w:ascii="Times New Roman" w:hAnsi="Times New Roman"/>
                     <w:color w:val="000000"/>
@@ -8049,7 +8363,7 @@
                 <w:sz w:val="24"/>
                 <w:szCs w:val="24"/>
                 <w:highlight w:val="yellow"/>
-                <w:rPrChange w:id="119" w:author="Голубович Даниил Дмитриевич" w:date="2026-01-05T16:08:00Z">
+                <w:rPrChange w:id="160" w:author="Голубович Даниил Дмитриевич" w:date="2026-01-05T16:08:00Z">
                   <w:rPr>
                     <w:rFonts w:ascii="Times New Roman" w:hAnsi="Times New Roman"/>
                     <w:color w:val="000000"/>
@@ -8067,7 +8381,7 @@
                 <w:sz w:val="24"/>
                 <w:szCs w:val="24"/>
                 <w:highlight w:val="yellow"/>
-                <w:rPrChange w:id="120" w:author="Голубович Даниил Дмитриевич" w:date="2026-01-05T16:08:00Z">
+                <w:rPrChange w:id="161" w:author="Голубович Даниил Дмитриевич" w:date="2026-01-05T16:08:00Z">
                   <w:rPr>
                     <w:rFonts w:ascii="Times New Roman" w:hAnsi="Times New Roman"/>
                     <w:color w:val="000000"/>
@@ -8085,7 +8399,7 @@
                 <w:sz w:val="24"/>
                 <w:szCs w:val="24"/>
                 <w:highlight w:val="yellow"/>
-                <w:rPrChange w:id="121" w:author="Голубович Даниил Дмитриевич" w:date="2026-01-05T16:08:00Z">
+                <w:rPrChange w:id="162" w:author="Голубович Даниил Дмитриевич" w:date="2026-01-05T16:08:00Z">
                   <w:rPr>
                     <w:rFonts w:ascii="Times New Roman" w:hAnsi="Times New Roman"/>
                     <w:color w:val="000000"/>
@@ -8103,7 +8417,7 @@
                 <w:sz w:val="24"/>
                 <w:szCs w:val="24"/>
                 <w:highlight w:val="yellow"/>
-                <w:rPrChange w:id="122" w:author="Голубович Даниил Дмитриевич" w:date="2026-01-05T16:08:00Z">
+                <w:rPrChange w:id="163" w:author="Голубович Даниил Дмитриевич" w:date="2026-01-05T16:08:00Z">
                   <w:rPr>
                     <w:rFonts w:ascii="Times New Roman" w:hAnsi="Times New Roman"/>
                     <w:color w:val="000000"/>
@@ -8121,7 +8435,7 @@
                 <w:sz w:val="24"/>
                 <w:szCs w:val="24"/>
                 <w:highlight w:val="yellow"/>
-                <w:rPrChange w:id="123" w:author="Голубович Даниил Дмитриевич" w:date="2026-01-05T16:08:00Z">
+                <w:rPrChange w:id="164" w:author="Голубович Даниил Дмитриевич" w:date="2026-01-05T16:08:00Z">
                   <w:rPr>
                     <w:rFonts w:ascii="Times New Roman" w:hAnsi="Times New Roman"/>
                     <w:color w:val="000000"/>
@@ -8139,7 +8453,7 @@
                 <w:sz w:val="24"/>
                 <w:szCs w:val="24"/>
                 <w:highlight w:val="yellow"/>
-                <w:rPrChange w:id="124" w:author="Голубович Даниил Дмитриевич" w:date="2026-01-05T16:08:00Z">
+                <w:rPrChange w:id="165" w:author="Голубович Даниил Дмитриевич" w:date="2026-01-05T16:08:00Z">
                   <w:rPr>
                     <w:rFonts w:ascii="Times New Roman" w:hAnsi="Times New Roman"/>
                     <w:color w:val="000000"/>
@@ -8157,7 +8471,7 @@
                 <w:sz w:val="24"/>
                 <w:szCs w:val="24"/>
                 <w:highlight w:val="yellow"/>
-                <w:rPrChange w:id="125" w:author="Голубович Даниил Дмитриевич" w:date="2026-01-05T16:08:00Z">
+                <w:rPrChange w:id="166" w:author="Голубович Даниил Дмитриевич" w:date="2026-01-05T16:08:00Z">
                   <w:rPr>
                     <w:rFonts w:ascii="Times New Roman" w:hAnsi="Times New Roman"/>
                     <w:color w:val="000000"/>
@@ -8175,7 +8489,7 @@
                 <w:sz w:val="24"/>
                 <w:szCs w:val="24"/>
                 <w:highlight w:val="yellow"/>
-                <w:rPrChange w:id="126" w:author="Голубович Даниил Дмитриевич" w:date="2026-01-05T16:08:00Z">
+                <w:rPrChange w:id="167" w:author="Голубович Даниил Дмитриевич" w:date="2026-01-05T16:08:00Z">
                   <w:rPr>
                     <w:rFonts w:ascii="Times New Roman" w:hAnsi="Times New Roman"/>
                     <w:color w:val="000000"/>
@@ -8193,7 +8507,7 @@
                 <w:sz w:val="24"/>
                 <w:szCs w:val="24"/>
                 <w:highlight w:val="yellow"/>
-                <w:rPrChange w:id="127" w:author="Голубович Даниил Дмитриевич" w:date="2026-01-05T16:08:00Z">
+                <w:rPrChange w:id="168" w:author="Голубович Даниил Дмитриевич" w:date="2026-01-05T16:08:00Z">
                   <w:rPr>
                     <w:rFonts w:ascii="Times New Roman" w:hAnsi="Times New Roman"/>
                     <w:color w:val="000000"/>
@@ -8211,7 +8525,7 @@
                 <w:sz w:val="24"/>
                 <w:szCs w:val="24"/>
                 <w:highlight w:val="yellow"/>
-                <w:rPrChange w:id="128" w:author="Голубович Даниил Дмитриевич" w:date="2026-01-05T16:08:00Z">
+                <w:rPrChange w:id="169" w:author="Голубович Даниил Дмитриевич" w:date="2026-01-05T16:08:00Z">
                   <w:rPr>
                     <w:rFonts w:ascii="Times New Roman" w:hAnsi="Times New Roman"/>
                     <w:color w:val="000000"/>
@@ -8229,7 +8543,7 @@
                 <w:sz w:val="24"/>
                 <w:szCs w:val="24"/>
                 <w:highlight w:val="yellow"/>
-                <w:rPrChange w:id="129" w:author="Голубович Даниил Дмитриевич" w:date="2026-01-05T16:08:00Z">
+                <w:rPrChange w:id="170" w:author="Голубович Даниил Дмитриевич" w:date="2026-01-05T16:08:00Z">
                   <w:rPr>
                     <w:rFonts w:ascii="Times New Roman" w:hAnsi="Times New Roman"/>
                     <w:color w:val="000000"/>
@@ -8247,7 +8561,7 @@
                 <w:sz w:val="24"/>
                 <w:szCs w:val="24"/>
                 <w:highlight w:val="yellow"/>
-                <w:rPrChange w:id="130" w:author="Голубович Даниил Дмитриевич" w:date="2026-01-05T16:08:00Z">
+                <w:rPrChange w:id="171" w:author="Голубович Даниил Дмитриевич" w:date="2026-01-05T16:08:00Z">
                   <w:rPr>
                     <w:rFonts w:ascii="Times New Roman" w:hAnsi="Times New Roman"/>
                     <w:color w:val="000000"/>
@@ -8265,7 +8579,7 @@
                 <w:sz w:val="24"/>
                 <w:szCs w:val="24"/>
                 <w:highlight w:val="yellow"/>
-                <w:rPrChange w:id="131" w:author="Голубович Даниил Дмитриевич" w:date="2026-01-05T16:08:00Z">
+                <w:rPrChange w:id="172" w:author="Голубович Даниил Дмитриевич" w:date="2026-01-05T16:08:00Z">
                   <w:rPr>
                     <w:rFonts w:ascii="Times New Roman" w:hAnsi="Times New Roman"/>
                     <w:color w:val="000000"/>
@@ -8283,7 +8597,7 @@
                 <w:sz w:val="24"/>
                 <w:szCs w:val="24"/>
                 <w:highlight w:val="yellow"/>
-                <w:rPrChange w:id="132" w:author="Голубович Даниил Дмитриевич" w:date="2026-01-05T16:08:00Z">
+                <w:rPrChange w:id="173" w:author="Голубович Даниил Дмитриевич" w:date="2026-01-05T16:08:00Z">
                   <w:rPr>
                     <w:rFonts w:ascii="Times New Roman" w:hAnsi="Times New Roman"/>
                     <w:color w:val="000000"/>
@@ -8301,7 +8615,7 @@
                 <w:sz w:val="24"/>
                 <w:szCs w:val="24"/>
                 <w:highlight w:val="yellow"/>
-                <w:rPrChange w:id="133" w:author="Голубович Даниил Дмитриевич" w:date="2026-01-05T16:08:00Z">
+                <w:rPrChange w:id="174" w:author="Голубович Даниил Дмитриевич" w:date="2026-01-05T16:08:00Z">
                   <w:rPr>
                     <w:rFonts w:ascii="Times New Roman" w:hAnsi="Times New Roman"/>
                     <w:color w:val="000000"/>
@@ -8322,7 +8636,7 @@
                 <w:sz w:val="24"/>
                 <w:szCs w:val="24"/>
                 <w:highlight w:val="yellow"/>
-                <w:rPrChange w:id="134" w:author="Голубович Даниил Дмитриевич" w:date="2026-01-05T16:08:00Z">
+                <w:rPrChange w:id="175" w:author="Голубович Даниил Дмитриевич" w:date="2026-01-05T16:08:00Z">
                   <w:rPr>
                     <w:rFonts w:ascii="Times New Roman" w:hAnsi="Times New Roman"/>
                     <w:color w:val="000000"/>
@@ -8337,7 +8651,7 @@
               <w:rPr>
                 <w:noProof/>
                 <w:highlight w:val="yellow"/>
-                <w:rPrChange w:id="135" w:author="Голубович Даниил Дмитриевич" w:date="2026-01-05T16:08:00Z">
+                <w:rPrChange w:id="176" w:author="Голубович Даниил Дмитриевич" w:date="2026-01-05T16:08:00Z">
                   <w:rPr>
                     <w:noProof/>
                   </w:rPr>
@@ -8386,7 +8700,7 @@
                 <w:sz w:val="24"/>
                 <w:szCs w:val="24"/>
                 <w:highlight w:val="yellow"/>
-                <w:rPrChange w:id="136" w:author="Голубович Даниил Дмитриевич" w:date="2026-01-05T16:08:00Z">
+                <w:rPrChange w:id="177" w:author="Голубович Даниил Дмитриевич" w:date="2026-01-05T16:08:00Z">
                   <w:rPr>
                     <w:rFonts w:ascii="Times New Roman" w:hAnsi="Times New Roman"/>
                     <w:color w:val="000000"/>
@@ -8408,7 +8722,7 @@
                 <w:sz w:val="24"/>
                 <w:szCs w:val="24"/>
                 <w:highlight w:val="yellow"/>
-                <w:rPrChange w:id="137" w:author="Голубович Даниил Дмитриевич" w:date="2026-01-05T16:08:00Z">
+                <w:rPrChange w:id="178" w:author="Голубович Даниил Дмитриевич" w:date="2026-01-05T16:08:00Z">
                   <w:rPr>
                     <w:rFonts w:ascii="Times New Roman" w:hAnsi="Times New Roman"/>
                     <w:color w:val="000000"/>
@@ -8425,7 +8739,7 @@
                 <w:sz w:val="24"/>
                 <w:szCs w:val="24"/>
                 <w:highlight w:val="yellow"/>
-                <w:rPrChange w:id="138" w:author="Голубович Даниил Дмитриевич" w:date="2026-01-05T16:08:00Z">
+                <w:rPrChange w:id="179" w:author="Голубович Даниил Дмитриевич" w:date="2026-01-05T16:08:00Z">
                   <w:rPr>
                     <w:rFonts w:ascii="Times New Roman" w:hAnsi="Times New Roman"/>
                     <w:color w:val="000000"/>
@@ -8443,7 +8757,7 @@
                 <w:sz w:val="24"/>
                 <w:szCs w:val="24"/>
                 <w:highlight w:val="yellow"/>
-                <w:rPrChange w:id="139" w:author="Голубович Даниил Дмитриевич" w:date="2026-01-05T16:08:00Z">
+                <w:rPrChange w:id="180" w:author="Голубович Даниил Дмитриевич" w:date="2026-01-05T16:08:00Z">
                   <w:rPr>
                     <w:rFonts w:ascii="Times New Roman" w:hAnsi="Times New Roman"/>
                     <w:color w:val="000000"/>
@@ -8461,7 +8775,7 @@
                 <w:sz w:val="24"/>
                 <w:szCs w:val="24"/>
                 <w:highlight w:val="yellow"/>
-                <w:rPrChange w:id="140" w:author="Голубович Даниил Дмитриевич" w:date="2026-01-05T16:08:00Z">
+                <w:rPrChange w:id="181" w:author="Голубович Даниил Дмитриевич" w:date="2026-01-05T16:08:00Z">
                   <w:rPr>
                     <w:rFonts w:ascii="Times New Roman" w:hAnsi="Times New Roman"/>
                     <w:color w:val="000000"/>
@@ -8479,7 +8793,7 @@
                 <w:sz w:val="24"/>
                 <w:szCs w:val="24"/>
                 <w:highlight w:val="yellow"/>
-                <w:rPrChange w:id="141" w:author="Голубович Даниил Дмитриевич" w:date="2026-01-05T16:08:00Z">
+                <w:rPrChange w:id="182" w:author="Голубович Даниил Дмитриевич" w:date="2026-01-05T16:08:00Z">
                   <w:rPr>
                     <w:rFonts w:ascii="Times New Roman" w:hAnsi="Times New Roman"/>
                     <w:color w:val="000000"/>
@@ -8497,7 +8811,7 @@
                 <w:sz w:val="24"/>
                 <w:szCs w:val="24"/>
                 <w:highlight w:val="yellow"/>
-                <w:rPrChange w:id="142" w:author="Голубович Даниил Дмитриевич" w:date="2026-01-05T16:08:00Z">
+                <w:rPrChange w:id="183" w:author="Голубович Даниил Дмитриевич" w:date="2026-01-05T16:08:00Z">
                   <w:rPr>
                     <w:rFonts w:ascii="Times New Roman" w:hAnsi="Times New Roman"/>
                     <w:color w:val="000000"/>
@@ -8515,7 +8829,7 @@
                 <w:sz w:val="24"/>
                 <w:szCs w:val="24"/>
                 <w:highlight w:val="yellow"/>
-                <w:rPrChange w:id="143" w:author="Голубович Даниил Дмитриевич" w:date="2026-01-05T16:08:00Z">
+                <w:rPrChange w:id="184" w:author="Голубович Даниил Дмитриевич" w:date="2026-01-05T16:08:00Z">
                   <w:rPr>
                     <w:rFonts w:ascii="Times New Roman" w:hAnsi="Times New Roman"/>
                     <w:color w:val="000000"/>
@@ -8545,7 +8859,7 @@
                 <w:sz w:val="24"/>
                 <w:szCs w:val="24"/>
                 <w:highlight w:val="yellow"/>
-                <w:rPrChange w:id="144" w:author="Голубович Даниил Дмитриевич" w:date="2026-01-05T16:08:00Z">
+                <w:rPrChange w:id="185" w:author="Голубович Даниил Дмитриевич" w:date="2026-01-05T16:08:00Z">
                   <w:rPr>
                     <w:rFonts w:ascii="Times New Roman" w:hAnsi="Times New Roman"/>
                     <w:color w:val="000000"/>
@@ -8844,26 +9158,50 @@
               <w:jc w:val="both"/>
               <w:rPr>
                 <w:rFonts w:ascii="Times New Roman" w:hAnsi="Times New Roman"/>
-                <w:color w:val="000000"/>
-                <w:sz w:val="24"/>
-                <w:szCs w:val="24"/>
-              </w:rPr>
-            </w:pPr>
-            <w:r>
-              <w:rPr>
-                <w:rFonts w:ascii="Times New Roman" w:hAnsi="Times New Roman"/>
-                <w:color w:val="000000"/>
-                <w:sz w:val="24"/>
-                <w:szCs w:val="24"/>
+                <w:sz w:val="24"/>
+                <w:szCs w:val="24"/>
+                <w:highlight w:val="green"/>
+                <w:rPrChange w:id="186" w:author="Голубович Даниил Дмитриевич" w:date="2026-02-04T15:17:00Z">
+                  <w:rPr>
+                    <w:rFonts w:ascii="Times New Roman" w:hAnsi="Times New Roman"/>
+                    <w:color w:val="000000"/>
+                    <w:sz w:val="24"/>
+                    <w:szCs w:val="24"/>
+                  </w:rPr>
+                </w:rPrChange>
+              </w:rPr>
+            </w:pPr>
+            <w:r>
+              <w:rPr>
+                <w:rFonts w:ascii="Times New Roman" w:hAnsi="Times New Roman"/>
+                <w:sz w:val="24"/>
+                <w:szCs w:val="24"/>
+                <w:highlight w:val="green"/>
+                <w:rPrChange w:id="187" w:author="Голубович Даниил Дмитриевич" w:date="2026-02-04T15:17:00Z">
+                  <w:rPr>
+                    <w:rFonts w:ascii="Times New Roman" w:hAnsi="Times New Roman"/>
+                    <w:color w:val="000000"/>
+                    <w:sz w:val="24"/>
+                    <w:szCs w:val="24"/>
+                  </w:rPr>
+                </w:rPrChange>
               </w:rPr>
               <w:t>Наличие файлов в источнике</w:t>
             </w:r>
             <w:r>
               <w:rPr>
                 <w:rFonts w:ascii="Times New Roman" w:hAnsi="Times New Roman"/>
-                <w:color w:val="000000"/>
-                <w:sz w:val="24"/>
-                <w:szCs w:val="24"/>
+                <w:sz w:val="24"/>
+                <w:szCs w:val="24"/>
+                <w:highlight w:val="green"/>
+                <w:rPrChange w:id="188" w:author="Голубович Даниил Дмитриевич" w:date="2026-02-04T15:17:00Z">
+                  <w:rPr>
+                    <w:rFonts w:ascii="Times New Roman" w:hAnsi="Times New Roman"/>
+                    <w:color w:val="000000"/>
+                    <w:sz w:val="24"/>
+                    <w:szCs w:val="24"/>
+                  </w:rPr>
+                </w:rPrChange>
               </w:rPr>
               <w:t xml:space="preserve">. </w:t>
             </w:r>
@@ -8875,26 +9213,50 @@
               <w:jc w:val="both"/>
               <w:rPr>
                 <w:rFonts w:ascii="Times New Roman" w:hAnsi="Times New Roman"/>
-                <w:color w:val="000000"/>
-                <w:sz w:val="24"/>
-                <w:szCs w:val="24"/>
-              </w:rPr>
-            </w:pPr>
-            <w:r>
-              <w:rPr>
-                <w:rFonts w:ascii="Times New Roman" w:hAnsi="Times New Roman"/>
-                <w:color w:val="000000"/>
-                <w:sz w:val="24"/>
-                <w:szCs w:val="24"/>
+                <w:sz w:val="24"/>
+                <w:szCs w:val="24"/>
+                <w:highlight w:val="green"/>
+                <w:rPrChange w:id="189" w:author="Голубович Даниил Дмитриевич" w:date="2026-02-04T15:17:00Z">
+                  <w:rPr>
+                    <w:rFonts w:ascii="Times New Roman" w:hAnsi="Times New Roman"/>
+                    <w:color w:val="000000"/>
+                    <w:sz w:val="24"/>
+                    <w:szCs w:val="24"/>
+                  </w:rPr>
+                </w:rPrChange>
+              </w:rPr>
+            </w:pPr>
+            <w:r>
+              <w:rPr>
+                <w:rFonts w:ascii="Times New Roman" w:hAnsi="Times New Roman"/>
+                <w:sz w:val="24"/>
+                <w:szCs w:val="24"/>
+                <w:highlight w:val="green"/>
+                <w:rPrChange w:id="190" w:author="Голубович Даниил Дмитриевич" w:date="2026-02-04T15:17:00Z">
+                  <w:rPr>
+                    <w:rFonts w:ascii="Times New Roman" w:hAnsi="Times New Roman"/>
+                    <w:color w:val="000000"/>
+                    <w:sz w:val="24"/>
+                    <w:szCs w:val="24"/>
+                  </w:rPr>
+                </w:rPrChange>
               </w:rPr>
               <w:t>Не отображается список файлов</w:t>
             </w:r>
             <w:r>
               <w:rPr>
                 <w:rFonts w:ascii="Times New Roman" w:hAnsi="Times New Roman"/>
-                <w:color w:val="000000"/>
-                <w:sz w:val="24"/>
-                <w:szCs w:val="24"/>
+                <w:sz w:val="24"/>
+                <w:szCs w:val="24"/>
+                <w:highlight w:val="green"/>
+                <w:rPrChange w:id="191" w:author="Голубович Даниил Дмитриевич" w:date="2026-02-04T15:17:00Z">
+                  <w:rPr>
+                    <w:rFonts w:ascii="Times New Roman" w:hAnsi="Times New Roman"/>
+                    <w:color w:val="000000"/>
+                    <w:sz w:val="24"/>
+                    <w:szCs w:val="24"/>
+                  </w:rPr>
+                </w:rPrChange>
               </w:rPr>
               <w:t>.</w:t>
             </w:r>
@@ -8906,14 +9268,28 @@
               <w:jc w:val="both"/>
               <w:rPr>
                 <w:rFonts w:ascii="Times New Roman" w:hAnsi="Times New Roman"/>
-                <w:color w:val="000000"/>
-                <w:sz w:val="24"/>
-                <w:szCs w:val="24"/>
+                <w:sz w:val="24"/>
+                <w:szCs w:val="24"/>
+                <w:highlight w:val="green"/>
+                <w:rPrChange w:id="192" w:author="Голубович Даниил Дмитриевич" w:date="2026-02-04T15:17:00Z">
+                  <w:rPr>
+                    <w:rFonts w:ascii="Times New Roman" w:hAnsi="Times New Roman"/>
+                    <w:color w:val="000000"/>
+                    <w:sz w:val="24"/>
+                    <w:szCs w:val="24"/>
+                  </w:rPr>
+                </w:rPrChange>
               </w:rPr>
             </w:pPr>
             <w:r>
               <w:rPr>
                 <w:noProof/>
+                <w:highlight w:val="green"/>
+                <w:rPrChange w:id="193" w:author="Голубович Даниил Дмитриевич" w:date="2026-02-04T15:17:00Z">
+                  <w:rPr>
+                    <w:noProof/>
+                  </w:rPr>
+                </w:rPrChange>
               </w:rPr>
               <w:drawing>
                 <wp:inline distT="0" distB="0" distL="0" distR="0" wp14:anchorId="31501E3D" wp14:editId="533C6EA5">
@@ -8959,9 +9335,17 @@
               <w:jc w:val="both"/>
               <w:rPr>
                 <w:rFonts w:ascii="Times New Roman" w:hAnsi="Times New Roman"/>
-                <w:color w:val="000000"/>
-                <w:sz w:val="24"/>
-                <w:szCs w:val="24"/>
+                <w:sz w:val="24"/>
+                <w:szCs w:val="24"/>
+                <w:highlight w:val="green"/>
+                <w:rPrChange w:id="194" w:author="Голубович Даниил Дмитриевич" w:date="2026-02-04T15:17:00Z">
+                  <w:rPr>
+                    <w:rFonts w:ascii="Times New Roman" w:hAnsi="Times New Roman"/>
+                    <w:color w:val="000000"/>
+                    <w:sz w:val="24"/>
+                    <w:szCs w:val="24"/>
+                  </w:rPr>
+                </w:rPrChange>
               </w:rPr>
             </w:pPr>
           </w:p>
@@ -8975,35 +9359,67 @@
               <w:jc w:val="both"/>
               <w:rPr>
                 <w:rFonts w:ascii="Times New Roman" w:hAnsi="Times New Roman"/>
-                <w:color w:val="000000"/>
-                <w:sz w:val="24"/>
-                <w:szCs w:val="24"/>
-              </w:rPr>
-            </w:pPr>
-            <w:r>
-              <w:rPr>
-                <w:rFonts w:ascii="Times New Roman" w:hAnsi="Times New Roman"/>
-                <w:color w:val="000000"/>
-                <w:sz w:val="24"/>
-                <w:szCs w:val="24"/>
+                <w:sz w:val="24"/>
+                <w:szCs w:val="24"/>
+                <w:highlight w:val="green"/>
+                <w:rPrChange w:id="195" w:author="Голубович Даниил Дмитриевич" w:date="2026-02-04T15:17:00Z">
+                  <w:rPr>
+                    <w:rFonts w:ascii="Times New Roman" w:hAnsi="Times New Roman"/>
+                    <w:color w:val="000000"/>
+                    <w:sz w:val="24"/>
+                    <w:szCs w:val="24"/>
+                  </w:rPr>
+                </w:rPrChange>
+              </w:rPr>
+            </w:pPr>
+            <w:r>
+              <w:rPr>
+                <w:rFonts w:ascii="Times New Roman" w:hAnsi="Times New Roman"/>
+                <w:sz w:val="24"/>
+                <w:szCs w:val="24"/>
+                <w:highlight w:val="green"/>
+                <w:rPrChange w:id="196" w:author="Голубович Даниил Дмитриевич" w:date="2026-02-04T15:17:00Z">
+                  <w:rPr>
+                    <w:rFonts w:ascii="Times New Roman" w:hAnsi="Times New Roman"/>
+                    <w:color w:val="000000"/>
+                    <w:sz w:val="24"/>
+                    <w:szCs w:val="24"/>
+                  </w:rPr>
+                </w:rPrChange>
               </w:rPr>
               <w:t>При обработке файлов, информация о наличии</w:t>
             </w:r>
             <w:r>
               <w:rPr>
                 <w:rFonts w:ascii="Times New Roman" w:hAnsi="Times New Roman"/>
-                <w:color w:val="000000"/>
-                <w:sz w:val="24"/>
-                <w:szCs w:val="24"/>
+                <w:sz w:val="24"/>
+                <w:szCs w:val="24"/>
+                <w:highlight w:val="green"/>
+                <w:rPrChange w:id="197" w:author="Голубович Даниил Дмитриевич" w:date="2026-02-04T15:17:00Z">
+                  <w:rPr>
+                    <w:rFonts w:ascii="Times New Roman" w:hAnsi="Times New Roman"/>
+                    <w:color w:val="000000"/>
+                    <w:sz w:val="24"/>
+                    <w:szCs w:val="24"/>
+                  </w:rPr>
+                </w:rPrChange>
               </w:rPr>
               <w:t xml:space="preserve"> </w:t>
             </w:r>
             <w:r>
               <w:rPr>
                 <w:rFonts w:ascii="Times New Roman" w:hAnsi="Times New Roman"/>
-                <w:color w:val="000000"/>
-                <w:sz w:val="24"/>
-                <w:szCs w:val="24"/>
+                <w:sz w:val="24"/>
+                <w:szCs w:val="24"/>
+                <w:highlight w:val="green"/>
+                <w:rPrChange w:id="198" w:author="Голубович Даниил Дмитриевич" w:date="2026-02-04T15:17:00Z">
+                  <w:rPr>
+                    <w:rFonts w:ascii="Times New Roman" w:hAnsi="Times New Roman"/>
+                    <w:color w:val="000000"/>
+                    <w:sz w:val="24"/>
+                    <w:szCs w:val="24"/>
+                  </w:rPr>
+                </w:rPrChange>
               </w:rPr>
               <w:t>в источнике файлов не отображается.</w:t>
             </w:r>
@@ -9015,9 +9431,16 @@
               <w:jc w:val="both"/>
               <w:rPr>
                 <w:rFonts w:ascii="Times New Roman" w:hAnsi="Times New Roman"/>
-                <w:color w:val="000000"/>
-                <w:sz w:val="24"/>
-                <w:szCs w:val="24"/>
+                <w:sz w:val="24"/>
+                <w:szCs w:val="24"/>
+                <w:rPrChange w:id="199" w:author="Голубович Даниил Дмитриевич" w:date="2026-02-04T15:17:00Z">
+                  <w:rPr>
+                    <w:rFonts w:ascii="Times New Roman" w:hAnsi="Times New Roman"/>
+                    <w:color w:val="000000"/>
+                    <w:sz w:val="24"/>
+                    <w:szCs w:val="24"/>
+                  </w:rPr>
+                </w:rPrChange>
               </w:rPr>
             </w:pPr>
           </w:p>
@@ -11353,7 +11776,7 @@
                 <w:sz w:val="24"/>
                 <w:szCs w:val="24"/>
                 <w:highlight w:val="green"/>
-                <w:rPrChange w:id="145" w:author="Голубович Даниил Дмитриевич" w:date="2026-01-22T11:56:00Z">
+                <w:rPrChange w:id="200" w:author="Голубович Даниил Дмитриевич" w:date="2026-01-22T11:56:00Z">
                   <w:rPr>
                     <w:rFonts w:ascii="Times New Roman" w:hAnsi="Times New Roman"/>
                     <w:color w:val="000000"/>
@@ -11370,7 +11793,7 @@
                 <w:sz w:val="24"/>
                 <w:szCs w:val="24"/>
                 <w:highlight w:val="green"/>
-                <w:rPrChange w:id="146" w:author="Голубович Даниил Дмитриевич" w:date="2026-01-22T11:56:00Z">
+                <w:rPrChange w:id="201" w:author="Голубович Даниил Дмитриевич" w:date="2026-01-22T11:56:00Z">
                   <w:rPr>
                     <w:rFonts w:ascii="Times New Roman" w:hAnsi="Times New Roman"/>
                     <w:color w:val="000000"/>
@@ -11392,7 +11815,7 @@
                 <w:sz w:val="24"/>
                 <w:szCs w:val="24"/>
                 <w:highlight w:val="green"/>
-                <w:rPrChange w:id="147" w:author="Голубович Даниил Дмитриевич" w:date="2026-01-22T11:56:00Z">
+                <w:rPrChange w:id="202" w:author="Голубович Даниил Дмитриевич" w:date="2026-01-22T11:56:00Z">
                   <w:rPr>
                     <w:rFonts w:ascii="Times New Roman" w:hAnsi="Times New Roman"/>
                     <w:color w:val="000000"/>
@@ -11409,7 +11832,7 @@
                 <w:sz w:val="24"/>
                 <w:szCs w:val="24"/>
                 <w:highlight w:val="green"/>
-                <w:rPrChange w:id="148" w:author="Голубович Даниил Дмитриевич" w:date="2026-01-22T11:56:00Z">
+                <w:rPrChange w:id="203" w:author="Голубович Даниил Дмитриевич" w:date="2026-01-22T11:56:00Z">
                   <w:rPr>
                     <w:rFonts w:ascii="Times New Roman" w:hAnsi="Times New Roman"/>
                     <w:color w:val="000000"/>
@@ -11427,7 +11850,7 @@
                 <w:sz w:val="24"/>
                 <w:szCs w:val="24"/>
                 <w:highlight w:val="green"/>
-                <w:rPrChange w:id="149" w:author="Голубович Даниил Дмитриевич" w:date="2026-01-22T11:56:00Z">
+                <w:rPrChange w:id="204" w:author="Голубович Даниил Дмитриевич" w:date="2026-01-22T11:56:00Z">
                   <w:rPr>
                     <w:rFonts w:ascii="Times New Roman" w:hAnsi="Times New Roman"/>
                     <w:color w:val="000000"/>
@@ -11445,7 +11868,7 @@
                 <w:sz w:val="24"/>
                 <w:szCs w:val="24"/>
                 <w:highlight w:val="green"/>
-                <w:rPrChange w:id="150" w:author="Голубович Даниил Дмитриевич" w:date="2026-01-22T11:56:00Z">
+                <w:rPrChange w:id="205" w:author="Голубович Даниил Дмитриевич" w:date="2026-01-22T11:56:00Z">
                   <w:rPr>
                     <w:rFonts w:ascii="Times New Roman" w:hAnsi="Times New Roman"/>
                     <w:color w:val="000000"/>
@@ -11463,7 +11886,7 @@
                 <w:sz w:val="24"/>
                 <w:szCs w:val="24"/>
                 <w:highlight w:val="green"/>
-                <w:rPrChange w:id="151" w:author="Голубович Даниил Дмитриевич" w:date="2026-01-22T11:56:00Z">
+                <w:rPrChange w:id="206" w:author="Голубович Даниил Дмитриевич" w:date="2026-01-22T11:56:00Z">
                   <w:rPr>
                     <w:rFonts w:ascii="Times New Roman" w:hAnsi="Times New Roman"/>
                     <w:color w:val="000000"/>
@@ -11481,7 +11904,7 @@
                 <w:sz w:val="24"/>
                 <w:szCs w:val="24"/>
                 <w:highlight w:val="green"/>
-                <w:rPrChange w:id="152" w:author="Голубович Даниил Дмитриевич" w:date="2026-01-22T11:56:00Z">
+                <w:rPrChange w:id="207" w:author="Голубович Даниил Дмитриевич" w:date="2026-01-22T11:56:00Z">
                   <w:rPr>
                     <w:rFonts w:ascii="Times New Roman" w:hAnsi="Times New Roman"/>
                     <w:color w:val="000000"/>
@@ -11499,7 +11922,7 @@
                 <w:sz w:val="24"/>
                 <w:szCs w:val="24"/>
                 <w:highlight w:val="green"/>
-                <w:rPrChange w:id="153" w:author="Голубович Даниил Дмитриевич" w:date="2026-01-22T11:56:00Z">
+                <w:rPrChange w:id="208" w:author="Голубович Даниил Дмитриевич" w:date="2026-01-22T11:56:00Z">
                   <w:rPr>
                     <w:rFonts w:ascii="Times New Roman" w:hAnsi="Times New Roman"/>
                     <w:color w:val="000000"/>
@@ -11517,7 +11940,7 @@
                 <w:sz w:val="24"/>
                 <w:szCs w:val="24"/>
                 <w:highlight w:val="green"/>
-                <w:rPrChange w:id="154" w:author="Голубович Даниил Дмитриевич" w:date="2026-01-22T11:56:00Z">
+                <w:rPrChange w:id="209" w:author="Голубович Даниил Дмитриевич" w:date="2026-01-22T11:56:00Z">
                   <w:rPr>
                     <w:rFonts w:ascii="Times New Roman" w:hAnsi="Times New Roman"/>
                     <w:color w:val="000000"/>
@@ -11535,7 +11958,7 @@
                 <w:sz w:val="24"/>
                 <w:szCs w:val="24"/>
                 <w:highlight w:val="green"/>
-                <w:rPrChange w:id="155" w:author="Голубович Даниил Дмитриевич" w:date="2026-01-22T11:56:00Z">
+                <w:rPrChange w:id="210" w:author="Голубович Даниил Дмитриевич" w:date="2026-01-22T11:56:00Z">
                   <w:rPr>
                     <w:rFonts w:ascii="Times New Roman" w:hAnsi="Times New Roman"/>
                     <w:color w:val="000000"/>
@@ -11553,7 +11976,7 @@
                 <w:sz w:val="24"/>
                 <w:szCs w:val="24"/>
                 <w:highlight w:val="green"/>
-                <w:rPrChange w:id="156" w:author="Голубович Даниил Дмитриевич" w:date="2026-01-22T11:56:00Z">
+                <w:rPrChange w:id="211" w:author="Голубович Даниил Дмитриевич" w:date="2026-01-22T11:56:00Z">
                   <w:rPr>
                     <w:rFonts w:ascii="Times New Roman" w:hAnsi="Times New Roman"/>
                     <w:color w:val="000000"/>
@@ -11571,7 +11994,7 @@
                 <w:sz w:val="24"/>
                 <w:szCs w:val="24"/>
                 <w:highlight w:val="green"/>
-                <w:rPrChange w:id="157" w:author="Голубович Даниил Дмитриевич" w:date="2026-01-22T11:56:00Z">
+                <w:rPrChange w:id="212" w:author="Голубович Даниил Дмитриевич" w:date="2026-01-22T11:56:00Z">
                   <w:rPr>
                     <w:rFonts w:ascii="Times New Roman" w:hAnsi="Times New Roman"/>
                     <w:color w:val="000000"/>
@@ -11589,7 +12012,7 @@
                 <w:sz w:val="24"/>
                 <w:szCs w:val="24"/>
                 <w:highlight w:val="green"/>
-                <w:rPrChange w:id="158" w:author="Голубович Даниил Дмитриевич" w:date="2026-01-22T11:56:00Z">
+                <w:rPrChange w:id="213" w:author="Голубович Даниил Дмитриевич" w:date="2026-01-22T11:56:00Z">
                   <w:rPr>
                     <w:rFonts w:ascii="Times New Roman" w:hAnsi="Times New Roman"/>
                     <w:color w:val="000000"/>
@@ -11607,7 +12030,7 @@
                 <w:sz w:val="24"/>
                 <w:szCs w:val="24"/>
                 <w:highlight w:val="green"/>
-                <w:rPrChange w:id="159" w:author="Голубович Даниил Дмитриевич" w:date="2026-01-22T11:56:00Z">
+                <w:rPrChange w:id="214" w:author="Голубович Даниил Дмитриевич" w:date="2026-01-22T11:56:00Z">
                   <w:rPr>
                     <w:rFonts w:ascii="Times New Roman" w:hAnsi="Times New Roman"/>
                     <w:color w:val="000000"/>
@@ -11625,7 +12048,7 @@
                 <w:sz w:val="24"/>
                 <w:szCs w:val="24"/>
                 <w:highlight w:val="green"/>
-                <w:rPrChange w:id="160" w:author="Голубович Даниил Дмитриевич" w:date="2026-01-22T11:56:00Z">
+                <w:rPrChange w:id="215" w:author="Голубович Даниил Дмитриевич" w:date="2026-01-22T11:56:00Z">
                   <w:rPr>
                     <w:rFonts w:ascii="Times New Roman" w:hAnsi="Times New Roman"/>
                     <w:color w:val="000000"/>
@@ -11643,7 +12066,7 @@
                 <w:sz w:val="24"/>
                 <w:szCs w:val="24"/>
                 <w:highlight w:val="green"/>
-                <w:rPrChange w:id="161" w:author="Голубович Даниил Дмитриевич" w:date="2026-01-22T11:56:00Z">
+                <w:rPrChange w:id="216" w:author="Голубович Даниил Дмитриевич" w:date="2026-01-22T11:56:00Z">
                   <w:rPr>
                     <w:rFonts w:ascii="Times New Roman" w:hAnsi="Times New Roman"/>
                     <w:color w:val="000000"/>
@@ -11661,7 +12084,7 @@
                 <w:sz w:val="24"/>
                 <w:szCs w:val="24"/>
                 <w:highlight w:val="green"/>
-                <w:rPrChange w:id="162" w:author="Голубович Даниил Дмитриевич" w:date="2026-01-22T11:56:00Z">
+                <w:rPrChange w:id="217" w:author="Голубович Даниил Дмитриевич" w:date="2026-01-22T11:56:00Z">
                   <w:rPr>
                     <w:rFonts w:ascii="Times New Roman" w:hAnsi="Times New Roman"/>
                     <w:color w:val="000000"/>
@@ -11679,7 +12102,7 @@
                 <w:sz w:val="24"/>
                 <w:szCs w:val="24"/>
                 <w:highlight w:val="green"/>
-                <w:rPrChange w:id="163" w:author="Голубович Даниил Дмитриевич" w:date="2026-01-22T11:56:00Z">
+                <w:rPrChange w:id="218" w:author="Голубович Даниил Дмитриевич" w:date="2026-01-22T11:56:00Z">
                   <w:rPr>
                     <w:rFonts w:ascii="Times New Roman" w:hAnsi="Times New Roman"/>
                     <w:color w:val="000000"/>
@@ -11697,7 +12120,7 @@
                 <w:sz w:val="24"/>
                 <w:szCs w:val="24"/>
                 <w:highlight w:val="green"/>
-                <w:rPrChange w:id="164" w:author="Голубович Даниил Дмитриевич" w:date="2026-01-22T11:56:00Z">
+                <w:rPrChange w:id="219" w:author="Голубович Даниил Дмитриевич" w:date="2026-01-22T11:56:00Z">
                   <w:rPr>
                     <w:rFonts w:ascii="Times New Roman" w:hAnsi="Times New Roman"/>
                     <w:color w:val="000000"/>
@@ -11715,7 +12138,7 @@
                 <w:sz w:val="24"/>
                 <w:szCs w:val="24"/>
                 <w:highlight w:val="green"/>
-                <w:rPrChange w:id="165" w:author="Голубович Даниил Дмитриевич" w:date="2026-01-22T11:56:00Z">
+                <w:rPrChange w:id="220" w:author="Голубович Даниил Дмитриевич" w:date="2026-01-22T11:56:00Z">
                   <w:rPr>
                     <w:rFonts w:ascii="Times New Roman" w:hAnsi="Times New Roman"/>
                     <w:color w:val="000000"/>
@@ -11733,7 +12156,7 @@
                 <w:sz w:val="24"/>
                 <w:szCs w:val="24"/>
                 <w:highlight w:val="green"/>
-                <w:rPrChange w:id="166" w:author="Голубович Даниил Дмитриевич" w:date="2026-01-22T11:56:00Z">
+                <w:rPrChange w:id="221" w:author="Голубович Даниил Дмитриевич" w:date="2026-01-22T11:56:00Z">
                   <w:rPr>
                     <w:rFonts w:ascii="Times New Roman" w:hAnsi="Times New Roman"/>
                     <w:color w:val="000000"/>
@@ -11751,7 +12174,7 @@
                 <w:sz w:val="24"/>
                 <w:szCs w:val="24"/>
                 <w:highlight w:val="green"/>
-                <w:rPrChange w:id="167" w:author="Голубович Даниил Дмитриевич" w:date="2026-01-22T11:56:00Z">
+                <w:rPrChange w:id="222" w:author="Голубович Даниил Дмитриевич" w:date="2026-01-22T11:56:00Z">
                   <w:rPr>
                     <w:rFonts w:ascii="Times New Roman" w:hAnsi="Times New Roman"/>
                     <w:color w:val="000000"/>
@@ -11769,7 +12192,7 @@
                 <w:sz w:val="24"/>
                 <w:szCs w:val="24"/>
                 <w:highlight w:val="green"/>
-                <w:rPrChange w:id="168" w:author="Голубович Даниил Дмитриевич" w:date="2026-01-22T11:56:00Z">
+                <w:rPrChange w:id="223" w:author="Голубович Даниил Дмитриевич" w:date="2026-01-22T11:56:00Z">
                   <w:rPr>
                     <w:rFonts w:ascii="Times New Roman" w:hAnsi="Times New Roman"/>
                     <w:color w:val="000000"/>
@@ -11787,7 +12210,7 @@
                 <w:sz w:val="24"/>
                 <w:szCs w:val="24"/>
                 <w:highlight w:val="green"/>
-                <w:rPrChange w:id="169" w:author="Голубович Даниил Дмитриевич" w:date="2026-01-22T11:56:00Z">
+                <w:rPrChange w:id="224" w:author="Голубович Даниил Дмитриевич" w:date="2026-01-22T11:56:00Z">
                   <w:rPr>
                     <w:rFonts w:ascii="Times New Roman" w:hAnsi="Times New Roman"/>
                     <w:color w:val="000000"/>
@@ -11805,7 +12228,7 @@
                 <w:sz w:val="24"/>
                 <w:szCs w:val="24"/>
                 <w:highlight w:val="green"/>
-                <w:rPrChange w:id="170" w:author="Голубович Даниил Дмитриевич" w:date="2026-01-22T11:56:00Z">
+                <w:rPrChange w:id="225" w:author="Голубович Даниил Дмитриевич" w:date="2026-01-22T11:56:00Z">
                   <w:rPr>
                     <w:rFonts w:ascii="Times New Roman" w:hAnsi="Times New Roman"/>
                     <w:color w:val="000000"/>
@@ -11814,20 +12237,18 @@
                   </w:rPr>
                 </w:rPrChange>
               </w:rPr>
-              <w:t>, настройка игнорируется.</w:t>
-            </w:r>
-          </w:p>
-          <w:p>
-            <w:pPr>
-              <w:pStyle w:val="a3"/>
-              <w:jc w:val="both"/>
+              <w:t>, настройка игнорир</w:t>
+            </w:r>
+            <w:bookmarkStart w:id="226" w:name="_GoBack"/>
+            <w:bookmarkEnd w:id="226"/>
+            <w:r>
               <w:rPr>
                 <w:rFonts w:ascii="Times New Roman" w:hAnsi="Times New Roman"/>
                 <w:color w:val="000000"/>
                 <w:sz w:val="24"/>
                 <w:szCs w:val="24"/>
                 <w:highlight w:val="green"/>
-                <w:rPrChange w:id="171" w:author="Голубович Даниил Дмитриевич" w:date="2026-01-22T11:56:00Z">
+                <w:rPrChange w:id="227" w:author="Голубович Даниил Дмитриевич" w:date="2026-01-22T11:56:00Z">
                   <w:rPr>
                     <w:rFonts w:ascii="Times New Roman" w:hAnsi="Times New Roman"/>
                     <w:color w:val="000000"/>
@@ -11836,12 +12257,34 @@
                   </w:rPr>
                 </w:rPrChange>
               </w:rPr>
+              <w:t>уется.</w:t>
+            </w:r>
+          </w:p>
+          <w:p>
+            <w:pPr>
+              <w:pStyle w:val="a3"/>
+              <w:jc w:val="both"/>
+              <w:rPr>
+                <w:rFonts w:ascii="Times New Roman" w:hAnsi="Times New Roman"/>
+                <w:color w:val="000000"/>
+                <w:sz w:val="24"/>
+                <w:szCs w:val="24"/>
+                <w:highlight w:val="green"/>
+                <w:rPrChange w:id="228" w:author="Голубович Даниил Дмитриевич" w:date="2026-01-22T11:56:00Z">
+                  <w:rPr>
+                    <w:rFonts w:ascii="Times New Roman" w:hAnsi="Times New Roman"/>
+                    <w:color w:val="000000"/>
+                    <w:sz w:val="24"/>
+                    <w:szCs w:val="24"/>
+                  </w:rPr>
+                </w:rPrChange>
+              </w:rPr>
             </w:pPr>
             <w:r>
               <w:rPr>
                 <w:noProof/>
                 <w:highlight w:val="green"/>
-                <w:rPrChange w:id="172" w:author="Голубович Даниил Дмитриевич" w:date="2026-01-22T11:56:00Z">
+                <w:rPrChange w:id="229" w:author="Голубович Даниил Дмитриевич" w:date="2026-01-22T11:56:00Z">
                   <w:rPr>
                     <w:noProof/>
                   </w:rPr>
@@ -11895,7 +12338,7 @@
                 <w:sz w:val="24"/>
                 <w:szCs w:val="24"/>
                 <w:highlight w:val="green"/>
-                <w:rPrChange w:id="173" w:author="Голубович Даниил Дмитриевич" w:date="2026-01-22T11:56:00Z">
+                <w:rPrChange w:id="230" w:author="Голубович Даниил Дмитриевич" w:date="2026-01-22T11:56:00Z">
                   <w:rPr>
                     <w:rFonts w:ascii="Times New Roman" w:hAnsi="Times New Roman"/>
                     <w:color w:val="000000"/>
@@ -11921,7 +12364,7 @@
               <w:rPr>
                 <w:noProof/>
                 <w:highlight w:val="green"/>
-                <w:rPrChange w:id="174" w:author="Голубович Даниил Дмитриевич" w:date="2026-01-22T11:56:00Z">
+                <w:rPrChange w:id="231" w:author="Голубович Даниил Дмитриевич" w:date="2026-01-22T11:56:00Z">
                   <w:rPr>
                     <w:noProof/>
                   </w:rPr>
@@ -18342,7 +18785,7 @@
                 <w:sz w:val="24"/>
                 <w:szCs w:val="24"/>
                 <w:highlight w:val="green"/>
-                <w:rPrChange w:id="175" w:author="Голубович Даниил Дмитриевич" w:date="2026-01-22T11:57:00Z">
+                <w:rPrChange w:id="232" w:author="Голубович Даниил Дмитриевич" w:date="2026-01-22T11:57:00Z">
                   <w:rPr>
                     <w:rFonts w:ascii="Times New Roman" w:hAnsi="Times New Roman"/>
                     <w:sz w:val="24"/>
@@ -18357,7 +18800,7 @@
                 <w:sz w:val="24"/>
                 <w:szCs w:val="24"/>
                 <w:highlight w:val="green"/>
-                <w:rPrChange w:id="176" w:author="Голубович Даниил Дмитриевич" w:date="2026-01-22T11:57:00Z">
+                <w:rPrChange w:id="233" w:author="Голубович Даниил Дмитриевич" w:date="2026-01-22T11:57:00Z">
                   <w:rPr>
                     <w:rFonts w:ascii="Times New Roman" w:hAnsi="Times New Roman"/>
                     <w:sz w:val="24"/>
@@ -18365,25 +18808,7 @@
                   </w:rPr>
                 </w:rPrChange>
               </w:rPr>
-              <w:t>Информирование о выполне</w:t>
-            </w:r>
-            <w:bookmarkStart w:id="177" w:name="_GoBack"/>
-            <w:bookmarkEnd w:id="177"/>
-            <w:r>
-              <w:rPr>
-                <w:rFonts w:ascii="Times New Roman" w:hAnsi="Times New Roman"/>
-                <w:sz w:val="24"/>
-                <w:szCs w:val="24"/>
-                <w:highlight w:val="green"/>
-                <w:rPrChange w:id="178" w:author="Голубович Даниил Дмитриевич" w:date="2026-01-22T11:57:00Z">
-                  <w:rPr>
-                    <w:rFonts w:ascii="Times New Roman" w:hAnsi="Times New Roman"/>
-                    <w:sz w:val="24"/>
-                    <w:szCs w:val="24"/>
-                  </w:rPr>
-                </w:rPrChange>
-              </w:rPr>
-              <w:t>нии не работает.</w:t>
+              <w:t>Информирование о выполнении не работает.</w:t>
             </w:r>
           </w:p>
           <w:p>
@@ -19858,14 +20283,32 @@
                 <w:color w:val="000000"/>
                 <w:sz w:val="24"/>
                 <w:szCs w:val="24"/>
-              </w:rPr>
-            </w:pPr>
-            <w:r>
-              <w:rPr>
-                <w:rFonts w:ascii="Times New Roman" w:hAnsi="Times New Roman"/>
-                <w:color w:val="000000"/>
-                <w:sz w:val="24"/>
-                <w:szCs w:val="24"/>
+                <w:highlight w:val="red"/>
+                <w:rPrChange w:id="234" w:author="Голубович Даниил Дмитриевич" w:date="2026-02-05T14:33:00Z">
+                  <w:rPr>
+                    <w:rFonts w:ascii="Times New Roman" w:hAnsi="Times New Roman"/>
+                    <w:color w:val="000000"/>
+                    <w:sz w:val="24"/>
+                    <w:szCs w:val="24"/>
+                  </w:rPr>
+                </w:rPrChange>
+              </w:rPr>
+            </w:pPr>
+            <w:r>
+              <w:rPr>
+                <w:rFonts w:ascii="Times New Roman" w:hAnsi="Times New Roman"/>
+                <w:color w:val="000000"/>
+                <w:sz w:val="24"/>
+                <w:szCs w:val="24"/>
+                <w:highlight w:val="red"/>
+                <w:rPrChange w:id="235" w:author="Голубович Даниил Дмитриевич" w:date="2026-02-05T14:33:00Z">
+                  <w:rPr>
+                    <w:rFonts w:ascii="Times New Roman" w:hAnsi="Times New Roman"/>
+                    <w:color w:val="000000"/>
+                    <w:sz w:val="24"/>
+                    <w:szCs w:val="24"/>
+                  </w:rPr>
+                </w:rPrChange>
               </w:rPr>
               <w:t>Реализация работы Задач под управлением обработчика должна обеспечивать возможностью работы с локальными, сетевыми внутренними (локальная сеть) и внешними (</w:t>
             </w:r>
@@ -19874,7 +20317,16 @@
                 <w:rFonts w:ascii="Times New Roman" w:hAnsi="Times New Roman"/>
                 <w:sz w:val="24"/>
                 <w:szCs w:val="24"/>
+                <w:highlight w:val="red"/>
                 <w:lang w:val="en-US"/>
+                <w:rPrChange w:id="236" w:author="Голубович Даниил Дмитриевич" w:date="2026-02-05T14:33:00Z">
+                  <w:rPr>
+                    <w:rFonts w:ascii="Times New Roman" w:hAnsi="Times New Roman"/>
+                    <w:sz w:val="24"/>
+                    <w:szCs w:val="24"/>
+                    <w:lang w:val="en-US"/>
+                  </w:rPr>
+                </w:rPrChange>
               </w:rPr>
               <w:t>FTP</w:t>
             </w:r>
@@ -19883,6 +20335,14 @@
                 <w:rFonts w:ascii="Times New Roman" w:hAnsi="Times New Roman"/>
                 <w:sz w:val="24"/>
                 <w:szCs w:val="24"/>
+                <w:highlight w:val="red"/>
+                <w:rPrChange w:id="237" w:author="Голубович Даниил Дмитриевич" w:date="2026-02-05T14:33:00Z">
+                  <w:rPr>
+                    <w:rFonts w:ascii="Times New Roman" w:hAnsi="Times New Roman"/>
+                    <w:sz w:val="24"/>
+                    <w:szCs w:val="24"/>
+                  </w:rPr>
+                </w:rPrChange>
               </w:rPr>
               <w:t xml:space="preserve">, </w:t>
             </w:r>
@@ -19891,7 +20351,16 @@
                 <w:rFonts w:ascii="Times New Roman" w:hAnsi="Times New Roman"/>
                 <w:sz w:val="24"/>
                 <w:szCs w:val="24"/>
+                <w:highlight w:val="red"/>
                 <w:lang w:val="en-US"/>
+                <w:rPrChange w:id="238" w:author="Голубович Даниил Дмитриевич" w:date="2026-02-05T14:33:00Z">
+                  <w:rPr>
+                    <w:rFonts w:ascii="Times New Roman" w:hAnsi="Times New Roman"/>
+                    <w:sz w:val="24"/>
+                    <w:szCs w:val="24"/>
+                    <w:lang w:val="en-US"/>
+                  </w:rPr>
+                </w:rPrChange>
               </w:rPr>
               <w:t>HTTP</w:t>
             </w:r>
@@ -19900,6 +20369,14 @@
                 <w:rFonts w:ascii="Times New Roman" w:hAnsi="Times New Roman"/>
                 <w:sz w:val="24"/>
                 <w:szCs w:val="24"/>
+                <w:highlight w:val="red"/>
+                <w:rPrChange w:id="239" w:author="Голубович Даниил Дмитриевич" w:date="2026-02-05T14:33:00Z">
+                  <w:rPr>
+                    <w:rFonts w:ascii="Times New Roman" w:hAnsi="Times New Roman"/>
+                    <w:sz w:val="24"/>
+                    <w:szCs w:val="24"/>
+                  </w:rPr>
+                </w:rPrChange>
               </w:rPr>
               <w:t>/</w:t>
             </w:r>
@@ -19908,7 +20385,16 @@
                 <w:rFonts w:ascii="Times New Roman" w:hAnsi="Times New Roman"/>
                 <w:sz w:val="24"/>
                 <w:szCs w:val="24"/>
+                <w:highlight w:val="red"/>
                 <w:lang w:val="en-US"/>
+                <w:rPrChange w:id="240" w:author="Голубович Даниил Дмитриевич" w:date="2026-02-05T14:33:00Z">
+                  <w:rPr>
+                    <w:rFonts w:ascii="Times New Roman" w:hAnsi="Times New Roman"/>
+                    <w:sz w:val="24"/>
+                    <w:szCs w:val="24"/>
+                    <w:lang w:val="en-US"/>
+                  </w:rPr>
+                </w:rPrChange>
               </w:rPr>
               <w:t>HTTPS</w:t>
             </w:r>
@@ -19918,6 +20404,15 @@
                 <w:color w:val="000000"/>
                 <w:sz w:val="24"/>
                 <w:szCs w:val="24"/>
+                <w:highlight w:val="red"/>
+                <w:rPrChange w:id="241" w:author="Голубович Даниил Дмитриевич" w:date="2026-02-05T14:33:00Z">
+                  <w:rPr>
+                    <w:rFonts w:ascii="Times New Roman" w:hAnsi="Times New Roman"/>
+                    <w:color w:val="000000"/>
+                    <w:sz w:val="24"/>
+                    <w:szCs w:val="24"/>
+                  </w:rPr>
+                </w:rPrChange>
               </w:rPr>
               <w:t>) ресурсами.</w:t>
             </w:r>
@@ -19930,15 +20425,34 @@
                 <w:color w:val="000000"/>
                 <w:sz w:val="24"/>
                 <w:szCs w:val="24"/>
+                <w:highlight w:val="red"/>
                 <w:lang w:eastAsia="en-US"/>
-              </w:rPr>
-            </w:pPr>
-            <w:r>
-              <w:rPr>
-                <w:rFonts w:ascii="Times New Roman" w:hAnsi="Times New Roman"/>
-                <w:color w:val="000000"/>
-                <w:sz w:val="24"/>
-                <w:szCs w:val="24"/>
+                <w:rPrChange w:id="242" w:author="Голубович Даниил Дмитриевич" w:date="2026-02-05T14:33:00Z">
+                  <w:rPr>
+                    <w:rFonts w:ascii="Times New Roman" w:eastAsiaTheme="minorHAnsi" w:hAnsi="Times New Roman"/>
+                    <w:color w:val="000000"/>
+                    <w:sz w:val="24"/>
+                    <w:szCs w:val="24"/>
+                    <w:lang w:eastAsia="en-US"/>
+                  </w:rPr>
+                </w:rPrChange>
+              </w:rPr>
+            </w:pPr>
+            <w:r>
+              <w:rPr>
+                <w:rFonts w:ascii="Times New Roman" w:hAnsi="Times New Roman"/>
+                <w:color w:val="000000"/>
+                <w:sz w:val="24"/>
+                <w:szCs w:val="24"/>
+                <w:highlight w:val="red"/>
+                <w:rPrChange w:id="243" w:author="Голубович Даниил Дмитриевич" w:date="2026-02-05T14:33:00Z">
+                  <w:rPr>
+                    <w:rFonts w:ascii="Times New Roman" w:hAnsi="Times New Roman"/>
+                    <w:color w:val="000000"/>
+                    <w:sz w:val="24"/>
+                    <w:szCs w:val="24"/>
+                  </w:rPr>
+                </w:rPrChange>
               </w:rPr>
               <w:t>(</w:t>
             </w:r>
@@ -19949,6 +20463,15 @@
                 <w:color w:val="000000"/>
                 <w:sz w:val="24"/>
                 <w:szCs w:val="24"/>
+                <w:highlight w:val="red"/>
+                <w:rPrChange w:id="244" w:author="Голубович Даниил Дмитриевич" w:date="2026-02-05T14:33:00Z">
+                  <w:rPr>
+                    <w:rFonts w:ascii="Times New Roman" w:hAnsi="Times New Roman"/>
+                    <w:color w:val="000000"/>
+                    <w:sz w:val="24"/>
+                    <w:szCs w:val="24"/>
+                  </w:rPr>
+                </w:rPrChange>
               </w:rPr>
               <w:t>Дз</w:t>
             </w:r>
@@ -19959,6 +20482,15 @@
                 <w:color w:val="000000"/>
                 <w:sz w:val="24"/>
                 <w:szCs w:val="24"/>
+                <w:highlight w:val="red"/>
+                <w:rPrChange w:id="245" w:author="Голубович Даниил Дмитриевич" w:date="2026-02-05T14:33:00Z">
+                  <w:rPr>
+                    <w:rFonts w:ascii="Times New Roman" w:hAnsi="Times New Roman"/>
+                    <w:color w:val="000000"/>
+                    <w:sz w:val="24"/>
+                    <w:szCs w:val="24"/>
+                  </w:rPr>
+                </w:rPrChange>
               </w:rPr>
               <w:t xml:space="preserve"> </w:t>
             </w:r>
@@ -19968,40 +20500,58 @@
                 <w:color w:val="000000"/>
                 <w:sz w:val="24"/>
                 <w:szCs w:val="24"/>
+                <w:highlight w:val="red"/>
                 <w:lang w:eastAsia="en-US"/>
-              </w:rPr>
-              <w:t>09.10.2025 № 795-20-010/4716</w:t>
-            </w:r>
-            <w:r>
-              <w:rPr>
-                <w:rFonts w:ascii="Times New Roman" w:eastAsiaTheme="minorHAnsi" w:hAnsi="Times New Roman"/>
-                <w:color w:val="000000"/>
-                <w:sz w:val="24"/>
-                <w:szCs w:val="24"/>
-                <w:lang w:eastAsia="en-US"/>
-              </w:rPr>
-              <w:t>)</w:t>
-            </w:r>
-          </w:p>
-          <w:p>
-            <w:pPr>
-              <w:jc w:val="both"/>
-              <w:rPr>
-                <w:rFonts w:ascii="Times New Roman" w:hAnsi="Times New Roman"/>
-                <w:color w:val="000000"/>
-                <w:sz w:val="24"/>
-                <w:szCs w:val="24"/>
-              </w:rPr>
-            </w:pPr>
-          </w:p>
-          <w:p>
-            <w:pPr>
-              <w:jc w:val="both"/>
-              <w:rPr>
-                <w:rFonts w:ascii="Times New Roman" w:hAnsi="Times New Roman"/>
-                <w:color w:val="000000"/>
-                <w:sz w:val="24"/>
-                <w:szCs w:val="24"/>
+                <w:rPrChange w:id="246" w:author="Голубович Даниил Дмитриевич" w:date="2026-02-05T14:33:00Z">
+                  <w:rPr>
+                    <w:rFonts w:ascii="Times New Roman" w:eastAsiaTheme="minorHAnsi" w:hAnsi="Times New Roman"/>
+                    <w:color w:val="000000"/>
+                    <w:sz w:val="24"/>
+                    <w:szCs w:val="24"/>
+                    <w:lang w:eastAsia="en-US"/>
+                  </w:rPr>
+                </w:rPrChange>
+              </w:rPr>
+              <w:t>09.10.2025 № 795-20-010/4716)</w:t>
+            </w:r>
+          </w:p>
+          <w:p>
+            <w:pPr>
+              <w:jc w:val="both"/>
+              <w:rPr>
+                <w:rFonts w:ascii="Times New Roman" w:hAnsi="Times New Roman"/>
+                <w:color w:val="000000"/>
+                <w:sz w:val="24"/>
+                <w:szCs w:val="24"/>
+                <w:highlight w:val="red"/>
+                <w:rPrChange w:id="247" w:author="Голубович Даниил Дмитриевич" w:date="2026-02-05T14:33:00Z">
+                  <w:rPr>
+                    <w:rFonts w:ascii="Times New Roman" w:hAnsi="Times New Roman"/>
+                    <w:color w:val="000000"/>
+                    <w:sz w:val="24"/>
+                    <w:szCs w:val="24"/>
+                  </w:rPr>
+                </w:rPrChange>
+              </w:rPr>
+            </w:pPr>
+          </w:p>
+          <w:p>
+            <w:pPr>
+              <w:jc w:val="both"/>
+              <w:rPr>
+                <w:rFonts w:ascii="Times New Roman" w:hAnsi="Times New Roman"/>
+                <w:color w:val="000000"/>
+                <w:sz w:val="24"/>
+                <w:szCs w:val="24"/>
+                <w:highlight w:val="red"/>
+                <w:rPrChange w:id="248" w:author="Голубович Даниил Дмитриевич" w:date="2026-02-05T14:33:00Z">
+                  <w:rPr>
+                    <w:rFonts w:ascii="Times New Roman" w:hAnsi="Times New Roman"/>
+                    <w:color w:val="000000"/>
+                    <w:sz w:val="24"/>
+                    <w:szCs w:val="24"/>
+                  </w:rPr>
+                </w:rPrChange>
               </w:rPr>
             </w:pPr>
           </w:p>
@@ -20458,14 +21008,32 @@
                 <w:color w:val="000000"/>
                 <w:sz w:val="24"/>
                 <w:szCs w:val="24"/>
-              </w:rPr>
-            </w:pPr>
-            <w:r>
-              <w:rPr>
-                <w:rFonts w:ascii="Times New Roman" w:hAnsi="Times New Roman"/>
-                <w:color w:val="000000"/>
-                <w:sz w:val="24"/>
-                <w:szCs w:val="24"/>
+                <w:highlight w:val="red"/>
+                <w:rPrChange w:id="249" w:author="Голубович Даниил Дмитриевич" w:date="2026-02-05T14:33:00Z">
+                  <w:rPr>
+                    <w:rFonts w:ascii="Times New Roman" w:hAnsi="Times New Roman"/>
+                    <w:color w:val="000000"/>
+                    <w:sz w:val="24"/>
+                    <w:szCs w:val="24"/>
+                  </w:rPr>
+                </w:rPrChange>
+              </w:rPr>
+            </w:pPr>
+            <w:r>
+              <w:rPr>
+                <w:rFonts w:ascii="Times New Roman" w:hAnsi="Times New Roman"/>
+                <w:color w:val="000000"/>
+                <w:sz w:val="24"/>
+                <w:szCs w:val="24"/>
+                <w:highlight w:val="red"/>
+                <w:rPrChange w:id="250" w:author="Голубович Даниил Дмитриевич" w:date="2026-02-05T14:33:00Z">
+                  <w:rPr>
+                    <w:rFonts w:ascii="Times New Roman" w:hAnsi="Times New Roman"/>
+                    <w:color w:val="000000"/>
+                    <w:sz w:val="24"/>
+                    <w:szCs w:val="24"/>
+                  </w:rPr>
+                </w:rPrChange>
               </w:rPr>
               <w:t>Предложить альтернативный вариант</w:t>
             </w:r>
@@ -20475,6 +21043,15 @@
                 <w:color w:val="000000"/>
                 <w:sz w:val="24"/>
                 <w:szCs w:val="24"/>
+                <w:highlight w:val="red"/>
+                <w:rPrChange w:id="251" w:author="Голубович Даниил Дмитриевич" w:date="2026-02-05T14:33:00Z">
+                  <w:rPr>
+                    <w:rFonts w:ascii="Times New Roman" w:hAnsi="Times New Roman"/>
+                    <w:color w:val="000000"/>
+                    <w:sz w:val="24"/>
+                    <w:szCs w:val="24"/>
+                  </w:rPr>
+                </w:rPrChange>
               </w:rPr>
               <w:t>.</w:t>
             </w:r>
@@ -21035,14 +21612,32 @@
                 <w:noProof/>
                 <w:sz w:val="24"/>
                 <w:szCs w:val="24"/>
-              </w:rPr>
-            </w:pPr>
-            <w:r>
-              <w:rPr>
-                <w:rFonts w:ascii="Times New Roman" w:hAnsi="Times New Roman"/>
-                <w:color w:val="000000"/>
-                <w:sz w:val="24"/>
-                <w:szCs w:val="24"/>
+                <w:highlight w:val="green"/>
+                <w:rPrChange w:id="252" w:author="Голубович Даниил Дмитриевич" w:date="2026-02-03T15:27:00Z">
+                  <w:rPr>
+                    <w:rFonts w:ascii="Times New Roman" w:hAnsi="Times New Roman"/>
+                    <w:noProof/>
+                    <w:sz w:val="24"/>
+                    <w:szCs w:val="24"/>
+                  </w:rPr>
+                </w:rPrChange>
+              </w:rPr>
+            </w:pPr>
+            <w:r>
+              <w:rPr>
+                <w:rFonts w:ascii="Times New Roman" w:hAnsi="Times New Roman"/>
+                <w:color w:val="000000"/>
+                <w:sz w:val="24"/>
+                <w:szCs w:val="24"/>
+                <w:highlight w:val="green"/>
+                <w:rPrChange w:id="253" w:author="Голубович Даниил Дмитриевич" w:date="2026-02-03T15:27:00Z">
+                  <w:rPr>
+                    <w:rFonts w:ascii="Times New Roman" w:hAnsi="Times New Roman"/>
+                    <w:color w:val="000000"/>
+                    <w:sz w:val="24"/>
+                    <w:szCs w:val="24"/>
+                  </w:rPr>
+                </w:rPrChange>
               </w:rPr>
               <w:t>Несоответствие отображаемого Журнала выбранному Журналу</w:t>
             </w:r>
@@ -21052,6 +21647,15 @@
                 <w:color w:val="000000"/>
                 <w:sz w:val="24"/>
                 <w:szCs w:val="24"/>
+                <w:highlight w:val="green"/>
+                <w:rPrChange w:id="254" w:author="Голубович Даниил Дмитриевич" w:date="2026-02-03T15:27:00Z">
+                  <w:rPr>
+                    <w:rFonts w:ascii="Times New Roman" w:hAnsi="Times New Roman"/>
+                    <w:color w:val="000000"/>
+                    <w:sz w:val="24"/>
+                    <w:szCs w:val="24"/>
+                  </w:rPr>
+                </w:rPrChange>
               </w:rPr>
               <w:t>.</w:t>
             </w:r>
@@ -21065,6 +21669,15 @@
                 <w:noProof/>
                 <w:sz w:val="24"/>
                 <w:szCs w:val="24"/>
+                <w:highlight w:val="green"/>
+                <w:rPrChange w:id="255" w:author="Голубович Даниил Дмитриевич" w:date="2026-02-03T15:27:00Z">
+                  <w:rPr>
+                    <w:rFonts w:ascii="Times New Roman" w:hAnsi="Times New Roman"/>
+                    <w:noProof/>
+                    <w:sz w:val="24"/>
+                    <w:szCs w:val="24"/>
+                  </w:rPr>
+                </w:rPrChange>
               </w:rPr>
             </w:pPr>
             <w:r>
@@ -21073,6 +21686,15 @@
                 <w:noProof/>
                 <w:sz w:val="24"/>
                 <w:szCs w:val="24"/>
+                <w:highlight w:val="green"/>
+                <w:rPrChange w:id="256" w:author="Голубович Даниил Дмитриевич" w:date="2026-02-03T15:27:00Z">
+                  <w:rPr>
+                    <w:rFonts w:ascii="Times New Roman" w:hAnsi="Times New Roman"/>
+                    <w:noProof/>
+                    <w:sz w:val="24"/>
+                    <w:szCs w:val="24"/>
+                  </w:rPr>
+                </w:rPrChange>
               </w:rPr>
               <w:t>Переходя по вкладке Журнал Задач</w:t>
             </w:r>
@@ -21082,6 +21704,15 @@
                 <w:noProof/>
                 <w:sz w:val="24"/>
                 <w:szCs w:val="24"/>
+                <w:highlight w:val="green"/>
+                <w:rPrChange w:id="257" w:author="Голубович Даниил Дмитриевич" w:date="2026-02-03T15:27:00Z">
+                  <w:rPr>
+                    <w:rFonts w:ascii="Times New Roman" w:hAnsi="Times New Roman"/>
+                    <w:noProof/>
+                    <w:sz w:val="24"/>
+                    <w:szCs w:val="24"/>
+                  </w:rPr>
+                </w:rPrChange>
               </w:rPr>
               <w:t>,</w:t>
             </w:r>
@@ -21091,12 +21722,27 @@
                 <w:noProof/>
                 <w:sz w:val="24"/>
                 <w:szCs w:val="24"/>
+                <w:highlight w:val="green"/>
+                <w:rPrChange w:id="258" w:author="Голубович Даниил Дмитриевич" w:date="2026-02-03T15:27:00Z">
+                  <w:rPr>
+                    <w:rFonts w:ascii="Times New Roman" w:hAnsi="Times New Roman"/>
+                    <w:noProof/>
+                    <w:sz w:val="24"/>
+                    <w:szCs w:val="24"/>
+                  </w:rPr>
+                </w:rPrChange>
               </w:rPr>
               <w:t xml:space="preserve"> открывается общий Журнал.  </w:t>
             </w:r>
             <w:r>
               <w:rPr>
                 <w:noProof/>
+                <w:highlight w:val="green"/>
+                <w:rPrChange w:id="259" w:author="Голубович Даниил Дмитриевич" w:date="2026-02-03T15:27:00Z">
+                  <w:rPr>
+                    <w:noProof/>
+                  </w:rPr>
+                </w:rPrChange>
               </w:rPr>
               <w:drawing>
                 <wp:inline distT="0" distB="0" distL="0" distR="0" wp14:anchorId="78A1A399" wp14:editId="2769ABF2">
@@ -21144,6 +21790,15 @@
                 <w:noProof/>
                 <w:sz w:val="24"/>
                 <w:szCs w:val="24"/>
+                <w:highlight w:val="green"/>
+                <w:rPrChange w:id="260" w:author="Голубович Даниил Дмитриевич" w:date="2026-02-03T15:27:00Z">
+                  <w:rPr>
+                    <w:rFonts w:ascii="Times New Roman" w:hAnsi="Times New Roman"/>
+                    <w:noProof/>
+                    <w:sz w:val="24"/>
+                    <w:szCs w:val="24"/>
+                  </w:rPr>
+                </w:rPrChange>
               </w:rPr>
             </w:pPr>
             <w:r>
@@ -21152,6 +21807,15 @@
                 <w:noProof/>
                 <w:sz w:val="24"/>
                 <w:szCs w:val="24"/>
+                <w:highlight w:val="green"/>
+                <w:rPrChange w:id="261" w:author="Голубович Даниил Дмитриевич" w:date="2026-02-03T15:27:00Z">
+                  <w:rPr>
+                    <w:rFonts w:ascii="Times New Roman" w:hAnsi="Times New Roman"/>
+                    <w:noProof/>
+                    <w:sz w:val="24"/>
+                    <w:szCs w:val="24"/>
+                  </w:rPr>
+                </w:rPrChange>
               </w:rPr>
               <w:t>Выбираем задачу:</w:t>
             </w:r>
@@ -21165,11 +21829,26 @@
                 <w:noProof/>
                 <w:sz w:val="24"/>
                 <w:szCs w:val="24"/>
+                <w:highlight w:val="green"/>
+                <w:rPrChange w:id="262" w:author="Голубович Даниил Дмитриевич" w:date="2026-02-03T15:27:00Z">
+                  <w:rPr>
+                    <w:rFonts w:ascii="Times New Roman" w:hAnsi="Times New Roman"/>
+                    <w:noProof/>
+                    <w:sz w:val="24"/>
+                    <w:szCs w:val="24"/>
+                  </w:rPr>
+                </w:rPrChange>
               </w:rPr>
             </w:pPr>
             <w:r>
               <w:rPr>
                 <w:noProof/>
+                <w:highlight w:val="green"/>
+                <w:rPrChange w:id="263" w:author="Голубович Даниил Дмитриевич" w:date="2026-02-03T15:27:00Z">
+                  <w:rPr>
+                    <w:noProof/>
+                  </w:rPr>
+                </w:rPrChange>
               </w:rPr>
               <w:drawing>
                 <wp:inline distT="0" distB="0" distL="0" distR="0" wp14:anchorId="25816C75" wp14:editId="7B8ECB21">
@@ -21217,6 +21896,15 @@
                 <w:noProof/>
                 <w:sz w:val="24"/>
                 <w:szCs w:val="24"/>
+                <w:highlight w:val="green"/>
+                <w:rPrChange w:id="264" w:author="Голубович Даниил Дмитриевич" w:date="2026-02-03T15:27:00Z">
+                  <w:rPr>
+                    <w:rFonts w:ascii="Times New Roman" w:hAnsi="Times New Roman"/>
+                    <w:noProof/>
+                    <w:sz w:val="24"/>
+                    <w:szCs w:val="24"/>
+                  </w:rPr>
+                </w:rPrChange>
               </w:rPr>
             </w:pPr>
             <w:r>
@@ -21225,6 +21913,15 @@
                 <w:noProof/>
                 <w:sz w:val="24"/>
                 <w:szCs w:val="24"/>
+                <w:highlight w:val="green"/>
+                <w:rPrChange w:id="265" w:author="Голубович Даниил Дмитриевич" w:date="2026-02-03T15:27:00Z">
+                  <w:rPr>
+                    <w:rFonts w:ascii="Times New Roman" w:hAnsi="Times New Roman"/>
+                    <w:noProof/>
+                    <w:sz w:val="24"/>
+                    <w:szCs w:val="24"/>
+                  </w:rPr>
+                </w:rPrChange>
               </w:rPr>
               <w:t>Переходим</w:t>
             </w:r>
@@ -21234,6 +21931,15 @@
                 <w:noProof/>
                 <w:sz w:val="24"/>
                 <w:szCs w:val="24"/>
+                <w:highlight w:val="green"/>
+                <w:rPrChange w:id="266" w:author="Голубович Даниил Дмитриевич" w:date="2026-02-03T15:27:00Z">
+                  <w:rPr>
+                    <w:rFonts w:ascii="Times New Roman" w:hAnsi="Times New Roman"/>
+                    <w:noProof/>
+                    <w:sz w:val="24"/>
+                    <w:szCs w:val="24"/>
+                  </w:rPr>
+                </w:rPrChange>
               </w:rPr>
               <w:t xml:space="preserve"> к списку всех задач и открываем </w:t>
             </w:r>
@@ -21243,6 +21949,15 @@
                 <w:noProof/>
                 <w:sz w:val="24"/>
                 <w:szCs w:val="24"/>
+                <w:highlight w:val="green"/>
+                <w:rPrChange w:id="267" w:author="Голубович Даниил Дмитриевич" w:date="2026-02-03T15:27:00Z">
+                  <w:rPr>
+                    <w:rFonts w:ascii="Times New Roman" w:hAnsi="Times New Roman"/>
+                    <w:noProof/>
+                    <w:sz w:val="24"/>
+                    <w:szCs w:val="24"/>
+                  </w:rPr>
+                </w:rPrChange>
               </w:rPr>
               <w:t>Журнал другой выбранной задачи:</w:t>
             </w:r>
@@ -21256,11 +21971,26 @@
                 <w:noProof/>
                 <w:sz w:val="24"/>
                 <w:szCs w:val="24"/>
+                <w:highlight w:val="green"/>
+                <w:rPrChange w:id="268" w:author="Голубович Даниил Дмитриевич" w:date="2026-02-03T15:27:00Z">
+                  <w:rPr>
+                    <w:rFonts w:ascii="Times New Roman" w:hAnsi="Times New Roman"/>
+                    <w:noProof/>
+                    <w:sz w:val="24"/>
+                    <w:szCs w:val="24"/>
+                  </w:rPr>
+                </w:rPrChange>
               </w:rPr>
             </w:pPr>
             <w:r>
               <w:rPr>
                 <w:noProof/>
+                <w:highlight w:val="green"/>
+                <w:rPrChange w:id="269" w:author="Голубович Даниил Дмитриевич" w:date="2026-02-03T15:27:00Z">
+                  <w:rPr>
+                    <w:noProof/>
+                  </w:rPr>
+                </w:rPrChange>
               </w:rPr>
               <w:drawing>
                 <wp:inline distT="0" distB="0" distL="0" distR="0" wp14:anchorId="714526E9" wp14:editId="4F0660E4">
@@ -21308,6 +22038,15 @@
                 <w:noProof/>
                 <w:sz w:val="24"/>
                 <w:szCs w:val="24"/>
+                <w:highlight w:val="green"/>
+                <w:rPrChange w:id="270" w:author="Голубович Даниил Дмитриевич" w:date="2026-02-03T15:27:00Z">
+                  <w:rPr>
+                    <w:rFonts w:ascii="Times New Roman" w:hAnsi="Times New Roman"/>
+                    <w:noProof/>
+                    <w:sz w:val="24"/>
+                    <w:szCs w:val="24"/>
+                  </w:rPr>
+                </w:rPrChange>
               </w:rPr>
             </w:pPr>
             <w:r>
@@ -21316,6 +22055,15 @@
                 <w:noProof/>
                 <w:sz w:val="24"/>
                 <w:szCs w:val="24"/>
+                <w:highlight w:val="green"/>
+                <w:rPrChange w:id="271" w:author="Голубович Даниил Дмитриевич" w:date="2026-02-03T15:27:00Z">
+                  <w:rPr>
+                    <w:rFonts w:ascii="Times New Roman" w:hAnsi="Times New Roman"/>
+                    <w:noProof/>
+                    <w:sz w:val="24"/>
+                    <w:szCs w:val="24"/>
+                  </w:rPr>
+                </w:rPrChange>
               </w:rPr>
               <w:t>В Журнале отображается информаци</w:t>
             </w:r>
@@ -21325,6 +22073,15 @@
                 <w:noProof/>
                 <w:sz w:val="24"/>
                 <w:szCs w:val="24"/>
+                <w:highlight w:val="green"/>
+                <w:rPrChange w:id="272" w:author="Голубович Даниил Дмитриевич" w:date="2026-02-03T15:27:00Z">
+                  <w:rPr>
+                    <w:rFonts w:ascii="Times New Roman" w:hAnsi="Times New Roman"/>
+                    <w:noProof/>
+                    <w:sz w:val="24"/>
+                    <w:szCs w:val="24"/>
+                  </w:rPr>
+                </w:rPrChange>
               </w:rPr>
               <w:t>я,</w:t>
             </w:r>
@@ -21334,6 +22091,15 @@
                 <w:noProof/>
                 <w:sz w:val="24"/>
                 <w:szCs w:val="24"/>
+                <w:highlight w:val="green"/>
+                <w:rPrChange w:id="273" w:author="Голубович Даниил Дмитриевич" w:date="2026-02-03T15:27:00Z">
+                  <w:rPr>
+                    <w:rFonts w:ascii="Times New Roman" w:hAnsi="Times New Roman"/>
+                    <w:noProof/>
+                    <w:sz w:val="24"/>
+                    <w:szCs w:val="24"/>
+                  </w:rPr>
+                </w:rPrChange>
               </w:rPr>
               <w:t xml:space="preserve"> отличная от выбранной задачи:</w:t>
             </w:r>
@@ -21352,6 +22118,12 @@
             <w:r>
               <w:rPr>
                 <w:noProof/>
+                <w:highlight w:val="green"/>
+                <w:rPrChange w:id="274" w:author="Голубович Даниил Дмитриевич" w:date="2026-02-03T15:27:00Z">
+                  <w:rPr>
+                    <w:noProof/>
+                  </w:rPr>
+                </w:rPrChange>
               </w:rPr>
               <w:drawing>
                 <wp:inline distT="0" distB="0" distL="0" distR="0" wp14:anchorId="14A1E719" wp14:editId="21001CA2">
@@ -22134,55 +22906,48 @@
             <w:pPr>
               <w:jc w:val="both"/>
               <w:rPr>
-                <w:rFonts w:ascii="Times New Roman" w:hAnsi="Times New Roman"/>
-                <w:color w:val="000000"/>
-                <w:sz w:val="24"/>
-                <w:szCs w:val="24"/>
-              </w:rPr>
-            </w:pPr>
-            <w:r>
-              <w:rPr>
-                <w:rFonts w:ascii="Times New Roman" w:hAnsi="Times New Roman"/>
-                <w:color w:val="000000"/>
-                <w:sz w:val="24"/>
-                <w:szCs w:val="24"/>
-              </w:rPr>
-              <w:t xml:space="preserve">Реализован </w:t>
-            </w:r>
-            <w:r>
-              <w:rPr>
-                <w:rFonts w:ascii="Times New Roman" w:hAnsi="Times New Roman"/>
-                <w:color w:val="000000"/>
-                <w:sz w:val="24"/>
-                <w:szCs w:val="24"/>
-              </w:rPr>
-              <w:t xml:space="preserve">только </w:t>
-            </w:r>
-            <w:r>
-              <w:rPr>
-                <w:rFonts w:ascii="Times New Roman" w:hAnsi="Times New Roman"/>
-                <w:color w:val="000000"/>
-                <w:sz w:val="24"/>
-                <w:szCs w:val="24"/>
-              </w:rPr>
-              <w:t>вход в систему по</w:t>
-            </w:r>
-            <w:r>
-              <w:rPr>
-                <w:rFonts w:ascii="Times New Roman" w:hAnsi="Times New Roman"/>
-                <w:color w:val="000000"/>
-                <w:sz w:val="24"/>
-                <w:szCs w:val="24"/>
-              </w:rPr>
-              <w:t xml:space="preserve"> ссылке. Вход из меню </w:t>
-            </w:r>
-            <w:r>
-              <w:rPr>
-                <w:rFonts w:ascii="Times New Roman" w:hAnsi="Times New Roman"/>
-                <w:color w:val="000000"/>
-                <w:sz w:val="24"/>
-                <w:szCs w:val="24"/>
+                <w:ins w:id="275" w:author="Голубович Даниил Дмитриевич" w:date="2026-02-05T14:34:00Z"/>
+                <w:rFonts w:ascii="Times New Roman" w:hAnsi="Times New Roman"/>
+                <w:color w:val="000000"/>
+                <w:sz w:val="24"/>
+                <w:szCs w:val="24"/>
+              </w:rPr>
+            </w:pPr>
+            <w:r>
+              <w:rPr>
+                <w:rFonts w:ascii="Times New Roman" w:hAnsi="Times New Roman"/>
+                <w:color w:val="000000"/>
+                <w:sz w:val="24"/>
+                <w:szCs w:val="24"/>
+                <w:highlight w:val="red"/>
+                <w:rPrChange w:id="276" w:author="Голубович Даниил Дмитриевич" w:date="2026-02-05T14:38:00Z">
+                  <w:rPr>
+                    <w:rFonts w:ascii="Times New Roman" w:hAnsi="Times New Roman"/>
+                    <w:color w:val="000000"/>
+                    <w:sz w:val="24"/>
+                    <w:szCs w:val="24"/>
+                  </w:rPr>
+                </w:rPrChange>
+              </w:rPr>
+              <w:t xml:space="preserve">Реализован только вход в систему по ссылке. Вход из меню </w:t>
+            </w:r>
+            <w:r>
+              <w:rPr>
+                <w:rFonts w:ascii="Times New Roman" w:hAnsi="Times New Roman"/>
+                <w:color w:val="000000"/>
+                <w:sz w:val="24"/>
+                <w:szCs w:val="24"/>
+                <w:highlight w:val="red"/>
                 <w:lang w:val="en-US"/>
+                <w:rPrChange w:id="277" w:author="Голубович Даниил Дмитриевич" w:date="2026-02-05T14:38:00Z">
+                  <w:rPr>
+                    <w:rFonts w:ascii="Times New Roman" w:hAnsi="Times New Roman"/>
+                    <w:color w:val="000000"/>
+                    <w:sz w:val="24"/>
+                    <w:szCs w:val="24"/>
+                    <w:lang w:val="en-US"/>
+                  </w:rPr>
+                </w:rPrChange>
               </w:rPr>
               <w:t>IIS</w:t>
             </w:r>
@@ -22192,27 +22957,62 @@
                 <w:color w:val="000000"/>
                 <w:sz w:val="24"/>
                 <w:szCs w:val="24"/>
-              </w:rPr>
-              <w:t>(</w:t>
-            </w:r>
-            <w:r>
-              <w:rPr>
-                <w:rFonts w:ascii="Times New Roman" w:hAnsi="Times New Roman"/>
-                <w:color w:val="000000"/>
-                <w:sz w:val="24"/>
-                <w:szCs w:val="24"/>
-              </w:rPr>
-              <w:t xml:space="preserve">ММР) не реализован. </w:t>
-            </w:r>
-            <w:r>
-              <w:rPr>
-                <w:rFonts w:ascii="Times New Roman" w:hAnsi="Times New Roman"/>
-                <w:color w:val="000000"/>
-                <w:sz w:val="24"/>
-                <w:szCs w:val="24"/>
-              </w:rPr>
-              <w:t>(повторно)</w:t>
-            </w:r>
+                <w:highlight w:val="red"/>
+                <w:rPrChange w:id="278" w:author="Голубович Даниил Дмитриевич" w:date="2026-02-05T14:38:00Z">
+                  <w:rPr>
+                    <w:rFonts w:ascii="Times New Roman" w:hAnsi="Times New Roman"/>
+                    <w:color w:val="000000"/>
+                    <w:sz w:val="24"/>
+                    <w:szCs w:val="24"/>
+                  </w:rPr>
+                </w:rPrChange>
+              </w:rPr>
+              <w:t>(ММР) не реализован. (повторно)</w:t>
+            </w:r>
+          </w:p>
+          <w:p>
+            <w:pPr>
+              <w:rPr>
+                <w:ins w:id="279" w:author="Голубович Даниил Дмитриевич" w:date="2026-02-05T14:36:00Z"/>
+                <w:rFonts w:ascii="Times New Roman" w:hAnsi="Times New Roman"/>
+                <w:color w:val="000000"/>
+                <w:sz w:val="24"/>
+                <w:szCs w:val="24"/>
+              </w:rPr>
+              <w:pPrChange w:id="280" w:author="Голубович Даниил Дмитриевич" w:date="2026-02-05T14:36:00Z">
+                <w:pPr>
+                  <w:framePr w:hSpace="180" w:wrap="around" w:vAnchor="text" w:hAnchor="page" w:x="1594" w:y="-707"/>
+                  <w:jc w:val="both"/>
+                </w:pPr>
+              </w:pPrChange>
+            </w:pPr>
+          </w:p>
+          <w:p>
+            <w:pPr>
+              <w:rPr>
+                <w:rFonts w:ascii="Times New Roman" w:hAnsi="Times New Roman"/>
+                <w:color w:val="000000"/>
+                <w:sz w:val="24"/>
+                <w:szCs w:val="24"/>
+              </w:rPr>
+              <w:pPrChange w:id="281" w:author="Голубович Даниил Дмитриевич" w:date="2026-02-05T14:36:00Z">
+                <w:pPr>
+                  <w:framePr w:hSpace="180" w:wrap="around" w:vAnchor="text" w:hAnchor="page" w:x="1594" w:y="-707"/>
+                  <w:jc w:val="both"/>
+                </w:pPr>
+              </w:pPrChange>
+            </w:pPr>
+            <w:ins w:id="282" w:author="Голубович Даниил Дмитриевич" w:date="2026-02-05T14:36:00Z">
+              <w:r>
+                <w:rPr>
+                  <w:rFonts w:ascii="Times New Roman" w:hAnsi="Times New Roman"/>
+                  <w:color w:val="000000"/>
+                  <w:sz w:val="24"/>
+                  <w:szCs w:val="24"/>
+                </w:rPr>
+                <w:t>ЭТО ВОПРОС НЕ КО МНЕ</w:t>
+              </w:r>
+            </w:ins>
           </w:p>
         </w:tc>
       </w:tr>
@@ -22707,34 +23507,34 @@
                 <w:color w:val="000000"/>
                 <w:sz w:val="24"/>
                 <w:szCs w:val="24"/>
-              </w:rPr>
-            </w:pPr>
-            <w:r>
-              <w:rPr>
-                <w:rFonts w:ascii="Times New Roman" w:hAnsi="Times New Roman"/>
-                <w:color w:val="000000"/>
-                <w:sz w:val="24"/>
-                <w:szCs w:val="24"/>
-              </w:rPr>
-              <w:t xml:space="preserve">Реализован </w:t>
-            </w:r>
-            <w:r>
-              <w:rPr>
-                <w:rFonts w:ascii="Times New Roman" w:hAnsi="Times New Roman"/>
-                <w:color w:val="000000"/>
-                <w:sz w:val="24"/>
-                <w:szCs w:val="24"/>
-              </w:rPr>
-              <w:t xml:space="preserve">только </w:t>
-            </w:r>
-            <w:r>
-              <w:rPr>
-                <w:rFonts w:ascii="Times New Roman" w:hAnsi="Times New Roman"/>
-                <w:color w:val="000000"/>
-                <w:sz w:val="24"/>
-                <w:szCs w:val="24"/>
-              </w:rPr>
-              <w:t xml:space="preserve">вход в систему под пользователем и паролем </w:t>
+                <w:highlight w:val="red"/>
+                <w:rPrChange w:id="283" w:author="Голубович Даниил Дмитриевич" w:date="2026-02-05T14:38:00Z">
+                  <w:rPr>
+                    <w:rFonts w:ascii="Times New Roman" w:hAnsi="Times New Roman"/>
+                    <w:color w:val="000000"/>
+                    <w:sz w:val="24"/>
+                    <w:szCs w:val="24"/>
+                  </w:rPr>
+                </w:rPrChange>
+              </w:rPr>
+            </w:pPr>
+            <w:r>
+              <w:rPr>
+                <w:rFonts w:ascii="Times New Roman" w:hAnsi="Times New Roman"/>
+                <w:color w:val="000000"/>
+                <w:sz w:val="24"/>
+                <w:szCs w:val="24"/>
+                <w:highlight w:val="red"/>
+                <w:rPrChange w:id="284" w:author="Голубович Даниил Дмитриевич" w:date="2026-02-05T14:38:00Z">
+                  <w:rPr>
+                    <w:rFonts w:ascii="Times New Roman" w:hAnsi="Times New Roman"/>
+                    <w:color w:val="000000"/>
+                    <w:sz w:val="24"/>
+                    <w:szCs w:val="24"/>
+                  </w:rPr>
+                </w:rPrChange>
+              </w:rPr>
+              <w:t xml:space="preserve">Реализован только вход в систему под пользователем и паролем </w:t>
             </w:r>
             <w:proofErr w:type="spellStart"/>
             <w:r>
@@ -22743,6 +23543,15 @@
                 <w:color w:val="000000"/>
                 <w:sz w:val="24"/>
                 <w:szCs w:val="24"/>
+                <w:highlight w:val="red"/>
+                <w:rPrChange w:id="285" w:author="Голубович Даниил Дмитриевич" w:date="2026-02-05T14:38:00Z">
+                  <w:rPr>
+                    <w:rFonts w:ascii="Times New Roman" w:hAnsi="Times New Roman"/>
+                    <w:color w:val="000000"/>
+                    <w:sz w:val="24"/>
+                    <w:szCs w:val="24"/>
+                  </w:rPr>
+                </w:rPrChange>
               </w:rPr>
               <w:t>Active</w:t>
             </w:r>
@@ -22753,6 +23562,15 @@
                 <w:color w:val="000000"/>
                 <w:sz w:val="24"/>
                 <w:szCs w:val="24"/>
+                <w:highlight w:val="red"/>
+                <w:rPrChange w:id="286" w:author="Голубович Даниил Дмитриевич" w:date="2026-02-05T14:38:00Z">
+                  <w:rPr>
+                    <w:rFonts w:ascii="Times New Roman" w:hAnsi="Times New Roman"/>
+                    <w:color w:val="000000"/>
+                    <w:sz w:val="24"/>
+                    <w:szCs w:val="24"/>
+                  </w:rPr>
+                </w:rPrChange>
               </w:rPr>
               <w:t xml:space="preserve"> </w:t>
             </w:r>
@@ -22763,6 +23581,15 @@
                 <w:color w:val="000000"/>
                 <w:sz w:val="24"/>
                 <w:szCs w:val="24"/>
+                <w:highlight w:val="red"/>
+                <w:rPrChange w:id="287" w:author="Голубович Даниил Дмитриевич" w:date="2026-02-05T14:38:00Z">
+                  <w:rPr>
+                    <w:rFonts w:ascii="Times New Roman" w:hAnsi="Times New Roman"/>
+                    <w:color w:val="000000"/>
+                    <w:sz w:val="24"/>
+                    <w:szCs w:val="24"/>
+                  </w:rPr>
+                </w:rPrChange>
               </w:rPr>
               <w:t>Directory</w:t>
             </w:r>
@@ -22773,6 +23600,15 @@
                 <w:color w:val="000000"/>
                 <w:sz w:val="24"/>
                 <w:szCs w:val="24"/>
+                <w:highlight w:val="red"/>
+                <w:rPrChange w:id="288" w:author="Голубович Даниил Дмитриевич" w:date="2026-02-05T14:38:00Z">
+                  <w:rPr>
+                    <w:rFonts w:ascii="Times New Roman" w:hAnsi="Times New Roman"/>
+                    <w:color w:val="000000"/>
+                    <w:sz w:val="24"/>
+                    <w:szCs w:val="24"/>
+                  </w:rPr>
+                </w:rPrChange>
               </w:rPr>
               <w:t>. Разграничения доступа внутри ПМ не реализовано.</w:t>
             </w:r>
@@ -22785,14 +23621,32 @@
                 <w:color w:val="000000"/>
                 <w:sz w:val="24"/>
                 <w:szCs w:val="24"/>
-              </w:rPr>
-            </w:pPr>
-            <w:r>
-              <w:rPr>
-                <w:rFonts w:ascii="Times New Roman" w:hAnsi="Times New Roman"/>
-                <w:color w:val="000000"/>
-                <w:sz w:val="24"/>
-                <w:szCs w:val="24"/>
+                <w:highlight w:val="red"/>
+                <w:rPrChange w:id="289" w:author="Голубович Даниил Дмитриевич" w:date="2026-02-05T14:38:00Z">
+                  <w:rPr>
+                    <w:rFonts w:ascii="Times New Roman" w:hAnsi="Times New Roman"/>
+                    <w:color w:val="000000"/>
+                    <w:sz w:val="24"/>
+                    <w:szCs w:val="24"/>
+                  </w:rPr>
+                </w:rPrChange>
+              </w:rPr>
+            </w:pPr>
+            <w:r>
+              <w:rPr>
+                <w:rFonts w:ascii="Times New Roman" w:hAnsi="Times New Roman"/>
+                <w:color w:val="000000"/>
+                <w:sz w:val="24"/>
+                <w:szCs w:val="24"/>
+                <w:highlight w:val="red"/>
+                <w:rPrChange w:id="290" w:author="Голубович Даниил Дмитриевич" w:date="2026-02-05T14:38:00Z">
+                  <w:rPr>
+                    <w:rFonts w:ascii="Times New Roman" w:hAnsi="Times New Roman"/>
+                    <w:color w:val="000000"/>
+                    <w:sz w:val="24"/>
+                    <w:szCs w:val="24"/>
+                  </w:rPr>
+                </w:rPrChange>
               </w:rPr>
               <w:t>(</w:t>
             </w:r>
@@ -22803,6 +23657,15 @@
                 <w:color w:val="000000"/>
                 <w:sz w:val="24"/>
                 <w:szCs w:val="24"/>
+                <w:highlight w:val="red"/>
+                <w:rPrChange w:id="291" w:author="Голубович Даниил Дмитриевич" w:date="2026-02-05T14:38:00Z">
+                  <w:rPr>
+                    <w:rFonts w:ascii="Times New Roman" w:hAnsi="Times New Roman"/>
+                    <w:color w:val="000000"/>
+                    <w:sz w:val="24"/>
+                    <w:szCs w:val="24"/>
+                  </w:rPr>
+                </w:rPrChange>
               </w:rPr>
               <w:t>повтроно</w:t>
             </w:r>
@@ -22813,6 +23676,15 @@
                 <w:color w:val="000000"/>
                 <w:sz w:val="24"/>
                 <w:szCs w:val="24"/>
+                <w:highlight w:val="red"/>
+                <w:rPrChange w:id="292" w:author="Голубович Даниил Дмитриевич" w:date="2026-02-05T14:38:00Z">
+                  <w:rPr>
+                    <w:rFonts w:ascii="Times New Roman" w:hAnsi="Times New Roman"/>
+                    <w:color w:val="000000"/>
+                    <w:sz w:val="24"/>
+                    <w:szCs w:val="24"/>
+                  </w:rPr>
+                </w:rPrChange>
               </w:rPr>
               <w:t>)</w:t>
             </w:r>
@@ -22833,6 +23705,15 @@
                 <w:color w:val="000000"/>
                 <w:sz w:val="24"/>
                 <w:szCs w:val="24"/>
+                <w:highlight w:val="red"/>
+                <w:rPrChange w:id="293" w:author="Голубович Даниил Дмитриевич" w:date="2026-02-05T14:38:00Z">
+                  <w:rPr>
+                    <w:rFonts w:ascii="Times New Roman" w:hAnsi="Times New Roman"/>
+                    <w:color w:val="000000"/>
+                    <w:sz w:val="24"/>
+                    <w:szCs w:val="24"/>
+                  </w:rPr>
+                </w:rPrChange>
               </w:rPr>
               <w:t>(</w:t>
             </w:r>
@@ -22843,6 +23724,15 @@
                 <w:color w:val="000000"/>
                 <w:sz w:val="24"/>
                 <w:szCs w:val="24"/>
+                <w:highlight w:val="red"/>
+                <w:rPrChange w:id="294" w:author="Голубович Даниил Дмитриевич" w:date="2026-02-05T14:38:00Z">
+                  <w:rPr>
+                    <w:rFonts w:ascii="Times New Roman" w:hAnsi="Times New Roman"/>
+                    <w:color w:val="000000"/>
+                    <w:sz w:val="24"/>
+                    <w:szCs w:val="24"/>
+                  </w:rPr>
+                </w:rPrChange>
               </w:rPr>
               <w:t>д</w:t>
             </w:r>
@@ -22852,6 +23742,15 @@
                 <w:color w:val="000000"/>
                 <w:sz w:val="24"/>
                 <w:szCs w:val="24"/>
+                <w:highlight w:val="red"/>
+                <w:rPrChange w:id="295" w:author="Голубович Даниил Дмитриевич" w:date="2026-02-05T14:38:00Z">
+                  <w:rPr>
+                    <w:rFonts w:ascii="Times New Roman" w:hAnsi="Times New Roman"/>
+                    <w:color w:val="000000"/>
+                    <w:sz w:val="24"/>
+                    <w:szCs w:val="24"/>
+                  </w:rPr>
+                </w:rPrChange>
               </w:rPr>
               <w:t>з</w:t>
             </w:r>
@@ -22862,6 +23761,15 @@
                 <w:color w:val="000000"/>
                 <w:sz w:val="24"/>
                 <w:szCs w:val="24"/>
+                <w:highlight w:val="red"/>
+                <w:rPrChange w:id="296" w:author="Голубович Даниил Дмитриевич" w:date="2026-02-05T14:38:00Z">
+                  <w:rPr>
+                    <w:rFonts w:ascii="Times New Roman" w:hAnsi="Times New Roman"/>
+                    <w:color w:val="000000"/>
+                    <w:sz w:val="24"/>
+                    <w:szCs w:val="24"/>
+                  </w:rPr>
+                </w:rPrChange>
               </w:rPr>
               <w:t xml:space="preserve"> </w:t>
             </w:r>
@@ -22871,42 +23779,90 @@
                 <w:color w:val="000000"/>
                 <w:sz w:val="24"/>
                 <w:szCs w:val="24"/>
+                <w:highlight w:val="red"/>
                 <w:lang w:eastAsia="en-US"/>
-              </w:rPr>
-              <w:t>09.10.2025 № 795-20-010/4716</w:t>
-            </w:r>
-            <w:r>
-              <w:rPr>
-                <w:rFonts w:ascii="Times New Roman" w:eastAsiaTheme="minorHAnsi" w:hAnsi="Times New Roman"/>
-                <w:color w:val="000000"/>
-                <w:sz w:val="24"/>
-                <w:szCs w:val="24"/>
-                <w:lang w:eastAsia="en-US"/>
-              </w:rPr>
-              <w:t>)</w:t>
-            </w:r>
-          </w:p>
-          <w:p>
-            <w:pPr>
-              <w:jc w:val="both"/>
-              <w:rPr>
-                <w:rFonts w:ascii="Times New Roman" w:hAnsi="Times New Roman"/>
-                <w:color w:val="000000"/>
-                <w:sz w:val="24"/>
-                <w:szCs w:val="24"/>
-              </w:rPr>
-            </w:pPr>
-          </w:p>
-          <w:p>
-            <w:pPr>
-              <w:jc w:val="both"/>
-              <w:rPr>
-                <w:rFonts w:ascii="Times New Roman" w:hAnsi="Times New Roman"/>
-                <w:color w:val="000000"/>
-                <w:sz w:val="24"/>
-                <w:szCs w:val="24"/>
-              </w:rPr>
-            </w:pPr>
+                <w:rPrChange w:id="297" w:author="Голубович Даниил Дмитриевич" w:date="2026-02-05T14:38:00Z">
+                  <w:rPr>
+                    <w:rFonts w:ascii="Times New Roman" w:eastAsiaTheme="minorHAnsi" w:hAnsi="Times New Roman"/>
+                    <w:color w:val="000000"/>
+                    <w:sz w:val="24"/>
+                    <w:szCs w:val="24"/>
+                    <w:lang w:eastAsia="en-US"/>
+                  </w:rPr>
+                </w:rPrChange>
+              </w:rPr>
+              <w:t>09.10.2025 № 795-20-010/4716)</w:t>
+            </w:r>
+          </w:p>
+          <w:p>
+            <w:pPr>
+              <w:jc w:val="both"/>
+              <w:rPr>
+                <w:rFonts w:ascii="Times New Roman" w:hAnsi="Times New Roman"/>
+                <w:color w:val="000000"/>
+                <w:sz w:val="24"/>
+                <w:szCs w:val="24"/>
+              </w:rPr>
+            </w:pPr>
+          </w:p>
+          <w:p>
+            <w:pPr>
+              <w:jc w:val="both"/>
+              <w:rPr>
+                <w:rFonts w:ascii="Times New Roman" w:hAnsi="Times New Roman"/>
+                <w:color w:val="000000"/>
+                <w:sz w:val="24"/>
+                <w:szCs w:val="24"/>
+              </w:rPr>
+            </w:pPr>
+            <w:ins w:id="298" w:author="Голубович Даниил Дмитриевич" w:date="2026-02-05T14:36:00Z">
+              <w:r>
+                <w:rPr>
+                  <w:rFonts w:ascii="Times New Roman" w:hAnsi="Times New Roman"/>
+                  <w:color w:val="000000"/>
+                  <w:sz w:val="24"/>
+                  <w:szCs w:val="24"/>
+                </w:rPr>
+                <w:t xml:space="preserve">ДАЙТЕ РОЛИ, Я ИХ СОЗДАВАТЬ В </w:t>
+              </w:r>
+              <w:r>
+                <w:rPr>
+                  <w:rFonts w:ascii="Times New Roman" w:hAnsi="Times New Roman"/>
+                  <w:color w:val="000000"/>
+                  <w:sz w:val="24"/>
+                  <w:szCs w:val="24"/>
+                  <w:lang w:val="en-US"/>
+                </w:rPr>
+                <w:t>AD</w:t>
+              </w:r>
+              <w:r>
+                <w:rPr>
+                  <w:rFonts w:ascii="Times New Roman" w:hAnsi="Times New Roman"/>
+                  <w:color w:val="000000"/>
+                  <w:sz w:val="24"/>
+                  <w:szCs w:val="24"/>
+                  <w:rPrChange w:id="299" w:author="Голубович Даниил Дмитриевич" w:date="2026-02-05T14:36:00Z">
+                    <w:rPr>
+                      <w:rFonts w:ascii="Times New Roman" w:hAnsi="Times New Roman"/>
+                      <w:color w:val="000000"/>
+                      <w:sz w:val="24"/>
+                      <w:szCs w:val="24"/>
+                      <w:lang w:val="en-US"/>
+                    </w:rPr>
+                  </w:rPrChange>
+                </w:rPr>
+                <w:t xml:space="preserve"> </w:t>
+              </w:r>
+              <w:r>
+                <w:rPr>
+                  <w:rFonts w:ascii="Times New Roman" w:hAnsi="Times New Roman"/>
+                  <w:color w:val="000000"/>
+                  <w:sz w:val="24"/>
+                  <w:szCs w:val="24"/>
+                </w:rPr>
+                <w:t>НЕ БУДУ</w:t>
+              </w:r>
+            </w:ins>
           </w:p>
         </w:tc>
       </w:tr>
@@ -23259,14 +24215,32 @@
                 <w:color w:val="000000"/>
                 <w:sz w:val="24"/>
                 <w:szCs w:val="24"/>
-              </w:rPr>
-            </w:pPr>
-            <w:r>
-              <w:rPr>
-                <w:rFonts w:ascii="Times New Roman" w:hAnsi="Times New Roman"/>
-                <w:color w:val="000000"/>
-                <w:sz w:val="24"/>
-                <w:szCs w:val="24"/>
+                <w:highlight w:val="green"/>
+                <w:rPrChange w:id="300" w:author="Голубович Даниил Дмитриевич" w:date="2026-02-03T14:51:00Z">
+                  <w:rPr>
+                    <w:rFonts w:ascii="Times New Roman" w:hAnsi="Times New Roman"/>
+                    <w:color w:val="000000"/>
+                    <w:sz w:val="24"/>
+                    <w:szCs w:val="24"/>
+                  </w:rPr>
+                </w:rPrChange>
+              </w:rPr>
+            </w:pPr>
+            <w:r>
+              <w:rPr>
+                <w:rFonts w:ascii="Times New Roman" w:hAnsi="Times New Roman"/>
+                <w:color w:val="000000"/>
+                <w:sz w:val="24"/>
+                <w:szCs w:val="24"/>
+                <w:highlight w:val="green"/>
+                <w:rPrChange w:id="301" w:author="Голубович Даниил Дмитриевич" w:date="2026-02-03T14:51:00Z">
+                  <w:rPr>
+                    <w:rFonts w:ascii="Times New Roman" w:hAnsi="Times New Roman"/>
+                    <w:color w:val="000000"/>
+                    <w:sz w:val="24"/>
+                    <w:szCs w:val="24"/>
+                  </w:rPr>
+                </w:rPrChange>
               </w:rPr>
               <w:t>Снятие блокировки не фиксируется в логах пользователя.</w:t>
             </w:r>
@@ -23439,14 +24413,32 @@
                 <w:color w:val="000000"/>
                 <w:sz w:val="24"/>
                 <w:szCs w:val="24"/>
-              </w:rPr>
-            </w:pPr>
-            <w:r>
-              <w:rPr>
-                <w:rFonts w:ascii="Times New Roman" w:hAnsi="Times New Roman"/>
-                <w:color w:val="000000"/>
-                <w:sz w:val="24"/>
-                <w:szCs w:val="24"/>
+                <w:highlight w:val="green"/>
+                <w:rPrChange w:id="302" w:author="Голубович Даниил Дмитриевич" w:date="2026-02-05T13:23:00Z">
+                  <w:rPr>
+                    <w:rFonts w:ascii="Times New Roman" w:hAnsi="Times New Roman"/>
+                    <w:color w:val="000000"/>
+                    <w:sz w:val="24"/>
+                    <w:szCs w:val="24"/>
+                  </w:rPr>
+                </w:rPrChange>
+              </w:rPr>
+            </w:pPr>
+            <w:r>
+              <w:rPr>
+                <w:rFonts w:ascii="Times New Roman" w:hAnsi="Times New Roman"/>
+                <w:color w:val="000000"/>
+                <w:sz w:val="24"/>
+                <w:szCs w:val="24"/>
+                <w:highlight w:val="green"/>
+                <w:rPrChange w:id="303" w:author="Голубович Даниил Дмитриевич" w:date="2026-02-05T13:23:00Z">
+                  <w:rPr>
+                    <w:rFonts w:ascii="Times New Roman" w:hAnsi="Times New Roman"/>
+                    <w:color w:val="000000"/>
+                    <w:sz w:val="24"/>
+                    <w:szCs w:val="24"/>
+                  </w:rPr>
+                </w:rPrChange>
               </w:rPr>
               <w:t xml:space="preserve">Детальный просмотр действия пользователя </w:t>
             </w:r>
@@ -23456,6 +24448,15 @@
                 <w:color w:val="000000"/>
                 <w:sz w:val="24"/>
                 <w:szCs w:val="24"/>
+                <w:highlight w:val="green"/>
+                <w:rPrChange w:id="304" w:author="Голубович Даниил Дмитриевич" w:date="2026-02-05T13:23:00Z">
+                  <w:rPr>
+                    <w:rFonts w:ascii="Times New Roman" w:hAnsi="Times New Roman"/>
+                    <w:color w:val="000000"/>
+                    <w:sz w:val="24"/>
+                    <w:szCs w:val="24"/>
+                  </w:rPr>
+                </w:rPrChange>
               </w:rPr>
               <w:t>р</w:t>
             </w:r>
@@ -23465,6 +24466,15 @@
                 <w:color w:val="000000"/>
                 <w:sz w:val="24"/>
                 <w:szCs w:val="24"/>
+                <w:highlight w:val="green"/>
+                <w:rPrChange w:id="305" w:author="Голубович Даниил Дмитриевич" w:date="2026-02-05T13:23:00Z">
+                  <w:rPr>
+                    <w:rFonts w:ascii="Times New Roman" w:hAnsi="Times New Roman"/>
+                    <w:color w:val="000000"/>
+                    <w:sz w:val="24"/>
+                    <w:szCs w:val="24"/>
+                  </w:rPr>
+                </w:rPrChange>
               </w:rPr>
               <w:t>еали</w:t>
             </w:r>
@@ -23474,6 +24484,15 @@
                 <w:color w:val="000000"/>
                 <w:sz w:val="24"/>
                 <w:szCs w:val="24"/>
+                <w:highlight w:val="green"/>
+                <w:rPrChange w:id="306" w:author="Голубович Даниил Дмитриевич" w:date="2026-02-05T13:23:00Z">
+                  <w:rPr>
+                    <w:rFonts w:ascii="Times New Roman" w:hAnsi="Times New Roman"/>
+                    <w:color w:val="000000"/>
+                    <w:sz w:val="24"/>
+                    <w:szCs w:val="24"/>
+                  </w:rPr>
+                </w:rPrChange>
               </w:rPr>
               <w:t xml:space="preserve">зовать в структурированном виде с возможностью поиска/фильтрации/сортировки. </w:t>
             </w:r>
@@ -23486,11 +24505,26 @@
                 <w:color w:val="000000"/>
                 <w:sz w:val="24"/>
                 <w:szCs w:val="24"/>
+                <w:highlight w:val="green"/>
+                <w:rPrChange w:id="307" w:author="Голубович Даниил Дмитриевич" w:date="2026-02-05T13:23:00Z">
+                  <w:rPr>
+                    <w:rFonts w:ascii="Times New Roman" w:hAnsi="Times New Roman"/>
+                    <w:color w:val="000000"/>
+                    <w:sz w:val="24"/>
+                    <w:szCs w:val="24"/>
+                  </w:rPr>
+                </w:rPrChange>
               </w:rPr>
             </w:pPr>
             <w:r>
               <w:rPr>
                 <w:noProof/>
+                <w:highlight w:val="green"/>
+                <w:rPrChange w:id="308" w:author="Голубович Даниил Дмитриевич" w:date="2026-02-05T13:23:00Z">
+                  <w:rPr>
+                    <w:noProof/>
+                  </w:rPr>
+                </w:rPrChange>
               </w:rPr>
               <w:drawing>
                 <wp:inline distT="0" distB="0" distL="0" distR="0" wp14:anchorId="1916F022" wp14:editId="20070FE9">
@@ -23542,6 +24576,12 @@
             <w:r>
               <w:rPr>
                 <w:noProof/>
+                <w:highlight w:val="green"/>
+                <w:rPrChange w:id="309" w:author="Голубович Даниил Дмитриевич" w:date="2026-02-05T13:23:00Z">
+                  <w:rPr>
+                    <w:noProof/>
+                  </w:rPr>
+                </w:rPrChange>
               </w:rPr>
               <w:lastRenderedPageBreak/>
               <w:drawing>
@@ -30758,7 +31798,7 @@
 </file>
 
 <file path=customXml/itemProps1.xml><?xml version="1.0" encoding="utf-8"?>
-<ds:datastoreItem xmlns:ds="http://schemas.openxmlformats.org/officeDocument/2006/customXml" ds:itemID="{E6353B55-BA23-4C8C-AC71-0CB3EAEE7E93}">
+<ds:datastoreItem xmlns:ds="http://schemas.openxmlformats.org/officeDocument/2006/customXml" ds:itemID="{4FA0E0B4-F0D0-42AD-94B3-DDC76B716B29}">
   <ds:schemaRefs>
     <ds:schemaRef ds:uri="http://schemas.openxmlformats.org/officeDocument/2006/bibliography"/>
   </ds:schemaRefs>

--- a/2025 12 Отчет_ПФТ-ОрПТС-IIS(ММР)-Транспорт v1.2.docx
+++ b/2025 12 Отчет_ПФТ-ОрПТС-IIS(ММР)-Транспорт v1.2.docx
@@ -2157,10 +2157,10 @@
                   <v:path o:extrusionok="f" gradientshapeok="t" o:connecttype="rect"/>
                   <o:lock v:ext="edit" aspectratio="t"/>
                 </v:shapetype>
-                <v:shape id="_x0000_i1025" type="#_x0000_t75" style="width:193.4pt;height:132.3pt" o:ole="">
+                <v:shape id="_x0000_i1025" type="#_x0000_t75" style="width:193.6pt;height:132.45pt" o:ole="">
                   <v:imagedata r:id="rId7" o:title=""/>
                 </v:shape>
-                <o:OLEObject Type="Embed" ProgID="PBrush" ShapeID="_x0000_i1025" DrawAspect="Content" ObjectID="_1831811645" r:id="rId8"/>
+                <o:OLEObject Type="Embed" ProgID="PBrush" ShapeID="_x0000_i1025" DrawAspect="Content" ObjectID="_1832327145" r:id="rId8"/>
               </w:object>
             </w:r>
           </w:p>
@@ -2190,10 +2190,10 @@
             </w:pPr>
             <w:r>
               <w:object w:dxaOrig="4845" w:dyaOrig="3990" w14:anchorId="30DE86D5">
-                <v:shape id="_x0000_i1026" type="#_x0000_t75" style="width:133.1pt;height:107.15pt" o:ole="">
+                <v:shape id="_x0000_i1026" type="#_x0000_t75" style="width:133.8pt;height:107.3pt" o:ole="">
                   <v:imagedata r:id="rId9" o:title=""/>
                 </v:shape>
-                <o:OLEObject Type="Embed" ProgID="PBrush" ShapeID="_x0000_i1026" DrawAspect="Content" ObjectID="_1831811646" r:id="rId10"/>
+                <o:OLEObject Type="Embed" ProgID="PBrush" ShapeID="_x0000_i1026" DrawAspect="Content" ObjectID="_1832327146" r:id="rId10"/>
               </w:object>
             </w:r>
           </w:p>
@@ -5357,14 +5357,32 @@
                 <w:color w:val="000000"/>
                 <w:sz w:val="24"/>
                 <w:szCs w:val="24"/>
-              </w:rPr>
-            </w:pPr>
-            <w:r>
-              <w:rPr>
-                <w:rFonts w:ascii="Times New Roman" w:hAnsi="Times New Roman"/>
-                <w:color w:val="000000"/>
-                <w:sz w:val="24"/>
-                <w:szCs w:val="24"/>
+                <w:highlight w:val="green"/>
+                <w:rPrChange w:id="85" w:author="Голубович Даниил Дмитриевич" w:date="2026-02-11T13:23:00Z">
+                  <w:rPr>
+                    <w:rFonts w:ascii="Times New Roman" w:hAnsi="Times New Roman"/>
+                    <w:color w:val="000000"/>
+                    <w:sz w:val="24"/>
+                    <w:szCs w:val="24"/>
+                  </w:rPr>
+                </w:rPrChange>
+              </w:rPr>
+            </w:pPr>
+            <w:r>
+              <w:rPr>
+                <w:rFonts w:ascii="Times New Roman" w:hAnsi="Times New Roman"/>
+                <w:color w:val="000000"/>
+                <w:sz w:val="24"/>
+                <w:szCs w:val="24"/>
+                <w:highlight w:val="green"/>
+                <w:rPrChange w:id="86" w:author="Голубович Даниил Дмитриевич" w:date="2026-02-11T13:23:00Z">
+                  <w:rPr>
+                    <w:rFonts w:ascii="Times New Roman" w:hAnsi="Times New Roman"/>
+                    <w:color w:val="000000"/>
+                    <w:sz w:val="24"/>
+                    <w:szCs w:val="24"/>
+                  </w:rPr>
+                </w:rPrChange>
               </w:rPr>
               <w:t xml:space="preserve">Отсутствует контроль на дни активности. </w:t>
             </w:r>
@@ -5379,14 +5397,32 @@
                 <w:color w:val="000000"/>
                 <w:sz w:val="24"/>
                 <w:szCs w:val="24"/>
-              </w:rPr>
-            </w:pPr>
-            <w:r>
-              <w:rPr>
-                <w:rFonts w:ascii="Times New Roman" w:hAnsi="Times New Roman"/>
-                <w:color w:val="000000"/>
-                <w:sz w:val="24"/>
-                <w:szCs w:val="24"/>
+                <w:highlight w:val="green"/>
+                <w:rPrChange w:id="87" w:author="Голубович Даниил Дмитриевич" w:date="2026-02-11T13:23:00Z">
+                  <w:rPr>
+                    <w:rFonts w:ascii="Times New Roman" w:hAnsi="Times New Roman"/>
+                    <w:color w:val="000000"/>
+                    <w:sz w:val="24"/>
+                    <w:szCs w:val="24"/>
+                  </w:rPr>
+                </w:rPrChange>
+              </w:rPr>
+            </w:pPr>
+            <w:r>
+              <w:rPr>
+                <w:rFonts w:ascii="Times New Roman" w:hAnsi="Times New Roman"/>
+                <w:color w:val="000000"/>
+                <w:sz w:val="24"/>
+                <w:szCs w:val="24"/>
+                <w:highlight w:val="green"/>
+                <w:rPrChange w:id="88" w:author="Голубович Даниил Дмитриевич" w:date="2026-02-11T13:23:00Z">
+                  <w:rPr>
+                    <w:rFonts w:ascii="Times New Roman" w:hAnsi="Times New Roman"/>
+                    <w:color w:val="000000"/>
+                    <w:sz w:val="24"/>
+                    <w:szCs w:val="24"/>
+                  </w:rPr>
+                </w:rPrChange>
               </w:rPr>
               <w:t xml:space="preserve">Задача выполняется в рабочие дни при </w:t>
             </w:r>
@@ -5396,6 +5432,15 @@
                 <w:color w:val="000000"/>
                 <w:sz w:val="24"/>
                 <w:szCs w:val="24"/>
+                <w:highlight w:val="green"/>
+                <w:rPrChange w:id="89" w:author="Голубович Даниил Дмитриевич" w:date="2026-02-11T13:23:00Z">
+                  <w:rPr>
+                    <w:rFonts w:ascii="Times New Roman" w:hAnsi="Times New Roman"/>
+                    <w:color w:val="000000"/>
+                    <w:sz w:val="24"/>
+                    <w:szCs w:val="24"/>
+                  </w:rPr>
+                </w:rPrChange>
               </w:rPr>
               <w:t>установленном режиме работы</w:t>
             </w:r>
@@ -5405,6 +5450,15 @@
                 <w:color w:val="000000"/>
                 <w:sz w:val="24"/>
                 <w:szCs w:val="24"/>
+                <w:highlight w:val="green"/>
+                <w:rPrChange w:id="90" w:author="Голубович Даниил Дмитриевич" w:date="2026-02-11T13:23:00Z">
+                  <w:rPr>
+                    <w:rFonts w:ascii="Times New Roman" w:hAnsi="Times New Roman"/>
+                    <w:color w:val="000000"/>
+                    <w:sz w:val="24"/>
+                    <w:szCs w:val="24"/>
+                  </w:rPr>
+                </w:rPrChange>
               </w:rPr>
               <w:t>: только</w:t>
             </w:r>
@@ -5414,6 +5468,15 @@
                 <w:color w:val="000000"/>
                 <w:sz w:val="24"/>
                 <w:szCs w:val="24"/>
+                <w:highlight w:val="green"/>
+                <w:rPrChange w:id="91" w:author="Голубович Даниил Дмитриевич" w:date="2026-02-11T13:23:00Z">
+                  <w:rPr>
+                    <w:rFonts w:ascii="Times New Roman" w:hAnsi="Times New Roman"/>
+                    <w:color w:val="000000"/>
+                    <w:sz w:val="24"/>
+                    <w:szCs w:val="24"/>
+                  </w:rPr>
+                </w:rPrChange>
               </w:rPr>
               <w:t xml:space="preserve"> выходные дни</w:t>
             </w:r>
@@ -5423,6 +5486,15 @@
                 <w:color w:val="000000"/>
                 <w:sz w:val="24"/>
                 <w:szCs w:val="24"/>
+                <w:highlight w:val="green"/>
+                <w:rPrChange w:id="92" w:author="Голубович Даниил Дмитриевич" w:date="2026-02-11T13:23:00Z">
+                  <w:rPr>
+                    <w:rFonts w:ascii="Times New Roman" w:hAnsi="Times New Roman"/>
+                    <w:color w:val="000000"/>
+                    <w:sz w:val="24"/>
+                    <w:szCs w:val="24"/>
+                  </w:rPr>
+                </w:rPrChange>
               </w:rPr>
               <w:t>:</w:t>
             </w:r>
@@ -5437,11 +5509,26 @@
                 <w:color w:val="000000"/>
                 <w:sz w:val="24"/>
                 <w:szCs w:val="24"/>
+                <w:highlight w:val="green"/>
+                <w:rPrChange w:id="93" w:author="Голубович Даниил Дмитриевич" w:date="2026-02-11T13:23:00Z">
+                  <w:rPr>
+                    <w:rFonts w:ascii="Times New Roman" w:hAnsi="Times New Roman"/>
+                    <w:color w:val="000000"/>
+                    <w:sz w:val="24"/>
+                    <w:szCs w:val="24"/>
+                  </w:rPr>
+                </w:rPrChange>
               </w:rPr>
             </w:pPr>
             <w:r>
               <w:rPr>
                 <w:noProof/>
+                <w:highlight w:val="green"/>
+                <w:rPrChange w:id="94" w:author="Голубович Даниил Дмитриевич" w:date="2026-02-11T13:23:00Z">
+                  <w:rPr>
+                    <w:noProof/>
+                  </w:rPr>
+                </w:rPrChange>
               </w:rPr>
               <w:drawing>
                 <wp:inline distT="0" distB="0" distL="0" distR="0" wp14:anchorId="169ECDFE" wp14:editId="56EFF8E8">
@@ -5495,6 +5582,12 @@
             <w:r>
               <w:rPr>
                 <w:noProof/>
+                <w:highlight w:val="green"/>
+                <w:rPrChange w:id="95" w:author="Голубович Даниил Дмитриевич" w:date="2026-02-11T13:23:00Z">
+                  <w:rPr>
+                    <w:noProof/>
+                  </w:rPr>
+                </w:rPrChange>
               </w:rPr>
               <w:drawing>
                 <wp:inline distT="0" distB="0" distL="0" distR="0" wp14:anchorId="37DACE6B" wp14:editId="045314F9">
@@ -5545,6 +5638,8 @@
                 <w:szCs w:val="24"/>
               </w:rPr>
             </w:pPr>
+            <w:bookmarkStart w:id="96" w:name="_GoBack"/>
+            <w:bookmarkEnd w:id="96"/>
           </w:p>
           <w:p>
             <w:pPr>
@@ -5574,7 +5669,7 @@
                 <w:sz w:val="24"/>
                 <w:szCs w:val="24"/>
                 <w:highlight w:val="green"/>
-                <w:rPrChange w:id="85" w:author="Голубович Даниил Дмитриевич" w:date="2026-01-21T14:23:00Z">
+                <w:rPrChange w:id="97" w:author="Голубович Даниил Дмитриевич" w:date="2026-01-21T14:23:00Z">
                   <w:rPr>
                     <w:rFonts w:ascii="Times New Roman" w:hAnsi="Times New Roman"/>
                     <w:color w:val="000000"/>
@@ -5591,7 +5686,7 @@
                 <w:sz w:val="24"/>
                 <w:szCs w:val="24"/>
                 <w:highlight w:val="green"/>
-                <w:rPrChange w:id="86" w:author="Голубович Даниил Дмитриевич" w:date="2026-01-21T14:23:00Z">
+                <w:rPrChange w:id="98" w:author="Голубович Даниил Дмитриевич" w:date="2026-01-21T14:23:00Z">
                   <w:rPr>
                     <w:rFonts w:ascii="Times New Roman" w:hAnsi="Times New Roman"/>
                     <w:color w:val="000000"/>
@@ -5609,7 +5704,7 @@
                 <w:sz w:val="24"/>
                 <w:szCs w:val="24"/>
                 <w:highlight w:val="green"/>
-                <w:rPrChange w:id="87" w:author="Голубович Даниил Дмитриевич" w:date="2026-01-21T14:23:00Z">
+                <w:rPrChange w:id="99" w:author="Голубович Даниил Дмитриевич" w:date="2026-01-21T14:23:00Z">
                   <w:rPr>
                     <w:rFonts w:ascii="Times New Roman" w:hAnsi="Times New Roman"/>
                     <w:color w:val="000000"/>
@@ -5632,7 +5727,7 @@
                 <w:sz w:val="24"/>
                 <w:szCs w:val="24"/>
                 <w:highlight w:val="green"/>
-                <w:rPrChange w:id="88" w:author="Голубович Даниил Дмитриевич" w:date="2026-01-21T14:23:00Z">
+                <w:rPrChange w:id="100" w:author="Голубович Даниил Дмитриевич" w:date="2026-01-21T14:23:00Z">
                   <w:rPr>
                     <w:rFonts w:ascii="Times New Roman" w:hAnsi="Times New Roman"/>
                     <w:color w:val="000000"/>
@@ -5649,7 +5744,7 @@
                 <w:sz w:val="24"/>
                 <w:szCs w:val="24"/>
                 <w:highlight w:val="green"/>
-                <w:rPrChange w:id="89" w:author="Голубович Даниил Дмитриевич" w:date="2026-01-21T14:23:00Z">
+                <w:rPrChange w:id="101" w:author="Голубович Даниил Дмитриевич" w:date="2026-01-21T14:23:00Z">
                   <w:rPr>
                     <w:rFonts w:ascii="Times New Roman" w:hAnsi="Times New Roman"/>
                     <w:color w:val="000000"/>
@@ -5667,7 +5762,7 @@
                 <w:sz w:val="24"/>
                 <w:szCs w:val="24"/>
                 <w:highlight w:val="green"/>
-                <w:rPrChange w:id="90" w:author="Голубович Даниил Дмитриевич" w:date="2026-01-21T14:23:00Z">
+                <w:rPrChange w:id="102" w:author="Голубович Даниил Дмитриевич" w:date="2026-01-21T14:23:00Z">
                   <w:rPr>
                     <w:rFonts w:ascii="Times New Roman" w:hAnsi="Times New Roman"/>
                     <w:color w:val="000000"/>
@@ -5685,7 +5780,7 @@
                 <w:sz w:val="24"/>
                 <w:szCs w:val="24"/>
                 <w:highlight w:val="green"/>
-                <w:rPrChange w:id="91" w:author="Голубович Даниил Дмитриевич" w:date="2026-01-21T14:23:00Z">
+                <w:rPrChange w:id="103" w:author="Голубович Даниил Дмитриевич" w:date="2026-01-21T14:23:00Z">
                   <w:rPr>
                     <w:rFonts w:ascii="Times New Roman" w:hAnsi="Times New Roman"/>
                     <w:color w:val="000000"/>
@@ -5703,7 +5798,7 @@
                 <w:sz w:val="24"/>
                 <w:szCs w:val="24"/>
                 <w:highlight w:val="green"/>
-                <w:rPrChange w:id="92" w:author="Голубович Даниил Дмитриевич" w:date="2026-01-21T14:23:00Z">
+                <w:rPrChange w:id="104" w:author="Голубович Даниил Дмитриевич" w:date="2026-01-21T14:23:00Z">
                   <w:rPr>
                     <w:rFonts w:ascii="Times New Roman" w:hAnsi="Times New Roman"/>
                     <w:color w:val="000000"/>
@@ -5721,7 +5816,7 @@
                 <w:sz w:val="24"/>
                 <w:szCs w:val="24"/>
                 <w:highlight w:val="green"/>
-                <w:rPrChange w:id="93" w:author="Голубович Даниил Дмитриевич" w:date="2026-01-21T14:23:00Z">
+                <w:rPrChange w:id="105" w:author="Голубович Даниил Дмитриевич" w:date="2026-01-21T14:23:00Z">
                   <w:rPr>
                     <w:rFonts w:ascii="Times New Roman" w:hAnsi="Times New Roman"/>
                     <w:color w:val="000000"/>
@@ -5739,7 +5834,7 @@
                 <w:sz w:val="24"/>
                 <w:szCs w:val="24"/>
                 <w:highlight w:val="green"/>
-                <w:rPrChange w:id="94" w:author="Голубович Даниил Дмитриевич" w:date="2026-01-21T14:23:00Z">
+                <w:rPrChange w:id="106" w:author="Голубович Даниил Дмитриевич" w:date="2026-01-21T14:23:00Z">
                   <w:rPr>
                     <w:rFonts w:ascii="Times New Roman" w:hAnsi="Times New Roman"/>
                     <w:color w:val="000000"/>
@@ -5757,7 +5852,7 @@
                 <w:sz w:val="24"/>
                 <w:szCs w:val="24"/>
                 <w:highlight w:val="green"/>
-                <w:rPrChange w:id="95" w:author="Голубович Даниил Дмитриевич" w:date="2026-01-21T14:23:00Z">
+                <w:rPrChange w:id="107" w:author="Голубович Даниил Дмитриевич" w:date="2026-01-21T14:23:00Z">
                   <w:rPr>
                     <w:rFonts w:ascii="Times New Roman" w:hAnsi="Times New Roman"/>
                     <w:color w:val="000000"/>
@@ -5780,7 +5875,7 @@
                 <w:sz w:val="24"/>
                 <w:szCs w:val="24"/>
                 <w:highlight w:val="green"/>
-                <w:rPrChange w:id="96" w:author="Голубович Даниил Дмитриевич" w:date="2026-01-21T14:23:00Z">
+                <w:rPrChange w:id="108" w:author="Голубович Даниил Дмитриевич" w:date="2026-01-21T14:23:00Z">
                   <w:rPr>
                     <w:rFonts w:ascii="Times New Roman" w:hAnsi="Times New Roman"/>
                     <w:color w:val="000000"/>
@@ -5794,7 +5889,7 @@
               <w:rPr>
                 <w:noProof/>
                 <w:highlight w:val="green"/>
-                <w:rPrChange w:id="97" w:author="Голубович Даниил Дмитриевич" w:date="2026-01-21T14:23:00Z">
+                <w:rPrChange w:id="109" w:author="Голубович Даниил Дмитриевич" w:date="2026-01-21T14:23:00Z">
                   <w:rPr>
                     <w:noProof/>
                   </w:rPr>
@@ -5853,7 +5948,7 @@
               <w:rPr>
                 <w:noProof/>
                 <w:highlight w:val="green"/>
-                <w:rPrChange w:id="98" w:author="Голубович Даниил Дмитриевич" w:date="2026-01-21T14:23:00Z">
+                <w:rPrChange w:id="110" w:author="Голубович Даниил Дмитриевич" w:date="2026-01-21T14:23:00Z">
                   <w:rPr>
                     <w:noProof/>
                   </w:rPr>
@@ -6284,7 +6379,7 @@
                 <w:szCs w:val="24"/>
                 <w:highlight w:val="green"/>
                 <w:lang w:val="en-US"/>
-                <w:rPrChange w:id="99" w:author="Голубович Даниил Дмитриевич" w:date="2026-01-21T11:18:00Z">
+                <w:rPrChange w:id="111" w:author="Голубович Даниил Дмитриевич" w:date="2026-01-21T11:18:00Z">
                   <w:rPr>
                     <w:rFonts w:ascii="Times New Roman" w:hAnsi="Times New Roman"/>
                     <w:color w:val="000000"/>
@@ -6302,7 +6397,7 @@
                 <w:sz w:val="24"/>
                 <w:szCs w:val="24"/>
                 <w:highlight w:val="green"/>
-                <w:rPrChange w:id="100" w:author="Голубович Даниил Дмитриевич" w:date="2026-01-21T11:18:00Z">
+                <w:rPrChange w:id="112" w:author="Голубович Даниил Дмитриевич" w:date="2026-01-21T11:18:00Z">
                   <w:rPr>
                     <w:rFonts w:ascii="Times New Roman" w:hAnsi="Times New Roman"/>
                     <w:color w:val="000000"/>
@@ -6321,7 +6416,7 @@
                 <w:szCs w:val="24"/>
                 <w:highlight w:val="green"/>
                 <w:lang w:val="en-US"/>
-                <w:rPrChange w:id="101" w:author="Голубович Даниил Дмитриевич" w:date="2026-01-21T11:18:00Z">
+                <w:rPrChange w:id="113" w:author="Голубович Даниил Дмитриевич" w:date="2026-01-21T11:18:00Z">
                   <w:rPr>
                     <w:rFonts w:ascii="Times New Roman" w:hAnsi="Times New Roman"/>
                     <w:color w:val="000000"/>
@@ -6343,7 +6438,7 @@
                 <w:noProof/>
                 <w:highlight w:val="green"/>
                 <w:lang w:val="en-US"/>
-                <w:rPrChange w:id="102" w:author="Голубович Даниил Дмитриевич" w:date="2026-01-21T11:18:00Z">
+                <w:rPrChange w:id="114" w:author="Голубович Даниил Дмитриевич" w:date="2026-01-21T11:18:00Z">
                   <w:rPr>
                     <w:noProof/>
                     <w:lang w:val="en-US"/>
@@ -6355,7 +6450,7 @@
               <w:rPr>
                 <w:noProof/>
                 <w:highlight w:val="green"/>
-                <w:rPrChange w:id="103" w:author="Голубович Даниил Дмитриевич" w:date="2026-01-21T11:18:00Z">
+                <w:rPrChange w:id="115" w:author="Голубович Даниил Дмитриевич" w:date="2026-01-21T11:18:00Z">
                   <w:rPr>
                     <w:noProof/>
                   </w:rPr>
@@ -6402,7 +6497,7 @@
                 <w:noProof/>
                 <w:highlight w:val="green"/>
                 <w:lang w:val="en-US"/>
-                <w:rPrChange w:id="104" w:author="Голубович Даниил Дмитриевич" w:date="2026-01-21T11:18:00Z">
+                <w:rPrChange w:id="116" w:author="Голубович Даниил Дмитриевич" w:date="2026-01-21T11:18:00Z">
                   <w:rPr>
                     <w:noProof/>
                     <w:lang w:val="en-US"/>
@@ -6415,7 +6510,7 @@
               <w:rPr>
                 <w:noProof/>
                 <w:highlight w:val="green"/>
-                <w:rPrChange w:id="105" w:author="Голубович Даниил Дмитриевич" w:date="2026-01-21T11:18:00Z">
+                <w:rPrChange w:id="117" w:author="Голубович Даниил Дмитриевич" w:date="2026-01-21T11:18:00Z">
                   <w:rPr>
                     <w:noProof/>
                   </w:rPr>
@@ -6470,7 +6565,7 @@
                 <w:szCs w:val="24"/>
                 <w:highlight w:val="green"/>
                 <w:lang w:val="en-US"/>
-                <w:rPrChange w:id="106" w:author="Голубович Даниил Дмитриевич" w:date="2026-01-21T11:18:00Z">
+                <w:rPrChange w:id="118" w:author="Голубович Даниил Дмитриевич" w:date="2026-01-21T11:18:00Z">
                   <w:rPr>
                     <w:rFonts w:ascii="Times New Roman" w:hAnsi="Times New Roman"/>
                     <w:color w:val="000000"/>
@@ -6485,7 +6580,7 @@
               <w:rPr>
                 <w:noProof/>
                 <w:highlight w:val="green"/>
-                <w:rPrChange w:id="107" w:author="Голубович Даниил Дмитриевич" w:date="2026-01-21T11:18:00Z">
+                <w:rPrChange w:id="119" w:author="Голубович Даниил Дмитриевич" w:date="2026-01-21T11:18:00Z">
                   <w:rPr>
                     <w:noProof/>
                   </w:rPr>
@@ -6539,7 +6634,7 @@
                 <w:sz w:val="24"/>
                 <w:szCs w:val="24"/>
                 <w:highlight w:val="green"/>
-                <w:rPrChange w:id="108" w:author="Голубович Даниил Дмитриевич" w:date="2026-01-21T11:18:00Z">
+                <w:rPrChange w:id="120" w:author="Голубович Даниил Дмитриевич" w:date="2026-01-21T11:18:00Z">
                   <w:rPr>
                     <w:rFonts w:ascii="Times New Roman" w:hAnsi="Times New Roman"/>
                     <w:color w:val="000000"/>
@@ -6556,7 +6651,7 @@
                 <w:sz w:val="24"/>
                 <w:szCs w:val="24"/>
                 <w:highlight w:val="green"/>
-                <w:rPrChange w:id="109" w:author="Голубович Даниил Дмитриевич" w:date="2026-01-21T11:18:00Z">
+                <w:rPrChange w:id="121" w:author="Голубович Даниил Дмитриевич" w:date="2026-01-21T11:18:00Z">
                   <w:rPr>
                     <w:rFonts w:ascii="Times New Roman" w:hAnsi="Times New Roman"/>
                     <w:color w:val="000000"/>
@@ -6574,7 +6669,7 @@
                 <w:sz w:val="24"/>
                 <w:szCs w:val="24"/>
                 <w:highlight w:val="green"/>
-                <w:rPrChange w:id="110" w:author="Голубович Даниил Дмитриевич" w:date="2026-01-21T11:18:00Z">
+                <w:rPrChange w:id="122" w:author="Голубович Даниил Дмитриевич" w:date="2026-01-21T11:18:00Z">
                   <w:rPr>
                     <w:rFonts w:ascii="Times New Roman" w:hAnsi="Times New Roman"/>
                     <w:color w:val="000000"/>
@@ -6593,7 +6688,7 @@
                 <w:sz w:val="24"/>
                 <w:szCs w:val="24"/>
                 <w:highlight w:val="green"/>
-                <w:rPrChange w:id="111" w:author="Голубович Даниил Дмитриевич" w:date="2026-01-21T11:18:00Z">
+                <w:rPrChange w:id="123" w:author="Голубович Даниил Дмитриевич" w:date="2026-01-21T11:18:00Z">
                   <w:rPr>
                     <w:rFonts w:ascii="Times New Roman" w:hAnsi="Times New Roman"/>
                     <w:color w:val="000000"/>
@@ -6612,7 +6707,7 @@
                 <w:sz w:val="24"/>
                 <w:szCs w:val="24"/>
                 <w:highlight w:val="green"/>
-                <w:rPrChange w:id="112" w:author="Голубович Даниил Дмитриевич" w:date="2026-01-21T11:18:00Z">
+                <w:rPrChange w:id="124" w:author="Голубович Даниил Дмитриевич" w:date="2026-01-21T11:18:00Z">
                   <w:rPr>
                     <w:rFonts w:ascii="Times New Roman" w:hAnsi="Times New Roman"/>
                     <w:color w:val="000000"/>
@@ -6630,7 +6725,7 @@
                 <w:sz w:val="24"/>
                 <w:szCs w:val="24"/>
                 <w:highlight w:val="green"/>
-                <w:rPrChange w:id="113" w:author="Голубович Даниил Дмитриевич" w:date="2026-01-21T11:18:00Z">
+                <w:rPrChange w:id="125" w:author="Голубович Даниил Дмитриевич" w:date="2026-01-21T11:18:00Z">
                   <w:rPr>
                     <w:rFonts w:ascii="Times New Roman" w:hAnsi="Times New Roman"/>
                     <w:color w:val="000000"/>
@@ -6661,7 +6756,7 @@
                 <w:sz w:val="24"/>
                 <w:szCs w:val="24"/>
                 <w:highlight w:val="green"/>
-                <w:rPrChange w:id="114" w:author="Голубович Даниил Дмитриевич" w:date="2026-01-21T11:18:00Z">
+                <w:rPrChange w:id="126" w:author="Голубович Даниил Дмитриевич" w:date="2026-01-21T11:18:00Z">
                   <w:rPr>
                     <w:rFonts w:ascii="Times New Roman" w:hAnsi="Times New Roman"/>
                     <w:color w:val="000000"/>
@@ -6701,7 +6796,7 @@
                 <w:sz w:val="24"/>
                 <w:szCs w:val="24"/>
                 <w:highlight w:val="green"/>
-                <w:rPrChange w:id="115" w:author="Голубович Даниил Дмитриевич" w:date="2026-01-21T11:18:00Z">
+                <w:rPrChange w:id="127" w:author="Голубович Даниил Дмитриевич" w:date="2026-01-21T11:18:00Z">
                   <w:rPr>
                     <w:rFonts w:ascii="Times New Roman" w:hAnsi="Times New Roman"/>
                     <w:color w:val="000000"/>
@@ -6718,7 +6813,7 @@
                 <w:sz w:val="24"/>
                 <w:szCs w:val="24"/>
                 <w:highlight w:val="green"/>
-                <w:rPrChange w:id="116" w:author="Голубович Даниил Дмитриевич" w:date="2026-01-21T11:18:00Z">
+                <w:rPrChange w:id="128" w:author="Голубович Даниил Дмитриевич" w:date="2026-01-21T11:18:00Z">
                   <w:rPr>
                     <w:rFonts w:ascii="Times New Roman" w:hAnsi="Times New Roman"/>
                     <w:color w:val="000000"/>
@@ -6736,7 +6831,7 @@
                 <w:sz w:val="24"/>
                 <w:szCs w:val="24"/>
                 <w:highlight w:val="green"/>
-                <w:rPrChange w:id="117" w:author="Голубович Даниил Дмитриевич" w:date="2026-01-21T11:18:00Z">
+                <w:rPrChange w:id="129" w:author="Голубович Даниил Дмитриевич" w:date="2026-01-21T11:18:00Z">
                   <w:rPr>
                     <w:rFonts w:ascii="Times New Roman" w:hAnsi="Times New Roman"/>
                     <w:color w:val="000000"/>
@@ -6754,7 +6849,7 @@
                 <w:sz w:val="24"/>
                 <w:szCs w:val="24"/>
                 <w:highlight w:val="green"/>
-                <w:rPrChange w:id="118" w:author="Голубович Даниил Дмитриевич" w:date="2026-01-21T11:18:00Z">
+                <w:rPrChange w:id="130" w:author="Голубович Даниил Дмитриевич" w:date="2026-01-21T11:18:00Z">
                   <w:rPr>
                     <w:rFonts w:ascii="Times New Roman" w:hAnsi="Times New Roman"/>
                     <w:color w:val="000000"/>
@@ -6772,7 +6867,7 @@
                 <w:sz w:val="24"/>
                 <w:szCs w:val="24"/>
                 <w:highlight w:val="green"/>
-                <w:rPrChange w:id="119" w:author="Голубович Даниил Дмитриевич" w:date="2026-01-21T11:18:00Z">
+                <w:rPrChange w:id="131" w:author="Голубович Даниил Дмитриевич" w:date="2026-01-21T11:18:00Z">
                   <w:rPr>
                     <w:rFonts w:ascii="Times New Roman" w:hAnsi="Times New Roman"/>
                     <w:color w:val="000000"/>
@@ -6790,7 +6885,7 @@
                 <w:sz w:val="24"/>
                 <w:szCs w:val="24"/>
                 <w:highlight w:val="green"/>
-                <w:rPrChange w:id="120" w:author="Голубович Даниил Дмитриевич" w:date="2026-01-21T11:18:00Z">
+                <w:rPrChange w:id="132" w:author="Голубович Даниил Дмитриевич" w:date="2026-01-21T11:18:00Z">
                   <w:rPr>
                     <w:rFonts w:ascii="Times New Roman" w:hAnsi="Times New Roman"/>
                     <w:color w:val="000000"/>
@@ -6808,7 +6903,7 @@
                 <w:sz w:val="24"/>
                 <w:szCs w:val="24"/>
                 <w:highlight w:val="green"/>
-                <w:rPrChange w:id="121" w:author="Голубович Даниил Дмитриевич" w:date="2026-01-21T11:18:00Z">
+                <w:rPrChange w:id="133" w:author="Голубович Даниил Дмитриевич" w:date="2026-01-21T11:18:00Z">
                   <w:rPr>
                     <w:rFonts w:ascii="Times New Roman" w:hAnsi="Times New Roman"/>
                     <w:color w:val="000000"/>
@@ -6836,7 +6931,7 @@
               <w:rPr>
                 <w:noProof/>
                 <w:highlight w:val="green"/>
-                <w:rPrChange w:id="122" w:author="Голубович Даниил Дмитриевич" w:date="2026-01-21T11:18:00Z">
+                <w:rPrChange w:id="134" w:author="Голубович Даниил Дмитриевич" w:date="2026-01-21T11:18:00Z">
                   <w:rPr>
                     <w:noProof/>
                   </w:rPr>
@@ -6907,7 +7002,7 @@
                 <w:sz w:val="24"/>
                 <w:szCs w:val="24"/>
                 <w:highlight w:val="green"/>
-                <w:rPrChange w:id="123" w:author="Голубович Даниил Дмитриевич" w:date="2026-02-03T12:12:00Z">
+                <w:rPrChange w:id="135" w:author="Голубович Даниил Дмитриевич" w:date="2026-02-03T12:12:00Z">
                   <w:rPr>
                     <w:rFonts w:ascii="Times New Roman" w:hAnsi="Times New Roman"/>
                     <w:color w:val="000000"/>
@@ -6924,7 +7019,7 @@
                 <w:sz w:val="24"/>
                 <w:szCs w:val="24"/>
                 <w:highlight w:val="green"/>
-                <w:rPrChange w:id="124" w:author="Голубович Даниил Дмитриевич" w:date="2026-02-03T12:12:00Z">
+                <w:rPrChange w:id="136" w:author="Голубович Даниил Дмитриевич" w:date="2026-02-03T12:12:00Z">
                   <w:rPr>
                     <w:rFonts w:ascii="Times New Roman" w:hAnsi="Times New Roman"/>
                     <w:color w:val="000000"/>
@@ -6947,7 +7042,7 @@
                 <w:sz w:val="24"/>
                 <w:szCs w:val="24"/>
                 <w:highlight w:val="green"/>
-                <w:rPrChange w:id="125" w:author="Голубович Даниил Дмитриевич" w:date="2026-02-03T12:12:00Z">
+                <w:rPrChange w:id="137" w:author="Голубович Даниил Дмитриевич" w:date="2026-02-03T12:12:00Z">
                   <w:rPr>
                     <w:rFonts w:ascii="Times New Roman" w:hAnsi="Times New Roman"/>
                     <w:color w:val="000000"/>
@@ -6964,7 +7059,7 @@
                 <w:sz w:val="24"/>
                 <w:szCs w:val="24"/>
                 <w:highlight w:val="green"/>
-                <w:rPrChange w:id="126" w:author="Голубович Даниил Дмитриевич" w:date="2026-02-03T12:12:00Z">
+                <w:rPrChange w:id="138" w:author="Голубович Даниил Дмитриевич" w:date="2026-02-03T12:12:00Z">
                   <w:rPr>
                     <w:rFonts w:ascii="Times New Roman" w:hAnsi="Times New Roman"/>
                     <w:color w:val="000000"/>
@@ -6982,7 +7077,7 @@
                 <w:sz w:val="24"/>
                 <w:szCs w:val="24"/>
                 <w:highlight w:val="green"/>
-                <w:rPrChange w:id="127" w:author="Голубович Даниил Дмитриевич" w:date="2026-02-03T12:12:00Z">
+                <w:rPrChange w:id="139" w:author="Голубович Даниил Дмитриевич" w:date="2026-02-03T12:12:00Z">
                   <w:rPr>
                     <w:rFonts w:ascii="Times New Roman" w:hAnsi="Times New Roman"/>
                     <w:color w:val="000000"/>
@@ -7000,7 +7095,7 @@
                 <w:sz w:val="24"/>
                 <w:szCs w:val="24"/>
                 <w:highlight w:val="green"/>
-                <w:rPrChange w:id="128" w:author="Голубович Даниил Дмитриевич" w:date="2026-02-03T12:12:00Z">
+                <w:rPrChange w:id="140" w:author="Голубович Даниил Дмитриевич" w:date="2026-02-03T12:12:00Z">
                   <w:rPr>
                     <w:rFonts w:ascii="Times New Roman" w:hAnsi="Times New Roman"/>
                     <w:color w:val="000000"/>
@@ -7018,7 +7113,7 @@
                 <w:sz w:val="24"/>
                 <w:szCs w:val="24"/>
                 <w:highlight w:val="green"/>
-                <w:rPrChange w:id="129" w:author="Голубович Даниил Дмитриевич" w:date="2026-02-03T12:12:00Z">
+                <w:rPrChange w:id="141" w:author="Голубович Даниил Дмитриевич" w:date="2026-02-03T12:12:00Z">
                   <w:rPr>
                     <w:rFonts w:ascii="Times New Roman" w:hAnsi="Times New Roman"/>
                     <w:color w:val="000000"/>
@@ -7036,7 +7131,7 @@
                 <w:sz w:val="24"/>
                 <w:szCs w:val="24"/>
                 <w:highlight w:val="green"/>
-                <w:rPrChange w:id="130" w:author="Голубович Даниил Дмитриевич" w:date="2026-02-03T12:12:00Z">
+                <w:rPrChange w:id="142" w:author="Голубович Даниил Дмитриевич" w:date="2026-02-03T12:12:00Z">
                   <w:rPr>
                     <w:rFonts w:ascii="Times New Roman" w:hAnsi="Times New Roman"/>
                     <w:color w:val="000000"/>
@@ -7054,7 +7149,7 @@
                 <w:sz w:val="24"/>
                 <w:szCs w:val="24"/>
                 <w:highlight w:val="green"/>
-                <w:rPrChange w:id="131" w:author="Голубович Даниил Дмитриевич" w:date="2026-02-03T12:12:00Z">
+                <w:rPrChange w:id="143" w:author="Голубович Даниил Дмитриевич" w:date="2026-02-03T12:12:00Z">
                   <w:rPr>
                     <w:rFonts w:ascii="Times New Roman" w:hAnsi="Times New Roman"/>
                     <w:color w:val="000000"/>
@@ -7072,7 +7167,7 @@
                 <w:sz w:val="24"/>
                 <w:szCs w:val="24"/>
                 <w:highlight w:val="green"/>
-                <w:rPrChange w:id="132" w:author="Голубович Даниил Дмитриевич" w:date="2026-02-03T12:12:00Z">
+                <w:rPrChange w:id="144" w:author="Голубович Даниил Дмитриевич" w:date="2026-02-03T12:12:00Z">
                   <w:rPr>
                     <w:rFonts w:ascii="Times New Roman" w:hAnsi="Times New Roman"/>
                     <w:color w:val="000000"/>
@@ -7095,7 +7190,7 @@
                 <w:sz w:val="24"/>
                 <w:szCs w:val="24"/>
                 <w:highlight w:val="green"/>
-                <w:rPrChange w:id="133" w:author="Голубович Даниил Дмитриевич" w:date="2026-02-03T12:12:00Z">
+                <w:rPrChange w:id="145" w:author="Голубович Даниил Дмитриевич" w:date="2026-02-03T12:12:00Z">
                   <w:rPr>
                     <w:rFonts w:ascii="Times New Roman" w:hAnsi="Times New Roman"/>
                     <w:color w:val="000000"/>
@@ -7109,7 +7204,7 @@
               <w:rPr>
                 <w:noProof/>
                 <w:highlight w:val="green"/>
-                <w:rPrChange w:id="134" w:author="Голубович Даниил Дмитриевич" w:date="2026-02-03T12:12:00Z">
+                <w:rPrChange w:id="146" w:author="Голубович Даниил Дмитриевич" w:date="2026-02-03T12:12:00Z">
                   <w:rPr>
                     <w:noProof/>
                   </w:rPr>
@@ -7168,7 +7263,7 @@
               <w:rPr>
                 <w:noProof/>
                 <w:highlight w:val="green"/>
-                <w:rPrChange w:id="135" w:author="Голубович Даниил Дмитриевич" w:date="2026-02-03T12:12:00Z">
+                <w:rPrChange w:id="147" w:author="Голубович Даниил Дмитриевич" w:date="2026-02-03T12:12:00Z">
                   <w:rPr>
                     <w:noProof/>
                   </w:rPr>
@@ -7850,7 +7945,7 @@
                 <w:sz w:val="24"/>
                 <w:szCs w:val="24"/>
                 <w:highlight w:val="yellow"/>
-                <w:rPrChange w:id="136" w:author="Голубович Даниил Дмитриевич" w:date="2026-01-05T16:05:00Z">
+                <w:rPrChange w:id="148" w:author="Голубович Даниил Дмитриевич" w:date="2026-01-05T16:05:00Z">
                   <w:rPr>
                     <w:rFonts w:ascii="Times New Roman" w:hAnsi="Times New Roman"/>
                     <w:color w:val="000000"/>
@@ -7867,7 +7962,7 @@
                 <w:sz w:val="24"/>
                 <w:szCs w:val="24"/>
                 <w:highlight w:val="yellow"/>
-                <w:rPrChange w:id="137" w:author="Голубович Даниил Дмитриевич" w:date="2026-01-05T16:05:00Z">
+                <w:rPrChange w:id="149" w:author="Голубович Даниил Дмитриевич" w:date="2026-01-05T16:05:00Z">
                   <w:rPr>
                     <w:rFonts w:ascii="Times New Roman" w:hAnsi="Times New Roman"/>
                     <w:color w:val="000000"/>
@@ -7886,7 +7981,7 @@
                 <w:sz w:val="24"/>
                 <w:szCs w:val="24"/>
                 <w:highlight w:val="yellow"/>
-                <w:rPrChange w:id="138" w:author="Голубович Даниил Дмитриевич" w:date="2026-01-05T16:05:00Z">
+                <w:rPrChange w:id="150" w:author="Голубович Даниил Дмитриевич" w:date="2026-01-05T16:05:00Z">
                   <w:rPr>
                     <w:rFonts w:ascii="Times New Roman" w:hAnsi="Times New Roman"/>
                     <w:color w:val="000000"/>
@@ -7906,7 +8001,7 @@
                 <w:sz w:val="24"/>
                 <w:szCs w:val="24"/>
                 <w:highlight w:val="yellow"/>
-                <w:rPrChange w:id="139" w:author="Голубович Даниил Дмитриевич" w:date="2026-01-05T16:05:00Z">
+                <w:rPrChange w:id="151" w:author="Голубович Даниил Дмитриевич" w:date="2026-01-05T16:05:00Z">
                   <w:rPr>
                     <w:rFonts w:ascii="Times New Roman" w:hAnsi="Times New Roman"/>
                     <w:b/>
@@ -7927,7 +8022,7 @@
                 <w:sz w:val="24"/>
                 <w:szCs w:val="24"/>
                 <w:highlight w:val="yellow"/>
-                <w:rPrChange w:id="140" w:author="Голубович Даниил Дмитриевич" w:date="2026-01-05T16:05:00Z">
+                <w:rPrChange w:id="152" w:author="Голубович Даниил Дмитриевич" w:date="2026-01-05T16:05:00Z">
                   <w:rPr>
                     <w:rFonts w:ascii="Times New Roman" w:hAnsi="Times New Roman"/>
                     <w:b/>
@@ -7947,7 +8042,7 @@
                 <w:sz w:val="24"/>
                 <w:szCs w:val="24"/>
                 <w:highlight w:val="yellow"/>
-                <w:rPrChange w:id="141" w:author="Голубович Даниил Дмитриевич" w:date="2026-01-05T16:05:00Z">
+                <w:rPrChange w:id="153" w:author="Голубович Даниил Дмитриевич" w:date="2026-01-05T16:05:00Z">
                   <w:rPr>
                     <w:rFonts w:ascii="Times New Roman" w:hAnsi="Times New Roman"/>
                     <w:b/>
@@ -7967,7 +8062,7 @@
                 <w:sz w:val="24"/>
                 <w:szCs w:val="24"/>
                 <w:highlight w:val="yellow"/>
-                <w:rPrChange w:id="142" w:author="Голубович Даниил Дмитриевич" w:date="2026-01-05T16:05:00Z">
+                <w:rPrChange w:id="154" w:author="Голубович Даниил Дмитриевич" w:date="2026-01-05T16:05:00Z">
                   <w:rPr>
                     <w:rFonts w:ascii="Times New Roman" w:hAnsi="Times New Roman"/>
                     <w:b/>
@@ -7987,7 +8082,7 @@
                 <w:sz w:val="24"/>
                 <w:szCs w:val="24"/>
                 <w:highlight w:val="yellow"/>
-                <w:rPrChange w:id="143" w:author="Голубович Даниил Дмитриевич" w:date="2026-01-05T16:05:00Z">
+                <w:rPrChange w:id="155" w:author="Голубович Даниил Дмитриевич" w:date="2026-01-05T16:05:00Z">
                   <w:rPr>
                     <w:rFonts w:ascii="Times New Roman" w:hAnsi="Times New Roman"/>
                     <w:b/>
@@ -8006,7 +8101,7 @@
                 <w:sz w:val="24"/>
                 <w:szCs w:val="24"/>
                 <w:highlight w:val="yellow"/>
-                <w:rPrChange w:id="144" w:author="Голубович Даниил Дмитриевич" w:date="2026-01-05T16:05:00Z">
+                <w:rPrChange w:id="156" w:author="Голубович Даниил Дмитриевич" w:date="2026-01-05T16:05:00Z">
                   <w:rPr>
                     <w:rFonts w:ascii="Times New Roman" w:hAnsi="Times New Roman"/>
                     <w:color w:val="000000"/>
@@ -8025,7 +8120,7 @@
                 <w:szCs w:val="24"/>
                 <w:highlight w:val="yellow"/>
                 <w:lang w:val="en-US"/>
-                <w:rPrChange w:id="145" w:author="Голубович Даниил Дмитриевич" w:date="2026-01-05T16:05:00Z">
+                <w:rPrChange w:id="157" w:author="Голубович Даниил Дмитриевич" w:date="2026-01-05T16:05:00Z">
                   <w:rPr>
                     <w:rFonts w:ascii="Times New Roman" w:hAnsi="Times New Roman"/>
                     <w:color w:val="000000"/>
@@ -8044,7 +8139,7 @@
                 <w:sz w:val="24"/>
                 <w:szCs w:val="24"/>
                 <w:highlight w:val="yellow"/>
-                <w:rPrChange w:id="146" w:author="Голубович Даниил Дмитриевич" w:date="2026-01-05T16:05:00Z">
+                <w:rPrChange w:id="158" w:author="Голубович Даниил Дмитриевич" w:date="2026-01-05T16:05:00Z">
                   <w:rPr>
                     <w:rFonts w:ascii="Times New Roman" w:hAnsi="Times New Roman"/>
                     <w:color w:val="000000"/>
@@ -8063,7 +8158,7 @@
                 <w:szCs w:val="24"/>
                 <w:highlight w:val="yellow"/>
                 <w:lang w:val="en-US"/>
-                <w:rPrChange w:id="147" w:author="Голубович Даниил Дмитриевич" w:date="2026-01-05T16:05:00Z">
+                <w:rPrChange w:id="159" w:author="Голубович Даниил Дмитриевич" w:date="2026-01-05T16:05:00Z">
                   <w:rPr>
                     <w:rFonts w:ascii="Times New Roman" w:hAnsi="Times New Roman"/>
                     <w:color w:val="000000"/>
@@ -8082,7 +8177,7 @@
                 <w:sz w:val="24"/>
                 <w:szCs w:val="24"/>
                 <w:highlight w:val="yellow"/>
-                <w:rPrChange w:id="148" w:author="Голубович Даниил Дмитриевич" w:date="2026-01-05T16:05:00Z">
+                <w:rPrChange w:id="160" w:author="Голубович Даниил Дмитриевич" w:date="2026-01-05T16:05:00Z">
                   <w:rPr>
                     <w:rFonts w:ascii="Times New Roman" w:hAnsi="Times New Roman"/>
                     <w:color w:val="000000"/>
@@ -8101,7 +8196,7 @@
                 <w:szCs w:val="24"/>
                 <w:highlight w:val="yellow"/>
                 <w:lang w:val="en-US"/>
-                <w:rPrChange w:id="149" w:author="Голубович Даниил Дмитриевич" w:date="2026-01-05T16:05:00Z">
+                <w:rPrChange w:id="161" w:author="Голубович Даниил Дмитриевич" w:date="2026-01-05T16:05:00Z">
                   <w:rPr>
                     <w:rFonts w:ascii="Times New Roman" w:hAnsi="Times New Roman"/>
                     <w:color w:val="000000"/>
@@ -8121,7 +8216,7 @@
                 <w:sz w:val="24"/>
                 <w:szCs w:val="24"/>
                 <w:highlight w:val="yellow"/>
-                <w:rPrChange w:id="150" w:author="Голубович Даниил Дмитриевич" w:date="2026-01-05T16:05:00Z">
+                <w:rPrChange w:id="162" w:author="Голубович Даниил Дмитриевич" w:date="2026-01-05T16:05:00Z">
                   <w:rPr>
                     <w:rFonts w:ascii="Times New Roman" w:hAnsi="Times New Roman"/>
                     <w:b/>
@@ -8143,7 +8238,7 @@
                 <w:sz w:val="24"/>
                 <w:szCs w:val="24"/>
                 <w:highlight w:val="yellow"/>
-                <w:rPrChange w:id="151" w:author="Голубович Даниил Дмитриевич" w:date="2026-01-05T16:05:00Z">
+                <w:rPrChange w:id="163" w:author="Голубович Даниил Дмитриевич" w:date="2026-01-05T16:05:00Z">
                   <w:rPr>
                     <w:rFonts w:ascii="Times New Roman" w:hAnsi="Times New Roman"/>
                     <w:color w:val="000000"/>
@@ -8158,7 +8253,7 @@
               <w:rPr>
                 <w:noProof/>
                 <w:highlight w:val="yellow"/>
-                <w:rPrChange w:id="152" w:author="Голубович Даниил Дмитриевич" w:date="2026-01-05T16:05:00Z">
+                <w:rPrChange w:id="164" w:author="Голубович Даниил Дмитриевич" w:date="2026-01-05T16:05:00Z">
                   <w:rPr>
                     <w:noProof/>
                   </w:rPr>
@@ -8208,7 +8303,7 @@
                 <w:sz w:val="24"/>
                 <w:szCs w:val="24"/>
                 <w:highlight w:val="yellow"/>
-                <w:rPrChange w:id="153" w:author="Голубович Даниил Дмитриевич" w:date="2026-01-05T16:05:00Z">
+                <w:rPrChange w:id="165" w:author="Голубович Даниил Дмитриевич" w:date="2026-01-05T16:05:00Z">
                   <w:rPr>
                     <w:rFonts w:ascii="Times New Roman" w:hAnsi="Times New Roman"/>
                     <w:color w:val="000000"/>
@@ -8238,7 +8333,7 @@
                 <w:sz w:val="24"/>
                 <w:szCs w:val="24"/>
                 <w:highlight w:val="yellow"/>
-                <w:rPrChange w:id="154" w:author="Голубович Даниил Дмитриевич" w:date="2026-01-05T16:05:00Z">
+                <w:rPrChange w:id="166" w:author="Голубович Даниил Дмитриевич" w:date="2026-01-05T16:05:00Z">
                   <w:rPr>
                     <w:rFonts w:ascii="Times New Roman" w:hAnsi="Times New Roman"/>
                     <w:color w:val="000000"/>
@@ -8256,7 +8351,7 @@
                 <w:sz w:val="24"/>
                 <w:szCs w:val="24"/>
                 <w:highlight w:val="yellow"/>
-                <w:rPrChange w:id="155" w:author="Голубович Даниил Дмитриевич" w:date="2026-01-05T16:05:00Z">
+                <w:rPrChange w:id="167" w:author="Голубович Даниил Дмитриевич" w:date="2026-01-05T16:05:00Z">
                   <w:rPr>
                     <w:rFonts w:ascii="Times New Roman" w:hAnsi="Times New Roman"/>
                     <w:color w:val="000000"/>
@@ -8274,7 +8369,7 @@
                 <w:sz w:val="24"/>
                 <w:szCs w:val="24"/>
                 <w:highlight w:val="yellow"/>
-                <w:rPrChange w:id="156" w:author="Голубович Даниил Дмитриевич" w:date="2026-01-05T16:05:00Z">
+                <w:rPrChange w:id="168" w:author="Голубович Даниил Дмитриевич" w:date="2026-01-05T16:05:00Z">
                   <w:rPr>
                     <w:rFonts w:ascii="Times New Roman" w:hAnsi="Times New Roman"/>
                     <w:color w:val="000000"/>
@@ -8292,7 +8387,7 @@
                 <w:sz w:val="24"/>
                 <w:szCs w:val="24"/>
                 <w:highlight w:val="yellow"/>
-                <w:rPrChange w:id="157" w:author="Голубович Даниил Дмитриевич" w:date="2026-01-05T16:05:00Z">
+                <w:rPrChange w:id="169" w:author="Голубович Даниил Дмитриевич" w:date="2026-01-05T16:05:00Z">
                   <w:rPr>
                     <w:rFonts w:ascii="Times New Roman" w:hAnsi="Times New Roman"/>
                     <w:color w:val="000000"/>
@@ -8328,7 +8423,7 @@
                 <w:sz w:val="24"/>
                 <w:szCs w:val="24"/>
                 <w:highlight w:val="yellow"/>
-                <w:rPrChange w:id="158" w:author="Голубович Даниил Дмитриевич" w:date="2026-01-05T16:08:00Z">
+                <w:rPrChange w:id="170" w:author="Голубович Даниил Дмитриевич" w:date="2026-01-05T16:08:00Z">
                   <w:rPr>
                     <w:rFonts w:ascii="Times New Roman" w:hAnsi="Times New Roman"/>
                     <w:color w:val="000000"/>
@@ -8338,222 +8433,6 @@
                 </w:rPrChange>
               </w:rPr>
             </w:pPr>
-            <w:r>
-              <w:rPr>
-                <w:rFonts w:ascii="Times New Roman" w:hAnsi="Times New Roman"/>
-                <w:color w:val="000000"/>
-                <w:sz w:val="24"/>
-                <w:szCs w:val="24"/>
-                <w:highlight w:val="yellow"/>
-                <w:rPrChange w:id="159" w:author="Голубович Даниил Дмитриевич" w:date="2026-01-05T16:08:00Z">
-                  <w:rPr>
-                    <w:rFonts w:ascii="Times New Roman" w:hAnsi="Times New Roman"/>
-                    <w:color w:val="000000"/>
-                    <w:sz w:val="24"/>
-                    <w:szCs w:val="24"/>
-                  </w:rPr>
-                </w:rPrChange>
-              </w:rPr>
-              <w:t>Рассылка с</w:t>
-            </w:r>
-            <w:r>
-              <w:rPr>
-                <w:rFonts w:ascii="Times New Roman" w:hAnsi="Times New Roman"/>
-                <w:color w:val="000000"/>
-                <w:sz w:val="24"/>
-                <w:szCs w:val="24"/>
-                <w:highlight w:val="yellow"/>
-                <w:rPrChange w:id="160" w:author="Голубович Даниил Дмитриевич" w:date="2026-01-05T16:08:00Z">
-                  <w:rPr>
-                    <w:rFonts w:ascii="Times New Roman" w:hAnsi="Times New Roman"/>
-                    <w:color w:val="000000"/>
-                    <w:sz w:val="24"/>
-                    <w:szCs w:val="24"/>
-                  </w:rPr>
-                </w:rPrChange>
-              </w:rPr>
-              <w:t>ообщени</w:t>
-            </w:r>
-            <w:r>
-              <w:rPr>
-                <w:rFonts w:ascii="Times New Roman" w:hAnsi="Times New Roman"/>
-                <w:color w:val="000000"/>
-                <w:sz w:val="24"/>
-                <w:szCs w:val="24"/>
-                <w:highlight w:val="yellow"/>
-                <w:rPrChange w:id="161" w:author="Голубович Даниил Дмитриевич" w:date="2026-01-05T16:08:00Z">
-                  <w:rPr>
-                    <w:rFonts w:ascii="Times New Roman" w:hAnsi="Times New Roman"/>
-                    <w:color w:val="000000"/>
-                    <w:sz w:val="24"/>
-                    <w:szCs w:val="24"/>
-                  </w:rPr>
-                </w:rPrChange>
-              </w:rPr>
-              <w:t>й</w:t>
-            </w:r>
-            <w:r>
-              <w:rPr>
-                <w:rFonts w:ascii="Times New Roman" w:hAnsi="Times New Roman"/>
-                <w:color w:val="000000"/>
-                <w:sz w:val="24"/>
-                <w:szCs w:val="24"/>
-                <w:highlight w:val="yellow"/>
-                <w:rPrChange w:id="162" w:author="Голубович Даниил Дмитриевич" w:date="2026-01-05T16:08:00Z">
-                  <w:rPr>
-                    <w:rFonts w:ascii="Times New Roman" w:hAnsi="Times New Roman"/>
-                    <w:color w:val="000000"/>
-                    <w:sz w:val="24"/>
-                    <w:szCs w:val="24"/>
-                  </w:rPr>
-                </w:rPrChange>
-              </w:rPr>
-              <w:t xml:space="preserve"> о наличии выкл</w:t>
-            </w:r>
-            <w:r>
-              <w:rPr>
-                <w:rFonts w:ascii="Times New Roman" w:hAnsi="Times New Roman"/>
-                <w:color w:val="000000"/>
-                <w:sz w:val="24"/>
-                <w:szCs w:val="24"/>
-                <w:highlight w:val="yellow"/>
-                <w:rPrChange w:id="163" w:author="Голубович Даниил Дмитриевич" w:date="2026-01-05T16:08:00Z">
-                  <w:rPr>
-                    <w:rFonts w:ascii="Times New Roman" w:hAnsi="Times New Roman"/>
-                    <w:color w:val="000000"/>
-                    <w:sz w:val="24"/>
-                    <w:szCs w:val="24"/>
-                  </w:rPr>
-                </w:rPrChange>
-              </w:rPr>
-              <w:t>юченных</w:t>
-            </w:r>
-            <w:r>
-              <w:rPr>
-                <w:rFonts w:ascii="Times New Roman" w:hAnsi="Times New Roman"/>
-                <w:color w:val="000000"/>
-                <w:sz w:val="24"/>
-                <w:szCs w:val="24"/>
-                <w:highlight w:val="yellow"/>
-                <w:rPrChange w:id="164" w:author="Голубович Даниил Дмитриевич" w:date="2026-01-05T16:08:00Z">
-                  <w:rPr>
-                    <w:rFonts w:ascii="Times New Roman" w:hAnsi="Times New Roman"/>
-                    <w:color w:val="000000"/>
-                    <w:sz w:val="24"/>
-                    <w:szCs w:val="24"/>
-                  </w:rPr>
-                </w:rPrChange>
-              </w:rPr>
-              <w:t xml:space="preserve"> Шагов </w:t>
-            </w:r>
-            <w:r>
-              <w:rPr>
-                <w:rFonts w:ascii="Times New Roman" w:hAnsi="Times New Roman"/>
-                <w:color w:val="000000"/>
-                <w:sz w:val="24"/>
-                <w:szCs w:val="24"/>
-                <w:highlight w:val="yellow"/>
-                <w:rPrChange w:id="165" w:author="Голубович Даниил Дмитриевич" w:date="2026-01-05T16:08:00Z">
-                  <w:rPr>
-                    <w:rFonts w:ascii="Times New Roman" w:hAnsi="Times New Roman"/>
-                    <w:color w:val="000000"/>
-                    <w:sz w:val="24"/>
-                    <w:szCs w:val="24"/>
-                  </w:rPr>
-                </w:rPrChange>
-              </w:rPr>
-              <w:t>активной</w:t>
-            </w:r>
-            <w:r>
-              <w:rPr>
-                <w:rFonts w:ascii="Times New Roman" w:hAnsi="Times New Roman"/>
-                <w:color w:val="000000"/>
-                <w:sz w:val="24"/>
-                <w:szCs w:val="24"/>
-                <w:highlight w:val="yellow"/>
-                <w:rPrChange w:id="166" w:author="Голубович Даниил Дмитриевич" w:date="2026-01-05T16:08:00Z">
-                  <w:rPr>
-                    <w:rFonts w:ascii="Times New Roman" w:hAnsi="Times New Roman"/>
-                    <w:color w:val="000000"/>
-                    <w:sz w:val="24"/>
-                    <w:szCs w:val="24"/>
-                  </w:rPr>
-                </w:rPrChange>
-              </w:rPr>
-              <w:t xml:space="preserve"> </w:t>
-            </w:r>
-            <w:r>
-              <w:rPr>
-                <w:rFonts w:ascii="Times New Roman" w:hAnsi="Times New Roman"/>
-                <w:color w:val="000000"/>
-                <w:sz w:val="24"/>
-                <w:szCs w:val="24"/>
-                <w:highlight w:val="yellow"/>
-                <w:rPrChange w:id="167" w:author="Голубович Даниил Дмитриевич" w:date="2026-01-05T16:08:00Z">
-                  <w:rPr>
-                    <w:rFonts w:ascii="Times New Roman" w:hAnsi="Times New Roman"/>
-                    <w:color w:val="000000"/>
-                    <w:sz w:val="24"/>
-                    <w:szCs w:val="24"/>
-                  </w:rPr>
-                </w:rPrChange>
-              </w:rPr>
-              <w:t>З</w:t>
-            </w:r>
-            <w:r>
-              <w:rPr>
-                <w:rFonts w:ascii="Times New Roman" w:hAnsi="Times New Roman"/>
-                <w:color w:val="000000"/>
-                <w:sz w:val="24"/>
-                <w:szCs w:val="24"/>
-                <w:highlight w:val="yellow"/>
-                <w:rPrChange w:id="168" w:author="Голубович Даниил Дмитриевич" w:date="2026-01-05T16:08:00Z">
-                  <w:rPr>
-                    <w:rFonts w:ascii="Times New Roman" w:hAnsi="Times New Roman"/>
-                    <w:color w:val="000000"/>
-                    <w:sz w:val="24"/>
-                    <w:szCs w:val="24"/>
-                  </w:rPr>
-                </w:rPrChange>
-              </w:rPr>
-              <w:t>адач</w:t>
-            </w:r>
-            <w:r>
-              <w:rPr>
-                <w:rFonts w:ascii="Times New Roman" w:hAnsi="Times New Roman"/>
-                <w:color w:val="000000"/>
-                <w:sz w:val="24"/>
-                <w:szCs w:val="24"/>
-                <w:highlight w:val="yellow"/>
-                <w:rPrChange w:id="169" w:author="Голубович Даниил Дмитриевич" w:date="2026-01-05T16:08:00Z">
-                  <w:rPr>
-                    <w:rFonts w:ascii="Times New Roman" w:hAnsi="Times New Roman"/>
-                    <w:color w:val="000000"/>
-                    <w:sz w:val="24"/>
-                    <w:szCs w:val="24"/>
-                  </w:rPr>
-                </w:rPrChange>
-              </w:rPr>
-              <w:t>и</w:t>
-            </w:r>
-            <w:r>
-              <w:rPr>
-                <w:rFonts w:ascii="Times New Roman" w:hAnsi="Times New Roman"/>
-                <w:color w:val="000000"/>
-                <w:sz w:val="24"/>
-                <w:szCs w:val="24"/>
-                <w:highlight w:val="yellow"/>
-                <w:rPrChange w:id="170" w:author="Голубович Даниил Дмитриевич" w:date="2026-01-05T16:08:00Z">
-                  <w:rPr>
-                    <w:rFonts w:ascii="Times New Roman" w:hAnsi="Times New Roman"/>
-                    <w:color w:val="000000"/>
-                    <w:sz w:val="24"/>
-                    <w:szCs w:val="24"/>
-                  </w:rPr>
-                </w:rPrChange>
-              </w:rPr>
-              <w:t xml:space="preserve"> пр</w:t>
-            </w:r>
             <w:r>
               <w:rPr>
                 <w:rFonts w:ascii="Times New Roman" w:hAnsi="Times New Roman"/>
@@ -8570,7 +8449,7 @@
                   </w:rPr>
                 </w:rPrChange>
               </w:rPr>
-              <w:t>о</w:t>
+              <w:t>Рассылка с</w:t>
             </w:r>
             <w:r>
               <w:rPr>
@@ -8588,7 +8467,7 @@
                   </w:rPr>
                 </w:rPrChange>
               </w:rPr>
-              <w:t>и</w:t>
+              <w:t>ообщени</w:t>
             </w:r>
             <w:r>
               <w:rPr>
@@ -8606,7 +8485,7 @@
                   </w:rPr>
                 </w:rPrChange>
               </w:rPr>
-              <w:t>с</w:t>
+              <w:t>й</w:t>
             </w:r>
             <w:r>
               <w:rPr>
@@ -8624,12 +8503,9 @@
                   </w:rPr>
                 </w:rPrChange>
               </w:rPr>
-              <w:t>ходит слишком часто:</w:t>
-            </w:r>
-          </w:p>
-          <w:p>
-            <w:pPr>
-              <w:pStyle w:val="a3"/>
+              <w:t xml:space="preserve"> о наличии выкл</w:t>
+            </w:r>
+            <w:r>
               <w:rPr>
                 <w:rFonts w:ascii="Times New Roman" w:hAnsi="Times New Roman"/>
                 <w:color w:val="000000"/>
@@ -8642,6 +8518,225 @@
                     <w:color w:val="000000"/>
                     <w:sz w:val="24"/>
                     <w:szCs w:val="24"/>
+                  </w:rPr>
+                </w:rPrChange>
+              </w:rPr>
+              <w:t>юченных</w:t>
+            </w:r>
+            <w:r>
+              <w:rPr>
+                <w:rFonts w:ascii="Times New Roman" w:hAnsi="Times New Roman"/>
+                <w:color w:val="000000"/>
+                <w:sz w:val="24"/>
+                <w:szCs w:val="24"/>
+                <w:highlight w:val="yellow"/>
+                <w:rPrChange w:id="176" w:author="Голубович Даниил Дмитриевич" w:date="2026-01-05T16:08:00Z">
+                  <w:rPr>
+                    <w:rFonts w:ascii="Times New Roman" w:hAnsi="Times New Roman"/>
+                    <w:color w:val="000000"/>
+                    <w:sz w:val="24"/>
+                    <w:szCs w:val="24"/>
+                  </w:rPr>
+                </w:rPrChange>
+              </w:rPr>
+              <w:t xml:space="preserve"> Шагов </w:t>
+            </w:r>
+            <w:r>
+              <w:rPr>
+                <w:rFonts w:ascii="Times New Roman" w:hAnsi="Times New Roman"/>
+                <w:color w:val="000000"/>
+                <w:sz w:val="24"/>
+                <w:szCs w:val="24"/>
+                <w:highlight w:val="yellow"/>
+                <w:rPrChange w:id="177" w:author="Голубович Даниил Дмитриевич" w:date="2026-01-05T16:08:00Z">
+                  <w:rPr>
+                    <w:rFonts w:ascii="Times New Roman" w:hAnsi="Times New Roman"/>
+                    <w:color w:val="000000"/>
+                    <w:sz w:val="24"/>
+                    <w:szCs w:val="24"/>
+                  </w:rPr>
+                </w:rPrChange>
+              </w:rPr>
+              <w:t>активной</w:t>
+            </w:r>
+            <w:r>
+              <w:rPr>
+                <w:rFonts w:ascii="Times New Roman" w:hAnsi="Times New Roman"/>
+                <w:color w:val="000000"/>
+                <w:sz w:val="24"/>
+                <w:szCs w:val="24"/>
+                <w:highlight w:val="yellow"/>
+                <w:rPrChange w:id="178" w:author="Голубович Даниил Дмитриевич" w:date="2026-01-05T16:08:00Z">
+                  <w:rPr>
+                    <w:rFonts w:ascii="Times New Roman" w:hAnsi="Times New Roman"/>
+                    <w:color w:val="000000"/>
+                    <w:sz w:val="24"/>
+                    <w:szCs w:val="24"/>
+                  </w:rPr>
+                </w:rPrChange>
+              </w:rPr>
+              <w:t xml:space="preserve"> </w:t>
+            </w:r>
+            <w:r>
+              <w:rPr>
+                <w:rFonts w:ascii="Times New Roman" w:hAnsi="Times New Roman"/>
+                <w:color w:val="000000"/>
+                <w:sz w:val="24"/>
+                <w:szCs w:val="24"/>
+                <w:highlight w:val="yellow"/>
+                <w:rPrChange w:id="179" w:author="Голубович Даниил Дмитриевич" w:date="2026-01-05T16:08:00Z">
+                  <w:rPr>
+                    <w:rFonts w:ascii="Times New Roman" w:hAnsi="Times New Roman"/>
+                    <w:color w:val="000000"/>
+                    <w:sz w:val="24"/>
+                    <w:szCs w:val="24"/>
+                  </w:rPr>
+                </w:rPrChange>
+              </w:rPr>
+              <w:t>З</w:t>
+            </w:r>
+            <w:r>
+              <w:rPr>
+                <w:rFonts w:ascii="Times New Roman" w:hAnsi="Times New Roman"/>
+                <w:color w:val="000000"/>
+                <w:sz w:val="24"/>
+                <w:szCs w:val="24"/>
+                <w:highlight w:val="yellow"/>
+                <w:rPrChange w:id="180" w:author="Голубович Даниил Дмитриевич" w:date="2026-01-05T16:08:00Z">
+                  <w:rPr>
+                    <w:rFonts w:ascii="Times New Roman" w:hAnsi="Times New Roman"/>
+                    <w:color w:val="000000"/>
+                    <w:sz w:val="24"/>
+                    <w:szCs w:val="24"/>
+                  </w:rPr>
+                </w:rPrChange>
+              </w:rPr>
+              <w:t>адач</w:t>
+            </w:r>
+            <w:r>
+              <w:rPr>
+                <w:rFonts w:ascii="Times New Roman" w:hAnsi="Times New Roman"/>
+                <w:color w:val="000000"/>
+                <w:sz w:val="24"/>
+                <w:szCs w:val="24"/>
+                <w:highlight w:val="yellow"/>
+                <w:rPrChange w:id="181" w:author="Голубович Даниил Дмитриевич" w:date="2026-01-05T16:08:00Z">
+                  <w:rPr>
+                    <w:rFonts w:ascii="Times New Roman" w:hAnsi="Times New Roman"/>
+                    <w:color w:val="000000"/>
+                    <w:sz w:val="24"/>
+                    <w:szCs w:val="24"/>
+                  </w:rPr>
+                </w:rPrChange>
+              </w:rPr>
+              <w:t>и</w:t>
+            </w:r>
+            <w:r>
+              <w:rPr>
+                <w:rFonts w:ascii="Times New Roman" w:hAnsi="Times New Roman"/>
+                <w:color w:val="000000"/>
+                <w:sz w:val="24"/>
+                <w:szCs w:val="24"/>
+                <w:highlight w:val="yellow"/>
+                <w:rPrChange w:id="182" w:author="Голубович Даниил Дмитриевич" w:date="2026-01-05T16:08:00Z">
+                  <w:rPr>
+                    <w:rFonts w:ascii="Times New Roman" w:hAnsi="Times New Roman"/>
+                    <w:color w:val="000000"/>
+                    <w:sz w:val="24"/>
+                    <w:szCs w:val="24"/>
+                  </w:rPr>
+                </w:rPrChange>
+              </w:rPr>
+              <w:t xml:space="preserve"> пр</w:t>
+            </w:r>
+            <w:r>
+              <w:rPr>
+                <w:rFonts w:ascii="Times New Roman" w:hAnsi="Times New Roman"/>
+                <w:color w:val="000000"/>
+                <w:sz w:val="24"/>
+                <w:szCs w:val="24"/>
+                <w:highlight w:val="yellow"/>
+                <w:rPrChange w:id="183" w:author="Голубович Даниил Дмитриевич" w:date="2026-01-05T16:08:00Z">
+                  <w:rPr>
+                    <w:rFonts w:ascii="Times New Roman" w:hAnsi="Times New Roman"/>
+                    <w:color w:val="000000"/>
+                    <w:sz w:val="24"/>
+                    <w:szCs w:val="24"/>
+                  </w:rPr>
+                </w:rPrChange>
+              </w:rPr>
+              <w:t>о</w:t>
+            </w:r>
+            <w:r>
+              <w:rPr>
+                <w:rFonts w:ascii="Times New Roman" w:hAnsi="Times New Roman"/>
+                <w:color w:val="000000"/>
+                <w:sz w:val="24"/>
+                <w:szCs w:val="24"/>
+                <w:highlight w:val="yellow"/>
+                <w:rPrChange w:id="184" w:author="Голубович Даниил Дмитриевич" w:date="2026-01-05T16:08:00Z">
+                  <w:rPr>
+                    <w:rFonts w:ascii="Times New Roman" w:hAnsi="Times New Roman"/>
+                    <w:color w:val="000000"/>
+                    <w:sz w:val="24"/>
+                    <w:szCs w:val="24"/>
+                  </w:rPr>
+                </w:rPrChange>
+              </w:rPr>
+              <w:t>и</w:t>
+            </w:r>
+            <w:r>
+              <w:rPr>
+                <w:rFonts w:ascii="Times New Roman" w:hAnsi="Times New Roman"/>
+                <w:color w:val="000000"/>
+                <w:sz w:val="24"/>
+                <w:szCs w:val="24"/>
+                <w:highlight w:val="yellow"/>
+                <w:rPrChange w:id="185" w:author="Голубович Даниил Дмитриевич" w:date="2026-01-05T16:08:00Z">
+                  <w:rPr>
+                    <w:rFonts w:ascii="Times New Roman" w:hAnsi="Times New Roman"/>
+                    <w:color w:val="000000"/>
+                    <w:sz w:val="24"/>
+                    <w:szCs w:val="24"/>
+                  </w:rPr>
+                </w:rPrChange>
+              </w:rPr>
+              <w:t>с</w:t>
+            </w:r>
+            <w:r>
+              <w:rPr>
+                <w:rFonts w:ascii="Times New Roman" w:hAnsi="Times New Roman"/>
+                <w:color w:val="000000"/>
+                <w:sz w:val="24"/>
+                <w:szCs w:val="24"/>
+                <w:highlight w:val="yellow"/>
+                <w:rPrChange w:id="186" w:author="Голубович Даниил Дмитриевич" w:date="2026-01-05T16:08:00Z">
+                  <w:rPr>
+                    <w:rFonts w:ascii="Times New Roman" w:hAnsi="Times New Roman"/>
+                    <w:color w:val="000000"/>
+                    <w:sz w:val="24"/>
+                    <w:szCs w:val="24"/>
+                  </w:rPr>
+                </w:rPrChange>
+              </w:rPr>
+              <w:t>ходит слишком часто:</w:t>
+            </w:r>
+          </w:p>
+          <w:p>
+            <w:pPr>
+              <w:pStyle w:val="a3"/>
+              <w:rPr>
+                <w:rFonts w:ascii="Times New Roman" w:hAnsi="Times New Roman"/>
+                <w:color w:val="000000"/>
+                <w:sz w:val="24"/>
+                <w:szCs w:val="24"/>
+                <w:highlight w:val="yellow"/>
+                <w:rPrChange w:id="187" w:author="Голубович Даниил Дмитриевич" w:date="2026-01-05T16:08:00Z">
+                  <w:rPr>
+                    <w:rFonts w:ascii="Times New Roman" w:hAnsi="Times New Roman"/>
+                    <w:color w:val="000000"/>
+                    <w:sz w:val="24"/>
+                    <w:szCs w:val="24"/>
                     <w:highlight w:val="cyan"/>
                   </w:rPr>
                 </w:rPrChange>
@@ -8651,7 +8746,7 @@
               <w:rPr>
                 <w:noProof/>
                 <w:highlight w:val="yellow"/>
-                <w:rPrChange w:id="176" w:author="Голубович Даниил Дмитриевич" w:date="2026-01-05T16:08:00Z">
+                <w:rPrChange w:id="188" w:author="Голубович Даниил Дмитриевич" w:date="2026-01-05T16:08:00Z">
                   <w:rPr>
                     <w:noProof/>
                   </w:rPr>
@@ -8700,7 +8795,7 @@
                 <w:sz w:val="24"/>
                 <w:szCs w:val="24"/>
                 <w:highlight w:val="yellow"/>
-                <w:rPrChange w:id="177" w:author="Голубович Даниил Дмитриевич" w:date="2026-01-05T16:08:00Z">
+                <w:rPrChange w:id="189" w:author="Голубович Даниил Дмитриевич" w:date="2026-01-05T16:08:00Z">
                   <w:rPr>
                     <w:rFonts w:ascii="Times New Roman" w:hAnsi="Times New Roman"/>
                     <w:color w:val="000000"/>
@@ -8722,7 +8817,7 @@
                 <w:sz w:val="24"/>
                 <w:szCs w:val="24"/>
                 <w:highlight w:val="yellow"/>
-                <w:rPrChange w:id="178" w:author="Голубович Даниил Дмитриевич" w:date="2026-01-05T16:08:00Z">
+                <w:rPrChange w:id="190" w:author="Голубович Даниил Дмитриевич" w:date="2026-01-05T16:08:00Z">
                   <w:rPr>
                     <w:rFonts w:ascii="Times New Roman" w:hAnsi="Times New Roman"/>
                     <w:color w:val="000000"/>
@@ -8739,7 +8834,7 @@
                 <w:sz w:val="24"/>
                 <w:szCs w:val="24"/>
                 <w:highlight w:val="yellow"/>
-                <w:rPrChange w:id="179" w:author="Голубович Даниил Дмитриевич" w:date="2026-01-05T16:08:00Z">
+                <w:rPrChange w:id="191" w:author="Голубович Даниил Дмитриевич" w:date="2026-01-05T16:08:00Z">
                   <w:rPr>
                     <w:rFonts w:ascii="Times New Roman" w:hAnsi="Times New Roman"/>
                     <w:color w:val="000000"/>
@@ -8757,7 +8852,7 @@
                 <w:sz w:val="24"/>
                 <w:szCs w:val="24"/>
                 <w:highlight w:val="yellow"/>
-                <w:rPrChange w:id="180" w:author="Голубович Даниил Дмитриевич" w:date="2026-01-05T16:08:00Z">
+                <w:rPrChange w:id="192" w:author="Голубович Даниил Дмитриевич" w:date="2026-01-05T16:08:00Z">
                   <w:rPr>
                     <w:rFonts w:ascii="Times New Roman" w:hAnsi="Times New Roman"/>
                     <w:color w:val="000000"/>
@@ -8775,7 +8870,7 @@
                 <w:sz w:val="24"/>
                 <w:szCs w:val="24"/>
                 <w:highlight w:val="yellow"/>
-                <w:rPrChange w:id="181" w:author="Голубович Даниил Дмитриевич" w:date="2026-01-05T16:08:00Z">
+                <w:rPrChange w:id="193" w:author="Голубович Даниил Дмитриевич" w:date="2026-01-05T16:08:00Z">
                   <w:rPr>
                     <w:rFonts w:ascii="Times New Roman" w:hAnsi="Times New Roman"/>
                     <w:color w:val="000000"/>
@@ -8793,7 +8888,7 @@
                 <w:sz w:val="24"/>
                 <w:szCs w:val="24"/>
                 <w:highlight w:val="yellow"/>
-                <w:rPrChange w:id="182" w:author="Голубович Даниил Дмитриевич" w:date="2026-01-05T16:08:00Z">
+                <w:rPrChange w:id="194" w:author="Голубович Даниил Дмитриевич" w:date="2026-01-05T16:08:00Z">
                   <w:rPr>
                     <w:rFonts w:ascii="Times New Roman" w:hAnsi="Times New Roman"/>
                     <w:color w:val="000000"/>
@@ -8811,7 +8906,7 @@
                 <w:sz w:val="24"/>
                 <w:szCs w:val="24"/>
                 <w:highlight w:val="yellow"/>
-                <w:rPrChange w:id="183" w:author="Голубович Даниил Дмитриевич" w:date="2026-01-05T16:08:00Z">
+                <w:rPrChange w:id="195" w:author="Голубович Даниил Дмитриевич" w:date="2026-01-05T16:08:00Z">
                   <w:rPr>
                     <w:rFonts w:ascii="Times New Roman" w:hAnsi="Times New Roman"/>
                     <w:color w:val="000000"/>
@@ -8829,7 +8924,7 @@
                 <w:sz w:val="24"/>
                 <w:szCs w:val="24"/>
                 <w:highlight w:val="yellow"/>
-                <w:rPrChange w:id="184" w:author="Голубович Даниил Дмитриевич" w:date="2026-01-05T16:08:00Z">
+                <w:rPrChange w:id="196" w:author="Голубович Даниил Дмитриевич" w:date="2026-01-05T16:08:00Z">
                   <w:rPr>
                     <w:rFonts w:ascii="Times New Roman" w:hAnsi="Times New Roman"/>
                     <w:color w:val="000000"/>
@@ -8859,7 +8954,7 @@
                 <w:sz w:val="24"/>
                 <w:szCs w:val="24"/>
                 <w:highlight w:val="yellow"/>
-                <w:rPrChange w:id="185" w:author="Голубович Даниил Дмитриевич" w:date="2026-01-05T16:08:00Z">
+                <w:rPrChange w:id="197" w:author="Голубович Даниил Дмитриевич" w:date="2026-01-05T16:08:00Z">
                   <w:rPr>
                     <w:rFonts w:ascii="Times New Roman" w:hAnsi="Times New Roman"/>
                     <w:color w:val="000000"/>
@@ -9161,7 +9256,7 @@
                 <w:sz w:val="24"/>
                 <w:szCs w:val="24"/>
                 <w:highlight w:val="green"/>
-                <w:rPrChange w:id="186" w:author="Голубович Даниил Дмитриевич" w:date="2026-02-04T15:17:00Z">
+                <w:rPrChange w:id="198" w:author="Голубович Даниил Дмитриевич" w:date="2026-02-04T15:17:00Z">
                   <w:rPr>
                     <w:rFonts w:ascii="Times New Roman" w:hAnsi="Times New Roman"/>
                     <w:color w:val="000000"/>
@@ -9177,7 +9272,7 @@
                 <w:sz w:val="24"/>
                 <w:szCs w:val="24"/>
                 <w:highlight w:val="green"/>
-                <w:rPrChange w:id="187" w:author="Голубович Даниил Дмитриевич" w:date="2026-02-04T15:17:00Z">
+                <w:rPrChange w:id="199" w:author="Голубович Даниил Дмитриевич" w:date="2026-02-04T15:17:00Z">
                   <w:rPr>
                     <w:rFonts w:ascii="Times New Roman" w:hAnsi="Times New Roman"/>
                     <w:color w:val="000000"/>
@@ -9194,7 +9289,7 @@
                 <w:sz w:val="24"/>
                 <w:szCs w:val="24"/>
                 <w:highlight w:val="green"/>
-                <w:rPrChange w:id="188" w:author="Голубович Даниил Дмитриевич" w:date="2026-02-04T15:17:00Z">
+                <w:rPrChange w:id="200" w:author="Голубович Даниил Дмитриевич" w:date="2026-02-04T15:17:00Z">
                   <w:rPr>
                     <w:rFonts w:ascii="Times New Roman" w:hAnsi="Times New Roman"/>
                     <w:color w:val="000000"/>
@@ -9216,7 +9311,7 @@
                 <w:sz w:val="24"/>
                 <w:szCs w:val="24"/>
                 <w:highlight w:val="green"/>
-                <w:rPrChange w:id="189" w:author="Голубович Даниил Дмитриевич" w:date="2026-02-04T15:17:00Z">
+                <w:rPrChange w:id="201" w:author="Голубович Даниил Дмитриевич" w:date="2026-02-04T15:17:00Z">
                   <w:rPr>
                     <w:rFonts w:ascii="Times New Roman" w:hAnsi="Times New Roman"/>
                     <w:color w:val="000000"/>
@@ -9232,7 +9327,7 @@
                 <w:sz w:val="24"/>
                 <w:szCs w:val="24"/>
                 <w:highlight w:val="green"/>
-                <w:rPrChange w:id="190" w:author="Голубович Даниил Дмитриевич" w:date="2026-02-04T15:17:00Z">
+                <w:rPrChange w:id="202" w:author="Голубович Даниил Дмитриевич" w:date="2026-02-04T15:17:00Z">
                   <w:rPr>
                     <w:rFonts w:ascii="Times New Roman" w:hAnsi="Times New Roman"/>
                     <w:color w:val="000000"/>
@@ -9249,7 +9344,7 @@
                 <w:sz w:val="24"/>
                 <w:szCs w:val="24"/>
                 <w:highlight w:val="green"/>
-                <w:rPrChange w:id="191" w:author="Голубович Даниил Дмитриевич" w:date="2026-02-04T15:17:00Z">
+                <w:rPrChange w:id="203" w:author="Голубович Даниил Дмитриевич" w:date="2026-02-04T15:17:00Z">
                   <w:rPr>
                     <w:rFonts w:ascii="Times New Roman" w:hAnsi="Times New Roman"/>
                     <w:color w:val="000000"/>
@@ -9271,7 +9366,7 @@
                 <w:sz w:val="24"/>
                 <w:szCs w:val="24"/>
                 <w:highlight w:val="green"/>
-                <w:rPrChange w:id="192" w:author="Голубович Даниил Дмитриевич" w:date="2026-02-04T15:17:00Z">
+                <w:rPrChange w:id="204" w:author="Голубович Даниил Дмитриевич" w:date="2026-02-04T15:17:00Z">
                   <w:rPr>
                     <w:rFonts w:ascii="Times New Roman" w:hAnsi="Times New Roman"/>
                     <w:color w:val="000000"/>
@@ -9285,7 +9380,7 @@
               <w:rPr>
                 <w:noProof/>
                 <w:highlight w:val="green"/>
-                <w:rPrChange w:id="193" w:author="Голубович Даниил Дмитриевич" w:date="2026-02-04T15:17:00Z">
+                <w:rPrChange w:id="205" w:author="Голубович Даниил Дмитриевич" w:date="2026-02-04T15:17:00Z">
                   <w:rPr>
                     <w:noProof/>
                   </w:rPr>
@@ -9338,7 +9433,7 @@
                 <w:sz w:val="24"/>
                 <w:szCs w:val="24"/>
                 <w:highlight w:val="green"/>
-                <w:rPrChange w:id="194" w:author="Голубович Даниил Дмитриевич" w:date="2026-02-04T15:17:00Z">
+                <w:rPrChange w:id="206" w:author="Голубович Даниил Дмитриевич" w:date="2026-02-04T15:17:00Z">
                   <w:rPr>
                     <w:rFonts w:ascii="Times New Roman" w:hAnsi="Times New Roman"/>
                     <w:color w:val="000000"/>
@@ -9362,7 +9457,7 @@
                 <w:sz w:val="24"/>
                 <w:szCs w:val="24"/>
                 <w:highlight w:val="green"/>
-                <w:rPrChange w:id="195" w:author="Голубович Даниил Дмитриевич" w:date="2026-02-04T15:17:00Z">
+                <w:rPrChange w:id="207" w:author="Голубович Даниил Дмитриевич" w:date="2026-02-04T15:17:00Z">
                   <w:rPr>
                     <w:rFonts w:ascii="Times New Roman" w:hAnsi="Times New Roman"/>
                     <w:color w:val="000000"/>
@@ -9378,7 +9473,7 @@
                 <w:sz w:val="24"/>
                 <w:szCs w:val="24"/>
                 <w:highlight w:val="green"/>
-                <w:rPrChange w:id="196" w:author="Голубович Даниил Дмитриевич" w:date="2026-02-04T15:17:00Z">
+                <w:rPrChange w:id="208" w:author="Голубович Даниил Дмитриевич" w:date="2026-02-04T15:17:00Z">
                   <w:rPr>
                     <w:rFonts w:ascii="Times New Roman" w:hAnsi="Times New Roman"/>
                     <w:color w:val="000000"/>
@@ -9395,7 +9490,7 @@
                 <w:sz w:val="24"/>
                 <w:szCs w:val="24"/>
                 <w:highlight w:val="green"/>
-                <w:rPrChange w:id="197" w:author="Голубович Даниил Дмитриевич" w:date="2026-02-04T15:17:00Z">
+                <w:rPrChange w:id="209" w:author="Голубович Даниил Дмитриевич" w:date="2026-02-04T15:17:00Z">
                   <w:rPr>
                     <w:rFonts w:ascii="Times New Roman" w:hAnsi="Times New Roman"/>
                     <w:color w:val="000000"/>
@@ -9412,7 +9507,7 @@
                 <w:sz w:val="24"/>
                 <w:szCs w:val="24"/>
                 <w:highlight w:val="green"/>
-                <w:rPrChange w:id="198" w:author="Голубович Даниил Дмитриевич" w:date="2026-02-04T15:17:00Z">
+                <w:rPrChange w:id="210" w:author="Голубович Даниил Дмитриевич" w:date="2026-02-04T15:17:00Z">
                   <w:rPr>
                     <w:rFonts w:ascii="Times New Roman" w:hAnsi="Times New Roman"/>
                     <w:color w:val="000000"/>
@@ -9433,7 +9528,7 @@
                 <w:rFonts w:ascii="Times New Roman" w:hAnsi="Times New Roman"/>
                 <w:sz w:val="24"/>
                 <w:szCs w:val="24"/>
-                <w:rPrChange w:id="199" w:author="Голубович Даниил Дмитриевич" w:date="2026-02-04T15:17:00Z">
+                <w:rPrChange w:id="211" w:author="Голубович Даниил Дмитриевич" w:date="2026-02-04T15:17:00Z">
                   <w:rPr>
                     <w:rFonts w:ascii="Times New Roman" w:hAnsi="Times New Roman"/>
                     <w:color w:val="000000"/>
@@ -10732,32 +10827,50 @@
                 <w:color w:val="000000"/>
                 <w:sz w:val="24"/>
                 <w:szCs w:val="24"/>
-              </w:rPr>
-            </w:pPr>
-            <w:r>
-              <w:rPr>
-                <w:rFonts w:ascii="Times New Roman" w:hAnsi="Times New Roman"/>
-                <w:color w:val="000000"/>
-                <w:sz w:val="24"/>
-                <w:szCs w:val="24"/>
-              </w:rPr>
-              <w:t>Некорректно указывается причина завершения работы обработчика</w:t>
-            </w:r>
-            <w:r>
-              <w:rPr>
-                <w:rFonts w:ascii="Times New Roman" w:hAnsi="Times New Roman"/>
-                <w:color w:val="000000"/>
-                <w:sz w:val="24"/>
-                <w:szCs w:val="24"/>
-              </w:rPr>
-              <w:t>.</w:t>
-            </w:r>
-            <w:r>
-              <w:rPr>
-                <w:rFonts w:ascii="Times New Roman" w:hAnsi="Times New Roman"/>
-                <w:color w:val="000000"/>
-                <w:sz w:val="24"/>
-                <w:szCs w:val="24"/>
+                <w:highlight w:val="green"/>
+                <w:rPrChange w:id="212" w:author="Голубович Даниил Дмитриевич" w:date="2026-02-09T13:31:00Z">
+                  <w:rPr>
+                    <w:rFonts w:ascii="Times New Roman" w:hAnsi="Times New Roman"/>
+                    <w:color w:val="000000"/>
+                    <w:sz w:val="24"/>
+                    <w:szCs w:val="24"/>
+                  </w:rPr>
+                </w:rPrChange>
+              </w:rPr>
+            </w:pPr>
+            <w:r>
+              <w:rPr>
+                <w:rFonts w:ascii="Times New Roman" w:hAnsi="Times New Roman"/>
+                <w:color w:val="000000"/>
+                <w:sz w:val="24"/>
+                <w:szCs w:val="24"/>
+                <w:highlight w:val="green"/>
+                <w:rPrChange w:id="213" w:author="Голубович Даниил Дмитриевич" w:date="2026-02-09T13:31:00Z">
+                  <w:rPr>
+                    <w:rFonts w:ascii="Times New Roman" w:hAnsi="Times New Roman"/>
+                    <w:color w:val="000000"/>
+                    <w:sz w:val="24"/>
+                    <w:szCs w:val="24"/>
+                  </w:rPr>
+                </w:rPrChange>
+              </w:rPr>
+              <w:t>Некорректно указывается причина завершения работы обработчика.</w:t>
+            </w:r>
+            <w:r>
+              <w:rPr>
+                <w:rFonts w:ascii="Times New Roman" w:hAnsi="Times New Roman"/>
+                <w:color w:val="000000"/>
+                <w:sz w:val="24"/>
+                <w:szCs w:val="24"/>
+                <w:highlight w:val="green"/>
+                <w:rPrChange w:id="214" w:author="Голубович Даниил Дмитриевич" w:date="2026-02-09T13:31:00Z">
+                  <w:rPr>
+                    <w:rFonts w:ascii="Times New Roman" w:hAnsi="Times New Roman"/>
+                    <w:color w:val="000000"/>
+                    <w:sz w:val="24"/>
+                    <w:szCs w:val="24"/>
+                  </w:rPr>
+                </w:rPrChange>
               </w:rPr>
               <w:t xml:space="preserve"> </w:t>
             </w:r>
@@ -10771,14 +10884,32 @@
                 <w:color w:val="000000"/>
                 <w:sz w:val="24"/>
                 <w:szCs w:val="24"/>
-              </w:rPr>
-            </w:pPr>
-            <w:r>
-              <w:rPr>
-                <w:rFonts w:ascii="Times New Roman" w:hAnsi="Times New Roman"/>
-                <w:color w:val="000000"/>
-                <w:sz w:val="24"/>
-                <w:szCs w:val="24"/>
+                <w:highlight w:val="green"/>
+                <w:rPrChange w:id="215" w:author="Голубович Даниил Дмитриевич" w:date="2026-02-09T13:31:00Z">
+                  <w:rPr>
+                    <w:rFonts w:ascii="Times New Roman" w:hAnsi="Times New Roman"/>
+                    <w:color w:val="000000"/>
+                    <w:sz w:val="24"/>
+                    <w:szCs w:val="24"/>
+                  </w:rPr>
+                </w:rPrChange>
+              </w:rPr>
+            </w:pPr>
+            <w:r>
+              <w:rPr>
+                <w:rFonts w:ascii="Times New Roman" w:hAnsi="Times New Roman"/>
+                <w:color w:val="000000"/>
+                <w:sz w:val="24"/>
+                <w:szCs w:val="24"/>
+                <w:highlight w:val="green"/>
+                <w:rPrChange w:id="216" w:author="Голубович Даниил Дмитриевич" w:date="2026-02-09T13:31:00Z">
+                  <w:rPr>
+                    <w:rFonts w:ascii="Times New Roman" w:hAnsi="Times New Roman"/>
+                    <w:color w:val="000000"/>
+                    <w:sz w:val="24"/>
+                    <w:szCs w:val="24"/>
+                  </w:rPr>
+                </w:rPrChange>
               </w:rPr>
               <w:t>Помещаем</w:t>
             </w:r>
@@ -10788,6 +10919,15 @@
                 <w:color w:val="000000"/>
                 <w:sz w:val="24"/>
                 <w:szCs w:val="24"/>
+                <w:highlight w:val="green"/>
+                <w:rPrChange w:id="217" w:author="Голубович Даниил Дмитриевич" w:date="2026-02-09T13:31:00Z">
+                  <w:rPr>
+                    <w:rFonts w:ascii="Times New Roman" w:hAnsi="Times New Roman"/>
+                    <w:color w:val="000000"/>
+                    <w:sz w:val="24"/>
+                    <w:szCs w:val="24"/>
+                  </w:rPr>
+                </w:rPrChange>
               </w:rPr>
               <w:t xml:space="preserve"> в Источник файлы, которые уже обрабатывались. В Журнале запись:</w:t>
             </w:r>
@@ -10801,11 +10941,26 @@
                 <w:color w:val="000000"/>
                 <w:sz w:val="24"/>
                 <w:szCs w:val="24"/>
+                <w:highlight w:val="green"/>
+                <w:rPrChange w:id="218" w:author="Голубович Даниил Дмитриевич" w:date="2026-02-09T13:31:00Z">
+                  <w:rPr>
+                    <w:rFonts w:ascii="Times New Roman" w:hAnsi="Times New Roman"/>
+                    <w:color w:val="000000"/>
+                    <w:sz w:val="24"/>
+                    <w:szCs w:val="24"/>
+                  </w:rPr>
+                </w:rPrChange>
               </w:rPr>
             </w:pPr>
             <w:r>
               <w:rPr>
                 <w:noProof/>
+                <w:highlight w:val="green"/>
+                <w:rPrChange w:id="219" w:author="Голубович Даниил Дмитриевич" w:date="2026-02-09T13:31:00Z">
+                  <w:rPr>
+                    <w:noProof/>
+                  </w:rPr>
+                </w:rPrChange>
               </w:rPr>
               <w:drawing>
                 <wp:inline distT="0" distB="0" distL="0" distR="0" wp14:anchorId="4EC4A4E4" wp14:editId="76BD260D">
@@ -10853,6 +11008,15 @@
                 <w:color w:val="000000"/>
                 <w:sz w:val="24"/>
                 <w:szCs w:val="24"/>
+                <w:highlight w:val="green"/>
+                <w:rPrChange w:id="220" w:author="Голубович Даниил Дмитриевич" w:date="2026-02-09T13:31:00Z">
+                  <w:rPr>
+                    <w:rFonts w:ascii="Times New Roman" w:hAnsi="Times New Roman"/>
+                    <w:color w:val="000000"/>
+                    <w:sz w:val="24"/>
+                    <w:szCs w:val="24"/>
+                  </w:rPr>
+                </w:rPrChange>
               </w:rPr>
             </w:pPr>
           </w:p>
@@ -10873,6 +11037,15 @@
                 <w:color w:val="000000"/>
                 <w:sz w:val="24"/>
                 <w:szCs w:val="24"/>
+                <w:highlight w:val="green"/>
+                <w:rPrChange w:id="221" w:author="Голубович Даниил Дмитриевич" w:date="2026-02-09T13:31:00Z">
+                  <w:rPr>
+                    <w:rFonts w:ascii="Times New Roman" w:hAnsi="Times New Roman"/>
+                    <w:color w:val="000000"/>
+                    <w:sz w:val="24"/>
+                    <w:szCs w:val="24"/>
+                  </w:rPr>
+                </w:rPrChange>
               </w:rPr>
               <w:t>Задача обн</w:t>
             </w:r>
@@ -10882,6 +11055,15 @@
                 <w:color w:val="000000"/>
                 <w:sz w:val="24"/>
                 <w:szCs w:val="24"/>
+                <w:highlight w:val="green"/>
+                <w:rPrChange w:id="222" w:author="Голубович Даниил Дмитриевич" w:date="2026-02-09T13:31:00Z">
+                  <w:rPr>
+                    <w:rFonts w:ascii="Times New Roman" w:hAnsi="Times New Roman"/>
+                    <w:color w:val="000000"/>
+                    <w:sz w:val="24"/>
+                    <w:szCs w:val="24"/>
+                  </w:rPr>
+                </w:rPrChange>
               </w:rPr>
               <w:t xml:space="preserve">аруживает файлы в источнике, </w:t>
             </w:r>
@@ -10891,17 +11073,17 @@
                 <w:color w:val="000000"/>
                 <w:sz w:val="24"/>
                 <w:szCs w:val="24"/>
-              </w:rPr>
-              <w:t>завершает работу, причина завершения работы должна быть указана корректно</w:t>
-            </w:r>
-            <w:r>
-              <w:rPr>
-                <w:rFonts w:ascii="Times New Roman" w:hAnsi="Times New Roman"/>
-                <w:color w:val="000000"/>
-                <w:sz w:val="24"/>
-                <w:szCs w:val="24"/>
-              </w:rPr>
-              <w:t>. (повторно)</w:t>
+                <w:highlight w:val="green"/>
+                <w:rPrChange w:id="223" w:author="Голубович Даниил Дмитриевич" w:date="2026-02-09T13:31:00Z">
+                  <w:rPr>
+                    <w:rFonts w:ascii="Times New Roman" w:hAnsi="Times New Roman"/>
+                    <w:color w:val="000000"/>
+                    <w:sz w:val="24"/>
+                    <w:szCs w:val="24"/>
+                  </w:rPr>
+                </w:rPrChange>
+              </w:rPr>
+              <w:t>завершает работу, причина завершения работы должна быть указана корректно. (повторно)</w:t>
             </w:r>
           </w:p>
           <w:p>
@@ -11776,7 +11958,7 @@
                 <w:sz w:val="24"/>
                 <w:szCs w:val="24"/>
                 <w:highlight w:val="green"/>
-                <w:rPrChange w:id="200" w:author="Голубович Даниил Дмитриевич" w:date="2026-01-22T11:56:00Z">
+                <w:rPrChange w:id="224" w:author="Голубович Даниил Дмитриевич" w:date="2026-01-22T11:56:00Z">
                   <w:rPr>
                     <w:rFonts w:ascii="Times New Roman" w:hAnsi="Times New Roman"/>
                     <w:color w:val="000000"/>
@@ -11786,441 +11968,6 @@
                 </w:rPrChange>
               </w:rPr>
             </w:pPr>
-            <w:r>
-              <w:rPr>
-                <w:rFonts w:ascii="Times New Roman" w:hAnsi="Times New Roman"/>
-                <w:color w:val="000000"/>
-                <w:sz w:val="24"/>
-                <w:szCs w:val="24"/>
-                <w:highlight w:val="green"/>
-                <w:rPrChange w:id="201" w:author="Голубович Даниил Дмитриевич" w:date="2026-01-22T11:56:00Z">
-                  <w:rPr>
-                    <w:rFonts w:ascii="Times New Roman" w:hAnsi="Times New Roman"/>
-                    <w:color w:val="000000"/>
-                    <w:sz w:val="24"/>
-                    <w:szCs w:val="24"/>
-                  </w:rPr>
-                </w:rPrChange>
-              </w:rPr>
-              <w:t>Некорректная обработка заданного количества файлов</w:t>
-            </w:r>
-          </w:p>
-          <w:p>
-            <w:pPr>
-              <w:ind w:left="360"/>
-              <w:jc w:val="both"/>
-              <w:rPr>
-                <w:rFonts w:ascii="Times New Roman" w:hAnsi="Times New Roman"/>
-                <w:color w:val="000000"/>
-                <w:sz w:val="24"/>
-                <w:szCs w:val="24"/>
-                <w:highlight w:val="green"/>
-                <w:rPrChange w:id="202" w:author="Голубович Даниил Дмитриевич" w:date="2026-01-22T11:56:00Z">
-                  <w:rPr>
-                    <w:rFonts w:ascii="Times New Roman" w:hAnsi="Times New Roman"/>
-                    <w:color w:val="000000"/>
-                    <w:sz w:val="24"/>
-                    <w:szCs w:val="24"/>
-                  </w:rPr>
-                </w:rPrChange>
-              </w:rPr>
-            </w:pPr>
-            <w:r>
-              <w:rPr>
-                <w:rFonts w:ascii="Times New Roman" w:hAnsi="Times New Roman"/>
-                <w:color w:val="000000"/>
-                <w:sz w:val="24"/>
-                <w:szCs w:val="24"/>
-                <w:highlight w:val="green"/>
-                <w:rPrChange w:id="203" w:author="Голубович Даниил Дмитриевич" w:date="2026-01-22T11:56:00Z">
-                  <w:rPr>
-                    <w:rFonts w:ascii="Times New Roman" w:hAnsi="Times New Roman"/>
-                    <w:color w:val="000000"/>
-                    <w:sz w:val="24"/>
-                    <w:szCs w:val="24"/>
-                  </w:rPr>
-                </w:rPrChange>
-              </w:rPr>
-              <w:t xml:space="preserve">При </w:t>
-            </w:r>
-            <w:r>
-              <w:rPr>
-                <w:rFonts w:ascii="Times New Roman" w:hAnsi="Times New Roman"/>
-                <w:color w:val="000000"/>
-                <w:sz w:val="24"/>
-                <w:szCs w:val="24"/>
-                <w:highlight w:val="green"/>
-                <w:rPrChange w:id="204" w:author="Голубович Даниил Дмитриевич" w:date="2026-01-22T11:56:00Z">
-                  <w:rPr>
-                    <w:rFonts w:ascii="Times New Roman" w:hAnsi="Times New Roman"/>
-                    <w:color w:val="000000"/>
-                    <w:sz w:val="24"/>
-                    <w:szCs w:val="24"/>
-                  </w:rPr>
-                </w:rPrChange>
-              </w:rPr>
-              <w:t>указан</w:t>
-            </w:r>
-            <w:r>
-              <w:rPr>
-                <w:rFonts w:ascii="Times New Roman" w:hAnsi="Times New Roman"/>
-                <w:color w:val="000000"/>
-                <w:sz w:val="24"/>
-                <w:szCs w:val="24"/>
-                <w:highlight w:val="green"/>
-                <w:rPrChange w:id="205" w:author="Голубович Даниил Дмитриевич" w:date="2026-01-22T11:56:00Z">
-                  <w:rPr>
-                    <w:rFonts w:ascii="Times New Roman" w:hAnsi="Times New Roman"/>
-                    <w:color w:val="000000"/>
-                    <w:sz w:val="24"/>
-                    <w:szCs w:val="24"/>
-                  </w:rPr>
-                </w:rPrChange>
-              </w:rPr>
-              <w:t>ной</w:t>
-            </w:r>
-            <w:r>
-              <w:rPr>
-                <w:rFonts w:ascii="Times New Roman" w:hAnsi="Times New Roman"/>
-                <w:color w:val="000000"/>
-                <w:sz w:val="24"/>
-                <w:szCs w:val="24"/>
-                <w:highlight w:val="green"/>
-                <w:rPrChange w:id="206" w:author="Голубович Даниил Дмитриевич" w:date="2026-01-22T11:56:00Z">
-                  <w:rPr>
-                    <w:rFonts w:ascii="Times New Roman" w:hAnsi="Times New Roman"/>
-                    <w:color w:val="000000"/>
-                    <w:sz w:val="24"/>
-                    <w:szCs w:val="24"/>
-                  </w:rPr>
-                </w:rPrChange>
-              </w:rPr>
-              <w:t xml:space="preserve"> настройке</w:t>
-            </w:r>
-            <w:r>
-              <w:rPr>
-                <w:rFonts w:ascii="Times New Roman" w:hAnsi="Times New Roman"/>
-                <w:color w:val="000000"/>
-                <w:sz w:val="24"/>
-                <w:szCs w:val="24"/>
-                <w:highlight w:val="green"/>
-                <w:rPrChange w:id="207" w:author="Голубович Даниил Дмитриевич" w:date="2026-01-22T11:56:00Z">
-                  <w:rPr>
-                    <w:rFonts w:ascii="Times New Roman" w:hAnsi="Times New Roman"/>
-                    <w:color w:val="000000"/>
-                    <w:sz w:val="24"/>
-                    <w:szCs w:val="24"/>
-                  </w:rPr>
-                </w:rPrChange>
-              </w:rPr>
-              <w:t xml:space="preserve"> Шага </w:t>
-            </w:r>
-            <w:r>
-              <w:rPr>
-                <w:rFonts w:ascii="Times New Roman" w:hAnsi="Times New Roman"/>
-                <w:color w:val="000000"/>
-                <w:sz w:val="24"/>
-                <w:szCs w:val="24"/>
-                <w:highlight w:val="green"/>
-                <w:rPrChange w:id="208" w:author="Голубович Даниил Дмитриевич" w:date="2026-01-22T11:56:00Z">
-                  <w:rPr>
-                    <w:rFonts w:ascii="Times New Roman" w:hAnsi="Times New Roman"/>
-                    <w:color w:val="000000"/>
-                    <w:sz w:val="24"/>
-                    <w:szCs w:val="24"/>
-                  </w:rPr>
-                </w:rPrChange>
-              </w:rPr>
-              <w:t>«к</w:t>
-            </w:r>
-            <w:r>
-              <w:rPr>
-                <w:rFonts w:ascii="Times New Roman" w:hAnsi="Times New Roman"/>
-                <w:color w:val="000000"/>
-                <w:sz w:val="24"/>
-                <w:szCs w:val="24"/>
-                <w:highlight w:val="green"/>
-                <w:rPrChange w:id="209" w:author="Голубович Даниил Дмитриевич" w:date="2026-01-22T11:56:00Z">
-                  <w:rPr>
-                    <w:rFonts w:ascii="Times New Roman" w:hAnsi="Times New Roman"/>
-                    <w:color w:val="000000"/>
-                    <w:sz w:val="24"/>
-                    <w:szCs w:val="24"/>
-                  </w:rPr>
-                </w:rPrChange>
-              </w:rPr>
-              <w:t>оличеств</w:t>
-            </w:r>
-            <w:r>
-              <w:rPr>
-                <w:rFonts w:ascii="Times New Roman" w:hAnsi="Times New Roman"/>
-                <w:color w:val="000000"/>
-                <w:sz w:val="24"/>
-                <w:szCs w:val="24"/>
-                <w:highlight w:val="green"/>
-                <w:rPrChange w:id="210" w:author="Голубович Даниил Дмитриевич" w:date="2026-01-22T11:56:00Z">
-                  <w:rPr>
-                    <w:rFonts w:ascii="Times New Roman" w:hAnsi="Times New Roman"/>
-                    <w:color w:val="000000"/>
-                    <w:sz w:val="24"/>
-                    <w:szCs w:val="24"/>
-                  </w:rPr>
-                </w:rPrChange>
-              </w:rPr>
-              <w:t xml:space="preserve">о </w:t>
-            </w:r>
-            <w:r>
-              <w:rPr>
-                <w:rFonts w:ascii="Times New Roman" w:hAnsi="Times New Roman"/>
-                <w:color w:val="000000"/>
-                <w:sz w:val="24"/>
-                <w:szCs w:val="24"/>
-                <w:highlight w:val="green"/>
-                <w:rPrChange w:id="211" w:author="Голубович Даниил Дмитриевич" w:date="2026-01-22T11:56:00Z">
-                  <w:rPr>
-                    <w:rFonts w:ascii="Times New Roman" w:hAnsi="Times New Roman"/>
-                    <w:color w:val="000000"/>
-                    <w:sz w:val="24"/>
-                    <w:szCs w:val="24"/>
-                  </w:rPr>
-                </w:rPrChange>
-              </w:rPr>
-              <w:t>файлов</w:t>
-            </w:r>
-            <w:r>
-              <w:rPr>
-                <w:rFonts w:ascii="Times New Roman" w:hAnsi="Times New Roman"/>
-                <w:color w:val="000000"/>
-                <w:sz w:val="24"/>
-                <w:szCs w:val="24"/>
-                <w:highlight w:val="green"/>
-                <w:rPrChange w:id="212" w:author="Голубович Даниил Дмитриевич" w:date="2026-01-22T11:56:00Z">
-                  <w:rPr>
-                    <w:rFonts w:ascii="Times New Roman" w:hAnsi="Times New Roman"/>
-                    <w:color w:val="000000"/>
-                    <w:sz w:val="24"/>
-                    <w:szCs w:val="24"/>
-                  </w:rPr>
-                </w:rPrChange>
-              </w:rPr>
-              <w:t>»</w:t>
-            </w:r>
-            <w:r>
-              <w:rPr>
-                <w:rFonts w:ascii="Times New Roman" w:hAnsi="Times New Roman"/>
-                <w:color w:val="000000"/>
-                <w:sz w:val="24"/>
-                <w:szCs w:val="24"/>
-                <w:highlight w:val="green"/>
-                <w:rPrChange w:id="213" w:author="Голубович Даниил Дмитриевич" w:date="2026-01-22T11:56:00Z">
-                  <w:rPr>
-                    <w:rFonts w:ascii="Times New Roman" w:hAnsi="Times New Roman"/>
-                    <w:color w:val="000000"/>
-                    <w:sz w:val="24"/>
-                    <w:szCs w:val="24"/>
-                  </w:rPr>
-                </w:rPrChange>
-              </w:rPr>
-              <w:t>,</w:t>
-            </w:r>
-            <w:r>
-              <w:rPr>
-                <w:rFonts w:ascii="Times New Roman" w:hAnsi="Times New Roman"/>
-                <w:color w:val="000000"/>
-                <w:sz w:val="24"/>
-                <w:szCs w:val="24"/>
-                <w:highlight w:val="green"/>
-                <w:rPrChange w:id="214" w:author="Голубович Даниил Дмитриевич" w:date="2026-01-22T11:56:00Z">
-                  <w:rPr>
-                    <w:rFonts w:ascii="Times New Roman" w:hAnsi="Times New Roman"/>
-                    <w:color w:val="000000"/>
-                    <w:sz w:val="24"/>
-                    <w:szCs w:val="24"/>
-                  </w:rPr>
-                </w:rPrChange>
-              </w:rPr>
-              <w:t xml:space="preserve"> </w:t>
-            </w:r>
-            <w:r>
-              <w:rPr>
-                <w:rFonts w:ascii="Times New Roman" w:hAnsi="Times New Roman"/>
-                <w:color w:val="000000"/>
-                <w:sz w:val="24"/>
-                <w:szCs w:val="24"/>
-                <w:highlight w:val="green"/>
-                <w:rPrChange w:id="215" w:author="Голубович Даниил Дмитриевич" w:date="2026-01-22T11:56:00Z">
-                  <w:rPr>
-                    <w:rFonts w:ascii="Times New Roman" w:hAnsi="Times New Roman"/>
-                    <w:color w:val="000000"/>
-                    <w:sz w:val="24"/>
-                    <w:szCs w:val="24"/>
-                  </w:rPr>
-                </w:rPrChange>
-              </w:rPr>
-              <w:t>выполняется</w:t>
-            </w:r>
-            <w:r>
-              <w:rPr>
-                <w:rFonts w:ascii="Times New Roman" w:hAnsi="Times New Roman"/>
-                <w:color w:val="000000"/>
-                <w:sz w:val="24"/>
-                <w:szCs w:val="24"/>
-                <w:highlight w:val="green"/>
-                <w:rPrChange w:id="216" w:author="Голубович Даниил Дмитриевич" w:date="2026-01-22T11:56:00Z">
-                  <w:rPr>
-                    <w:rFonts w:ascii="Times New Roman" w:hAnsi="Times New Roman"/>
-                    <w:color w:val="000000"/>
-                    <w:sz w:val="24"/>
-                    <w:szCs w:val="24"/>
-                  </w:rPr>
-                </w:rPrChange>
-              </w:rPr>
-              <w:t xml:space="preserve"> обраб</w:t>
-            </w:r>
-            <w:r>
-              <w:rPr>
-                <w:rFonts w:ascii="Times New Roman" w:hAnsi="Times New Roman"/>
-                <w:color w:val="000000"/>
-                <w:sz w:val="24"/>
-                <w:szCs w:val="24"/>
-                <w:highlight w:val="green"/>
-                <w:rPrChange w:id="217" w:author="Голубович Даниил Дмитриевич" w:date="2026-01-22T11:56:00Z">
-                  <w:rPr>
-                    <w:rFonts w:ascii="Times New Roman" w:hAnsi="Times New Roman"/>
-                    <w:color w:val="000000"/>
-                    <w:sz w:val="24"/>
-                    <w:szCs w:val="24"/>
-                  </w:rPr>
-                </w:rPrChange>
-              </w:rPr>
-              <w:t>отка</w:t>
-            </w:r>
-            <w:r>
-              <w:rPr>
-                <w:rFonts w:ascii="Times New Roman" w:hAnsi="Times New Roman"/>
-                <w:color w:val="000000"/>
-                <w:sz w:val="24"/>
-                <w:szCs w:val="24"/>
-                <w:highlight w:val="green"/>
-                <w:rPrChange w:id="218" w:author="Голубович Даниил Дмитриевич" w:date="2026-01-22T11:56:00Z">
-                  <w:rPr>
-                    <w:rFonts w:ascii="Times New Roman" w:hAnsi="Times New Roman"/>
-                    <w:color w:val="000000"/>
-                    <w:sz w:val="24"/>
-                    <w:szCs w:val="24"/>
-                  </w:rPr>
-                </w:rPrChange>
-              </w:rPr>
-              <w:t xml:space="preserve"> все</w:t>
-            </w:r>
-            <w:r>
-              <w:rPr>
-                <w:rFonts w:ascii="Times New Roman" w:hAnsi="Times New Roman"/>
-                <w:color w:val="000000"/>
-                <w:sz w:val="24"/>
-                <w:szCs w:val="24"/>
-                <w:highlight w:val="green"/>
-                <w:rPrChange w:id="219" w:author="Голубович Даниил Дмитриевич" w:date="2026-01-22T11:56:00Z">
-                  <w:rPr>
-                    <w:rFonts w:ascii="Times New Roman" w:hAnsi="Times New Roman"/>
-                    <w:color w:val="000000"/>
-                    <w:sz w:val="24"/>
-                    <w:szCs w:val="24"/>
-                  </w:rPr>
-                </w:rPrChange>
-              </w:rPr>
-              <w:t>х</w:t>
-            </w:r>
-            <w:r>
-              <w:rPr>
-                <w:rFonts w:ascii="Times New Roman" w:hAnsi="Times New Roman"/>
-                <w:color w:val="000000"/>
-                <w:sz w:val="24"/>
-                <w:szCs w:val="24"/>
-                <w:highlight w:val="green"/>
-                <w:rPrChange w:id="220" w:author="Голубович Даниил Дмитриевич" w:date="2026-01-22T11:56:00Z">
-                  <w:rPr>
-                    <w:rFonts w:ascii="Times New Roman" w:hAnsi="Times New Roman"/>
-                    <w:color w:val="000000"/>
-                    <w:sz w:val="24"/>
-                    <w:szCs w:val="24"/>
-                  </w:rPr>
-                </w:rPrChange>
-              </w:rPr>
-              <w:t xml:space="preserve"> файл</w:t>
-            </w:r>
-            <w:r>
-              <w:rPr>
-                <w:rFonts w:ascii="Times New Roman" w:hAnsi="Times New Roman"/>
-                <w:color w:val="000000"/>
-                <w:sz w:val="24"/>
-                <w:szCs w:val="24"/>
-                <w:highlight w:val="green"/>
-                <w:rPrChange w:id="221" w:author="Голубович Даниил Дмитриевич" w:date="2026-01-22T11:56:00Z">
-                  <w:rPr>
-                    <w:rFonts w:ascii="Times New Roman" w:hAnsi="Times New Roman"/>
-                    <w:color w:val="000000"/>
-                    <w:sz w:val="24"/>
-                    <w:szCs w:val="24"/>
-                  </w:rPr>
-                </w:rPrChange>
-              </w:rPr>
-              <w:t>ов</w:t>
-            </w:r>
-            <w:r>
-              <w:rPr>
-                <w:rFonts w:ascii="Times New Roman" w:hAnsi="Times New Roman"/>
-                <w:color w:val="000000"/>
-                <w:sz w:val="24"/>
-                <w:szCs w:val="24"/>
-                <w:highlight w:val="green"/>
-                <w:rPrChange w:id="222" w:author="Голубович Даниил Дмитриевич" w:date="2026-01-22T11:56:00Z">
-                  <w:rPr>
-                    <w:rFonts w:ascii="Times New Roman" w:hAnsi="Times New Roman"/>
-                    <w:color w:val="000000"/>
-                    <w:sz w:val="24"/>
-                    <w:szCs w:val="24"/>
-                  </w:rPr>
-                </w:rPrChange>
-              </w:rPr>
-              <w:t xml:space="preserve">, </w:t>
-            </w:r>
-            <w:r>
-              <w:rPr>
-                <w:rFonts w:ascii="Times New Roman" w:hAnsi="Times New Roman"/>
-                <w:color w:val="000000"/>
-                <w:sz w:val="24"/>
-                <w:szCs w:val="24"/>
-                <w:highlight w:val="green"/>
-                <w:rPrChange w:id="223" w:author="Голубович Даниил Дмитриевич" w:date="2026-01-22T11:56:00Z">
-                  <w:rPr>
-                    <w:rFonts w:ascii="Times New Roman" w:hAnsi="Times New Roman"/>
-                    <w:color w:val="000000"/>
-                    <w:sz w:val="24"/>
-                    <w:szCs w:val="24"/>
-                  </w:rPr>
-                </w:rPrChange>
-              </w:rPr>
-              <w:t>находящихся</w:t>
-            </w:r>
-            <w:r>
-              <w:rPr>
-                <w:rFonts w:ascii="Times New Roman" w:hAnsi="Times New Roman"/>
-                <w:color w:val="000000"/>
-                <w:sz w:val="24"/>
-                <w:szCs w:val="24"/>
-                <w:highlight w:val="green"/>
-                <w:rPrChange w:id="224" w:author="Голубович Даниил Дмитриевич" w:date="2026-01-22T11:56:00Z">
-                  <w:rPr>
-                    <w:rFonts w:ascii="Times New Roman" w:hAnsi="Times New Roman"/>
-                    <w:color w:val="000000"/>
-                    <w:sz w:val="24"/>
-                    <w:szCs w:val="24"/>
-                  </w:rPr>
-                </w:rPrChange>
-              </w:rPr>
-              <w:t xml:space="preserve"> в источнике</w:t>
-            </w:r>
             <w:r>
               <w:rPr>
                 <w:rFonts w:ascii="Times New Roman" w:hAnsi="Times New Roman"/>
@@ -12237,10 +11984,29 @@
                   </w:rPr>
                 </w:rPrChange>
               </w:rPr>
-              <w:t>, настройка игнорир</w:t>
-            </w:r>
-            <w:bookmarkStart w:id="226" w:name="_GoBack"/>
-            <w:bookmarkEnd w:id="226"/>
+              <w:t>Некорректная обработка заданного количества файлов</w:t>
+            </w:r>
+          </w:p>
+          <w:p>
+            <w:pPr>
+              <w:ind w:left="360"/>
+              <w:jc w:val="both"/>
+              <w:rPr>
+                <w:rFonts w:ascii="Times New Roman" w:hAnsi="Times New Roman"/>
+                <w:color w:val="000000"/>
+                <w:sz w:val="24"/>
+                <w:szCs w:val="24"/>
+                <w:highlight w:val="green"/>
+                <w:rPrChange w:id="226" w:author="Голубович Даниил Дмитриевич" w:date="2026-01-22T11:56:00Z">
+                  <w:rPr>
+                    <w:rFonts w:ascii="Times New Roman" w:hAnsi="Times New Roman"/>
+                    <w:color w:val="000000"/>
+                    <w:sz w:val="24"/>
+                    <w:szCs w:val="24"/>
+                  </w:rPr>
+                </w:rPrChange>
+              </w:rPr>
+            </w:pPr>
             <w:r>
               <w:rPr>
                 <w:rFonts w:ascii="Times New Roman" w:hAnsi="Times New Roman"/>
@@ -12257,13 +12023,9 @@
                   </w:rPr>
                 </w:rPrChange>
               </w:rPr>
-              <w:t>уется.</w:t>
-            </w:r>
-          </w:p>
-          <w:p>
-            <w:pPr>
-              <w:pStyle w:val="a3"/>
-              <w:jc w:val="both"/>
+              <w:t xml:space="preserve">При </w:t>
+            </w:r>
+            <w:r>
               <w:rPr>
                 <w:rFonts w:ascii="Times New Roman" w:hAnsi="Times New Roman"/>
                 <w:color w:val="000000"/>
@@ -12279,12 +12041,412 @@
                   </w:rPr>
                 </w:rPrChange>
               </w:rPr>
+              <w:t>указан</w:t>
+            </w:r>
+            <w:r>
+              <w:rPr>
+                <w:rFonts w:ascii="Times New Roman" w:hAnsi="Times New Roman"/>
+                <w:color w:val="000000"/>
+                <w:sz w:val="24"/>
+                <w:szCs w:val="24"/>
+                <w:highlight w:val="green"/>
+                <w:rPrChange w:id="229" w:author="Голубович Даниил Дмитриевич" w:date="2026-01-22T11:56:00Z">
+                  <w:rPr>
+                    <w:rFonts w:ascii="Times New Roman" w:hAnsi="Times New Roman"/>
+                    <w:color w:val="000000"/>
+                    <w:sz w:val="24"/>
+                    <w:szCs w:val="24"/>
+                  </w:rPr>
+                </w:rPrChange>
+              </w:rPr>
+              <w:t>ной</w:t>
+            </w:r>
+            <w:r>
+              <w:rPr>
+                <w:rFonts w:ascii="Times New Roman" w:hAnsi="Times New Roman"/>
+                <w:color w:val="000000"/>
+                <w:sz w:val="24"/>
+                <w:szCs w:val="24"/>
+                <w:highlight w:val="green"/>
+                <w:rPrChange w:id="230" w:author="Голубович Даниил Дмитриевич" w:date="2026-01-22T11:56:00Z">
+                  <w:rPr>
+                    <w:rFonts w:ascii="Times New Roman" w:hAnsi="Times New Roman"/>
+                    <w:color w:val="000000"/>
+                    <w:sz w:val="24"/>
+                    <w:szCs w:val="24"/>
+                  </w:rPr>
+                </w:rPrChange>
+              </w:rPr>
+              <w:t xml:space="preserve"> настройке</w:t>
+            </w:r>
+            <w:r>
+              <w:rPr>
+                <w:rFonts w:ascii="Times New Roman" w:hAnsi="Times New Roman"/>
+                <w:color w:val="000000"/>
+                <w:sz w:val="24"/>
+                <w:szCs w:val="24"/>
+                <w:highlight w:val="green"/>
+                <w:rPrChange w:id="231" w:author="Голубович Даниил Дмитриевич" w:date="2026-01-22T11:56:00Z">
+                  <w:rPr>
+                    <w:rFonts w:ascii="Times New Roman" w:hAnsi="Times New Roman"/>
+                    <w:color w:val="000000"/>
+                    <w:sz w:val="24"/>
+                    <w:szCs w:val="24"/>
+                  </w:rPr>
+                </w:rPrChange>
+              </w:rPr>
+              <w:t xml:space="preserve"> Шага </w:t>
+            </w:r>
+            <w:r>
+              <w:rPr>
+                <w:rFonts w:ascii="Times New Roman" w:hAnsi="Times New Roman"/>
+                <w:color w:val="000000"/>
+                <w:sz w:val="24"/>
+                <w:szCs w:val="24"/>
+                <w:highlight w:val="green"/>
+                <w:rPrChange w:id="232" w:author="Голубович Даниил Дмитриевич" w:date="2026-01-22T11:56:00Z">
+                  <w:rPr>
+                    <w:rFonts w:ascii="Times New Roman" w:hAnsi="Times New Roman"/>
+                    <w:color w:val="000000"/>
+                    <w:sz w:val="24"/>
+                    <w:szCs w:val="24"/>
+                  </w:rPr>
+                </w:rPrChange>
+              </w:rPr>
+              <w:t>«к</w:t>
+            </w:r>
+            <w:r>
+              <w:rPr>
+                <w:rFonts w:ascii="Times New Roman" w:hAnsi="Times New Roman"/>
+                <w:color w:val="000000"/>
+                <w:sz w:val="24"/>
+                <w:szCs w:val="24"/>
+                <w:highlight w:val="green"/>
+                <w:rPrChange w:id="233" w:author="Голубович Даниил Дмитриевич" w:date="2026-01-22T11:56:00Z">
+                  <w:rPr>
+                    <w:rFonts w:ascii="Times New Roman" w:hAnsi="Times New Roman"/>
+                    <w:color w:val="000000"/>
+                    <w:sz w:val="24"/>
+                    <w:szCs w:val="24"/>
+                  </w:rPr>
+                </w:rPrChange>
+              </w:rPr>
+              <w:t>оличеств</w:t>
+            </w:r>
+            <w:r>
+              <w:rPr>
+                <w:rFonts w:ascii="Times New Roman" w:hAnsi="Times New Roman"/>
+                <w:color w:val="000000"/>
+                <w:sz w:val="24"/>
+                <w:szCs w:val="24"/>
+                <w:highlight w:val="green"/>
+                <w:rPrChange w:id="234" w:author="Голубович Даниил Дмитриевич" w:date="2026-01-22T11:56:00Z">
+                  <w:rPr>
+                    <w:rFonts w:ascii="Times New Roman" w:hAnsi="Times New Roman"/>
+                    <w:color w:val="000000"/>
+                    <w:sz w:val="24"/>
+                    <w:szCs w:val="24"/>
+                  </w:rPr>
+                </w:rPrChange>
+              </w:rPr>
+              <w:t xml:space="preserve">о </w:t>
+            </w:r>
+            <w:r>
+              <w:rPr>
+                <w:rFonts w:ascii="Times New Roman" w:hAnsi="Times New Roman"/>
+                <w:color w:val="000000"/>
+                <w:sz w:val="24"/>
+                <w:szCs w:val="24"/>
+                <w:highlight w:val="green"/>
+                <w:rPrChange w:id="235" w:author="Голубович Даниил Дмитриевич" w:date="2026-01-22T11:56:00Z">
+                  <w:rPr>
+                    <w:rFonts w:ascii="Times New Roman" w:hAnsi="Times New Roman"/>
+                    <w:color w:val="000000"/>
+                    <w:sz w:val="24"/>
+                    <w:szCs w:val="24"/>
+                  </w:rPr>
+                </w:rPrChange>
+              </w:rPr>
+              <w:t>файлов</w:t>
+            </w:r>
+            <w:r>
+              <w:rPr>
+                <w:rFonts w:ascii="Times New Roman" w:hAnsi="Times New Roman"/>
+                <w:color w:val="000000"/>
+                <w:sz w:val="24"/>
+                <w:szCs w:val="24"/>
+                <w:highlight w:val="green"/>
+                <w:rPrChange w:id="236" w:author="Голубович Даниил Дмитриевич" w:date="2026-01-22T11:56:00Z">
+                  <w:rPr>
+                    <w:rFonts w:ascii="Times New Roman" w:hAnsi="Times New Roman"/>
+                    <w:color w:val="000000"/>
+                    <w:sz w:val="24"/>
+                    <w:szCs w:val="24"/>
+                  </w:rPr>
+                </w:rPrChange>
+              </w:rPr>
+              <w:t>»</w:t>
+            </w:r>
+            <w:r>
+              <w:rPr>
+                <w:rFonts w:ascii="Times New Roman" w:hAnsi="Times New Roman"/>
+                <w:color w:val="000000"/>
+                <w:sz w:val="24"/>
+                <w:szCs w:val="24"/>
+                <w:highlight w:val="green"/>
+                <w:rPrChange w:id="237" w:author="Голубович Даниил Дмитриевич" w:date="2026-01-22T11:56:00Z">
+                  <w:rPr>
+                    <w:rFonts w:ascii="Times New Roman" w:hAnsi="Times New Roman"/>
+                    <w:color w:val="000000"/>
+                    <w:sz w:val="24"/>
+                    <w:szCs w:val="24"/>
+                  </w:rPr>
+                </w:rPrChange>
+              </w:rPr>
+              <w:t>,</w:t>
+            </w:r>
+            <w:r>
+              <w:rPr>
+                <w:rFonts w:ascii="Times New Roman" w:hAnsi="Times New Roman"/>
+                <w:color w:val="000000"/>
+                <w:sz w:val="24"/>
+                <w:szCs w:val="24"/>
+                <w:highlight w:val="green"/>
+                <w:rPrChange w:id="238" w:author="Голубович Даниил Дмитриевич" w:date="2026-01-22T11:56:00Z">
+                  <w:rPr>
+                    <w:rFonts w:ascii="Times New Roman" w:hAnsi="Times New Roman"/>
+                    <w:color w:val="000000"/>
+                    <w:sz w:val="24"/>
+                    <w:szCs w:val="24"/>
+                  </w:rPr>
+                </w:rPrChange>
+              </w:rPr>
+              <w:t xml:space="preserve"> </w:t>
+            </w:r>
+            <w:r>
+              <w:rPr>
+                <w:rFonts w:ascii="Times New Roman" w:hAnsi="Times New Roman"/>
+                <w:color w:val="000000"/>
+                <w:sz w:val="24"/>
+                <w:szCs w:val="24"/>
+                <w:highlight w:val="green"/>
+                <w:rPrChange w:id="239" w:author="Голубович Даниил Дмитриевич" w:date="2026-01-22T11:56:00Z">
+                  <w:rPr>
+                    <w:rFonts w:ascii="Times New Roman" w:hAnsi="Times New Roman"/>
+                    <w:color w:val="000000"/>
+                    <w:sz w:val="24"/>
+                    <w:szCs w:val="24"/>
+                  </w:rPr>
+                </w:rPrChange>
+              </w:rPr>
+              <w:t>выполняется</w:t>
+            </w:r>
+            <w:r>
+              <w:rPr>
+                <w:rFonts w:ascii="Times New Roman" w:hAnsi="Times New Roman"/>
+                <w:color w:val="000000"/>
+                <w:sz w:val="24"/>
+                <w:szCs w:val="24"/>
+                <w:highlight w:val="green"/>
+                <w:rPrChange w:id="240" w:author="Голубович Даниил Дмитриевич" w:date="2026-01-22T11:56:00Z">
+                  <w:rPr>
+                    <w:rFonts w:ascii="Times New Roman" w:hAnsi="Times New Roman"/>
+                    <w:color w:val="000000"/>
+                    <w:sz w:val="24"/>
+                    <w:szCs w:val="24"/>
+                  </w:rPr>
+                </w:rPrChange>
+              </w:rPr>
+              <w:t xml:space="preserve"> обраб</w:t>
+            </w:r>
+            <w:r>
+              <w:rPr>
+                <w:rFonts w:ascii="Times New Roman" w:hAnsi="Times New Roman"/>
+                <w:color w:val="000000"/>
+                <w:sz w:val="24"/>
+                <w:szCs w:val="24"/>
+                <w:highlight w:val="green"/>
+                <w:rPrChange w:id="241" w:author="Голубович Даниил Дмитриевич" w:date="2026-01-22T11:56:00Z">
+                  <w:rPr>
+                    <w:rFonts w:ascii="Times New Roman" w:hAnsi="Times New Roman"/>
+                    <w:color w:val="000000"/>
+                    <w:sz w:val="24"/>
+                    <w:szCs w:val="24"/>
+                  </w:rPr>
+                </w:rPrChange>
+              </w:rPr>
+              <w:t>отка</w:t>
+            </w:r>
+            <w:r>
+              <w:rPr>
+                <w:rFonts w:ascii="Times New Roman" w:hAnsi="Times New Roman"/>
+                <w:color w:val="000000"/>
+                <w:sz w:val="24"/>
+                <w:szCs w:val="24"/>
+                <w:highlight w:val="green"/>
+                <w:rPrChange w:id="242" w:author="Голубович Даниил Дмитриевич" w:date="2026-01-22T11:56:00Z">
+                  <w:rPr>
+                    <w:rFonts w:ascii="Times New Roman" w:hAnsi="Times New Roman"/>
+                    <w:color w:val="000000"/>
+                    <w:sz w:val="24"/>
+                    <w:szCs w:val="24"/>
+                  </w:rPr>
+                </w:rPrChange>
+              </w:rPr>
+              <w:t xml:space="preserve"> все</w:t>
+            </w:r>
+            <w:r>
+              <w:rPr>
+                <w:rFonts w:ascii="Times New Roman" w:hAnsi="Times New Roman"/>
+                <w:color w:val="000000"/>
+                <w:sz w:val="24"/>
+                <w:szCs w:val="24"/>
+                <w:highlight w:val="green"/>
+                <w:rPrChange w:id="243" w:author="Голубович Даниил Дмитриевич" w:date="2026-01-22T11:56:00Z">
+                  <w:rPr>
+                    <w:rFonts w:ascii="Times New Roman" w:hAnsi="Times New Roman"/>
+                    <w:color w:val="000000"/>
+                    <w:sz w:val="24"/>
+                    <w:szCs w:val="24"/>
+                  </w:rPr>
+                </w:rPrChange>
+              </w:rPr>
+              <w:t>х</w:t>
+            </w:r>
+            <w:r>
+              <w:rPr>
+                <w:rFonts w:ascii="Times New Roman" w:hAnsi="Times New Roman"/>
+                <w:color w:val="000000"/>
+                <w:sz w:val="24"/>
+                <w:szCs w:val="24"/>
+                <w:highlight w:val="green"/>
+                <w:rPrChange w:id="244" w:author="Голубович Даниил Дмитриевич" w:date="2026-01-22T11:56:00Z">
+                  <w:rPr>
+                    <w:rFonts w:ascii="Times New Roman" w:hAnsi="Times New Roman"/>
+                    <w:color w:val="000000"/>
+                    <w:sz w:val="24"/>
+                    <w:szCs w:val="24"/>
+                  </w:rPr>
+                </w:rPrChange>
+              </w:rPr>
+              <w:t xml:space="preserve"> файл</w:t>
+            </w:r>
+            <w:r>
+              <w:rPr>
+                <w:rFonts w:ascii="Times New Roman" w:hAnsi="Times New Roman"/>
+                <w:color w:val="000000"/>
+                <w:sz w:val="24"/>
+                <w:szCs w:val="24"/>
+                <w:highlight w:val="green"/>
+                <w:rPrChange w:id="245" w:author="Голубович Даниил Дмитриевич" w:date="2026-01-22T11:56:00Z">
+                  <w:rPr>
+                    <w:rFonts w:ascii="Times New Roman" w:hAnsi="Times New Roman"/>
+                    <w:color w:val="000000"/>
+                    <w:sz w:val="24"/>
+                    <w:szCs w:val="24"/>
+                  </w:rPr>
+                </w:rPrChange>
+              </w:rPr>
+              <w:t>ов</w:t>
+            </w:r>
+            <w:r>
+              <w:rPr>
+                <w:rFonts w:ascii="Times New Roman" w:hAnsi="Times New Roman"/>
+                <w:color w:val="000000"/>
+                <w:sz w:val="24"/>
+                <w:szCs w:val="24"/>
+                <w:highlight w:val="green"/>
+                <w:rPrChange w:id="246" w:author="Голубович Даниил Дмитриевич" w:date="2026-01-22T11:56:00Z">
+                  <w:rPr>
+                    <w:rFonts w:ascii="Times New Roman" w:hAnsi="Times New Roman"/>
+                    <w:color w:val="000000"/>
+                    <w:sz w:val="24"/>
+                    <w:szCs w:val="24"/>
+                  </w:rPr>
+                </w:rPrChange>
+              </w:rPr>
+              <w:t xml:space="preserve">, </w:t>
+            </w:r>
+            <w:r>
+              <w:rPr>
+                <w:rFonts w:ascii="Times New Roman" w:hAnsi="Times New Roman"/>
+                <w:color w:val="000000"/>
+                <w:sz w:val="24"/>
+                <w:szCs w:val="24"/>
+                <w:highlight w:val="green"/>
+                <w:rPrChange w:id="247" w:author="Голубович Даниил Дмитриевич" w:date="2026-01-22T11:56:00Z">
+                  <w:rPr>
+                    <w:rFonts w:ascii="Times New Roman" w:hAnsi="Times New Roman"/>
+                    <w:color w:val="000000"/>
+                    <w:sz w:val="24"/>
+                    <w:szCs w:val="24"/>
+                  </w:rPr>
+                </w:rPrChange>
+              </w:rPr>
+              <w:t>находящихся</w:t>
+            </w:r>
+            <w:r>
+              <w:rPr>
+                <w:rFonts w:ascii="Times New Roman" w:hAnsi="Times New Roman"/>
+                <w:color w:val="000000"/>
+                <w:sz w:val="24"/>
+                <w:szCs w:val="24"/>
+                <w:highlight w:val="green"/>
+                <w:rPrChange w:id="248" w:author="Голубович Даниил Дмитриевич" w:date="2026-01-22T11:56:00Z">
+                  <w:rPr>
+                    <w:rFonts w:ascii="Times New Roman" w:hAnsi="Times New Roman"/>
+                    <w:color w:val="000000"/>
+                    <w:sz w:val="24"/>
+                    <w:szCs w:val="24"/>
+                  </w:rPr>
+                </w:rPrChange>
+              </w:rPr>
+              <w:t xml:space="preserve"> в источнике</w:t>
+            </w:r>
+            <w:r>
+              <w:rPr>
+                <w:rFonts w:ascii="Times New Roman" w:hAnsi="Times New Roman"/>
+                <w:color w:val="000000"/>
+                <w:sz w:val="24"/>
+                <w:szCs w:val="24"/>
+                <w:highlight w:val="green"/>
+                <w:rPrChange w:id="249" w:author="Голубович Даниил Дмитриевич" w:date="2026-01-22T11:56:00Z">
+                  <w:rPr>
+                    <w:rFonts w:ascii="Times New Roman" w:hAnsi="Times New Roman"/>
+                    <w:color w:val="000000"/>
+                    <w:sz w:val="24"/>
+                    <w:szCs w:val="24"/>
+                  </w:rPr>
+                </w:rPrChange>
+              </w:rPr>
+              <w:t>, настройка игнорируется.</w:t>
+            </w:r>
+          </w:p>
+          <w:p>
+            <w:pPr>
+              <w:pStyle w:val="a3"/>
+              <w:jc w:val="both"/>
+              <w:rPr>
+                <w:rFonts w:ascii="Times New Roman" w:hAnsi="Times New Roman"/>
+                <w:color w:val="000000"/>
+                <w:sz w:val="24"/>
+                <w:szCs w:val="24"/>
+                <w:highlight w:val="green"/>
+                <w:rPrChange w:id="250" w:author="Голубович Даниил Дмитриевич" w:date="2026-01-22T11:56:00Z">
+                  <w:rPr>
+                    <w:rFonts w:ascii="Times New Roman" w:hAnsi="Times New Roman"/>
+                    <w:color w:val="000000"/>
+                    <w:sz w:val="24"/>
+                    <w:szCs w:val="24"/>
+                  </w:rPr>
+                </w:rPrChange>
+              </w:rPr>
             </w:pPr>
             <w:r>
               <w:rPr>
                 <w:noProof/>
                 <w:highlight w:val="green"/>
-                <w:rPrChange w:id="229" w:author="Голубович Даниил Дмитриевич" w:date="2026-01-22T11:56:00Z">
+                <w:rPrChange w:id="251" w:author="Голубович Даниил Дмитриевич" w:date="2026-01-22T11:56:00Z">
                   <w:rPr>
                     <w:noProof/>
                   </w:rPr>
@@ -12338,7 +12500,7 @@
                 <w:sz w:val="24"/>
                 <w:szCs w:val="24"/>
                 <w:highlight w:val="green"/>
-                <w:rPrChange w:id="230" w:author="Голубович Даниил Дмитриевич" w:date="2026-01-22T11:56:00Z">
+                <w:rPrChange w:id="252" w:author="Голубович Даниил Дмитриевич" w:date="2026-01-22T11:56:00Z">
                   <w:rPr>
                     <w:rFonts w:ascii="Times New Roman" w:hAnsi="Times New Roman"/>
                     <w:color w:val="000000"/>
@@ -12364,7 +12526,7 @@
               <w:rPr>
                 <w:noProof/>
                 <w:highlight w:val="green"/>
-                <w:rPrChange w:id="231" w:author="Голубович Даниил Дмитриевич" w:date="2026-01-22T11:56:00Z">
+                <w:rPrChange w:id="253" w:author="Голубович Даниил Дмитриевич" w:date="2026-01-22T11:56:00Z">
                   <w:rPr>
                     <w:noProof/>
                   </w:rPr>
@@ -13981,23 +14143,128 @@
                 <w:color w:val="000000"/>
                 <w:sz w:val="24"/>
                 <w:szCs w:val="24"/>
-              </w:rPr>
-            </w:pPr>
-            <w:r>
-              <w:rPr>
-                <w:rFonts w:ascii="Times New Roman" w:hAnsi="Times New Roman"/>
-                <w:color w:val="000000"/>
-                <w:sz w:val="24"/>
-                <w:szCs w:val="24"/>
-              </w:rPr>
-              <w:t>Некорректная работа операции</w:t>
-            </w:r>
-            <w:r>
-              <w:rPr>
-                <w:rFonts w:ascii="Times New Roman" w:hAnsi="Times New Roman"/>
-                <w:color w:val="000000"/>
-                <w:sz w:val="24"/>
-                <w:szCs w:val="24"/>
+                <w:highlight w:val="green"/>
+                <w:rPrChange w:id="254" w:author="Голубович Даниил Дмитриевич" w:date="2026-02-09T14:07:00Z">
+                  <w:rPr>
+                    <w:rFonts w:ascii="Times New Roman" w:hAnsi="Times New Roman"/>
+                    <w:color w:val="000000"/>
+                    <w:sz w:val="24"/>
+                    <w:szCs w:val="24"/>
+                  </w:rPr>
+                </w:rPrChange>
+              </w:rPr>
+            </w:pPr>
+            <w:r>
+              <w:rPr>
+                <w:rFonts w:ascii="Times New Roman" w:hAnsi="Times New Roman"/>
+                <w:color w:val="000000"/>
+                <w:sz w:val="24"/>
+                <w:szCs w:val="24"/>
+                <w:highlight w:val="green"/>
+                <w:rPrChange w:id="255" w:author="Голубович Даниил Дмитриевич" w:date="2026-02-09T14:07:00Z">
+                  <w:rPr>
+                    <w:rFonts w:ascii="Times New Roman" w:hAnsi="Times New Roman"/>
+                    <w:color w:val="000000"/>
+                    <w:sz w:val="24"/>
+                    <w:szCs w:val="24"/>
+                  </w:rPr>
+                </w:rPrChange>
+              </w:rPr>
+              <w:t xml:space="preserve">Некорректная работа операции </w:t>
+            </w:r>
+            <w:r>
+              <w:rPr>
+                <w:rFonts w:ascii="Times New Roman" w:hAnsi="Times New Roman"/>
+                <w:color w:val="000000"/>
+                <w:sz w:val="24"/>
+                <w:szCs w:val="24"/>
+                <w:highlight w:val="green"/>
+                <w:lang w:val="en-US"/>
+                <w:rPrChange w:id="256" w:author="Голубович Даниил Дмитриевич" w:date="2026-02-09T14:07:00Z">
+                  <w:rPr>
+                    <w:rFonts w:ascii="Times New Roman" w:hAnsi="Times New Roman"/>
+                    <w:color w:val="000000"/>
+                    <w:sz w:val="24"/>
+                    <w:szCs w:val="24"/>
+                    <w:lang w:val="en-US"/>
+                  </w:rPr>
+                </w:rPrChange>
+              </w:rPr>
+              <w:t>EXIST</w:t>
+            </w:r>
+            <w:r>
+              <w:rPr>
+                <w:rFonts w:ascii="Times New Roman" w:hAnsi="Times New Roman"/>
+                <w:i/>
+                <w:color w:val="000000"/>
+                <w:sz w:val="24"/>
+                <w:szCs w:val="24"/>
+                <w:highlight w:val="green"/>
+                <w:rPrChange w:id="257" w:author="Голубович Даниил Дмитриевич" w:date="2026-02-09T14:07:00Z">
+                  <w:rPr>
+                    <w:rFonts w:ascii="Times New Roman" w:hAnsi="Times New Roman"/>
+                    <w:i/>
+                    <w:color w:val="000000"/>
+                    <w:sz w:val="24"/>
+                    <w:szCs w:val="24"/>
+                  </w:rPr>
+                </w:rPrChange>
+              </w:rPr>
+              <w:t xml:space="preserve">. </w:t>
+            </w:r>
+            <w:r>
+              <w:rPr>
+                <w:rFonts w:ascii="Times New Roman" w:hAnsi="Times New Roman"/>
+                <w:color w:val="000000"/>
+                <w:sz w:val="24"/>
+                <w:szCs w:val="24"/>
+                <w:highlight w:val="green"/>
+                <w:rPrChange w:id="258" w:author="Голубович Даниил Дмитриевич" w:date="2026-02-09T14:07:00Z">
+                  <w:rPr>
+                    <w:rFonts w:ascii="Times New Roman" w:hAnsi="Times New Roman"/>
+                    <w:color w:val="000000"/>
+                    <w:sz w:val="24"/>
+                    <w:szCs w:val="24"/>
+                  </w:rPr>
+                </w:rPrChange>
+              </w:rPr>
+              <w:t xml:space="preserve">Операция </w:t>
+            </w:r>
+            <w:r>
+              <w:rPr>
+                <w:rFonts w:ascii="Times New Roman" w:hAnsi="Times New Roman"/>
+                <w:color w:val="000000"/>
+                <w:sz w:val="24"/>
+                <w:szCs w:val="24"/>
+                <w:highlight w:val="green"/>
+                <w:lang w:val="en-US"/>
+                <w:rPrChange w:id="259" w:author="Голубович Даниил Дмитриевич" w:date="2026-02-09T14:07:00Z">
+                  <w:rPr>
+                    <w:rFonts w:ascii="Times New Roman" w:hAnsi="Times New Roman"/>
+                    <w:color w:val="000000"/>
+                    <w:sz w:val="24"/>
+                    <w:szCs w:val="24"/>
+                    <w:lang w:val="en-US"/>
+                  </w:rPr>
+                </w:rPrChange>
+              </w:rPr>
+              <w:t>EXIST</w:t>
+            </w:r>
+            <w:r>
+              <w:rPr>
+                <w:rFonts w:ascii="Times New Roman" w:hAnsi="Times New Roman"/>
+                <w:color w:val="000000"/>
+                <w:sz w:val="24"/>
+                <w:szCs w:val="24"/>
+                <w:highlight w:val="green"/>
+                <w:rPrChange w:id="260" w:author="Голубович Даниил Дмитриевич" w:date="2026-02-09T14:07:00Z">
+                  <w:rPr>
+                    <w:rFonts w:ascii="Times New Roman" w:hAnsi="Times New Roman"/>
+                    <w:color w:val="000000"/>
+                    <w:sz w:val="24"/>
+                    <w:szCs w:val="24"/>
+                  </w:rPr>
+                </w:rPrChange>
               </w:rPr>
               <w:t xml:space="preserve"> </w:t>
             </w:r>
@@ -14007,119 +14274,127 @@
                 <w:color w:val="000000"/>
                 <w:sz w:val="24"/>
                 <w:szCs w:val="24"/>
+                <w:highlight w:val="green"/>
+                <w:rPrChange w:id="261" w:author="Голубович Даниил Дмитриевич" w:date="2026-02-09T14:07:00Z">
+                  <w:rPr>
+                    <w:rFonts w:ascii="Times New Roman" w:hAnsi="Times New Roman"/>
+                    <w:color w:val="000000"/>
+                    <w:sz w:val="24"/>
+                    <w:szCs w:val="24"/>
+                  </w:rPr>
+                </w:rPrChange>
+              </w:rPr>
+              <w:t>проверяет нал</w:t>
+            </w:r>
+            <w:r>
+              <w:rPr>
+                <w:rFonts w:ascii="Times New Roman" w:hAnsi="Times New Roman"/>
+                <w:color w:val="000000"/>
+                <w:sz w:val="24"/>
+                <w:szCs w:val="24"/>
+                <w:highlight w:val="green"/>
+                <w:rPrChange w:id="262" w:author="Голубович Даниил Дмитриевич" w:date="2026-02-09T14:07:00Z">
+                  <w:rPr>
+                    <w:rFonts w:ascii="Times New Roman" w:hAnsi="Times New Roman"/>
+                    <w:color w:val="000000"/>
+                    <w:sz w:val="24"/>
+                    <w:szCs w:val="24"/>
+                  </w:rPr>
+                </w:rPrChange>
+              </w:rPr>
+              <w:t xml:space="preserve">ичие файлов по заданной маске </w:t>
+            </w:r>
+            <w:r>
+              <w:rPr>
+                <w:rFonts w:ascii="Times New Roman" w:hAnsi="Times New Roman"/>
+                <w:color w:val="000000"/>
+                <w:sz w:val="24"/>
+                <w:szCs w:val="24"/>
+                <w:highlight w:val="green"/>
                 <w:lang w:val="en-US"/>
-              </w:rPr>
-              <w:t>EXIST</w:t>
-            </w:r>
-            <w:r>
-              <w:rPr>
-                <w:rFonts w:ascii="Times New Roman" w:hAnsi="Times New Roman"/>
-                <w:i/>
-                <w:color w:val="000000"/>
-                <w:sz w:val="24"/>
-                <w:szCs w:val="24"/>
-              </w:rPr>
-              <w:t xml:space="preserve">. </w:t>
-            </w:r>
-            <w:r>
-              <w:rPr>
-                <w:rFonts w:ascii="Times New Roman" w:hAnsi="Times New Roman"/>
-                <w:color w:val="000000"/>
-                <w:sz w:val="24"/>
-                <w:szCs w:val="24"/>
-              </w:rPr>
-              <w:t>Операция</w:t>
-            </w:r>
-            <w:r>
-              <w:rPr>
-                <w:rFonts w:ascii="Times New Roman" w:hAnsi="Times New Roman"/>
-                <w:color w:val="000000"/>
-                <w:sz w:val="24"/>
-                <w:szCs w:val="24"/>
-              </w:rPr>
-              <w:t xml:space="preserve"> </w:t>
-            </w:r>
-            <w:r>
-              <w:rPr>
-                <w:rFonts w:ascii="Times New Roman" w:hAnsi="Times New Roman"/>
-                <w:color w:val="000000"/>
-                <w:sz w:val="24"/>
-                <w:szCs w:val="24"/>
+                <w:rPrChange w:id="263" w:author="Голубович Даниил Дмитриевич" w:date="2026-02-09T14:07:00Z">
+                  <w:rPr>
+                    <w:rFonts w:ascii="Times New Roman" w:hAnsi="Times New Roman"/>
+                    <w:color w:val="000000"/>
+                    <w:sz w:val="24"/>
+                    <w:szCs w:val="24"/>
+                    <w:lang w:val="en-US"/>
+                  </w:rPr>
+                </w:rPrChange>
+              </w:rPr>
+              <w:t>ZX</w:t>
+            </w:r>
+            <w:r>
+              <w:rPr>
+                <w:rFonts w:ascii="Times New Roman" w:hAnsi="Times New Roman"/>
+                <w:color w:val="000000"/>
+                <w:sz w:val="24"/>
+                <w:szCs w:val="24"/>
+                <w:highlight w:val="green"/>
+                <w:rPrChange w:id="264" w:author="Голубович Даниил Дмитриевич" w:date="2026-02-09T14:07:00Z">
+                  <w:rPr>
+                    <w:rFonts w:ascii="Times New Roman" w:hAnsi="Times New Roman"/>
+                    <w:color w:val="000000"/>
+                    <w:sz w:val="24"/>
+                    <w:szCs w:val="24"/>
+                  </w:rPr>
+                </w:rPrChange>
+              </w:rPr>
+              <w:t>2</w:t>
+            </w:r>
+            <w:r>
+              <w:rPr>
+                <w:rFonts w:ascii="Times New Roman" w:hAnsi="Times New Roman"/>
+                <w:color w:val="000000"/>
+                <w:sz w:val="24"/>
+                <w:szCs w:val="24"/>
+                <w:highlight w:val="green"/>
+                <w:rPrChange w:id="265" w:author="Голубович Даниил Дмитриевич" w:date="2026-02-09T14:07:00Z">
+                  <w:rPr>
+                    <w:rFonts w:ascii="Times New Roman" w:hAnsi="Times New Roman"/>
+                    <w:color w:val="000000"/>
+                    <w:sz w:val="24"/>
+                    <w:szCs w:val="24"/>
+                  </w:rPr>
+                </w:rPrChange>
+              </w:rPr>
+              <w:t>*</w:t>
+            </w:r>
+            <w:r>
+              <w:rPr>
+                <w:rFonts w:ascii="Times New Roman" w:hAnsi="Times New Roman"/>
+                <w:color w:val="000000"/>
+                <w:sz w:val="24"/>
+                <w:szCs w:val="24"/>
+                <w:highlight w:val="green"/>
+                <w:rPrChange w:id="266" w:author="Голубович Даниил Дмитриевич" w:date="2026-02-09T14:07:00Z">
+                  <w:rPr>
+                    <w:rFonts w:ascii="Times New Roman" w:hAnsi="Times New Roman"/>
+                    <w:color w:val="000000"/>
+                    <w:sz w:val="24"/>
+                    <w:szCs w:val="24"/>
+                  </w:rPr>
+                </w:rPrChange>
+              </w:rPr>
+              <w:t>.</w:t>
+            </w:r>
+            <w:r>
+              <w:rPr>
+                <w:rFonts w:ascii="Times New Roman" w:hAnsi="Times New Roman"/>
+                <w:color w:val="000000"/>
+                <w:sz w:val="24"/>
+                <w:szCs w:val="24"/>
+                <w:highlight w:val="green"/>
                 <w:lang w:val="en-US"/>
-              </w:rPr>
-              <w:t>EXIST</w:t>
-            </w:r>
-            <w:r>
-              <w:rPr>
-                <w:rFonts w:ascii="Times New Roman" w:hAnsi="Times New Roman"/>
-                <w:color w:val="000000"/>
-                <w:sz w:val="24"/>
-                <w:szCs w:val="24"/>
-              </w:rPr>
-              <w:t xml:space="preserve"> </w:t>
-            </w:r>
-            <w:r>
-              <w:rPr>
-                <w:rFonts w:ascii="Times New Roman" w:hAnsi="Times New Roman"/>
-                <w:color w:val="000000"/>
-                <w:sz w:val="24"/>
-                <w:szCs w:val="24"/>
-              </w:rPr>
-              <w:t>проверяет нал</w:t>
-            </w:r>
-            <w:r>
-              <w:rPr>
-                <w:rFonts w:ascii="Times New Roman" w:hAnsi="Times New Roman"/>
-                <w:color w:val="000000"/>
-                <w:sz w:val="24"/>
-                <w:szCs w:val="24"/>
-              </w:rPr>
-              <w:t xml:space="preserve">ичие файлов по заданной маске </w:t>
-            </w:r>
-            <w:r>
-              <w:rPr>
-                <w:rFonts w:ascii="Times New Roman" w:hAnsi="Times New Roman"/>
-                <w:color w:val="000000"/>
-                <w:sz w:val="24"/>
-                <w:szCs w:val="24"/>
-                <w:lang w:val="en-US"/>
-              </w:rPr>
-              <w:t>ZX</w:t>
-            </w:r>
-            <w:r>
-              <w:rPr>
-                <w:rFonts w:ascii="Times New Roman" w:hAnsi="Times New Roman"/>
-                <w:color w:val="000000"/>
-                <w:sz w:val="24"/>
-                <w:szCs w:val="24"/>
-              </w:rPr>
-              <w:t>2</w:t>
-            </w:r>
-            <w:r>
-              <w:rPr>
-                <w:rFonts w:ascii="Times New Roman" w:hAnsi="Times New Roman"/>
-                <w:color w:val="000000"/>
-                <w:sz w:val="24"/>
-                <w:szCs w:val="24"/>
-              </w:rPr>
-              <w:t>*</w:t>
-            </w:r>
-            <w:r>
-              <w:rPr>
-                <w:rFonts w:ascii="Times New Roman" w:hAnsi="Times New Roman"/>
-                <w:color w:val="000000"/>
-                <w:sz w:val="24"/>
-                <w:szCs w:val="24"/>
-              </w:rPr>
-              <w:t>.</w:t>
-            </w:r>
-            <w:r>
-              <w:rPr>
-                <w:rFonts w:ascii="Times New Roman" w:hAnsi="Times New Roman"/>
-                <w:color w:val="000000"/>
-                <w:sz w:val="24"/>
-                <w:szCs w:val="24"/>
-                <w:lang w:val="en-US"/>
+                <w:rPrChange w:id="267" w:author="Голубович Даниил Дмитриевич" w:date="2026-02-09T14:07:00Z">
+                  <w:rPr>
+                    <w:rFonts w:ascii="Times New Roman" w:hAnsi="Times New Roman"/>
+                    <w:color w:val="000000"/>
+                    <w:sz w:val="24"/>
+                    <w:szCs w:val="24"/>
+                    <w:lang w:val="en-US"/>
+                  </w:rPr>
+                </w:rPrChange>
               </w:rPr>
               <w:t>xml</w:t>
             </w:r>
@@ -14133,11 +14408,26 @@
                 <w:color w:val="000000"/>
                 <w:sz w:val="24"/>
                 <w:szCs w:val="24"/>
+                <w:highlight w:val="green"/>
+                <w:rPrChange w:id="268" w:author="Голубович Даниил Дмитриевич" w:date="2026-02-09T14:07:00Z">
+                  <w:rPr>
+                    <w:rFonts w:ascii="Times New Roman" w:hAnsi="Times New Roman"/>
+                    <w:color w:val="000000"/>
+                    <w:sz w:val="24"/>
+                    <w:szCs w:val="24"/>
+                  </w:rPr>
+                </w:rPrChange>
               </w:rPr>
             </w:pPr>
             <w:r>
               <w:rPr>
                 <w:noProof/>
+                <w:highlight w:val="green"/>
+                <w:rPrChange w:id="269" w:author="Голубович Даниил Дмитриевич" w:date="2026-02-09T14:07:00Z">
+                  <w:rPr>
+                    <w:noProof/>
+                  </w:rPr>
+                </w:rPrChange>
               </w:rPr>
               <w:drawing>
                 <wp:inline distT="0" distB="0" distL="0" distR="0" wp14:anchorId="00196D11" wp14:editId="2FDC1DCA">
@@ -14185,6 +14475,15 @@
                 <w:color w:val="000000"/>
                 <w:sz w:val="24"/>
                 <w:szCs w:val="24"/>
+                <w:highlight w:val="green"/>
+                <w:rPrChange w:id="270" w:author="Голубович Даниил Дмитриевич" w:date="2026-02-09T14:07:00Z">
+                  <w:rPr>
+                    <w:rFonts w:ascii="Times New Roman" w:hAnsi="Times New Roman"/>
+                    <w:color w:val="000000"/>
+                    <w:sz w:val="24"/>
+                    <w:szCs w:val="24"/>
+                  </w:rPr>
+                </w:rPrChange>
               </w:rPr>
             </w:pPr>
           </w:p>
@@ -14197,11 +14496,26 @@
                 <w:color w:val="000000"/>
                 <w:sz w:val="24"/>
                 <w:szCs w:val="24"/>
+                <w:highlight w:val="green"/>
+                <w:rPrChange w:id="271" w:author="Голубович Даниил Дмитриевич" w:date="2026-02-09T14:07:00Z">
+                  <w:rPr>
+                    <w:rFonts w:ascii="Times New Roman" w:hAnsi="Times New Roman"/>
+                    <w:color w:val="000000"/>
+                    <w:sz w:val="24"/>
+                    <w:szCs w:val="24"/>
+                  </w:rPr>
+                </w:rPrChange>
               </w:rPr>
             </w:pPr>
             <w:r>
               <w:rPr>
                 <w:noProof/>
+                <w:highlight w:val="green"/>
+                <w:rPrChange w:id="272" w:author="Голубович Даниил Дмитриевич" w:date="2026-02-09T14:07:00Z">
+                  <w:rPr>
+                    <w:noProof/>
+                  </w:rPr>
+                </w:rPrChange>
               </w:rPr>
               <w:drawing>
                 <wp:inline distT="0" distB="0" distL="0" distR="0" wp14:anchorId="7F103723" wp14:editId="670BC79F">
@@ -14249,6 +14563,16 @@
                 <w:color w:val="000000"/>
                 <w:sz w:val="24"/>
                 <w:szCs w:val="24"/>
+                <w:highlight w:val="green"/>
+                <w:rPrChange w:id="273" w:author="Голубович Даниил Дмитриевич" w:date="2026-02-09T14:07:00Z">
+                  <w:rPr>
+                    <w:rFonts w:ascii="Times New Roman" w:hAnsi="Times New Roman"/>
+                    <w:b/>
+                    <w:color w:val="000000"/>
+                    <w:sz w:val="24"/>
+                    <w:szCs w:val="24"/>
+                  </w:rPr>
+                </w:rPrChange>
               </w:rPr>
             </w:pPr>
             <w:r>
@@ -14258,6 +14582,16 @@
                 <w:color w:val="000000"/>
                 <w:sz w:val="24"/>
                 <w:szCs w:val="24"/>
+                <w:highlight w:val="green"/>
+                <w:rPrChange w:id="274" w:author="Голубович Даниил Дмитриевич" w:date="2026-02-09T14:07:00Z">
+                  <w:rPr>
+                    <w:rFonts w:ascii="Times New Roman" w:hAnsi="Times New Roman"/>
+                    <w:b/>
+                    <w:color w:val="000000"/>
+                    <w:sz w:val="24"/>
+                    <w:szCs w:val="24"/>
+                  </w:rPr>
+                </w:rPrChange>
               </w:rPr>
               <w:t xml:space="preserve">            </w:t>
             </w:r>
@@ -14268,6 +14602,16 @@
                 <w:color w:val="000000"/>
                 <w:sz w:val="24"/>
                 <w:szCs w:val="24"/>
+                <w:highlight w:val="green"/>
+                <w:rPrChange w:id="275" w:author="Голубович Даниил Дмитриевич" w:date="2026-02-09T14:07:00Z">
+                  <w:rPr>
+                    <w:rFonts w:ascii="Times New Roman" w:hAnsi="Times New Roman"/>
+                    <w:b/>
+                    <w:color w:val="000000"/>
+                    <w:sz w:val="24"/>
+                    <w:szCs w:val="24"/>
+                  </w:rPr>
+                </w:rPrChange>
               </w:rPr>
               <w:t>В случае успеха</w:t>
             </w:r>
@@ -14277,33 +14621,33 @@
                 <w:color w:val="000000"/>
                 <w:sz w:val="24"/>
                 <w:szCs w:val="24"/>
-              </w:rPr>
-              <w:t xml:space="preserve"> -</w:t>
-            </w:r>
-            <w:r>
-              <w:rPr>
-                <w:rFonts w:ascii="Times New Roman" w:hAnsi="Times New Roman"/>
-                <w:color w:val="000000"/>
-                <w:sz w:val="24"/>
-                <w:szCs w:val="24"/>
-              </w:rPr>
-              <w:t>&gt;</w:t>
-            </w:r>
-            <w:r>
-              <w:rPr>
-                <w:rFonts w:ascii="Times New Roman" w:hAnsi="Times New Roman"/>
-                <w:color w:val="000000"/>
-                <w:sz w:val="24"/>
-                <w:szCs w:val="24"/>
-              </w:rPr>
-              <w:t xml:space="preserve"> </w:t>
-            </w:r>
-            <w:r>
-              <w:rPr>
-                <w:rFonts w:ascii="Times New Roman" w:hAnsi="Times New Roman"/>
-                <w:color w:val="000000"/>
-                <w:sz w:val="24"/>
-                <w:szCs w:val="24"/>
+                <w:highlight w:val="green"/>
+                <w:rPrChange w:id="276" w:author="Голубович Даниил Дмитриевич" w:date="2026-02-09T14:07:00Z">
+                  <w:rPr>
+                    <w:rFonts w:ascii="Times New Roman" w:hAnsi="Times New Roman"/>
+                    <w:color w:val="000000"/>
+                    <w:sz w:val="24"/>
+                    <w:szCs w:val="24"/>
+                  </w:rPr>
+                </w:rPrChange>
+              </w:rPr>
+              <w:t xml:space="preserve"> -&gt; </w:t>
+            </w:r>
+            <w:r>
+              <w:rPr>
+                <w:rFonts w:ascii="Times New Roman" w:hAnsi="Times New Roman"/>
+                <w:color w:val="000000"/>
+                <w:sz w:val="24"/>
+                <w:szCs w:val="24"/>
+                <w:highlight w:val="green"/>
+                <w:rPrChange w:id="277" w:author="Голубович Даниил Дмитриевич" w:date="2026-02-09T14:07:00Z">
+                  <w:rPr>
+                    <w:rFonts w:ascii="Times New Roman" w:hAnsi="Times New Roman"/>
+                    <w:color w:val="000000"/>
+                    <w:sz w:val="24"/>
+                    <w:szCs w:val="24"/>
+                  </w:rPr>
+                </w:rPrChange>
               </w:rPr>
               <w:t>Прервать задачу</w:t>
             </w:r>
@@ -14317,6 +14661,16 @@
                 <w:color w:val="000000"/>
                 <w:sz w:val="24"/>
                 <w:szCs w:val="24"/>
+                <w:highlight w:val="green"/>
+                <w:rPrChange w:id="278" w:author="Голубович Даниил Дмитриевич" w:date="2026-02-09T14:07:00Z">
+                  <w:rPr>
+                    <w:rFonts w:ascii="Times New Roman" w:hAnsi="Times New Roman"/>
+                    <w:b/>
+                    <w:color w:val="000000"/>
+                    <w:sz w:val="24"/>
+                    <w:szCs w:val="24"/>
+                  </w:rPr>
+                </w:rPrChange>
               </w:rPr>
             </w:pPr>
           </w:p>
@@ -14329,22 +14683,47 @@
                 <w:color w:val="000000"/>
                 <w:sz w:val="24"/>
                 <w:szCs w:val="24"/>
-              </w:rPr>
-            </w:pPr>
-          </w:p>
-          <w:p>
-            <w:pPr>
-              <w:jc w:val="both"/>
-              <w:rPr>
-                <w:rFonts w:ascii="Times New Roman" w:hAnsi="Times New Roman"/>
-                <w:color w:val="000000"/>
-                <w:sz w:val="24"/>
-                <w:szCs w:val="24"/>
+                <w:highlight w:val="green"/>
+                <w:rPrChange w:id="279" w:author="Голубович Даниил Дмитриевич" w:date="2026-02-09T14:07:00Z">
+                  <w:rPr>
+                    <w:rFonts w:ascii="Times New Roman" w:hAnsi="Times New Roman"/>
+                    <w:b/>
+                    <w:color w:val="000000"/>
+                    <w:sz w:val="24"/>
+                    <w:szCs w:val="24"/>
+                  </w:rPr>
+                </w:rPrChange>
+              </w:rPr>
+            </w:pPr>
+          </w:p>
+          <w:p>
+            <w:pPr>
+              <w:jc w:val="both"/>
+              <w:rPr>
+                <w:rFonts w:ascii="Times New Roman" w:hAnsi="Times New Roman"/>
+                <w:color w:val="000000"/>
+                <w:sz w:val="24"/>
+                <w:szCs w:val="24"/>
+                <w:highlight w:val="green"/>
+                <w:rPrChange w:id="280" w:author="Голубович Даниил Дмитриевич" w:date="2026-02-09T14:07:00Z">
+                  <w:rPr>
+                    <w:rFonts w:ascii="Times New Roman" w:hAnsi="Times New Roman"/>
+                    <w:color w:val="000000"/>
+                    <w:sz w:val="24"/>
+                    <w:szCs w:val="24"/>
+                  </w:rPr>
+                </w:rPrChange>
               </w:rPr>
             </w:pPr>
             <w:r>
               <w:rPr>
                 <w:noProof/>
+                <w:highlight w:val="green"/>
+                <w:rPrChange w:id="281" w:author="Голубович Даниил Дмитриевич" w:date="2026-02-09T14:07:00Z">
+                  <w:rPr>
+                    <w:noProof/>
+                  </w:rPr>
+                </w:rPrChange>
               </w:rPr>
               <w:drawing>
                 <wp:inline distT="0" distB="0" distL="0" distR="0" wp14:anchorId="63465F9D" wp14:editId="303E29CB">
@@ -14399,6 +14778,15 @@
                 <w:color w:val="000000"/>
                 <w:sz w:val="24"/>
                 <w:szCs w:val="24"/>
+                <w:highlight w:val="green"/>
+                <w:rPrChange w:id="282" w:author="Голубович Даниил Дмитриевич" w:date="2026-02-09T14:07:00Z">
+                  <w:rPr>
+                    <w:rFonts w:ascii="Times New Roman" w:hAnsi="Times New Roman"/>
+                    <w:color w:val="000000"/>
+                    <w:sz w:val="24"/>
+                    <w:szCs w:val="24"/>
+                  </w:rPr>
+                </w:rPrChange>
               </w:rPr>
               <w:t xml:space="preserve">В соответствии с указанной настройкой выполнение </w:t>
             </w:r>
@@ -14408,6 +14796,15 @@
                 <w:color w:val="000000"/>
                 <w:sz w:val="24"/>
                 <w:szCs w:val="24"/>
+                <w:highlight w:val="green"/>
+                <w:rPrChange w:id="283" w:author="Голубович Даниил Дмитриевич" w:date="2026-02-09T14:07:00Z">
+                  <w:rPr>
+                    <w:rFonts w:ascii="Times New Roman" w:hAnsi="Times New Roman"/>
+                    <w:color w:val="000000"/>
+                    <w:sz w:val="24"/>
+                    <w:szCs w:val="24"/>
+                  </w:rPr>
+                </w:rPrChange>
               </w:rPr>
               <w:t>Задач</w:t>
             </w:r>
@@ -14417,6 +14814,15 @@
                 <w:color w:val="000000"/>
                 <w:sz w:val="24"/>
                 <w:szCs w:val="24"/>
+                <w:highlight w:val="green"/>
+                <w:rPrChange w:id="284" w:author="Голубович Даниил Дмитриевич" w:date="2026-02-09T14:07:00Z">
+                  <w:rPr>
+                    <w:rFonts w:ascii="Times New Roman" w:hAnsi="Times New Roman"/>
+                    <w:color w:val="000000"/>
+                    <w:sz w:val="24"/>
+                    <w:szCs w:val="24"/>
+                  </w:rPr>
+                </w:rPrChange>
               </w:rPr>
               <w:t>и</w:t>
             </w:r>
@@ -14426,6 +14832,15 @@
                 <w:color w:val="000000"/>
                 <w:sz w:val="24"/>
                 <w:szCs w:val="24"/>
+                <w:highlight w:val="green"/>
+                <w:rPrChange w:id="285" w:author="Голубович Даниил Дмитриевич" w:date="2026-02-09T14:07:00Z">
+                  <w:rPr>
+                    <w:rFonts w:ascii="Times New Roman" w:hAnsi="Times New Roman"/>
+                    <w:color w:val="000000"/>
+                    <w:sz w:val="24"/>
+                    <w:szCs w:val="24"/>
+                  </w:rPr>
+                </w:rPrChange>
               </w:rPr>
               <w:t xml:space="preserve"> должн</w:t>
             </w:r>
@@ -14435,6 +14850,15 @@
                 <w:color w:val="000000"/>
                 <w:sz w:val="24"/>
                 <w:szCs w:val="24"/>
+                <w:highlight w:val="green"/>
+                <w:rPrChange w:id="286" w:author="Голубович Даниил Дмитриевич" w:date="2026-02-09T14:07:00Z">
+                  <w:rPr>
+                    <w:rFonts w:ascii="Times New Roman" w:hAnsi="Times New Roman"/>
+                    <w:color w:val="000000"/>
+                    <w:sz w:val="24"/>
+                    <w:szCs w:val="24"/>
+                  </w:rPr>
+                </w:rPrChange>
               </w:rPr>
               <w:t>о</w:t>
             </w:r>
@@ -14444,6 +14868,15 @@
                 <w:color w:val="000000"/>
                 <w:sz w:val="24"/>
                 <w:szCs w:val="24"/>
+                <w:highlight w:val="green"/>
+                <w:rPrChange w:id="287" w:author="Голубович Даниил Дмитриевич" w:date="2026-02-09T14:07:00Z">
+                  <w:rPr>
+                    <w:rFonts w:ascii="Times New Roman" w:hAnsi="Times New Roman"/>
+                    <w:color w:val="000000"/>
+                    <w:sz w:val="24"/>
+                    <w:szCs w:val="24"/>
+                  </w:rPr>
+                </w:rPrChange>
               </w:rPr>
               <w:t xml:space="preserve"> прер</w:t>
             </w:r>
@@ -14453,6 +14886,15 @@
                 <w:color w:val="000000"/>
                 <w:sz w:val="24"/>
                 <w:szCs w:val="24"/>
+                <w:highlight w:val="green"/>
+                <w:rPrChange w:id="288" w:author="Голубович Даниил Дмитриевич" w:date="2026-02-09T14:07:00Z">
+                  <w:rPr>
+                    <w:rFonts w:ascii="Times New Roman" w:hAnsi="Times New Roman"/>
+                    <w:color w:val="000000"/>
+                    <w:sz w:val="24"/>
+                    <w:szCs w:val="24"/>
+                  </w:rPr>
+                </w:rPrChange>
               </w:rPr>
               <w:t>ы</w:t>
             </w:r>
@@ -14462,6 +14904,15 @@
                 <w:color w:val="000000"/>
                 <w:sz w:val="24"/>
                 <w:szCs w:val="24"/>
+                <w:highlight w:val="green"/>
+                <w:rPrChange w:id="289" w:author="Голубович Даниил Дмитриевич" w:date="2026-02-09T14:07:00Z">
+                  <w:rPr>
+                    <w:rFonts w:ascii="Times New Roman" w:hAnsi="Times New Roman"/>
+                    <w:color w:val="000000"/>
+                    <w:sz w:val="24"/>
+                    <w:szCs w:val="24"/>
+                  </w:rPr>
+                </w:rPrChange>
               </w:rPr>
               <w:t xml:space="preserve">ваться при наличии файлов по заданной маске. </w:t>
             </w:r>
@@ -14471,6 +14922,15 @@
                 <w:color w:val="000000"/>
                 <w:sz w:val="24"/>
                 <w:szCs w:val="24"/>
+                <w:highlight w:val="green"/>
+                <w:rPrChange w:id="290" w:author="Голубович Даниил Дмитриевич" w:date="2026-02-09T14:07:00Z">
+                  <w:rPr>
+                    <w:rFonts w:ascii="Times New Roman" w:hAnsi="Times New Roman"/>
+                    <w:color w:val="000000"/>
+                    <w:sz w:val="24"/>
+                    <w:szCs w:val="24"/>
+                  </w:rPr>
+                </w:rPrChange>
               </w:rPr>
               <w:t>Однако З</w:t>
             </w:r>
@@ -14480,6 +14940,15 @@
                 <w:color w:val="000000"/>
                 <w:sz w:val="24"/>
                 <w:szCs w:val="24"/>
+                <w:highlight w:val="green"/>
+                <w:rPrChange w:id="291" w:author="Голубович Даниил Дмитриевич" w:date="2026-02-09T14:07:00Z">
+                  <w:rPr>
+                    <w:rFonts w:ascii="Times New Roman" w:hAnsi="Times New Roman"/>
+                    <w:color w:val="000000"/>
+                    <w:sz w:val="24"/>
+                    <w:szCs w:val="24"/>
+                  </w:rPr>
+                </w:rPrChange>
               </w:rPr>
               <w:t xml:space="preserve">адача </w:t>
             </w:r>
@@ -14489,6 +14958,15 @@
                 <w:color w:val="000000"/>
                 <w:sz w:val="24"/>
                 <w:szCs w:val="24"/>
+                <w:highlight w:val="green"/>
+                <w:rPrChange w:id="292" w:author="Голубович Даниил Дмитриевич" w:date="2026-02-09T14:07:00Z">
+                  <w:rPr>
+                    <w:rFonts w:ascii="Times New Roman" w:hAnsi="Times New Roman"/>
+                    <w:color w:val="000000"/>
+                    <w:sz w:val="24"/>
+                    <w:szCs w:val="24"/>
+                  </w:rPr>
+                </w:rPrChange>
               </w:rPr>
               <w:lastRenderedPageBreak/>
               <w:t>переходит к выполнению следующего Шага</w:t>
@@ -14499,6 +14977,15 @@
                 <w:color w:val="000000"/>
                 <w:sz w:val="24"/>
                 <w:szCs w:val="24"/>
+                <w:highlight w:val="green"/>
+                <w:rPrChange w:id="293" w:author="Голубович Даниил Дмитриевич" w:date="2026-02-09T14:07:00Z">
+                  <w:rPr>
+                    <w:rFonts w:ascii="Times New Roman" w:hAnsi="Times New Roman"/>
+                    <w:color w:val="000000"/>
+                    <w:sz w:val="24"/>
+                    <w:szCs w:val="24"/>
+                  </w:rPr>
+                </w:rPrChange>
               </w:rPr>
               <w:t xml:space="preserve"> (в данном случае</w:t>
             </w:r>
@@ -14508,6 +14995,15 @@
                 <w:color w:val="000000"/>
                 <w:sz w:val="24"/>
                 <w:szCs w:val="24"/>
+                <w:highlight w:val="green"/>
+                <w:rPrChange w:id="294" w:author="Голубович Даниил Дмитриевич" w:date="2026-02-09T14:07:00Z">
+                  <w:rPr>
+                    <w:rFonts w:ascii="Times New Roman" w:hAnsi="Times New Roman"/>
+                    <w:color w:val="000000"/>
+                    <w:sz w:val="24"/>
+                    <w:szCs w:val="24"/>
+                  </w:rPr>
+                </w:rPrChange>
               </w:rPr>
               <w:t xml:space="preserve"> Удаление</w:t>
             </w:r>
@@ -14517,6 +15013,15 @@
                 <w:color w:val="000000"/>
                 <w:sz w:val="24"/>
                 <w:szCs w:val="24"/>
+                <w:highlight w:val="green"/>
+                <w:rPrChange w:id="295" w:author="Голубович Даниил Дмитриевич" w:date="2026-02-09T14:07:00Z">
+                  <w:rPr>
+                    <w:rFonts w:ascii="Times New Roman" w:hAnsi="Times New Roman"/>
+                    <w:color w:val="000000"/>
+                    <w:sz w:val="24"/>
+                    <w:szCs w:val="24"/>
+                  </w:rPr>
+                </w:rPrChange>
               </w:rPr>
               <w:t xml:space="preserve"> файлов)</w:t>
             </w:r>
@@ -14526,6 +15031,15 @@
                 <w:color w:val="000000"/>
                 <w:sz w:val="24"/>
                 <w:szCs w:val="24"/>
+                <w:highlight w:val="green"/>
+                <w:rPrChange w:id="296" w:author="Голубович Даниил Дмитриевич" w:date="2026-02-09T14:07:00Z">
+                  <w:rPr>
+                    <w:rFonts w:ascii="Times New Roman" w:hAnsi="Times New Roman"/>
+                    <w:color w:val="000000"/>
+                    <w:sz w:val="24"/>
+                    <w:szCs w:val="24"/>
+                  </w:rPr>
+                </w:rPrChange>
               </w:rPr>
               <w:t>.</w:t>
             </w:r>
@@ -18785,7 +19299,7 @@
                 <w:sz w:val="24"/>
                 <w:szCs w:val="24"/>
                 <w:highlight w:val="green"/>
-                <w:rPrChange w:id="232" w:author="Голубович Даниил Дмитриевич" w:date="2026-01-22T11:57:00Z">
+                <w:rPrChange w:id="297" w:author="Голубович Даниил Дмитриевич" w:date="2026-01-22T11:57:00Z">
                   <w:rPr>
                     <w:rFonts w:ascii="Times New Roman" w:hAnsi="Times New Roman"/>
                     <w:sz w:val="24"/>
@@ -18800,7 +19314,7 @@
                 <w:sz w:val="24"/>
                 <w:szCs w:val="24"/>
                 <w:highlight w:val="green"/>
-                <w:rPrChange w:id="233" w:author="Голубович Даниил Дмитриевич" w:date="2026-01-22T11:57:00Z">
+                <w:rPrChange w:id="298" w:author="Голубович Даниил Дмитриевич" w:date="2026-01-22T11:57:00Z">
                   <w:rPr>
                     <w:rFonts w:ascii="Times New Roman" w:hAnsi="Times New Roman"/>
                     <w:sz w:val="24"/>
@@ -20284,7 +20798,7 @@
                 <w:sz w:val="24"/>
                 <w:szCs w:val="24"/>
                 <w:highlight w:val="red"/>
-                <w:rPrChange w:id="234" w:author="Голубович Даниил Дмитриевич" w:date="2026-02-05T14:33:00Z">
+                <w:rPrChange w:id="299" w:author="Голубович Даниил Дмитриевич" w:date="2026-02-05T14:33:00Z">
                   <w:rPr>
                     <w:rFonts w:ascii="Times New Roman" w:hAnsi="Times New Roman"/>
                     <w:color w:val="000000"/>
@@ -20301,7 +20815,7 @@
                 <w:sz w:val="24"/>
                 <w:szCs w:val="24"/>
                 <w:highlight w:val="red"/>
-                <w:rPrChange w:id="235" w:author="Голубович Даниил Дмитриевич" w:date="2026-02-05T14:33:00Z">
+                <w:rPrChange w:id="300" w:author="Голубович Даниил Дмитриевич" w:date="2026-02-05T14:33:00Z">
                   <w:rPr>
                     <w:rFonts w:ascii="Times New Roman" w:hAnsi="Times New Roman"/>
                     <w:color w:val="000000"/>
@@ -20319,7 +20833,7 @@
                 <w:szCs w:val="24"/>
                 <w:highlight w:val="red"/>
                 <w:lang w:val="en-US"/>
-                <w:rPrChange w:id="236" w:author="Голубович Даниил Дмитриевич" w:date="2026-02-05T14:33:00Z">
+                <w:rPrChange w:id="301" w:author="Голубович Даниил Дмитриевич" w:date="2026-02-05T14:33:00Z">
                   <w:rPr>
                     <w:rFonts w:ascii="Times New Roman" w:hAnsi="Times New Roman"/>
                     <w:sz w:val="24"/>
@@ -20336,7 +20850,7 @@
                 <w:sz w:val="24"/>
                 <w:szCs w:val="24"/>
                 <w:highlight w:val="red"/>
-                <w:rPrChange w:id="237" w:author="Голубович Даниил Дмитриевич" w:date="2026-02-05T14:33:00Z">
+                <w:rPrChange w:id="302" w:author="Голубович Даниил Дмитриевич" w:date="2026-02-05T14:33:00Z">
                   <w:rPr>
                     <w:rFonts w:ascii="Times New Roman" w:hAnsi="Times New Roman"/>
                     <w:sz w:val="24"/>
@@ -20353,7 +20867,7 @@
                 <w:szCs w:val="24"/>
                 <w:highlight w:val="red"/>
                 <w:lang w:val="en-US"/>
-                <w:rPrChange w:id="238" w:author="Голубович Даниил Дмитриевич" w:date="2026-02-05T14:33:00Z">
+                <w:rPrChange w:id="303" w:author="Голубович Даниил Дмитриевич" w:date="2026-02-05T14:33:00Z">
                   <w:rPr>
                     <w:rFonts w:ascii="Times New Roman" w:hAnsi="Times New Roman"/>
                     <w:sz w:val="24"/>
@@ -20370,7 +20884,7 @@
                 <w:sz w:val="24"/>
                 <w:szCs w:val="24"/>
                 <w:highlight w:val="red"/>
-                <w:rPrChange w:id="239" w:author="Голубович Даниил Дмитриевич" w:date="2026-02-05T14:33:00Z">
+                <w:rPrChange w:id="304" w:author="Голубович Даниил Дмитриевич" w:date="2026-02-05T14:33:00Z">
                   <w:rPr>
                     <w:rFonts w:ascii="Times New Roman" w:hAnsi="Times New Roman"/>
                     <w:sz w:val="24"/>
@@ -20387,7 +20901,7 @@
                 <w:szCs w:val="24"/>
                 <w:highlight w:val="red"/>
                 <w:lang w:val="en-US"/>
-                <w:rPrChange w:id="240" w:author="Голубович Даниил Дмитриевич" w:date="2026-02-05T14:33:00Z">
+                <w:rPrChange w:id="305" w:author="Голубович Даниил Дмитриевич" w:date="2026-02-05T14:33:00Z">
                   <w:rPr>
                     <w:rFonts w:ascii="Times New Roman" w:hAnsi="Times New Roman"/>
                     <w:sz w:val="24"/>
@@ -20405,7 +20919,7 @@
                 <w:sz w:val="24"/>
                 <w:szCs w:val="24"/>
                 <w:highlight w:val="red"/>
-                <w:rPrChange w:id="241" w:author="Голубович Даниил Дмитриевич" w:date="2026-02-05T14:33:00Z">
+                <w:rPrChange w:id="306" w:author="Голубович Даниил Дмитриевич" w:date="2026-02-05T14:33:00Z">
                   <w:rPr>
                     <w:rFonts w:ascii="Times New Roman" w:hAnsi="Times New Roman"/>
                     <w:color w:val="000000"/>
@@ -20427,7 +20941,7 @@
                 <w:szCs w:val="24"/>
                 <w:highlight w:val="red"/>
                 <w:lang w:eastAsia="en-US"/>
-                <w:rPrChange w:id="242" w:author="Голубович Даниил Дмитриевич" w:date="2026-02-05T14:33:00Z">
+                <w:rPrChange w:id="307" w:author="Голубович Даниил Дмитриевич" w:date="2026-02-05T14:33:00Z">
                   <w:rPr>
                     <w:rFonts w:ascii="Times New Roman" w:eastAsiaTheme="minorHAnsi" w:hAnsi="Times New Roman"/>
                     <w:color w:val="000000"/>
@@ -20445,7 +20959,7 @@
                 <w:sz w:val="24"/>
                 <w:szCs w:val="24"/>
                 <w:highlight w:val="red"/>
-                <w:rPrChange w:id="243" w:author="Голубович Даниил Дмитриевич" w:date="2026-02-05T14:33:00Z">
+                <w:rPrChange w:id="308" w:author="Голубович Даниил Дмитриевич" w:date="2026-02-05T14:33:00Z">
                   <w:rPr>
                     <w:rFonts w:ascii="Times New Roman" w:hAnsi="Times New Roman"/>
                     <w:color w:val="000000"/>
@@ -20464,7 +20978,7 @@
                 <w:sz w:val="24"/>
                 <w:szCs w:val="24"/>
                 <w:highlight w:val="red"/>
-                <w:rPrChange w:id="244" w:author="Голубович Даниил Дмитриевич" w:date="2026-02-05T14:33:00Z">
+                <w:rPrChange w:id="309" w:author="Голубович Даниил Дмитриевич" w:date="2026-02-05T14:33:00Z">
                   <w:rPr>
                     <w:rFonts w:ascii="Times New Roman" w:hAnsi="Times New Roman"/>
                     <w:color w:val="000000"/>
@@ -20483,7 +20997,7 @@
                 <w:sz w:val="24"/>
                 <w:szCs w:val="24"/>
                 <w:highlight w:val="red"/>
-                <w:rPrChange w:id="245" w:author="Голубович Даниил Дмитриевич" w:date="2026-02-05T14:33:00Z">
+                <w:rPrChange w:id="310" w:author="Голубович Даниил Дмитриевич" w:date="2026-02-05T14:33:00Z">
                   <w:rPr>
                     <w:rFonts w:ascii="Times New Roman" w:hAnsi="Times New Roman"/>
                     <w:color w:val="000000"/>
@@ -20502,7 +21016,7 @@
                 <w:szCs w:val="24"/>
                 <w:highlight w:val="red"/>
                 <w:lang w:eastAsia="en-US"/>
-                <w:rPrChange w:id="246" w:author="Голубович Даниил Дмитриевич" w:date="2026-02-05T14:33:00Z">
+                <w:rPrChange w:id="311" w:author="Голубович Даниил Дмитриевич" w:date="2026-02-05T14:33:00Z">
                   <w:rPr>
                     <w:rFonts w:ascii="Times New Roman" w:eastAsiaTheme="minorHAnsi" w:hAnsi="Times New Roman"/>
                     <w:color w:val="000000"/>
@@ -20524,7 +21038,7 @@
                 <w:sz w:val="24"/>
                 <w:szCs w:val="24"/>
                 <w:highlight w:val="red"/>
-                <w:rPrChange w:id="247" w:author="Голубович Даниил Дмитриевич" w:date="2026-02-05T14:33:00Z">
+                <w:rPrChange w:id="312" w:author="Голубович Даниил Дмитриевич" w:date="2026-02-05T14:33:00Z">
                   <w:rPr>
                     <w:rFonts w:ascii="Times New Roman" w:hAnsi="Times New Roman"/>
                     <w:color w:val="000000"/>
@@ -20544,7 +21058,7 @@
                 <w:sz w:val="24"/>
                 <w:szCs w:val="24"/>
                 <w:highlight w:val="red"/>
-                <w:rPrChange w:id="248" w:author="Голубович Даниил Дмитриевич" w:date="2026-02-05T14:33:00Z">
+                <w:rPrChange w:id="313" w:author="Голубович Даниил Дмитриевич" w:date="2026-02-05T14:33:00Z">
                   <w:rPr>
                     <w:rFonts w:ascii="Times New Roman" w:hAnsi="Times New Roman"/>
                     <w:color w:val="000000"/>
@@ -21009,7 +21523,7 @@
                 <w:sz w:val="24"/>
                 <w:szCs w:val="24"/>
                 <w:highlight w:val="red"/>
-                <w:rPrChange w:id="249" w:author="Голубович Даниил Дмитриевич" w:date="2026-02-05T14:33:00Z">
+                <w:rPrChange w:id="314" w:author="Голубович Даниил Дмитриевич" w:date="2026-02-05T14:33:00Z">
                   <w:rPr>
                     <w:rFonts w:ascii="Times New Roman" w:hAnsi="Times New Roman"/>
                     <w:color w:val="000000"/>
@@ -21026,7 +21540,7 @@
                 <w:sz w:val="24"/>
                 <w:szCs w:val="24"/>
                 <w:highlight w:val="red"/>
-                <w:rPrChange w:id="250" w:author="Голубович Даниил Дмитриевич" w:date="2026-02-05T14:33:00Z">
+                <w:rPrChange w:id="315" w:author="Голубович Даниил Дмитриевич" w:date="2026-02-05T14:33:00Z">
                   <w:rPr>
                     <w:rFonts w:ascii="Times New Roman" w:hAnsi="Times New Roman"/>
                     <w:color w:val="000000"/>
@@ -21044,7 +21558,7 @@
                 <w:sz w:val="24"/>
                 <w:szCs w:val="24"/>
                 <w:highlight w:val="red"/>
-                <w:rPrChange w:id="251" w:author="Голубович Даниил Дмитриевич" w:date="2026-02-05T14:33:00Z">
+                <w:rPrChange w:id="316" w:author="Голубович Даниил Дмитриевич" w:date="2026-02-05T14:33:00Z">
                   <w:rPr>
                     <w:rFonts w:ascii="Times New Roman" w:hAnsi="Times New Roman"/>
                     <w:color w:val="000000"/>
@@ -21613,7 +22127,7 @@
                 <w:sz w:val="24"/>
                 <w:szCs w:val="24"/>
                 <w:highlight w:val="green"/>
-                <w:rPrChange w:id="252" w:author="Голубович Даниил Дмитриевич" w:date="2026-02-03T15:27:00Z">
+                <w:rPrChange w:id="317" w:author="Голубович Даниил Дмитриевич" w:date="2026-02-03T15:27:00Z">
                   <w:rPr>
                     <w:rFonts w:ascii="Times New Roman" w:hAnsi="Times New Roman"/>
                     <w:noProof/>
@@ -21630,7 +22144,7 @@
                 <w:sz w:val="24"/>
                 <w:szCs w:val="24"/>
                 <w:highlight w:val="green"/>
-                <w:rPrChange w:id="253" w:author="Голубович Даниил Дмитриевич" w:date="2026-02-03T15:27:00Z">
+                <w:rPrChange w:id="318" w:author="Голубович Даниил Дмитриевич" w:date="2026-02-03T15:27:00Z">
                   <w:rPr>
                     <w:rFonts w:ascii="Times New Roman" w:hAnsi="Times New Roman"/>
                     <w:color w:val="000000"/>
@@ -21648,7 +22162,7 @@
                 <w:sz w:val="24"/>
                 <w:szCs w:val="24"/>
                 <w:highlight w:val="green"/>
-                <w:rPrChange w:id="254" w:author="Голубович Даниил Дмитриевич" w:date="2026-02-03T15:27:00Z">
+                <w:rPrChange w:id="319" w:author="Голубович Даниил Дмитриевич" w:date="2026-02-03T15:27:00Z">
                   <w:rPr>
                     <w:rFonts w:ascii="Times New Roman" w:hAnsi="Times New Roman"/>
                     <w:color w:val="000000"/>
@@ -21670,7 +22184,7 @@
                 <w:sz w:val="24"/>
                 <w:szCs w:val="24"/>
                 <w:highlight w:val="green"/>
-                <w:rPrChange w:id="255" w:author="Голубович Даниил Дмитриевич" w:date="2026-02-03T15:27:00Z">
+                <w:rPrChange w:id="320" w:author="Голубович Даниил Дмитриевич" w:date="2026-02-03T15:27:00Z">
                   <w:rPr>
                     <w:rFonts w:ascii="Times New Roman" w:hAnsi="Times New Roman"/>
                     <w:noProof/>
@@ -21687,7 +22201,7 @@
                 <w:sz w:val="24"/>
                 <w:szCs w:val="24"/>
                 <w:highlight w:val="green"/>
-                <w:rPrChange w:id="256" w:author="Голубович Даниил Дмитриевич" w:date="2026-02-03T15:27:00Z">
+                <w:rPrChange w:id="321" w:author="Голубович Даниил Дмитриевич" w:date="2026-02-03T15:27:00Z">
                   <w:rPr>
                     <w:rFonts w:ascii="Times New Roman" w:hAnsi="Times New Roman"/>
                     <w:noProof/>
@@ -21705,7 +22219,7 @@
                 <w:sz w:val="24"/>
                 <w:szCs w:val="24"/>
                 <w:highlight w:val="green"/>
-                <w:rPrChange w:id="257" w:author="Голубович Даниил Дмитриевич" w:date="2026-02-03T15:27:00Z">
+                <w:rPrChange w:id="322" w:author="Голубович Даниил Дмитриевич" w:date="2026-02-03T15:27:00Z">
                   <w:rPr>
                     <w:rFonts w:ascii="Times New Roman" w:hAnsi="Times New Roman"/>
                     <w:noProof/>
@@ -21723,7 +22237,7 @@
                 <w:sz w:val="24"/>
                 <w:szCs w:val="24"/>
                 <w:highlight w:val="green"/>
-                <w:rPrChange w:id="258" w:author="Голубович Даниил Дмитриевич" w:date="2026-02-03T15:27:00Z">
+                <w:rPrChange w:id="323" w:author="Голубович Даниил Дмитриевич" w:date="2026-02-03T15:27:00Z">
                   <w:rPr>
                     <w:rFonts w:ascii="Times New Roman" w:hAnsi="Times New Roman"/>
                     <w:noProof/>
@@ -21738,7 +22252,7 @@
               <w:rPr>
                 <w:noProof/>
                 <w:highlight w:val="green"/>
-                <w:rPrChange w:id="259" w:author="Голубович Даниил Дмитриевич" w:date="2026-02-03T15:27:00Z">
+                <w:rPrChange w:id="324" w:author="Голубович Даниил Дмитриевич" w:date="2026-02-03T15:27:00Z">
                   <w:rPr>
                     <w:noProof/>
                   </w:rPr>
@@ -21791,7 +22305,7 @@
                 <w:sz w:val="24"/>
                 <w:szCs w:val="24"/>
                 <w:highlight w:val="green"/>
-                <w:rPrChange w:id="260" w:author="Голубович Даниил Дмитриевич" w:date="2026-02-03T15:27:00Z">
+                <w:rPrChange w:id="325" w:author="Голубович Даниил Дмитриевич" w:date="2026-02-03T15:27:00Z">
                   <w:rPr>
                     <w:rFonts w:ascii="Times New Roman" w:hAnsi="Times New Roman"/>
                     <w:noProof/>
@@ -21808,7 +22322,7 @@
                 <w:sz w:val="24"/>
                 <w:szCs w:val="24"/>
                 <w:highlight w:val="green"/>
-                <w:rPrChange w:id="261" w:author="Голубович Даниил Дмитриевич" w:date="2026-02-03T15:27:00Z">
+                <w:rPrChange w:id="326" w:author="Голубович Даниил Дмитриевич" w:date="2026-02-03T15:27:00Z">
                   <w:rPr>
                     <w:rFonts w:ascii="Times New Roman" w:hAnsi="Times New Roman"/>
                     <w:noProof/>
@@ -21830,7 +22344,7 @@
                 <w:sz w:val="24"/>
                 <w:szCs w:val="24"/>
                 <w:highlight w:val="green"/>
-                <w:rPrChange w:id="262" w:author="Голубович Даниил Дмитриевич" w:date="2026-02-03T15:27:00Z">
+                <w:rPrChange w:id="327" w:author="Голубович Даниил Дмитриевич" w:date="2026-02-03T15:27:00Z">
                   <w:rPr>
                     <w:rFonts w:ascii="Times New Roman" w:hAnsi="Times New Roman"/>
                     <w:noProof/>
@@ -21844,7 +22358,7 @@
               <w:rPr>
                 <w:noProof/>
                 <w:highlight w:val="green"/>
-                <w:rPrChange w:id="263" w:author="Голубович Даниил Дмитриевич" w:date="2026-02-03T15:27:00Z">
+                <w:rPrChange w:id="328" w:author="Голубович Даниил Дмитриевич" w:date="2026-02-03T15:27:00Z">
                   <w:rPr>
                     <w:noProof/>
                   </w:rPr>
@@ -21897,7 +22411,7 @@
                 <w:sz w:val="24"/>
                 <w:szCs w:val="24"/>
                 <w:highlight w:val="green"/>
-                <w:rPrChange w:id="264" w:author="Голубович Даниил Дмитриевич" w:date="2026-02-03T15:27:00Z">
+                <w:rPrChange w:id="329" w:author="Голубович Даниил Дмитриевич" w:date="2026-02-03T15:27:00Z">
                   <w:rPr>
                     <w:rFonts w:ascii="Times New Roman" w:hAnsi="Times New Roman"/>
                     <w:noProof/>
@@ -21914,7 +22428,7 @@
                 <w:sz w:val="24"/>
                 <w:szCs w:val="24"/>
                 <w:highlight w:val="green"/>
-                <w:rPrChange w:id="265" w:author="Голубович Даниил Дмитриевич" w:date="2026-02-03T15:27:00Z">
+                <w:rPrChange w:id="330" w:author="Голубович Даниил Дмитриевич" w:date="2026-02-03T15:27:00Z">
                   <w:rPr>
                     <w:rFonts w:ascii="Times New Roman" w:hAnsi="Times New Roman"/>
                     <w:noProof/>
@@ -21932,7 +22446,7 @@
                 <w:sz w:val="24"/>
                 <w:szCs w:val="24"/>
                 <w:highlight w:val="green"/>
-                <w:rPrChange w:id="266" w:author="Голубович Даниил Дмитриевич" w:date="2026-02-03T15:27:00Z">
+                <w:rPrChange w:id="331" w:author="Голубович Даниил Дмитриевич" w:date="2026-02-03T15:27:00Z">
                   <w:rPr>
                     <w:rFonts w:ascii="Times New Roman" w:hAnsi="Times New Roman"/>
                     <w:noProof/>
@@ -21950,7 +22464,7 @@
                 <w:sz w:val="24"/>
                 <w:szCs w:val="24"/>
                 <w:highlight w:val="green"/>
-                <w:rPrChange w:id="267" w:author="Голубович Даниил Дмитриевич" w:date="2026-02-03T15:27:00Z">
+                <w:rPrChange w:id="332" w:author="Голубович Даниил Дмитриевич" w:date="2026-02-03T15:27:00Z">
                   <w:rPr>
                     <w:rFonts w:ascii="Times New Roman" w:hAnsi="Times New Roman"/>
                     <w:noProof/>
@@ -21972,7 +22486,7 @@
                 <w:sz w:val="24"/>
                 <w:szCs w:val="24"/>
                 <w:highlight w:val="green"/>
-                <w:rPrChange w:id="268" w:author="Голубович Даниил Дмитриевич" w:date="2026-02-03T15:27:00Z">
+                <w:rPrChange w:id="333" w:author="Голубович Даниил Дмитриевич" w:date="2026-02-03T15:27:00Z">
                   <w:rPr>
                     <w:rFonts w:ascii="Times New Roman" w:hAnsi="Times New Roman"/>
                     <w:noProof/>
@@ -21986,7 +22500,7 @@
               <w:rPr>
                 <w:noProof/>
                 <w:highlight w:val="green"/>
-                <w:rPrChange w:id="269" w:author="Голубович Даниил Дмитриевич" w:date="2026-02-03T15:27:00Z">
+                <w:rPrChange w:id="334" w:author="Голубович Даниил Дмитриевич" w:date="2026-02-03T15:27:00Z">
                   <w:rPr>
                     <w:noProof/>
                   </w:rPr>
@@ -22039,7 +22553,7 @@
                 <w:sz w:val="24"/>
                 <w:szCs w:val="24"/>
                 <w:highlight w:val="green"/>
-                <w:rPrChange w:id="270" w:author="Голубович Даниил Дмитриевич" w:date="2026-02-03T15:27:00Z">
+                <w:rPrChange w:id="335" w:author="Голубович Даниил Дмитриевич" w:date="2026-02-03T15:27:00Z">
                   <w:rPr>
                     <w:rFonts w:ascii="Times New Roman" w:hAnsi="Times New Roman"/>
                     <w:noProof/>
@@ -22056,7 +22570,7 @@
                 <w:sz w:val="24"/>
                 <w:szCs w:val="24"/>
                 <w:highlight w:val="green"/>
-                <w:rPrChange w:id="271" w:author="Голубович Даниил Дмитриевич" w:date="2026-02-03T15:27:00Z">
+                <w:rPrChange w:id="336" w:author="Голубович Даниил Дмитриевич" w:date="2026-02-03T15:27:00Z">
                   <w:rPr>
                     <w:rFonts w:ascii="Times New Roman" w:hAnsi="Times New Roman"/>
                     <w:noProof/>
@@ -22074,7 +22588,7 @@
                 <w:sz w:val="24"/>
                 <w:szCs w:val="24"/>
                 <w:highlight w:val="green"/>
-                <w:rPrChange w:id="272" w:author="Голубович Даниил Дмитриевич" w:date="2026-02-03T15:27:00Z">
+                <w:rPrChange w:id="337" w:author="Голубович Даниил Дмитриевич" w:date="2026-02-03T15:27:00Z">
                   <w:rPr>
                     <w:rFonts w:ascii="Times New Roman" w:hAnsi="Times New Roman"/>
                     <w:noProof/>
@@ -22092,7 +22606,7 @@
                 <w:sz w:val="24"/>
                 <w:szCs w:val="24"/>
                 <w:highlight w:val="green"/>
-                <w:rPrChange w:id="273" w:author="Голубович Даниил Дмитриевич" w:date="2026-02-03T15:27:00Z">
+                <w:rPrChange w:id="338" w:author="Голубович Даниил Дмитриевич" w:date="2026-02-03T15:27:00Z">
                   <w:rPr>
                     <w:rFonts w:ascii="Times New Roman" w:hAnsi="Times New Roman"/>
                     <w:noProof/>
@@ -22119,7 +22633,7 @@
               <w:rPr>
                 <w:noProof/>
                 <w:highlight w:val="green"/>
-                <w:rPrChange w:id="274" w:author="Голубович Даниил Дмитриевич" w:date="2026-02-03T15:27:00Z">
+                <w:rPrChange w:id="339" w:author="Голубович Даниил Дмитриевич" w:date="2026-02-03T15:27:00Z">
                   <w:rPr>
                     <w:noProof/>
                   </w:rPr>
@@ -22196,6 +22710,15 @@
                 <w:noProof/>
                 <w:sz w:val="24"/>
                 <w:szCs w:val="24"/>
+                <w:highlight w:val="green"/>
+                <w:rPrChange w:id="340" w:author="Голубович Даниил Дмитриевич" w:date="2026-02-09T16:09:00Z">
+                  <w:rPr>
+                    <w:rFonts w:ascii="Times New Roman" w:hAnsi="Times New Roman"/>
+                    <w:noProof/>
+                    <w:sz w:val="24"/>
+                    <w:szCs w:val="24"/>
+                  </w:rPr>
+                </w:rPrChange>
               </w:rPr>
             </w:pPr>
             <w:r>
@@ -22204,6 +22727,15 @@
                 <w:noProof/>
                 <w:sz w:val="24"/>
                 <w:szCs w:val="24"/>
+                <w:highlight w:val="green"/>
+                <w:rPrChange w:id="341" w:author="Голубович Даниил Дмитриевич" w:date="2026-02-09T16:09:00Z">
+                  <w:rPr>
+                    <w:rFonts w:ascii="Times New Roman" w:hAnsi="Times New Roman"/>
+                    <w:noProof/>
+                    <w:sz w:val="24"/>
+                    <w:szCs w:val="24"/>
+                  </w:rPr>
+                </w:rPrChange>
               </w:rPr>
               <w:t>Поиск по заданному тескту не работает</w:t>
             </w:r>
@@ -22213,6 +22745,15 @@
                 <w:noProof/>
                 <w:sz w:val="24"/>
                 <w:szCs w:val="24"/>
+                <w:highlight w:val="green"/>
+                <w:rPrChange w:id="342" w:author="Голубович Даниил Дмитриевич" w:date="2026-02-09T16:09:00Z">
+                  <w:rPr>
+                    <w:rFonts w:ascii="Times New Roman" w:hAnsi="Times New Roman"/>
+                    <w:noProof/>
+                    <w:sz w:val="24"/>
+                    <w:szCs w:val="24"/>
+                  </w:rPr>
+                </w:rPrChange>
               </w:rPr>
               <w:t>, данные фильтра сбрасываются</w:t>
             </w:r>
@@ -22222,6 +22763,15 @@
                 <w:noProof/>
                 <w:sz w:val="24"/>
                 <w:szCs w:val="24"/>
+                <w:highlight w:val="green"/>
+                <w:rPrChange w:id="343" w:author="Голубович Даниил Дмитриевич" w:date="2026-02-09T16:09:00Z">
+                  <w:rPr>
+                    <w:rFonts w:ascii="Times New Roman" w:hAnsi="Times New Roman"/>
+                    <w:noProof/>
+                    <w:sz w:val="24"/>
+                    <w:szCs w:val="24"/>
+                  </w:rPr>
+                </w:rPrChange>
               </w:rPr>
               <w:t>:</w:t>
             </w:r>
@@ -22235,11 +22785,26 @@
                 <w:noProof/>
                 <w:sz w:val="24"/>
                 <w:szCs w:val="24"/>
+                <w:highlight w:val="green"/>
+                <w:rPrChange w:id="344" w:author="Голубович Даниил Дмитриевич" w:date="2026-02-09T16:09:00Z">
+                  <w:rPr>
+                    <w:rFonts w:ascii="Times New Roman" w:hAnsi="Times New Roman"/>
+                    <w:noProof/>
+                    <w:sz w:val="24"/>
+                    <w:szCs w:val="24"/>
+                  </w:rPr>
+                </w:rPrChange>
               </w:rPr>
             </w:pPr>
             <w:r>
               <w:rPr>
                 <w:noProof/>
+                <w:highlight w:val="green"/>
+                <w:rPrChange w:id="345" w:author="Голубович Даниил Дмитриевич" w:date="2026-02-09T16:09:00Z">
+                  <w:rPr>
+                    <w:noProof/>
+                  </w:rPr>
+                </w:rPrChange>
               </w:rPr>
               <w:drawing>
                 <wp:inline distT="0" distB="0" distL="0" distR="0" wp14:anchorId="2E98398E" wp14:editId="1D45E532">
@@ -22295,6 +22860,15 @@
                 <w:noProof/>
                 <w:sz w:val="24"/>
                 <w:szCs w:val="24"/>
+                <w:highlight w:val="green"/>
+                <w:rPrChange w:id="346" w:author="Голубович Даниил Дмитриевич" w:date="2026-02-09T16:09:00Z">
+                  <w:rPr>
+                    <w:rFonts w:ascii="Times New Roman" w:hAnsi="Times New Roman"/>
+                    <w:noProof/>
+                    <w:sz w:val="24"/>
+                    <w:szCs w:val="24"/>
+                  </w:rPr>
+                </w:rPrChange>
               </w:rPr>
               <w:t>При повторном открытии фильтра, искомые данные исчезают.</w:t>
             </w:r>
@@ -22324,6 +22898,15 @@
                 <w:noProof/>
                 <w:sz w:val="24"/>
                 <w:szCs w:val="24"/>
+                <w:highlight w:val="green"/>
+                <w:rPrChange w:id="347" w:author="Голубович Даниил Дмитриевич" w:date="2026-02-09T15:38:00Z">
+                  <w:rPr>
+                    <w:rFonts w:ascii="Times New Roman" w:hAnsi="Times New Roman"/>
+                    <w:noProof/>
+                    <w:sz w:val="24"/>
+                    <w:szCs w:val="24"/>
+                  </w:rPr>
+                </w:rPrChange>
               </w:rPr>
             </w:pPr>
             <w:r>
@@ -22332,6 +22915,15 @@
                 <w:noProof/>
                 <w:sz w:val="24"/>
                 <w:szCs w:val="24"/>
+                <w:highlight w:val="green"/>
+                <w:rPrChange w:id="348" w:author="Голубович Даниил Дмитриевич" w:date="2026-02-09T15:38:00Z">
+                  <w:rPr>
+                    <w:rFonts w:ascii="Times New Roman" w:hAnsi="Times New Roman"/>
+                    <w:noProof/>
+                    <w:sz w:val="24"/>
+                    <w:szCs w:val="24"/>
+                  </w:rPr>
+                </w:rPrChange>
               </w:rPr>
               <w:t>Фильтр. Дополнитель</w:t>
             </w:r>
@@ -22341,6 +22933,15 @@
                 <w:noProof/>
                 <w:sz w:val="24"/>
                 <w:szCs w:val="24"/>
+                <w:highlight w:val="green"/>
+                <w:rPrChange w:id="349" w:author="Голубович Даниил Дмитриевич" w:date="2026-02-09T15:38:00Z">
+                  <w:rPr>
+                    <w:rFonts w:ascii="Times New Roman" w:hAnsi="Times New Roman"/>
+                    <w:noProof/>
+                    <w:sz w:val="24"/>
+                    <w:szCs w:val="24"/>
+                  </w:rPr>
+                </w:rPrChange>
               </w:rPr>
               <w:t xml:space="preserve">ные опции. </w:t>
             </w:r>
@@ -22350,6 +22951,15 @@
                 <w:noProof/>
                 <w:sz w:val="24"/>
                 <w:szCs w:val="24"/>
+                <w:highlight w:val="green"/>
+                <w:rPrChange w:id="350" w:author="Голубович Даниил Дмитриевич" w:date="2026-02-09T15:38:00Z">
+                  <w:rPr>
+                    <w:rFonts w:ascii="Times New Roman" w:hAnsi="Times New Roman"/>
+                    <w:noProof/>
+                    <w:sz w:val="24"/>
+                    <w:szCs w:val="24"/>
+                  </w:rPr>
+                </w:rPrChange>
               </w:rPr>
               <w:t>Реализовать дополнительные опции отбора информации</w:t>
             </w:r>
@@ -22359,6 +22969,15 @@
                 <w:noProof/>
                 <w:sz w:val="24"/>
                 <w:szCs w:val="24"/>
+                <w:highlight w:val="green"/>
+                <w:rPrChange w:id="351" w:author="Голубович Даниил Дмитриевич" w:date="2026-02-09T15:38:00Z">
+                  <w:rPr>
+                    <w:rFonts w:ascii="Times New Roman" w:hAnsi="Times New Roman"/>
+                    <w:noProof/>
+                    <w:sz w:val="24"/>
+                    <w:szCs w:val="24"/>
+                  </w:rPr>
+                </w:rPrChange>
               </w:rPr>
               <w:t>.</w:t>
             </w:r>
@@ -22368,6 +22987,15 @@
                 <w:noProof/>
                 <w:sz w:val="24"/>
                 <w:szCs w:val="24"/>
+                <w:highlight w:val="green"/>
+                <w:rPrChange w:id="352" w:author="Голубович Даниил Дмитриевич" w:date="2026-02-09T15:38:00Z">
+                  <w:rPr>
+                    <w:rFonts w:ascii="Times New Roman" w:hAnsi="Times New Roman"/>
+                    <w:noProof/>
+                    <w:sz w:val="24"/>
+                    <w:szCs w:val="24"/>
+                  </w:rPr>
+                </w:rPrChange>
               </w:rPr>
               <w:t xml:space="preserve"> </w:t>
             </w:r>
@@ -22381,11 +23009,26 @@
                 <w:noProof/>
                 <w:sz w:val="24"/>
                 <w:szCs w:val="24"/>
+                <w:highlight w:val="green"/>
+                <w:rPrChange w:id="353" w:author="Голубович Даниил Дмитриевич" w:date="2026-02-09T15:38:00Z">
+                  <w:rPr>
+                    <w:rFonts w:ascii="Times New Roman" w:hAnsi="Times New Roman"/>
+                    <w:noProof/>
+                    <w:sz w:val="24"/>
+                    <w:szCs w:val="24"/>
+                  </w:rPr>
+                </w:rPrChange>
               </w:rPr>
             </w:pPr>
             <w:r>
               <w:rPr>
                 <w:noProof/>
+                <w:highlight w:val="green"/>
+                <w:rPrChange w:id="354" w:author="Голубович Даниил Дмитриевич" w:date="2026-02-09T15:38:00Z">
+                  <w:rPr>
+                    <w:noProof/>
+                  </w:rPr>
+                </w:rPrChange>
               </w:rPr>
               <w:drawing>
                 <wp:inline distT="0" distB="0" distL="0" distR="0" wp14:anchorId="042B6952" wp14:editId="1D5AF2D1">
@@ -22433,6 +23076,15 @@
                 <w:noProof/>
                 <w:sz w:val="24"/>
                 <w:szCs w:val="24"/>
+                <w:highlight w:val="green"/>
+                <w:rPrChange w:id="355" w:author="Голубович Даниил Дмитриевич" w:date="2026-02-09T15:38:00Z">
+                  <w:rPr>
+                    <w:rFonts w:ascii="Times New Roman" w:hAnsi="Times New Roman"/>
+                    <w:noProof/>
+                    <w:sz w:val="24"/>
+                    <w:szCs w:val="24"/>
+                  </w:rPr>
+                </w:rPrChange>
               </w:rPr>
             </w:pPr>
             <w:r>
@@ -22441,6 +23093,15 @@
                 <w:noProof/>
                 <w:sz w:val="24"/>
                 <w:szCs w:val="24"/>
+                <w:highlight w:val="green"/>
+                <w:rPrChange w:id="356" w:author="Голубович Даниил Дмитриевич" w:date="2026-02-09T15:38:00Z">
+                  <w:rPr>
+                    <w:rFonts w:ascii="Times New Roman" w:hAnsi="Times New Roman"/>
+                    <w:noProof/>
+                    <w:sz w:val="24"/>
+                    <w:szCs w:val="24"/>
+                  </w:rPr>
+                </w:rPrChange>
               </w:rPr>
               <w:t xml:space="preserve">Выделенная опция была для конкретного примера. Отбор осуществлялся по столбцу </w:t>
             </w:r>
@@ -22450,6 +23111,15 @@
                 <w:noProof/>
                 <w:sz w:val="24"/>
                 <w:szCs w:val="24"/>
+                <w:highlight w:val="green"/>
+                <w:rPrChange w:id="357" w:author="Голубович Даниил Дмитриевич" w:date="2026-02-09T15:38:00Z">
+                  <w:rPr>
+                    <w:rFonts w:ascii="Times New Roman" w:hAnsi="Times New Roman"/>
+                    <w:noProof/>
+                    <w:sz w:val="24"/>
+                    <w:szCs w:val="24"/>
+                  </w:rPr>
+                </w:rPrChange>
               </w:rPr>
               <w:t>«</w:t>
             </w:r>
@@ -22459,7 +23129,17 @@
                 <w:noProof/>
                 <w:sz w:val="24"/>
                 <w:szCs w:val="24"/>
+                <w:highlight w:val="green"/>
                 <w:lang w:val="en-US"/>
+                <w:rPrChange w:id="358" w:author="Голубович Даниил Дмитриевич" w:date="2026-02-09T15:38:00Z">
+                  <w:rPr>
+                    <w:rFonts w:ascii="Times New Roman" w:hAnsi="Times New Roman"/>
+                    <w:noProof/>
+                    <w:sz w:val="24"/>
+                    <w:szCs w:val="24"/>
+                    <w:lang w:val="en-US"/>
+                  </w:rPr>
+                </w:rPrChange>
               </w:rPr>
               <w:t>File</w:t>
             </w:r>
@@ -22469,6 +23149,15 @@
                 <w:noProof/>
                 <w:sz w:val="24"/>
                 <w:szCs w:val="24"/>
+                <w:highlight w:val="green"/>
+                <w:rPrChange w:id="359" w:author="Голубович Даниил Дмитриевич" w:date="2026-02-09T15:38:00Z">
+                  <w:rPr>
+                    <w:rFonts w:ascii="Times New Roman" w:hAnsi="Times New Roman"/>
+                    <w:noProof/>
+                    <w:sz w:val="24"/>
+                    <w:szCs w:val="24"/>
+                  </w:rPr>
+                </w:rPrChange>
               </w:rPr>
               <w:t>_</w:t>
             </w:r>
@@ -22478,7 +23167,17 @@
                 <w:noProof/>
                 <w:sz w:val="24"/>
                 <w:szCs w:val="24"/>
+                <w:highlight w:val="green"/>
                 <w:lang w:val="en-US"/>
+                <w:rPrChange w:id="360" w:author="Голубович Даниил Дмитриевич" w:date="2026-02-09T15:38:00Z">
+                  <w:rPr>
+                    <w:rFonts w:ascii="Times New Roman" w:hAnsi="Times New Roman"/>
+                    <w:noProof/>
+                    <w:sz w:val="24"/>
+                    <w:szCs w:val="24"/>
+                    <w:lang w:val="en-US"/>
+                  </w:rPr>
+                </w:rPrChange>
               </w:rPr>
               <w:t>Name</w:t>
             </w:r>
@@ -22488,6 +23187,15 @@
                 <w:noProof/>
                 <w:sz w:val="24"/>
                 <w:szCs w:val="24"/>
+                <w:highlight w:val="green"/>
+                <w:rPrChange w:id="361" w:author="Голубович Даниил Дмитриевич" w:date="2026-02-09T15:38:00Z">
+                  <w:rPr>
+                    <w:rFonts w:ascii="Times New Roman" w:hAnsi="Times New Roman"/>
+                    <w:noProof/>
+                    <w:sz w:val="24"/>
+                    <w:szCs w:val="24"/>
+                  </w:rPr>
+                </w:rPrChange>
               </w:rPr>
               <w:t>»</w:t>
             </w:r>
@@ -22497,8 +23205,17 @@
                 <w:noProof/>
                 <w:sz w:val="24"/>
                 <w:szCs w:val="24"/>
-              </w:rPr>
-              <w:t xml:space="preserve"> </w:t>
+                <w:highlight w:val="green"/>
+                <w:rPrChange w:id="362" w:author="Голубович Даниил Дмитриевич" w:date="2026-02-09T15:38:00Z">
+                  <w:rPr>
+                    <w:rFonts w:ascii="Times New Roman" w:hAnsi="Times New Roman"/>
+                    <w:noProof/>
+                    <w:sz w:val="24"/>
+                    <w:szCs w:val="24"/>
+                  </w:rPr>
+                </w:rPrChange>
+              </w:rPr>
+              <w:t xml:space="preserve"> отбирались записи ≠ пустоте</w:t>
             </w:r>
             <w:r>
               <w:rPr>
@@ -22506,52 +23223,49 @@
                 <w:noProof/>
                 <w:sz w:val="24"/>
                 <w:szCs w:val="24"/>
-              </w:rPr>
-              <w:t xml:space="preserve">отбирались записи ≠ </w:t>
-            </w:r>
-            <w:r>
+                <w:highlight w:val="green"/>
+                <w:rPrChange w:id="363" w:author="Голубович Даниил Дмитриевич" w:date="2026-02-09T15:38:00Z">
+                  <w:rPr>
+                    <w:rFonts w:ascii="Times New Roman" w:hAnsi="Times New Roman"/>
+                    <w:noProof/>
+                    <w:sz w:val="24"/>
+                    <w:szCs w:val="24"/>
+                  </w:rPr>
+                </w:rPrChange>
+              </w:rPr>
+              <w:t>, то есть все записи содержащие имя файла.</w:t>
+            </w:r>
+          </w:p>
+          <w:p>
+            <w:pPr>
+              <w:pStyle w:val="a3"/>
+              <w:jc w:val="both"/>
               <w:rPr>
                 <w:rFonts w:ascii="Times New Roman" w:hAnsi="Times New Roman"/>
                 <w:noProof/>
                 <w:sz w:val="24"/>
                 <w:szCs w:val="24"/>
-              </w:rPr>
-              <w:t>пустоте</w:t>
-            </w:r>
-            <w:r>
-              <w:rPr>
-                <w:rFonts w:ascii="Times New Roman" w:hAnsi="Times New Roman"/>
+                <w:highlight w:val="green"/>
+                <w:rPrChange w:id="364" w:author="Голубович Даниил Дмитриевич" w:date="2026-02-09T15:38:00Z">
+                  <w:rPr>
+                    <w:rFonts w:ascii="Times New Roman" w:hAnsi="Times New Roman"/>
+                    <w:noProof/>
+                    <w:sz w:val="24"/>
+                    <w:szCs w:val="24"/>
+                    <w:highlight w:val="cyan"/>
+                  </w:rPr>
+                </w:rPrChange>
+              </w:rPr>
+            </w:pPr>
+            <w:r>
+              <w:rPr>
                 <w:noProof/>
-                <w:sz w:val="24"/>
-                <w:szCs w:val="24"/>
-              </w:rPr>
-              <w:t>,</w:t>
-            </w:r>
-            <w:r>
-              <w:rPr>
-                <w:rFonts w:ascii="Times New Roman" w:hAnsi="Times New Roman"/>
-                <w:noProof/>
-                <w:sz w:val="24"/>
-                <w:szCs w:val="24"/>
-              </w:rPr>
-              <w:t xml:space="preserve"> то есть все записи содержащие имя файла.</w:t>
-            </w:r>
-          </w:p>
-          <w:p>
-            <w:pPr>
-              <w:pStyle w:val="a3"/>
-              <w:jc w:val="both"/>
-              <w:rPr>
-                <w:rFonts w:ascii="Times New Roman" w:hAnsi="Times New Roman"/>
-                <w:noProof/>
-                <w:sz w:val="24"/>
-                <w:szCs w:val="24"/>
-                <w:highlight w:val="cyan"/>
-              </w:rPr>
-            </w:pPr>
-            <w:r>
-              <w:rPr>
-                <w:noProof/>
+                <w:highlight w:val="green"/>
+                <w:rPrChange w:id="365" w:author="Голубович Даниил Дмитриевич" w:date="2026-02-09T15:38:00Z">
+                  <w:rPr>
+                    <w:noProof/>
+                  </w:rPr>
+                </w:rPrChange>
               </w:rPr>
               <w:drawing>
                 <wp:inline distT="0" distB="0" distL="0" distR="0" wp14:anchorId="7F5EDAA1" wp14:editId="3C1FE750">
@@ -22595,6 +23309,15 @@
                 <w:noProof/>
                 <w:sz w:val="24"/>
                 <w:szCs w:val="24"/>
+                <w:highlight w:val="green"/>
+                <w:rPrChange w:id="366" w:author="Голубович Даниил Дмитриевич" w:date="2026-02-09T15:38:00Z">
+                  <w:rPr>
+                    <w:rFonts w:ascii="Times New Roman" w:hAnsi="Times New Roman"/>
+                    <w:noProof/>
+                    <w:sz w:val="24"/>
+                    <w:szCs w:val="24"/>
+                  </w:rPr>
+                </w:rPrChange>
               </w:rPr>
               <w:t xml:space="preserve"> </w:t>
             </w:r>
@@ -22608,6 +23331,15 @@
                 <w:noProof/>
                 <w:sz w:val="24"/>
                 <w:szCs w:val="24"/>
+                <w:highlight w:val="green"/>
+                <w:rPrChange w:id="367" w:author="Голубович Даниил Дмитриевич" w:date="2026-02-09T15:38:00Z">
+                  <w:rPr>
+                    <w:rFonts w:ascii="Times New Roman" w:hAnsi="Times New Roman"/>
+                    <w:noProof/>
+                    <w:sz w:val="24"/>
+                    <w:szCs w:val="24"/>
+                  </w:rPr>
+                </w:rPrChange>
               </w:rPr>
             </w:pPr>
             <w:r>
@@ -22616,6 +23348,15 @@
                 <w:noProof/>
                 <w:sz w:val="24"/>
                 <w:szCs w:val="24"/>
+                <w:highlight w:val="green"/>
+                <w:rPrChange w:id="368" w:author="Голубович Даниил Дмитриевич" w:date="2026-02-09T15:38:00Z">
+                  <w:rPr>
+                    <w:rFonts w:ascii="Times New Roman" w:hAnsi="Times New Roman"/>
+                    <w:noProof/>
+                    <w:sz w:val="24"/>
+                    <w:szCs w:val="24"/>
+                  </w:rPr>
+                </w:rPrChange>
               </w:rPr>
               <w:t>Д.б. реализованы</w:t>
             </w:r>
@@ -22625,6 +23366,15 @@
                 <w:noProof/>
                 <w:sz w:val="24"/>
                 <w:szCs w:val="24"/>
+                <w:highlight w:val="green"/>
+                <w:rPrChange w:id="369" w:author="Голубович Даниил Дмитриевич" w:date="2026-02-09T15:38:00Z">
+                  <w:rPr>
+                    <w:rFonts w:ascii="Times New Roman" w:hAnsi="Times New Roman"/>
+                    <w:noProof/>
+                    <w:sz w:val="24"/>
+                    <w:szCs w:val="24"/>
+                  </w:rPr>
+                </w:rPrChange>
               </w:rPr>
               <w:t xml:space="preserve"> </w:t>
             </w:r>
@@ -22634,6 +23384,15 @@
                 <w:noProof/>
                 <w:sz w:val="24"/>
                 <w:szCs w:val="24"/>
+                <w:highlight w:val="green"/>
+                <w:rPrChange w:id="370" w:author="Голубович Даниил Дмитриевич" w:date="2026-02-09T15:38:00Z">
+                  <w:rPr>
+                    <w:rFonts w:ascii="Times New Roman" w:hAnsi="Times New Roman"/>
+                    <w:noProof/>
+                    <w:sz w:val="24"/>
+                    <w:szCs w:val="24"/>
+                  </w:rPr>
+                </w:rPrChange>
               </w:rPr>
               <w:t>все опции из предлагаемого пер</w:t>
             </w:r>
@@ -22643,6 +23402,15 @@
                 <w:noProof/>
                 <w:sz w:val="24"/>
                 <w:szCs w:val="24"/>
+                <w:highlight w:val="green"/>
+                <w:rPrChange w:id="371" w:author="Голубович Даниил Дмитриевич" w:date="2026-02-09T15:38:00Z">
+                  <w:rPr>
+                    <w:rFonts w:ascii="Times New Roman" w:hAnsi="Times New Roman"/>
+                    <w:noProof/>
+                    <w:sz w:val="24"/>
+                    <w:szCs w:val="24"/>
+                  </w:rPr>
+                </w:rPrChange>
               </w:rPr>
               <w:t>е</w:t>
             </w:r>
@@ -22652,6 +23420,15 @@
                 <w:noProof/>
                 <w:sz w:val="24"/>
                 <w:szCs w:val="24"/>
+                <w:highlight w:val="green"/>
+                <w:rPrChange w:id="372" w:author="Голубович Даниил Дмитриевич" w:date="2026-02-09T15:38:00Z">
+                  <w:rPr>
+                    <w:rFonts w:ascii="Times New Roman" w:hAnsi="Times New Roman"/>
+                    <w:noProof/>
+                    <w:sz w:val="24"/>
+                    <w:szCs w:val="24"/>
+                  </w:rPr>
+                </w:rPrChange>
               </w:rPr>
               <w:t>чня.</w:t>
             </w:r>
@@ -22665,6 +23442,15 @@
                 <w:noProof/>
                 <w:sz w:val="24"/>
                 <w:szCs w:val="24"/>
+                <w:highlight w:val="green"/>
+                <w:rPrChange w:id="373" w:author="Голубович Даниил Дмитриевич" w:date="2026-02-09T15:38:00Z">
+                  <w:rPr>
+                    <w:rFonts w:ascii="Times New Roman" w:hAnsi="Times New Roman"/>
+                    <w:noProof/>
+                    <w:sz w:val="24"/>
+                    <w:szCs w:val="24"/>
+                  </w:rPr>
+                </w:rPrChange>
               </w:rPr>
             </w:pPr>
           </w:p>
@@ -22677,6 +23463,15 @@
                 <w:noProof/>
                 <w:sz w:val="24"/>
                 <w:szCs w:val="24"/>
+                <w:highlight w:val="green"/>
+                <w:rPrChange w:id="374" w:author="Голубович Даниил Дмитриевич" w:date="2026-02-09T15:38:00Z">
+                  <w:rPr>
+                    <w:rFonts w:ascii="Times New Roman" w:hAnsi="Times New Roman"/>
+                    <w:noProof/>
+                    <w:sz w:val="24"/>
+                    <w:szCs w:val="24"/>
+                  </w:rPr>
+                </w:rPrChange>
               </w:rPr>
             </w:pPr>
             <w:r>
@@ -22685,6 +23480,15 @@
                 <w:noProof/>
                 <w:sz w:val="24"/>
                 <w:szCs w:val="24"/>
+                <w:highlight w:val="green"/>
+                <w:rPrChange w:id="375" w:author="Голубович Даниил Дмитриевич" w:date="2026-02-09T15:38:00Z">
+                  <w:rPr>
+                    <w:rFonts w:ascii="Times New Roman" w:hAnsi="Times New Roman"/>
+                    <w:noProof/>
+                    <w:sz w:val="24"/>
+                    <w:szCs w:val="24"/>
+                  </w:rPr>
+                </w:rPrChange>
               </w:rPr>
               <w:t>Реализованая опция «Не равно» не работает.</w:t>
             </w:r>
@@ -22703,6 +23507,12 @@
             <w:r>
               <w:rPr>
                 <w:noProof/>
+                <w:highlight w:val="green"/>
+                <w:rPrChange w:id="376" w:author="Голубович Даниил Дмитриевич" w:date="2026-02-09T15:38:00Z">
+                  <w:rPr>
+                    <w:noProof/>
+                  </w:rPr>
+                </w:rPrChange>
               </w:rPr>
               <w:drawing>
                 <wp:inline distT="0" distB="0" distL="0" distR="0" wp14:anchorId="32341FA6" wp14:editId="4100723C">
@@ -22906,7 +23716,7 @@
             <w:pPr>
               <w:jc w:val="both"/>
               <w:rPr>
-                <w:ins w:id="275" w:author="Голубович Даниил Дмитриевич" w:date="2026-02-05T14:34:00Z"/>
+                <w:ins w:id="377" w:author="Голубович Даниил Дмитриевич" w:date="2026-02-05T14:34:00Z"/>
                 <w:rFonts w:ascii="Times New Roman" w:hAnsi="Times New Roman"/>
                 <w:color w:val="000000"/>
                 <w:sz w:val="24"/>
@@ -22920,7 +23730,7 @@
                 <w:sz w:val="24"/>
                 <w:szCs w:val="24"/>
                 <w:highlight w:val="red"/>
-                <w:rPrChange w:id="276" w:author="Голубович Даниил Дмитриевич" w:date="2026-02-05T14:38:00Z">
+                <w:rPrChange w:id="378" w:author="Голубович Даниил Дмитриевич" w:date="2026-02-05T14:38:00Z">
                   <w:rPr>
                     <w:rFonts w:ascii="Times New Roman" w:hAnsi="Times New Roman"/>
                     <w:color w:val="000000"/>
@@ -22939,7 +23749,7 @@
                 <w:szCs w:val="24"/>
                 <w:highlight w:val="red"/>
                 <w:lang w:val="en-US"/>
-                <w:rPrChange w:id="277" w:author="Голубович Даниил Дмитриевич" w:date="2026-02-05T14:38:00Z">
+                <w:rPrChange w:id="379" w:author="Голубович Даниил Дмитриевич" w:date="2026-02-05T14:38:00Z">
                   <w:rPr>
                     <w:rFonts w:ascii="Times New Roman" w:hAnsi="Times New Roman"/>
                     <w:color w:val="000000"/>
@@ -22958,7 +23768,7 @@
                 <w:sz w:val="24"/>
                 <w:szCs w:val="24"/>
                 <w:highlight w:val="red"/>
-                <w:rPrChange w:id="278" w:author="Голубович Даниил Дмитриевич" w:date="2026-02-05T14:38:00Z">
+                <w:rPrChange w:id="380" w:author="Голубович Даниил Дмитриевич" w:date="2026-02-05T14:38:00Z">
                   <w:rPr>
                     <w:rFonts w:ascii="Times New Roman" w:hAnsi="Times New Roman"/>
                     <w:color w:val="000000"/>
@@ -22973,13 +23783,13 @@
           <w:p>
             <w:pPr>
               <w:rPr>
-                <w:ins w:id="279" w:author="Голубович Даниил Дмитриевич" w:date="2026-02-05T14:36:00Z"/>
-                <w:rFonts w:ascii="Times New Roman" w:hAnsi="Times New Roman"/>
-                <w:color w:val="000000"/>
-                <w:sz w:val="24"/>
-                <w:szCs w:val="24"/>
-              </w:rPr>
-              <w:pPrChange w:id="280" w:author="Голубович Даниил Дмитриевич" w:date="2026-02-05T14:36:00Z">
+                <w:ins w:id="381" w:author="Голубович Даниил Дмитриевич" w:date="2026-02-05T14:36:00Z"/>
+                <w:rFonts w:ascii="Times New Roman" w:hAnsi="Times New Roman"/>
+                <w:color w:val="000000"/>
+                <w:sz w:val="24"/>
+                <w:szCs w:val="24"/>
+              </w:rPr>
+              <w:pPrChange w:id="382" w:author="Голубович Даниил Дмитриевич" w:date="2026-02-05T14:36:00Z">
                 <w:pPr>
                   <w:framePr w:hSpace="180" w:wrap="around" w:vAnchor="text" w:hAnchor="page" w:x="1594" w:y="-707"/>
                   <w:jc w:val="both"/>
@@ -22995,14 +23805,14 @@
                 <w:sz w:val="24"/>
                 <w:szCs w:val="24"/>
               </w:rPr>
-              <w:pPrChange w:id="281" w:author="Голубович Даниил Дмитриевич" w:date="2026-02-05T14:36:00Z">
+              <w:pPrChange w:id="383" w:author="Голубович Даниил Дмитриевич" w:date="2026-02-05T14:36:00Z">
                 <w:pPr>
                   <w:framePr w:hSpace="180" w:wrap="around" w:vAnchor="text" w:hAnchor="page" w:x="1594" w:y="-707"/>
                   <w:jc w:val="both"/>
                 </w:pPr>
               </w:pPrChange>
             </w:pPr>
-            <w:ins w:id="282" w:author="Голубович Даниил Дмитриевич" w:date="2026-02-05T14:36:00Z">
+            <w:ins w:id="384" w:author="Голубович Даниил Дмитриевич" w:date="2026-02-05T14:36:00Z">
               <w:r>
                 <w:rPr>
                   <w:rFonts w:ascii="Times New Roman" w:hAnsi="Times New Roman"/>
@@ -23508,7 +24318,7 @@
                 <w:sz w:val="24"/>
                 <w:szCs w:val="24"/>
                 <w:highlight w:val="red"/>
-                <w:rPrChange w:id="283" w:author="Голубович Даниил Дмитриевич" w:date="2026-02-05T14:38:00Z">
+                <w:rPrChange w:id="385" w:author="Голубович Даниил Дмитриевич" w:date="2026-02-05T14:38:00Z">
                   <w:rPr>
                     <w:rFonts w:ascii="Times New Roman" w:hAnsi="Times New Roman"/>
                     <w:color w:val="000000"/>
@@ -23525,7 +24335,7 @@
                 <w:sz w:val="24"/>
                 <w:szCs w:val="24"/>
                 <w:highlight w:val="red"/>
-                <w:rPrChange w:id="284" w:author="Голубович Даниил Дмитриевич" w:date="2026-02-05T14:38:00Z">
+                <w:rPrChange w:id="386" w:author="Голубович Даниил Дмитриевич" w:date="2026-02-05T14:38:00Z">
                   <w:rPr>
                     <w:rFonts w:ascii="Times New Roman" w:hAnsi="Times New Roman"/>
                     <w:color w:val="000000"/>
@@ -23544,7 +24354,7 @@
                 <w:sz w:val="24"/>
                 <w:szCs w:val="24"/>
                 <w:highlight w:val="red"/>
-                <w:rPrChange w:id="285" w:author="Голубович Даниил Дмитриевич" w:date="2026-02-05T14:38:00Z">
+                <w:rPrChange w:id="387" w:author="Голубович Даниил Дмитриевич" w:date="2026-02-05T14:38:00Z">
                   <w:rPr>
                     <w:rFonts w:ascii="Times New Roman" w:hAnsi="Times New Roman"/>
                     <w:color w:val="000000"/>
@@ -23563,7 +24373,7 @@
                 <w:sz w:val="24"/>
                 <w:szCs w:val="24"/>
                 <w:highlight w:val="red"/>
-                <w:rPrChange w:id="286" w:author="Голубович Даниил Дмитриевич" w:date="2026-02-05T14:38:00Z">
+                <w:rPrChange w:id="388" w:author="Голубович Даниил Дмитриевич" w:date="2026-02-05T14:38:00Z">
                   <w:rPr>
                     <w:rFonts w:ascii="Times New Roman" w:hAnsi="Times New Roman"/>
                     <w:color w:val="000000"/>
@@ -23582,7 +24392,7 @@
                 <w:sz w:val="24"/>
                 <w:szCs w:val="24"/>
                 <w:highlight w:val="red"/>
-                <w:rPrChange w:id="287" w:author="Голубович Даниил Дмитриевич" w:date="2026-02-05T14:38:00Z">
+                <w:rPrChange w:id="389" w:author="Голубович Даниил Дмитриевич" w:date="2026-02-05T14:38:00Z">
                   <w:rPr>
                     <w:rFonts w:ascii="Times New Roman" w:hAnsi="Times New Roman"/>
                     <w:color w:val="000000"/>
@@ -23601,7 +24411,7 @@
                 <w:sz w:val="24"/>
                 <w:szCs w:val="24"/>
                 <w:highlight w:val="red"/>
-                <w:rPrChange w:id="288" w:author="Голубович Даниил Дмитриевич" w:date="2026-02-05T14:38:00Z">
+                <w:rPrChange w:id="390" w:author="Голубович Даниил Дмитриевич" w:date="2026-02-05T14:38:00Z">
                   <w:rPr>
                     <w:rFonts w:ascii="Times New Roman" w:hAnsi="Times New Roman"/>
                     <w:color w:val="000000"/>
@@ -23622,7 +24432,7 @@
                 <w:sz w:val="24"/>
                 <w:szCs w:val="24"/>
                 <w:highlight w:val="red"/>
-                <w:rPrChange w:id="289" w:author="Голубович Даниил Дмитриевич" w:date="2026-02-05T14:38:00Z">
+                <w:rPrChange w:id="391" w:author="Голубович Даниил Дмитриевич" w:date="2026-02-05T14:38:00Z">
                   <w:rPr>
                     <w:rFonts w:ascii="Times New Roman" w:hAnsi="Times New Roman"/>
                     <w:color w:val="000000"/>
@@ -23639,7 +24449,7 @@
                 <w:sz w:val="24"/>
                 <w:szCs w:val="24"/>
                 <w:highlight w:val="red"/>
-                <w:rPrChange w:id="290" w:author="Голубович Даниил Дмитриевич" w:date="2026-02-05T14:38:00Z">
+                <w:rPrChange w:id="392" w:author="Голубович Даниил Дмитриевич" w:date="2026-02-05T14:38:00Z">
                   <w:rPr>
                     <w:rFonts w:ascii="Times New Roman" w:hAnsi="Times New Roman"/>
                     <w:color w:val="000000"/>
@@ -23658,7 +24468,7 @@
                 <w:sz w:val="24"/>
                 <w:szCs w:val="24"/>
                 <w:highlight w:val="red"/>
-                <w:rPrChange w:id="291" w:author="Голубович Даниил Дмитриевич" w:date="2026-02-05T14:38:00Z">
+                <w:rPrChange w:id="393" w:author="Голубович Даниил Дмитриевич" w:date="2026-02-05T14:38:00Z">
                   <w:rPr>
                     <w:rFonts w:ascii="Times New Roman" w:hAnsi="Times New Roman"/>
                     <w:color w:val="000000"/>
@@ -23677,7 +24487,7 @@
                 <w:sz w:val="24"/>
                 <w:szCs w:val="24"/>
                 <w:highlight w:val="red"/>
-                <w:rPrChange w:id="292" w:author="Голубович Даниил Дмитриевич" w:date="2026-02-05T14:38:00Z">
+                <w:rPrChange w:id="394" w:author="Голубович Даниил Дмитриевич" w:date="2026-02-05T14:38:00Z">
                   <w:rPr>
                     <w:rFonts w:ascii="Times New Roman" w:hAnsi="Times New Roman"/>
                     <w:color w:val="000000"/>
@@ -23706,7 +24516,7 @@
                 <w:sz w:val="24"/>
                 <w:szCs w:val="24"/>
                 <w:highlight w:val="red"/>
-                <w:rPrChange w:id="293" w:author="Голубович Даниил Дмитриевич" w:date="2026-02-05T14:38:00Z">
+                <w:rPrChange w:id="395" w:author="Голубович Даниил Дмитриевич" w:date="2026-02-05T14:38:00Z">
                   <w:rPr>
                     <w:rFonts w:ascii="Times New Roman" w:hAnsi="Times New Roman"/>
                     <w:color w:val="000000"/>
@@ -23725,7 +24535,7 @@
                 <w:sz w:val="24"/>
                 <w:szCs w:val="24"/>
                 <w:highlight w:val="red"/>
-                <w:rPrChange w:id="294" w:author="Голубович Даниил Дмитриевич" w:date="2026-02-05T14:38:00Z">
+                <w:rPrChange w:id="396" w:author="Голубович Даниил Дмитриевич" w:date="2026-02-05T14:38:00Z">
                   <w:rPr>
                     <w:rFonts w:ascii="Times New Roman" w:hAnsi="Times New Roman"/>
                     <w:color w:val="000000"/>
@@ -23743,7 +24553,7 @@
                 <w:sz w:val="24"/>
                 <w:szCs w:val="24"/>
                 <w:highlight w:val="red"/>
-                <w:rPrChange w:id="295" w:author="Голубович Даниил Дмитриевич" w:date="2026-02-05T14:38:00Z">
+                <w:rPrChange w:id="397" w:author="Голубович Даниил Дмитриевич" w:date="2026-02-05T14:38:00Z">
                   <w:rPr>
                     <w:rFonts w:ascii="Times New Roman" w:hAnsi="Times New Roman"/>
                     <w:color w:val="000000"/>
@@ -23762,7 +24572,7 @@
                 <w:sz w:val="24"/>
                 <w:szCs w:val="24"/>
                 <w:highlight w:val="red"/>
-                <w:rPrChange w:id="296" w:author="Голубович Даниил Дмитриевич" w:date="2026-02-05T14:38:00Z">
+                <w:rPrChange w:id="398" w:author="Голубович Даниил Дмитриевич" w:date="2026-02-05T14:38:00Z">
                   <w:rPr>
                     <w:rFonts w:ascii="Times New Roman" w:hAnsi="Times New Roman"/>
                     <w:color w:val="000000"/>
@@ -23781,7 +24591,7 @@
                 <w:szCs w:val="24"/>
                 <w:highlight w:val="red"/>
                 <w:lang w:eastAsia="en-US"/>
-                <w:rPrChange w:id="297" w:author="Голубович Даниил Дмитриевич" w:date="2026-02-05T14:38:00Z">
+                <w:rPrChange w:id="399" w:author="Голубович Даниил Дмитриевич" w:date="2026-02-05T14:38:00Z">
                   <w:rPr>
                     <w:rFonts w:ascii="Times New Roman" w:eastAsiaTheme="minorHAnsi" w:hAnsi="Times New Roman"/>
                     <w:color w:val="000000"/>
@@ -23815,7 +24625,7 @@
                 <w:szCs w:val="24"/>
               </w:rPr>
             </w:pPr>
-            <w:ins w:id="298" w:author="Голубович Даниил Дмитриевич" w:date="2026-02-05T14:36:00Z">
+            <w:ins w:id="400" w:author="Голубович Даниил Дмитриевич" w:date="2026-02-05T14:36:00Z">
               <w:r>
                 <w:rPr>
                   <w:rFonts w:ascii="Times New Roman" w:hAnsi="Times New Roman"/>
@@ -23841,7 +24651,7 @@
                   <w:color w:val="000000"/>
                   <w:sz w:val="24"/>
                   <w:szCs w:val="24"/>
-                  <w:rPrChange w:id="299" w:author="Голубович Даниил Дмитриевич" w:date="2026-02-05T14:36:00Z">
+                  <w:rPrChange w:id="401" w:author="Голубович Даниил Дмитриевич" w:date="2026-02-05T14:36:00Z">
                     <w:rPr>
                       <w:rFonts w:ascii="Times New Roman" w:hAnsi="Times New Roman"/>
                       <w:color w:val="000000"/>
@@ -24058,14 +24868,32 @@
                 <w:color w:val="000000"/>
                 <w:sz w:val="24"/>
                 <w:szCs w:val="24"/>
-              </w:rPr>
-            </w:pPr>
-            <w:r>
-              <w:rPr>
-                <w:rFonts w:ascii="Times New Roman" w:hAnsi="Times New Roman"/>
-                <w:color w:val="000000"/>
-                <w:sz w:val="24"/>
-                <w:szCs w:val="24"/>
+                <w:highlight w:val="green"/>
+                <w:rPrChange w:id="402" w:author="Голубович Даниил Дмитриевич" w:date="2026-02-10T17:34:00Z">
+                  <w:rPr>
+                    <w:rFonts w:ascii="Times New Roman" w:hAnsi="Times New Roman"/>
+                    <w:color w:val="000000"/>
+                    <w:sz w:val="24"/>
+                    <w:szCs w:val="24"/>
+                  </w:rPr>
+                </w:rPrChange>
+              </w:rPr>
+            </w:pPr>
+            <w:r>
+              <w:rPr>
+                <w:rFonts w:ascii="Times New Roman" w:hAnsi="Times New Roman"/>
+                <w:color w:val="000000"/>
+                <w:sz w:val="24"/>
+                <w:szCs w:val="24"/>
+                <w:highlight w:val="green"/>
+                <w:rPrChange w:id="403" w:author="Голубович Даниил Дмитриевич" w:date="2026-02-10T17:34:00Z">
+                  <w:rPr>
+                    <w:rFonts w:ascii="Times New Roman" w:hAnsi="Times New Roman"/>
+                    <w:color w:val="000000"/>
+                    <w:sz w:val="24"/>
+                    <w:szCs w:val="24"/>
+                  </w:rPr>
+                </w:rPrChange>
               </w:rPr>
               <w:t>Реализовать Поиск/Фильтр</w:t>
             </w:r>
@@ -24075,6 +24903,15 @@
                 <w:color w:val="000000"/>
                 <w:sz w:val="24"/>
                 <w:szCs w:val="24"/>
+                <w:highlight w:val="green"/>
+                <w:rPrChange w:id="404" w:author="Голубович Даниил Дмитриевич" w:date="2026-02-10T17:34:00Z">
+                  <w:rPr>
+                    <w:rFonts w:ascii="Times New Roman" w:hAnsi="Times New Roman"/>
+                    <w:color w:val="000000"/>
+                    <w:sz w:val="24"/>
+                    <w:szCs w:val="24"/>
+                  </w:rPr>
+                </w:rPrChange>
               </w:rPr>
               <w:t>/Сортировку (↑↓)</w:t>
             </w:r>
@@ -24084,6 +24921,15 @@
                 <w:color w:val="000000"/>
                 <w:sz w:val="24"/>
                 <w:szCs w:val="24"/>
+                <w:highlight w:val="green"/>
+                <w:rPrChange w:id="405" w:author="Голубович Даниил Дмитриевич" w:date="2026-02-10T17:34:00Z">
+                  <w:rPr>
+                    <w:rFonts w:ascii="Times New Roman" w:hAnsi="Times New Roman"/>
+                    <w:color w:val="000000"/>
+                    <w:sz w:val="24"/>
+                    <w:szCs w:val="24"/>
+                  </w:rPr>
+                </w:rPrChange>
               </w:rPr>
               <w:t>:</w:t>
             </w:r>
@@ -24093,6 +24939,15 @@
                 <w:color w:val="000000"/>
                 <w:sz w:val="24"/>
                 <w:szCs w:val="24"/>
+                <w:highlight w:val="green"/>
+                <w:rPrChange w:id="406" w:author="Голубович Даниил Дмитриевич" w:date="2026-02-10T17:34:00Z">
+                  <w:rPr>
+                    <w:rFonts w:ascii="Times New Roman" w:hAnsi="Times New Roman"/>
+                    <w:color w:val="000000"/>
+                    <w:sz w:val="24"/>
+                    <w:szCs w:val="24"/>
+                  </w:rPr>
+                </w:rPrChange>
               </w:rPr>
               <w:t xml:space="preserve"> </w:t>
             </w:r>
@@ -24102,6 +24957,15 @@
                 <w:color w:val="000000"/>
                 <w:sz w:val="24"/>
                 <w:szCs w:val="24"/>
+                <w:highlight w:val="green"/>
+                <w:rPrChange w:id="407" w:author="Голубович Даниил Дмитриевич" w:date="2026-02-10T17:34:00Z">
+                  <w:rPr>
+                    <w:rFonts w:ascii="Times New Roman" w:hAnsi="Times New Roman"/>
+                    <w:color w:val="000000"/>
+                    <w:sz w:val="24"/>
+                    <w:szCs w:val="24"/>
+                  </w:rPr>
+                </w:rPrChange>
               </w:rPr>
               <w:t>Реализовать</w:t>
             </w:r>
@@ -24111,6 +24975,15 @@
                 <w:color w:val="000000"/>
                 <w:sz w:val="24"/>
                 <w:szCs w:val="24"/>
+                <w:highlight w:val="green"/>
+                <w:rPrChange w:id="408" w:author="Голубович Даниил Дмитриевич" w:date="2026-02-10T17:34:00Z">
+                  <w:rPr>
+                    <w:rFonts w:ascii="Times New Roman" w:hAnsi="Times New Roman"/>
+                    <w:color w:val="000000"/>
+                    <w:sz w:val="24"/>
+                    <w:szCs w:val="24"/>
+                  </w:rPr>
+                </w:rPrChange>
               </w:rPr>
               <w:t xml:space="preserve"> </w:t>
             </w:r>
@@ -24120,6 +24993,15 @@
                 <w:color w:val="000000"/>
                 <w:sz w:val="24"/>
                 <w:szCs w:val="24"/>
+                <w:highlight w:val="green"/>
+                <w:rPrChange w:id="409" w:author="Голубович Даниил Дмитриевич" w:date="2026-02-10T17:34:00Z">
+                  <w:rPr>
+                    <w:rFonts w:ascii="Times New Roman" w:hAnsi="Times New Roman"/>
+                    <w:color w:val="000000"/>
+                    <w:sz w:val="24"/>
+                    <w:szCs w:val="24"/>
+                  </w:rPr>
+                </w:rPrChange>
               </w:rPr>
               <w:t>Поиск/Фильтр.</w:t>
             </w:r>
@@ -24129,24 +25011,33 @@
                 <w:color w:val="000000"/>
                 <w:sz w:val="24"/>
                 <w:szCs w:val="24"/>
-              </w:rPr>
-              <w:t xml:space="preserve"> (повторно)</w:t>
-            </w:r>
-            <w:r>
-              <w:rPr>
-                <w:rFonts w:ascii="Times New Roman" w:hAnsi="Times New Roman"/>
-                <w:color w:val="000000"/>
-                <w:sz w:val="24"/>
-                <w:szCs w:val="24"/>
-              </w:rPr>
-              <w:t>(</w:t>
-            </w:r>
-            <w:r>
-              <w:rPr>
-                <w:rFonts w:ascii="Times New Roman" w:hAnsi="Times New Roman"/>
-                <w:color w:val="000000"/>
-                <w:sz w:val="24"/>
-                <w:szCs w:val="24"/>
+                <w:highlight w:val="green"/>
+                <w:rPrChange w:id="410" w:author="Голубович Даниил Дмитриевич" w:date="2026-02-10T17:34:00Z">
+                  <w:rPr>
+                    <w:rFonts w:ascii="Times New Roman" w:hAnsi="Times New Roman"/>
+                    <w:color w:val="000000"/>
+                    <w:sz w:val="24"/>
+                    <w:szCs w:val="24"/>
+                  </w:rPr>
+                </w:rPrChange>
+              </w:rPr>
+              <w:t xml:space="preserve"> (повторно)(</w:t>
+            </w:r>
+            <w:r>
+              <w:rPr>
+                <w:rFonts w:ascii="Times New Roman" w:hAnsi="Times New Roman"/>
+                <w:color w:val="000000"/>
+                <w:sz w:val="24"/>
+                <w:szCs w:val="24"/>
+                <w:highlight w:val="green"/>
+                <w:rPrChange w:id="411" w:author="Голубович Даниил Дмитриевич" w:date="2026-02-10T17:34:00Z">
+                  <w:rPr>
+                    <w:rFonts w:ascii="Times New Roman" w:hAnsi="Times New Roman"/>
+                    <w:color w:val="000000"/>
+                    <w:sz w:val="24"/>
+                    <w:szCs w:val="24"/>
+                  </w:rPr>
+                </w:rPrChange>
               </w:rPr>
               <w:t>повторно)</w:t>
             </w:r>
@@ -24164,6 +25055,12 @@
             <w:r>
               <w:rPr>
                 <w:noProof/>
+                <w:highlight w:val="green"/>
+                <w:rPrChange w:id="412" w:author="Голубович Даниил Дмитриевич" w:date="2026-02-10T17:34:00Z">
+                  <w:rPr>
+                    <w:noProof/>
+                  </w:rPr>
+                </w:rPrChange>
               </w:rPr>
               <w:drawing>
                 <wp:inline distT="0" distB="0" distL="0" distR="0" wp14:anchorId="36B7B929" wp14:editId="30051CBB">
@@ -24216,7 +25113,7 @@
                 <w:sz w:val="24"/>
                 <w:szCs w:val="24"/>
                 <w:highlight w:val="green"/>
-                <w:rPrChange w:id="300" w:author="Голубович Даниил Дмитриевич" w:date="2026-02-03T14:51:00Z">
+                <w:rPrChange w:id="413" w:author="Голубович Даниил Дмитриевич" w:date="2026-02-03T14:51:00Z">
                   <w:rPr>
                     <w:rFonts w:ascii="Times New Roman" w:hAnsi="Times New Roman"/>
                     <w:color w:val="000000"/>
@@ -24233,7 +25130,7 @@
                 <w:sz w:val="24"/>
                 <w:szCs w:val="24"/>
                 <w:highlight w:val="green"/>
-                <w:rPrChange w:id="301" w:author="Голубович Даниил Дмитриевич" w:date="2026-02-03T14:51:00Z">
+                <w:rPrChange w:id="414" w:author="Голубович Даниил Дмитриевич" w:date="2026-02-03T14:51:00Z">
                   <w:rPr>
                     <w:rFonts w:ascii="Times New Roman" w:hAnsi="Times New Roman"/>
                     <w:color w:val="000000"/>
@@ -24414,7 +25311,7 @@
                 <w:sz w:val="24"/>
                 <w:szCs w:val="24"/>
                 <w:highlight w:val="green"/>
-                <w:rPrChange w:id="302" w:author="Голубович Даниил Дмитриевич" w:date="2026-02-05T13:23:00Z">
+                <w:rPrChange w:id="415" w:author="Голубович Даниил Дмитриевич" w:date="2026-02-05T13:23:00Z">
                   <w:rPr>
                     <w:rFonts w:ascii="Times New Roman" w:hAnsi="Times New Roman"/>
                     <w:color w:val="000000"/>
@@ -24431,7 +25328,7 @@
                 <w:sz w:val="24"/>
                 <w:szCs w:val="24"/>
                 <w:highlight w:val="green"/>
-                <w:rPrChange w:id="303" w:author="Голубович Даниил Дмитриевич" w:date="2026-02-05T13:23:00Z">
+                <w:rPrChange w:id="416" w:author="Голубович Даниил Дмитриевич" w:date="2026-02-05T13:23:00Z">
                   <w:rPr>
                     <w:rFonts w:ascii="Times New Roman" w:hAnsi="Times New Roman"/>
                     <w:color w:val="000000"/>
@@ -24449,7 +25346,7 @@
                 <w:sz w:val="24"/>
                 <w:szCs w:val="24"/>
                 <w:highlight w:val="green"/>
-                <w:rPrChange w:id="304" w:author="Голубович Даниил Дмитриевич" w:date="2026-02-05T13:23:00Z">
+                <w:rPrChange w:id="417" w:author="Голубович Даниил Дмитриевич" w:date="2026-02-05T13:23:00Z">
                   <w:rPr>
                     <w:rFonts w:ascii="Times New Roman" w:hAnsi="Times New Roman"/>
                     <w:color w:val="000000"/>
@@ -24467,7 +25364,7 @@
                 <w:sz w:val="24"/>
                 <w:szCs w:val="24"/>
                 <w:highlight w:val="green"/>
-                <w:rPrChange w:id="305" w:author="Голубович Даниил Дмитриевич" w:date="2026-02-05T13:23:00Z">
+                <w:rPrChange w:id="418" w:author="Голубович Даниил Дмитриевич" w:date="2026-02-05T13:23:00Z">
                   <w:rPr>
                     <w:rFonts w:ascii="Times New Roman" w:hAnsi="Times New Roman"/>
                     <w:color w:val="000000"/>
@@ -24485,7 +25382,7 @@
                 <w:sz w:val="24"/>
                 <w:szCs w:val="24"/>
                 <w:highlight w:val="green"/>
-                <w:rPrChange w:id="306" w:author="Голубович Даниил Дмитриевич" w:date="2026-02-05T13:23:00Z">
+                <w:rPrChange w:id="419" w:author="Голубович Даниил Дмитриевич" w:date="2026-02-05T13:23:00Z">
                   <w:rPr>
                     <w:rFonts w:ascii="Times New Roman" w:hAnsi="Times New Roman"/>
                     <w:color w:val="000000"/>
@@ -24506,7 +25403,7 @@
                 <w:sz w:val="24"/>
                 <w:szCs w:val="24"/>
                 <w:highlight w:val="green"/>
-                <w:rPrChange w:id="307" w:author="Голубович Даниил Дмитриевич" w:date="2026-02-05T13:23:00Z">
+                <w:rPrChange w:id="420" w:author="Голубович Даниил Дмитриевич" w:date="2026-02-05T13:23:00Z">
                   <w:rPr>
                     <w:rFonts w:ascii="Times New Roman" w:hAnsi="Times New Roman"/>
                     <w:color w:val="000000"/>
@@ -24520,7 +25417,7 @@
               <w:rPr>
                 <w:noProof/>
                 <w:highlight w:val="green"/>
-                <w:rPrChange w:id="308" w:author="Голубович Даниил Дмитриевич" w:date="2026-02-05T13:23:00Z">
+                <w:rPrChange w:id="421" w:author="Голубович Даниил Дмитриевич" w:date="2026-02-05T13:23:00Z">
                   <w:rPr>
                     <w:noProof/>
                   </w:rPr>
@@ -24571,13 +25468,22 @@
                 <w:color w:val="000000"/>
                 <w:sz w:val="24"/>
                 <w:szCs w:val="24"/>
+                <w:lang w:val="en-US"/>
+                <w:rPrChange w:id="422" w:author="Голубович Даниил Дмитриевич" w:date="2026-02-10T15:17:00Z">
+                  <w:rPr>
+                    <w:rFonts w:ascii="Times New Roman" w:hAnsi="Times New Roman"/>
+                    <w:color w:val="000000"/>
+                    <w:sz w:val="24"/>
+                    <w:szCs w:val="24"/>
+                  </w:rPr>
+                </w:rPrChange>
               </w:rPr>
             </w:pPr>
             <w:r>
               <w:rPr>
                 <w:noProof/>
                 <w:highlight w:val="green"/>
-                <w:rPrChange w:id="309" w:author="Голубович Даниил Дмитриевич" w:date="2026-02-05T13:23:00Z">
+                <w:rPrChange w:id="423" w:author="Голубович Даниил Дмитриевич" w:date="2026-02-05T13:23:00Z">
                   <w:rPr>
                     <w:noProof/>
                   </w:rPr>
@@ -31798,7 +32704,7 @@
 </file>
 
 <file path=customXml/itemProps1.xml><?xml version="1.0" encoding="utf-8"?>
-<ds:datastoreItem xmlns:ds="http://schemas.openxmlformats.org/officeDocument/2006/customXml" ds:itemID="{4FA0E0B4-F0D0-42AD-94B3-DDC76B716B29}">
+<ds:datastoreItem xmlns:ds="http://schemas.openxmlformats.org/officeDocument/2006/customXml" ds:itemID="{4EAE818E-5002-4D0F-B680-2F69DC2FC2D0}">
   <ds:schemaRefs>
     <ds:schemaRef ds:uri="http://schemas.openxmlformats.org/officeDocument/2006/bibliography"/>
   </ds:schemaRefs>

--- a/2025 12 Отчет_ПФТ-ОрПТС-IIS(ММР)-Транспорт v1.2.docx
+++ b/2025 12 Отчет_ПФТ-ОрПТС-IIS(ММР)-Транспорт v1.2.docx
@@ -2157,10 +2157,10 @@
                   <v:path o:extrusionok="f" gradientshapeok="t" o:connecttype="rect"/>
                   <o:lock v:ext="edit" aspectratio="t"/>
                 </v:shapetype>
-                <v:shape id="_x0000_i1025" type="#_x0000_t75" style="width:193.6pt;height:132.45pt" o:ole="">
+                <v:shape id="_x0000_i1025" type="#_x0000_t75" style="width:193.5pt;height:132.75pt" o:ole="">
                   <v:imagedata r:id="rId7" o:title=""/>
                 </v:shape>
-                <o:OLEObject Type="Embed" ProgID="PBrush" ShapeID="_x0000_i1025" DrawAspect="Content" ObjectID="_1832327145" r:id="rId8"/>
+                <o:OLEObject Type="Embed" ProgID="PBrush" ShapeID="_x0000_i1025" DrawAspect="Content" ObjectID="_1833360628" r:id="rId8"/>
               </w:object>
             </w:r>
           </w:p>
@@ -2190,10 +2190,10 @@
             </w:pPr>
             <w:r>
               <w:object w:dxaOrig="4845" w:dyaOrig="3990" w14:anchorId="30DE86D5">
-                <v:shape id="_x0000_i1026" type="#_x0000_t75" style="width:133.8pt;height:107.3pt" o:ole="">
+                <v:shape id="_x0000_i1026" type="#_x0000_t75" style="width:133.5pt;height:107.25pt" o:ole="">
                   <v:imagedata r:id="rId9" o:title=""/>
                 </v:shape>
-                <o:OLEObject Type="Embed" ProgID="PBrush" ShapeID="_x0000_i1026" DrawAspect="Content" ObjectID="_1832327146" r:id="rId10"/>
+                <o:OLEObject Type="Embed" ProgID="PBrush" ShapeID="_x0000_i1026" DrawAspect="Content" ObjectID="_1833360629" r:id="rId10"/>
               </w:object>
             </w:r>
           </w:p>
@@ -5638,8 +5638,6 @@
                 <w:szCs w:val="24"/>
               </w:rPr>
             </w:pPr>
-            <w:bookmarkStart w:id="96" w:name="_GoBack"/>
-            <w:bookmarkEnd w:id="96"/>
           </w:p>
           <w:p>
             <w:pPr>
@@ -5669,6 +5667,23 @@
                 <w:sz w:val="24"/>
                 <w:szCs w:val="24"/>
                 <w:highlight w:val="green"/>
+                <w:rPrChange w:id="96" w:author="Голубович Даниил Дмитриевич" w:date="2026-01-21T14:23:00Z">
+                  <w:rPr>
+                    <w:rFonts w:ascii="Times New Roman" w:hAnsi="Times New Roman"/>
+                    <w:color w:val="000000"/>
+                    <w:sz w:val="24"/>
+                    <w:szCs w:val="24"/>
+                  </w:rPr>
+                </w:rPrChange>
+              </w:rPr>
+            </w:pPr>
+            <w:r>
+              <w:rPr>
+                <w:rFonts w:ascii="Times New Roman" w:hAnsi="Times New Roman"/>
+                <w:color w:val="000000"/>
+                <w:sz w:val="24"/>
+                <w:szCs w:val="24"/>
+                <w:highlight w:val="green"/>
                 <w:rPrChange w:id="97" w:author="Голубович Даниил Дмитриевич" w:date="2026-01-21T14:23:00Z">
                   <w:rPr>
                     <w:rFonts w:ascii="Times New Roman" w:hAnsi="Times New Roman"/>
@@ -5678,7 +5693,8 @@
                   </w:rPr>
                 </w:rPrChange>
               </w:rPr>
-            </w:pPr>
+              <w:t>Неопределенная н</w:t>
+            </w:r>
             <w:r>
               <w:rPr>
                 <w:rFonts w:ascii="Times New Roman" w:hAnsi="Times New Roman"/>
@@ -5695,9 +5711,14 @@
                   </w:rPr>
                 </w:rPrChange>
               </w:rPr>
-              <w:t>Неопределенная н</w:t>
-            </w:r>
-            <w:r>
+              <w:t xml:space="preserve">авигация между окнами. </w:t>
+            </w:r>
+          </w:p>
+          <w:p>
+            <w:pPr>
+              <w:pStyle w:val="a3"/>
+              <w:ind w:left="433"/>
+              <w:jc w:val="both"/>
               <w:rPr>
                 <w:rFonts w:ascii="Times New Roman" w:hAnsi="Times New Roman"/>
                 <w:color w:val="000000"/>
@@ -5713,7 +5734,132 @@
                   </w:rPr>
                 </w:rPrChange>
               </w:rPr>
-              <w:t xml:space="preserve">авигация между окнами. </w:t>
+            </w:pPr>
+            <w:r>
+              <w:rPr>
+                <w:rFonts w:ascii="Times New Roman" w:hAnsi="Times New Roman"/>
+                <w:color w:val="000000"/>
+                <w:sz w:val="24"/>
+                <w:szCs w:val="24"/>
+                <w:highlight w:val="green"/>
+                <w:rPrChange w:id="100" w:author="Голубович Даниил Дмитриевич" w:date="2026-01-21T14:23:00Z">
+                  <w:rPr>
+                    <w:rFonts w:ascii="Times New Roman" w:hAnsi="Times New Roman"/>
+                    <w:color w:val="000000"/>
+                    <w:sz w:val="24"/>
+                    <w:szCs w:val="24"/>
+                  </w:rPr>
+                </w:rPrChange>
+              </w:rPr>
+              <w:t>При переходе по пунктам меню не ясно</w:t>
+            </w:r>
+            <w:r>
+              <w:rPr>
+                <w:rFonts w:ascii="Times New Roman" w:hAnsi="Times New Roman"/>
+                <w:color w:val="000000"/>
+                <w:sz w:val="24"/>
+                <w:szCs w:val="24"/>
+                <w:highlight w:val="green"/>
+                <w:rPrChange w:id="101" w:author="Голубович Даниил Дмитриевич" w:date="2026-01-21T14:23:00Z">
+                  <w:rPr>
+                    <w:rFonts w:ascii="Times New Roman" w:hAnsi="Times New Roman"/>
+                    <w:color w:val="000000"/>
+                    <w:sz w:val="24"/>
+                    <w:szCs w:val="24"/>
+                  </w:rPr>
+                </w:rPrChange>
+              </w:rPr>
+              <w:t>,</w:t>
+            </w:r>
+            <w:r>
+              <w:rPr>
+                <w:rFonts w:ascii="Times New Roman" w:hAnsi="Times New Roman"/>
+                <w:color w:val="000000"/>
+                <w:sz w:val="24"/>
+                <w:szCs w:val="24"/>
+                <w:highlight w:val="green"/>
+                <w:rPrChange w:id="102" w:author="Голубович Даниил Дмитриевич" w:date="2026-01-21T14:23:00Z">
+                  <w:rPr>
+                    <w:rFonts w:ascii="Times New Roman" w:hAnsi="Times New Roman"/>
+                    <w:color w:val="000000"/>
+                    <w:sz w:val="24"/>
+                    <w:szCs w:val="24"/>
+                  </w:rPr>
+                </w:rPrChange>
+              </w:rPr>
+              <w:t xml:space="preserve"> в каком пункте Меню находишься в текущий момент</w:t>
+            </w:r>
+            <w:r>
+              <w:rPr>
+                <w:rFonts w:ascii="Times New Roman" w:hAnsi="Times New Roman"/>
+                <w:color w:val="000000"/>
+                <w:sz w:val="24"/>
+                <w:szCs w:val="24"/>
+                <w:highlight w:val="green"/>
+                <w:rPrChange w:id="103" w:author="Голубович Даниил Дмитриевич" w:date="2026-01-21T14:23:00Z">
+                  <w:rPr>
+                    <w:rFonts w:ascii="Times New Roman" w:hAnsi="Times New Roman"/>
+                    <w:color w:val="000000"/>
+                    <w:sz w:val="24"/>
+                    <w:szCs w:val="24"/>
+                  </w:rPr>
+                </w:rPrChange>
+              </w:rPr>
+              <w:t xml:space="preserve"> (о</w:t>
+            </w:r>
+            <w:r>
+              <w:rPr>
+                <w:rFonts w:ascii="Times New Roman" w:hAnsi="Times New Roman"/>
+                <w:color w:val="000000"/>
+                <w:sz w:val="24"/>
+                <w:szCs w:val="24"/>
+                <w:highlight w:val="green"/>
+                <w:rPrChange w:id="104" w:author="Голубович Даниил Дмитриевич" w:date="2026-01-21T14:23:00Z">
+                  <w:rPr>
+                    <w:rFonts w:ascii="Times New Roman" w:hAnsi="Times New Roman"/>
+                    <w:color w:val="000000"/>
+                    <w:sz w:val="24"/>
+                    <w:szCs w:val="24"/>
+                  </w:rPr>
+                </w:rPrChange>
+              </w:rPr>
+              <w:t>тсутствуют заголовки экрана</w:t>
+            </w:r>
+            <w:r>
+              <w:rPr>
+                <w:rFonts w:ascii="Times New Roman" w:hAnsi="Times New Roman"/>
+                <w:color w:val="000000"/>
+                <w:sz w:val="24"/>
+                <w:szCs w:val="24"/>
+                <w:highlight w:val="green"/>
+                <w:rPrChange w:id="105" w:author="Голубович Даниил Дмитриевич" w:date="2026-01-21T14:23:00Z">
+                  <w:rPr>
+                    <w:rFonts w:ascii="Times New Roman" w:hAnsi="Times New Roman"/>
+                    <w:color w:val="000000"/>
+                    <w:sz w:val="24"/>
+                    <w:szCs w:val="24"/>
+                  </w:rPr>
+                </w:rPrChange>
+              </w:rPr>
+              <w:t>)</w:t>
+            </w:r>
+            <w:r>
+              <w:rPr>
+                <w:rFonts w:ascii="Times New Roman" w:hAnsi="Times New Roman"/>
+                <w:color w:val="000000"/>
+                <w:sz w:val="24"/>
+                <w:szCs w:val="24"/>
+                <w:highlight w:val="green"/>
+                <w:rPrChange w:id="106" w:author="Голубович Даниил Дмитриевич" w:date="2026-01-21T14:23:00Z">
+                  <w:rPr>
+                    <w:rFonts w:ascii="Times New Roman" w:hAnsi="Times New Roman"/>
+                    <w:color w:val="000000"/>
+                    <w:sz w:val="24"/>
+                    <w:szCs w:val="24"/>
+                  </w:rPr>
+                </w:rPrChange>
+              </w:rPr>
+              <w:t>:</w:t>
             </w:r>
           </w:p>
           <w:p>
@@ -5727,7 +5873,7 @@
                 <w:sz w:val="24"/>
                 <w:szCs w:val="24"/>
                 <w:highlight w:val="green"/>
-                <w:rPrChange w:id="100" w:author="Голубович Даниил Дмитриевич" w:date="2026-01-21T14:23:00Z">
+                <w:rPrChange w:id="107" w:author="Голубович Даниил Дмитриевич" w:date="2026-01-21T14:23:00Z">
                   <w:rPr>
                     <w:rFonts w:ascii="Times New Roman" w:hAnsi="Times New Roman"/>
                     <w:color w:val="000000"/>
@@ -5739,157 +5885,9 @@
             </w:pPr>
             <w:r>
               <w:rPr>
-                <w:rFonts w:ascii="Times New Roman" w:hAnsi="Times New Roman"/>
-                <w:color w:val="000000"/>
-                <w:sz w:val="24"/>
-                <w:szCs w:val="24"/>
-                <w:highlight w:val="green"/>
-                <w:rPrChange w:id="101" w:author="Голубович Даниил Дмитриевич" w:date="2026-01-21T14:23:00Z">
-                  <w:rPr>
-                    <w:rFonts w:ascii="Times New Roman" w:hAnsi="Times New Roman"/>
-                    <w:color w:val="000000"/>
-                    <w:sz w:val="24"/>
-                    <w:szCs w:val="24"/>
-                  </w:rPr>
-                </w:rPrChange>
-              </w:rPr>
-              <w:t>При переходе по пунктам меню не ясно</w:t>
-            </w:r>
-            <w:r>
-              <w:rPr>
-                <w:rFonts w:ascii="Times New Roman" w:hAnsi="Times New Roman"/>
-                <w:color w:val="000000"/>
-                <w:sz w:val="24"/>
-                <w:szCs w:val="24"/>
-                <w:highlight w:val="green"/>
-                <w:rPrChange w:id="102" w:author="Голубович Даниил Дмитриевич" w:date="2026-01-21T14:23:00Z">
-                  <w:rPr>
-                    <w:rFonts w:ascii="Times New Roman" w:hAnsi="Times New Roman"/>
-                    <w:color w:val="000000"/>
-                    <w:sz w:val="24"/>
-                    <w:szCs w:val="24"/>
-                  </w:rPr>
-                </w:rPrChange>
-              </w:rPr>
-              <w:t>,</w:t>
-            </w:r>
-            <w:r>
-              <w:rPr>
-                <w:rFonts w:ascii="Times New Roman" w:hAnsi="Times New Roman"/>
-                <w:color w:val="000000"/>
-                <w:sz w:val="24"/>
-                <w:szCs w:val="24"/>
-                <w:highlight w:val="green"/>
-                <w:rPrChange w:id="103" w:author="Голубович Даниил Дмитриевич" w:date="2026-01-21T14:23:00Z">
-                  <w:rPr>
-                    <w:rFonts w:ascii="Times New Roman" w:hAnsi="Times New Roman"/>
-                    <w:color w:val="000000"/>
-                    <w:sz w:val="24"/>
-                    <w:szCs w:val="24"/>
-                  </w:rPr>
-                </w:rPrChange>
-              </w:rPr>
-              <w:t xml:space="preserve"> в каком пункте Меню находишься в текущий момент</w:t>
-            </w:r>
-            <w:r>
-              <w:rPr>
-                <w:rFonts w:ascii="Times New Roman" w:hAnsi="Times New Roman"/>
-                <w:color w:val="000000"/>
-                <w:sz w:val="24"/>
-                <w:szCs w:val="24"/>
-                <w:highlight w:val="green"/>
-                <w:rPrChange w:id="104" w:author="Голубович Даниил Дмитриевич" w:date="2026-01-21T14:23:00Z">
-                  <w:rPr>
-                    <w:rFonts w:ascii="Times New Roman" w:hAnsi="Times New Roman"/>
-                    <w:color w:val="000000"/>
-                    <w:sz w:val="24"/>
-                    <w:szCs w:val="24"/>
-                  </w:rPr>
-                </w:rPrChange>
-              </w:rPr>
-              <w:t xml:space="preserve"> (о</w:t>
-            </w:r>
-            <w:r>
-              <w:rPr>
-                <w:rFonts w:ascii="Times New Roman" w:hAnsi="Times New Roman"/>
-                <w:color w:val="000000"/>
-                <w:sz w:val="24"/>
-                <w:szCs w:val="24"/>
-                <w:highlight w:val="green"/>
-                <w:rPrChange w:id="105" w:author="Голубович Даниил Дмитриевич" w:date="2026-01-21T14:23:00Z">
-                  <w:rPr>
-                    <w:rFonts w:ascii="Times New Roman" w:hAnsi="Times New Roman"/>
-                    <w:color w:val="000000"/>
-                    <w:sz w:val="24"/>
-                    <w:szCs w:val="24"/>
-                  </w:rPr>
-                </w:rPrChange>
-              </w:rPr>
-              <w:t>тсутствуют заголовки экрана</w:t>
-            </w:r>
-            <w:r>
-              <w:rPr>
-                <w:rFonts w:ascii="Times New Roman" w:hAnsi="Times New Roman"/>
-                <w:color w:val="000000"/>
-                <w:sz w:val="24"/>
-                <w:szCs w:val="24"/>
-                <w:highlight w:val="green"/>
-                <w:rPrChange w:id="106" w:author="Голубович Даниил Дмитриевич" w:date="2026-01-21T14:23:00Z">
-                  <w:rPr>
-                    <w:rFonts w:ascii="Times New Roman" w:hAnsi="Times New Roman"/>
-                    <w:color w:val="000000"/>
-                    <w:sz w:val="24"/>
-                    <w:szCs w:val="24"/>
-                  </w:rPr>
-                </w:rPrChange>
-              </w:rPr>
-              <w:t>)</w:t>
-            </w:r>
-            <w:r>
-              <w:rPr>
-                <w:rFonts w:ascii="Times New Roman" w:hAnsi="Times New Roman"/>
-                <w:color w:val="000000"/>
-                <w:sz w:val="24"/>
-                <w:szCs w:val="24"/>
-                <w:highlight w:val="green"/>
-                <w:rPrChange w:id="107" w:author="Голубович Даниил Дмитриевич" w:date="2026-01-21T14:23:00Z">
-                  <w:rPr>
-                    <w:rFonts w:ascii="Times New Roman" w:hAnsi="Times New Roman"/>
-                    <w:color w:val="000000"/>
-                    <w:sz w:val="24"/>
-                    <w:szCs w:val="24"/>
-                  </w:rPr>
-                </w:rPrChange>
-              </w:rPr>
-              <w:t>:</w:t>
-            </w:r>
-          </w:p>
-          <w:p>
-            <w:pPr>
-              <w:pStyle w:val="a3"/>
-              <w:ind w:left="433"/>
-              <w:jc w:val="both"/>
-              <w:rPr>
-                <w:rFonts w:ascii="Times New Roman" w:hAnsi="Times New Roman"/>
-                <w:color w:val="000000"/>
-                <w:sz w:val="24"/>
-                <w:szCs w:val="24"/>
+                <w:noProof/>
                 <w:highlight w:val="green"/>
                 <w:rPrChange w:id="108" w:author="Голубович Даниил Дмитриевич" w:date="2026-01-21T14:23:00Z">
-                  <w:rPr>
-                    <w:rFonts w:ascii="Times New Roman" w:hAnsi="Times New Roman"/>
-                    <w:color w:val="000000"/>
-                    <w:sz w:val="24"/>
-                    <w:szCs w:val="24"/>
-                  </w:rPr>
-                </w:rPrChange>
-              </w:rPr>
-            </w:pPr>
-            <w:r>
-              <w:rPr>
-                <w:noProof/>
-                <w:highlight w:val="green"/>
-                <w:rPrChange w:id="109" w:author="Голубович Даниил Дмитриевич" w:date="2026-01-21T14:23:00Z">
                   <w:rPr>
                     <w:noProof/>
                   </w:rPr>
@@ -5948,7 +5946,7 @@
               <w:rPr>
                 <w:noProof/>
                 <w:highlight w:val="green"/>
-                <w:rPrChange w:id="110" w:author="Голубович Даниил Дмитриевич" w:date="2026-01-21T14:23:00Z">
+                <w:rPrChange w:id="109" w:author="Голубович Даниил Дмитриевич" w:date="2026-01-21T14:23:00Z">
                   <w:rPr>
                     <w:noProof/>
                   </w:rPr>
@@ -6379,78 +6377,78 @@
                 <w:szCs w:val="24"/>
                 <w:highlight w:val="green"/>
                 <w:lang w:val="en-US"/>
+                <w:rPrChange w:id="110" w:author="Голубович Даниил Дмитриевич" w:date="2026-01-21T11:18:00Z">
+                  <w:rPr>
+                    <w:rFonts w:ascii="Times New Roman" w:hAnsi="Times New Roman"/>
+                    <w:color w:val="000000"/>
+                    <w:sz w:val="24"/>
+                    <w:szCs w:val="24"/>
+                    <w:lang w:val="en-US"/>
+                  </w:rPr>
+                </w:rPrChange>
+              </w:rPr>
+            </w:pPr>
+            <w:r>
+              <w:rPr>
+                <w:rFonts w:ascii="Times New Roman" w:hAnsi="Times New Roman"/>
+                <w:color w:val="000000"/>
+                <w:sz w:val="24"/>
+                <w:szCs w:val="24"/>
+                <w:highlight w:val="green"/>
                 <w:rPrChange w:id="111" w:author="Голубович Даниил Дмитриевич" w:date="2026-01-21T11:18:00Z">
                   <w:rPr>
                     <w:rFonts w:ascii="Times New Roman" w:hAnsi="Times New Roman"/>
                     <w:color w:val="000000"/>
                     <w:sz w:val="24"/>
                     <w:szCs w:val="24"/>
+                  </w:rPr>
+                </w:rPrChange>
+              </w:rPr>
+              <w:t>Копирование Задачи</w:t>
+            </w:r>
+            <w:r>
+              <w:rPr>
+                <w:rFonts w:ascii="Times New Roman" w:hAnsi="Times New Roman"/>
+                <w:color w:val="000000"/>
+                <w:sz w:val="24"/>
+                <w:szCs w:val="24"/>
+                <w:highlight w:val="green"/>
+                <w:lang w:val="en-US"/>
+                <w:rPrChange w:id="112" w:author="Голубович Даниил Дмитриевич" w:date="2026-01-21T11:18:00Z">
+                  <w:rPr>
+                    <w:rFonts w:ascii="Times New Roman" w:hAnsi="Times New Roman"/>
+                    <w:color w:val="000000"/>
+                    <w:sz w:val="24"/>
+                    <w:szCs w:val="24"/>
                     <w:lang w:val="en-US"/>
                   </w:rPr>
                 </w:rPrChange>
               </w:rPr>
-            </w:pPr>
-            <w:r>
-              <w:rPr>
-                <w:rFonts w:ascii="Times New Roman" w:hAnsi="Times New Roman"/>
-                <w:color w:val="000000"/>
-                <w:sz w:val="24"/>
-                <w:szCs w:val="24"/>
-                <w:highlight w:val="green"/>
-                <w:rPrChange w:id="112" w:author="Голубович Даниил Дмитриевич" w:date="2026-01-21T11:18:00Z">
-                  <w:rPr>
-                    <w:rFonts w:ascii="Times New Roman" w:hAnsi="Times New Roman"/>
-                    <w:color w:val="000000"/>
-                    <w:sz w:val="24"/>
-                    <w:szCs w:val="24"/>
-                  </w:rPr>
-                </w:rPrChange>
-              </w:rPr>
-              <w:t>Копирование Задачи</w:t>
-            </w:r>
-            <w:r>
-              <w:rPr>
-                <w:rFonts w:ascii="Times New Roman" w:hAnsi="Times New Roman"/>
-                <w:color w:val="000000"/>
-                <w:sz w:val="24"/>
-                <w:szCs w:val="24"/>
+              <w:t>:</w:t>
+            </w:r>
+          </w:p>
+          <w:p>
+            <w:pPr>
+              <w:pStyle w:val="a3"/>
+              <w:ind w:left="1001" w:firstLine="142"/>
+              <w:jc w:val="both"/>
+              <w:rPr>
+                <w:noProof/>
                 <w:highlight w:val="green"/>
                 <w:lang w:val="en-US"/>
                 <w:rPrChange w:id="113" w:author="Голубович Даниил Дмитриевич" w:date="2026-01-21T11:18:00Z">
                   <w:rPr>
-                    <w:rFonts w:ascii="Times New Roman" w:hAnsi="Times New Roman"/>
-                    <w:color w:val="000000"/>
-                    <w:sz w:val="24"/>
-                    <w:szCs w:val="24"/>
+                    <w:noProof/>
                     <w:lang w:val="en-US"/>
                   </w:rPr>
                 </w:rPrChange>
               </w:rPr>
-              <w:t>:</w:t>
-            </w:r>
-          </w:p>
-          <w:p>
-            <w:pPr>
-              <w:pStyle w:val="a3"/>
-              <w:ind w:left="1001" w:firstLine="142"/>
-              <w:jc w:val="both"/>
+            </w:pPr>
+            <w:r>
               <w:rPr>
                 <w:noProof/>
                 <w:highlight w:val="green"/>
-                <w:lang w:val="en-US"/>
                 <w:rPrChange w:id="114" w:author="Голубович Даниил Дмитриевич" w:date="2026-01-21T11:18:00Z">
-                  <w:rPr>
-                    <w:noProof/>
-                    <w:lang w:val="en-US"/>
-                  </w:rPr>
-                </w:rPrChange>
-              </w:rPr>
-            </w:pPr>
-            <w:r>
-              <w:rPr>
-                <w:noProof/>
-                <w:highlight w:val="green"/>
-                <w:rPrChange w:id="115" w:author="Голубович Даниил Дмитриевич" w:date="2026-01-21T11:18:00Z">
                   <w:rPr>
                     <w:noProof/>
                   </w:rPr>
@@ -6497,7 +6495,7 @@
                 <w:noProof/>
                 <w:highlight w:val="green"/>
                 <w:lang w:val="en-US"/>
-                <w:rPrChange w:id="116" w:author="Голубович Даниил Дмитриевич" w:date="2026-01-21T11:18:00Z">
+                <w:rPrChange w:id="115" w:author="Голубович Даниил Дмитриевич" w:date="2026-01-21T11:18:00Z">
                   <w:rPr>
                     <w:noProof/>
                     <w:lang w:val="en-US"/>
@@ -6510,7 +6508,7 @@
               <w:rPr>
                 <w:noProof/>
                 <w:highlight w:val="green"/>
-                <w:rPrChange w:id="117" w:author="Голубович Даниил Дмитриевич" w:date="2026-01-21T11:18:00Z">
+                <w:rPrChange w:id="116" w:author="Голубович Даниил Дмитриевич" w:date="2026-01-21T11:18:00Z">
                   <w:rPr>
                     <w:noProof/>
                   </w:rPr>
@@ -6565,7 +6563,7 @@
                 <w:szCs w:val="24"/>
                 <w:highlight w:val="green"/>
                 <w:lang w:val="en-US"/>
-                <w:rPrChange w:id="118" w:author="Голубович Даниил Дмитриевич" w:date="2026-01-21T11:18:00Z">
+                <w:rPrChange w:id="117" w:author="Голубович Даниил Дмитриевич" w:date="2026-01-21T11:18:00Z">
                   <w:rPr>
                     <w:rFonts w:ascii="Times New Roman" w:hAnsi="Times New Roman"/>
                     <w:color w:val="000000"/>
@@ -6580,7 +6578,7 @@
               <w:rPr>
                 <w:noProof/>
                 <w:highlight w:val="green"/>
-                <w:rPrChange w:id="119" w:author="Голубович Даниил Дмитриевич" w:date="2026-01-21T11:18:00Z">
+                <w:rPrChange w:id="118" w:author="Голубович Даниил Дмитриевич" w:date="2026-01-21T11:18:00Z">
                   <w:rPr>
                     <w:noProof/>
                   </w:rPr>
@@ -6634,6 +6632,23 @@
                 <w:sz w:val="24"/>
                 <w:szCs w:val="24"/>
                 <w:highlight w:val="green"/>
+                <w:rPrChange w:id="119" w:author="Голубович Даниил Дмитриевич" w:date="2026-01-21T11:18:00Z">
+                  <w:rPr>
+                    <w:rFonts w:ascii="Times New Roman" w:hAnsi="Times New Roman"/>
+                    <w:color w:val="000000"/>
+                    <w:sz w:val="24"/>
+                    <w:szCs w:val="24"/>
+                  </w:rPr>
+                </w:rPrChange>
+              </w:rPr>
+            </w:pPr>
+            <w:r>
+              <w:rPr>
+                <w:rFonts w:ascii="Times New Roman" w:hAnsi="Times New Roman"/>
+                <w:color w:val="000000"/>
+                <w:sz w:val="24"/>
+                <w:szCs w:val="24"/>
+                <w:highlight w:val="green"/>
                 <w:rPrChange w:id="120" w:author="Голубович Даниил Дмитриевич" w:date="2026-01-21T11:18:00Z">
                   <w:rPr>
                     <w:rFonts w:ascii="Times New Roman" w:hAnsi="Times New Roman"/>
@@ -6643,7 +6658,8 @@
                   </w:rPr>
                 </w:rPrChange>
               </w:rPr>
-            </w:pPr>
+              <w:t>При копировании Задачи должен быть выбор статуса новой з</w:t>
+            </w:r>
             <w:r>
               <w:rPr>
                 <w:rFonts w:ascii="Times New Roman" w:hAnsi="Times New Roman"/>
@@ -6660,8 +6676,9 @@
                   </w:rPr>
                 </w:rPrChange>
               </w:rPr>
-              <w:t>При копировании Задачи должен быть выбор статуса новой з</w:t>
-            </w:r>
+              <w:t xml:space="preserve">адачи </w:t>
+            </w:r>
+            <w:proofErr w:type="spellStart"/>
             <w:r>
               <w:rPr>
                 <w:rFonts w:ascii="Times New Roman" w:hAnsi="Times New Roman"/>
@@ -6678,9 +6695,9 @@
                   </w:rPr>
                 </w:rPrChange>
               </w:rPr>
-              <w:t xml:space="preserve">адачи </w:t>
-            </w:r>
-            <w:proofErr w:type="spellStart"/>
+              <w:t>Вкл</w:t>
+            </w:r>
+            <w:proofErr w:type="spellEnd"/>
             <w:r>
               <w:rPr>
                 <w:rFonts w:ascii="Times New Roman" w:hAnsi="Times New Roman"/>
@@ -6697,9 +6714,8 @@
                   </w:rPr>
                 </w:rPrChange>
               </w:rPr>
-              <w:t>Вкл</w:t>
-            </w:r>
-            <w:proofErr w:type="spellEnd"/>
+              <w:t>/Выкл.</w:t>
+            </w:r>
             <w:r>
               <w:rPr>
                 <w:rFonts w:ascii="Times New Roman" w:hAnsi="Times New Roman"/>
@@ -6716,8 +6732,21 @@
                   </w:rPr>
                 </w:rPrChange>
               </w:rPr>
-              <w:t>/Выкл.</w:t>
-            </w:r>
+              <w:t xml:space="preserve"> </w:t>
+            </w:r>
+          </w:p>
+          <w:p>
+            <w:pPr>
+              <w:pStyle w:val="a3"/>
+              <w:ind w:left="718"/>
+              <w:jc w:val="both"/>
+              <w:rPr>
+                <w:rFonts w:ascii="Times New Roman" w:hAnsi="Times New Roman"/>
+                <w:color w:val="000000"/>
+                <w:sz w:val="24"/>
+                <w:szCs w:val="24"/>
+              </w:rPr>
+            </w:pPr>
             <w:r>
               <w:rPr>
                 <w:rFonts w:ascii="Times New Roman" w:hAnsi="Times New Roman"/>
@@ -6726,37 +6755,6 @@
                 <w:szCs w:val="24"/>
                 <w:highlight w:val="green"/>
                 <w:rPrChange w:id="125" w:author="Голубович Даниил Дмитриевич" w:date="2026-01-21T11:18:00Z">
-                  <w:rPr>
-                    <w:rFonts w:ascii="Times New Roman" w:hAnsi="Times New Roman"/>
-                    <w:color w:val="000000"/>
-                    <w:sz w:val="24"/>
-                    <w:szCs w:val="24"/>
-                  </w:rPr>
-                </w:rPrChange>
-              </w:rPr>
-              <w:t xml:space="preserve"> </w:t>
-            </w:r>
-          </w:p>
-          <w:p>
-            <w:pPr>
-              <w:pStyle w:val="a3"/>
-              <w:ind w:left="718"/>
-              <w:jc w:val="both"/>
-              <w:rPr>
-                <w:rFonts w:ascii="Times New Roman" w:hAnsi="Times New Roman"/>
-                <w:color w:val="000000"/>
-                <w:sz w:val="24"/>
-                <w:szCs w:val="24"/>
-              </w:rPr>
-            </w:pPr>
-            <w:r>
-              <w:rPr>
-                <w:rFonts w:ascii="Times New Roman" w:hAnsi="Times New Roman"/>
-                <w:color w:val="000000"/>
-                <w:sz w:val="24"/>
-                <w:szCs w:val="24"/>
-                <w:highlight w:val="green"/>
-                <w:rPrChange w:id="126" w:author="Голубович Даниил Дмитриевич" w:date="2026-01-21T11:18:00Z">
                   <w:rPr>
                     <w:rFonts w:ascii="Times New Roman" w:hAnsi="Times New Roman"/>
                     <w:color w:val="000000"/>
@@ -6796,6 +6794,23 @@
                 <w:sz w:val="24"/>
                 <w:szCs w:val="24"/>
                 <w:highlight w:val="green"/>
+                <w:rPrChange w:id="126" w:author="Голубович Даниил Дмитриевич" w:date="2026-01-21T11:18:00Z">
+                  <w:rPr>
+                    <w:rFonts w:ascii="Times New Roman" w:hAnsi="Times New Roman"/>
+                    <w:color w:val="000000"/>
+                    <w:sz w:val="24"/>
+                    <w:szCs w:val="24"/>
+                  </w:rPr>
+                </w:rPrChange>
+              </w:rPr>
+            </w:pPr>
+            <w:r>
+              <w:rPr>
+                <w:rFonts w:ascii="Times New Roman" w:hAnsi="Times New Roman"/>
+                <w:color w:val="000000"/>
+                <w:sz w:val="24"/>
+                <w:szCs w:val="24"/>
+                <w:highlight w:val="green"/>
                 <w:rPrChange w:id="127" w:author="Голубович Даниил Дмитриевич" w:date="2026-01-21T11:18:00Z">
                   <w:rPr>
                     <w:rFonts w:ascii="Times New Roman" w:hAnsi="Times New Roman"/>
@@ -6805,7 +6820,8 @@
                   </w:rPr>
                 </w:rPrChange>
               </w:rPr>
-            </w:pPr>
+              <w:t>При перемещении Ш</w:t>
+            </w:r>
             <w:r>
               <w:rPr>
                 <w:rFonts w:ascii="Times New Roman" w:hAnsi="Times New Roman"/>
@@ -6822,7 +6838,7 @@
                   </w:rPr>
                 </w:rPrChange>
               </w:rPr>
-              <w:t>При перемещении Ш</w:t>
+              <w:t>агов фиксировать выделение</w:t>
             </w:r>
             <w:r>
               <w:rPr>
@@ -6840,7 +6856,7 @@
                   </w:rPr>
                 </w:rPrChange>
               </w:rPr>
-              <w:t>агов фиксировать выделение</w:t>
+              <w:t xml:space="preserve"> Шаг</w:t>
             </w:r>
             <w:r>
               <w:rPr>
@@ -6858,7 +6874,7 @@
                   </w:rPr>
                 </w:rPrChange>
               </w:rPr>
-              <w:t xml:space="preserve"> Шаг</w:t>
+              <w:t>а</w:t>
             </w:r>
             <w:r>
               <w:rPr>
@@ -6876,7 +6892,7 @@
                   </w:rPr>
                 </w:rPrChange>
               </w:rPr>
-              <w:t>а</w:t>
+              <w:t xml:space="preserve"> до достижения им </w:t>
             </w:r>
             <w:r>
               <w:rPr>
@@ -6894,44 +6910,26 @@
                   </w:rPr>
                 </w:rPrChange>
               </w:rPr>
-              <w:t xml:space="preserve"> до достижения им </w:t>
-            </w:r>
-            <w:r>
-              <w:rPr>
-                <w:rFonts w:ascii="Times New Roman" w:hAnsi="Times New Roman"/>
-                <w:color w:val="000000"/>
-                <w:sz w:val="24"/>
-                <w:szCs w:val="24"/>
+              <w:t>нужной позиции:</w:t>
+            </w:r>
+          </w:p>
+          <w:p>
+            <w:pPr>
+              <w:pStyle w:val="a3"/>
+              <w:ind w:left="718" w:firstLine="283"/>
+              <w:jc w:val="both"/>
+              <w:rPr>
+                <w:rFonts w:ascii="Times New Roman" w:hAnsi="Times New Roman"/>
+                <w:color w:val="000000"/>
+                <w:sz w:val="24"/>
+                <w:szCs w:val="24"/>
+              </w:rPr>
+            </w:pPr>
+            <w:r>
+              <w:rPr>
+                <w:noProof/>
                 <w:highlight w:val="green"/>
                 <w:rPrChange w:id="133" w:author="Голубович Даниил Дмитриевич" w:date="2026-01-21T11:18:00Z">
-                  <w:rPr>
-                    <w:rFonts w:ascii="Times New Roman" w:hAnsi="Times New Roman"/>
-                    <w:color w:val="000000"/>
-                    <w:sz w:val="24"/>
-                    <w:szCs w:val="24"/>
-                  </w:rPr>
-                </w:rPrChange>
-              </w:rPr>
-              <w:t>нужной позиции:</w:t>
-            </w:r>
-          </w:p>
-          <w:p>
-            <w:pPr>
-              <w:pStyle w:val="a3"/>
-              <w:ind w:left="718" w:firstLine="283"/>
-              <w:jc w:val="both"/>
-              <w:rPr>
-                <w:rFonts w:ascii="Times New Roman" w:hAnsi="Times New Roman"/>
-                <w:color w:val="000000"/>
-                <w:sz w:val="24"/>
-                <w:szCs w:val="24"/>
-              </w:rPr>
-            </w:pPr>
-            <w:r>
-              <w:rPr>
-                <w:noProof/>
-                <w:highlight w:val="green"/>
-                <w:rPrChange w:id="134" w:author="Голубович Даниил Дмитриевич" w:date="2026-01-21T11:18:00Z">
                   <w:rPr>
                     <w:noProof/>
                   </w:rPr>
@@ -7002,6 +7000,23 @@
                 <w:sz w:val="24"/>
                 <w:szCs w:val="24"/>
                 <w:highlight w:val="green"/>
+                <w:rPrChange w:id="134" w:author="Голубович Даниил Дмитриевич" w:date="2026-02-03T12:12:00Z">
+                  <w:rPr>
+                    <w:rFonts w:ascii="Times New Roman" w:hAnsi="Times New Roman"/>
+                    <w:color w:val="000000"/>
+                    <w:sz w:val="24"/>
+                    <w:szCs w:val="24"/>
+                  </w:rPr>
+                </w:rPrChange>
+              </w:rPr>
+            </w:pPr>
+            <w:r>
+              <w:rPr>
+                <w:rFonts w:ascii="Times New Roman" w:hAnsi="Times New Roman"/>
+                <w:color w:val="000000"/>
+                <w:sz w:val="24"/>
+                <w:szCs w:val="24"/>
+                <w:highlight w:val="green"/>
                 <w:rPrChange w:id="135" w:author="Голубович Даниил Дмитриевич" w:date="2026-02-03T12:12:00Z">
                   <w:rPr>
                     <w:rFonts w:ascii="Times New Roman" w:hAnsi="Times New Roman"/>
@@ -7011,8 +7026,14 @@
                   </w:rPr>
                 </w:rPrChange>
               </w:rPr>
-            </w:pPr>
-            <w:r>
+              <w:t xml:space="preserve">Прерывание не работает. </w:t>
+            </w:r>
+          </w:p>
+          <w:p>
+            <w:pPr>
+              <w:pStyle w:val="a3"/>
+              <w:ind w:left="1000"/>
+              <w:jc w:val="both"/>
               <w:rPr>
                 <w:rFonts w:ascii="Times New Roman" w:hAnsi="Times New Roman"/>
                 <w:color w:val="000000"/>
@@ -7028,14 +7049,8 @@
                   </w:rPr>
                 </w:rPrChange>
               </w:rPr>
-              <w:t xml:space="preserve">Прерывание не работает. </w:t>
-            </w:r>
-          </w:p>
-          <w:p>
-            <w:pPr>
-              <w:pStyle w:val="a3"/>
-              <w:ind w:left="1000"/>
-              <w:jc w:val="both"/>
+            </w:pPr>
+            <w:r>
               <w:rPr>
                 <w:rFonts w:ascii="Times New Roman" w:hAnsi="Times New Roman"/>
                 <w:color w:val="000000"/>
@@ -7051,7 +7066,8 @@
                   </w:rPr>
                 </w:rPrChange>
               </w:rPr>
-            </w:pPr>
+              <w:t>При установленном</w:t>
+            </w:r>
             <w:r>
               <w:rPr>
                 <w:rFonts w:ascii="Times New Roman" w:hAnsi="Times New Roman"/>
@@ -7068,7 +7084,7 @@
                   </w:rPr>
                 </w:rPrChange>
               </w:rPr>
-              <w:t>При установленном</w:t>
+              <w:t xml:space="preserve">  «Прерывании» </w:t>
             </w:r>
             <w:r>
               <w:rPr>
@@ -7086,7 +7102,7 @@
                   </w:rPr>
                 </w:rPrChange>
               </w:rPr>
-              <w:t xml:space="preserve">  «Прерывании» </w:t>
+              <w:t>на Шаге</w:t>
             </w:r>
             <w:r>
               <w:rPr>
@@ -7104,7 +7120,7 @@
                   </w:rPr>
                 </w:rPrChange>
               </w:rPr>
-              <w:t>на Шаге</w:t>
+              <w:t xml:space="preserve"> 1</w:t>
             </w:r>
             <w:r>
               <w:rPr>
@@ -7122,7 +7138,7 @@
                   </w:rPr>
                 </w:rPrChange>
               </w:rPr>
-              <w:t xml:space="preserve"> 1</w:t>
+              <w:t>, Задача переходит к выполнению Шага</w:t>
             </w:r>
             <w:r>
               <w:rPr>
@@ -7140,7 +7156,7 @@
                   </w:rPr>
                 </w:rPrChange>
               </w:rPr>
-              <w:t>, Задача переходит к выполнению Шага</w:t>
+              <w:t xml:space="preserve"> 2</w:t>
             </w:r>
             <w:r>
               <w:rPr>
@@ -7158,9 +7174,14 @@
                   </w:rPr>
                 </w:rPrChange>
               </w:rPr>
-              <w:t xml:space="preserve"> 2</w:t>
-            </w:r>
-            <w:r>
+              <w:t>:</w:t>
+            </w:r>
+          </w:p>
+          <w:p>
+            <w:pPr>
+              <w:pStyle w:val="a3"/>
+              <w:ind w:left="718"/>
+              <w:jc w:val="both"/>
               <w:rPr>
                 <w:rFonts w:ascii="Times New Roman" w:hAnsi="Times New Roman"/>
                 <w:color w:val="000000"/>
@@ -7176,35 +7197,12 @@
                   </w:rPr>
                 </w:rPrChange>
               </w:rPr>
-              <w:t>:</w:t>
-            </w:r>
-          </w:p>
-          <w:p>
-            <w:pPr>
-              <w:pStyle w:val="a3"/>
-              <w:ind w:left="718"/>
-              <w:jc w:val="both"/>
-              <w:rPr>
-                <w:rFonts w:ascii="Times New Roman" w:hAnsi="Times New Roman"/>
-                <w:color w:val="000000"/>
-                <w:sz w:val="24"/>
-                <w:szCs w:val="24"/>
+            </w:pPr>
+            <w:r>
+              <w:rPr>
+                <w:noProof/>
                 <w:highlight w:val="green"/>
                 <w:rPrChange w:id="145" w:author="Голубович Даниил Дмитриевич" w:date="2026-02-03T12:12:00Z">
-                  <w:rPr>
-                    <w:rFonts w:ascii="Times New Roman" w:hAnsi="Times New Roman"/>
-                    <w:color w:val="000000"/>
-                    <w:sz w:val="24"/>
-                    <w:szCs w:val="24"/>
-                  </w:rPr>
-                </w:rPrChange>
-              </w:rPr>
-            </w:pPr>
-            <w:r>
-              <w:rPr>
-                <w:noProof/>
-                <w:highlight w:val="green"/>
-                <w:rPrChange w:id="146" w:author="Голубович Даниил Дмитриевич" w:date="2026-02-03T12:12:00Z">
                   <w:rPr>
                     <w:noProof/>
                   </w:rPr>
@@ -7263,7 +7261,7 @@
               <w:rPr>
                 <w:noProof/>
                 <w:highlight w:val="green"/>
-                <w:rPrChange w:id="147" w:author="Голубович Даниил Дмитриевич" w:date="2026-02-03T12:12:00Z">
+                <w:rPrChange w:id="146" w:author="Голубович Даниил Дмитриевич" w:date="2026-02-03T12:12:00Z">
                   <w:rPr>
                     <w:noProof/>
                   </w:rPr>
@@ -7945,6 +7943,23 @@
                 <w:sz w:val="24"/>
                 <w:szCs w:val="24"/>
                 <w:highlight w:val="yellow"/>
+                <w:rPrChange w:id="147" w:author="Голубович Даниил Дмитриевич" w:date="2026-01-05T16:05:00Z">
+                  <w:rPr>
+                    <w:rFonts w:ascii="Times New Roman" w:hAnsi="Times New Roman"/>
+                    <w:color w:val="000000"/>
+                    <w:sz w:val="24"/>
+                    <w:szCs w:val="24"/>
+                  </w:rPr>
+                </w:rPrChange>
+              </w:rPr>
+            </w:pPr>
+            <w:r>
+              <w:rPr>
+                <w:rFonts w:ascii="Times New Roman" w:hAnsi="Times New Roman"/>
+                <w:color w:val="000000"/>
+                <w:sz w:val="24"/>
+                <w:szCs w:val="24"/>
+                <w:highlight w:val="yellow"/>
                 <w:rPrChange w:id="148" w:author="Голубович Даниил Дмитриевич" w:date="2026-01-05T16:05:00Z">
                   <w:rPr>
                     <w:rFonts w:ascii="Times New Roman" w:hAnsi="Times New Roman"/>
@@ -7954,7 +7969,9 @@
                   </w:rPr>
                 </w:rPrChange>
               </w:rPr>
-            </w:pPr>
+              <w:lastRenderedPageBreak/>
+              <w:t>К</w:t>
+            </w:r>
             <w:r>
               <w:rPr>
                 <w:rFonts w:ascii="Times New Roman" w:hAnsi="Times New Roman"/>
@@ -7971,12 +7988,13 @@
                   </w:rPr>
                 </w:rPrChange>
               </w:rPr>
-              <w:lastRenderedPageBreak/>
-              <w:t>К</w:t>
-            </w:r>
-            <w:r>
-              <w:rPr>
-                <w:rFonts w:ascii="Times New Roman" w:hAnsi="Times New Roman"/>
+              <w:t xml:space="preserve">онтроль на наличие </w:t>
+            </w:r>
+            <w:proofErr w:type="spellStart"/>
+            <w:r>
+              <w:rPr>
+                <w:rFonts w:ascii="Times New Roman" w:hAnsi="Times New Roman"/>
+                <w:b/>
                 <w:color w:val="000000"/>
                 <w:sz w:val="24"/>
                 <w:szCs w:val="24"/>
@@ -7984,15 +8002,16 @@
                 <w:rPrChange w:id="150" w:author="Голубович Даниил Дмитриевич" w:date="2026-01-05T16:05:00Z">
                   <w:rPr>
                     <w:rFonts w:ascii="Times New Roman" w:hAnsi="Times New Roman"/>
+                    <w:b/>
                     <w:color w:val="000000"/>
                     <w:sz w:val="24"/>
                     <w:szCs w:val="24"/>
                   </w:rPr>
                 </w:rPrChange>
               </w:rPr>
-              <w:t xml:space="preserve">онтроль на наличие </w:t>
-            </w:r>
-            <w:proofErr w:type="spellStart"/>
+              <w:t>выкл</w:t>
+            </w:r>
+            <w:proofErr w:type="spellEnd"/>
             <w:r>
               <w:rPr>
                 <w:rFonts w:ascii="Times New Roman" w:hAnsi="Times New Roman"/>
@@ -8011,9 +8030,8 @@
                   </w:rPr>
                 </w:rPrChange>
               </w:rPr>
-              <w:t>выкл</w:t>
-            </w:r>
-            <w:proofErr w:type="spellEnd"/>
+              <w:t xml:space="preserve"> </w:t>
+            </w:r>
             <w:r>
               <w:rPr>
                 <w:rFonts w:ascii="Times New Roman" w:hAnsi="Times New Roman"/>
@@ -8032,7 +8050,7 @@
                   </w:rPr>
                 </w:rPrChange>
               </w:rPr>
-              <w:t xml:space="preserve"> </w:t>
+              <w:t>Ш</w:t>
             </w:r>
             <w:r>
               <w:rPr>
@@ -8052,7 +8070,7 @@
                   </w:rPr>
                 </w:rPrChange>
               </w:rPr>
-              <w:t>Ш</w:t>
+              <w:t>агов</w:t>
             </w:r>
             <w:r>
               <w:rPr>
@@ -8072,12 +8090,11 @@
                   </w:rPr>
                 </w:rPrChange>
               </w:rPr>
-              <w:t>агов</w:t>
-            </w:r>
-            <w:r>
-              <w:rPr>
-                <w:rFonts w:ascii="Times New Roman" w:hAnsi="Times New Roman"/>
-                <w:b/>
+              <w:t xml:space="preserve">- </w:t>
+            </w:r>
+            <w:r>
+              <w:rPr>
+                <w:rFonts w:ascii="Times New Roman" w:hAnsi="Times New Roman"/>
                 <w:color w:val="000000"/>
                 <w:sz w:val="24"/>
                 <w:szCs w:val="24"/>
@@ -8085,6 +8102,121 @@
                 <w:rPrChange w:id="155" w:author="Голубович Даниил Дмитриевич" w:date="2026-01-05T16:05:00Z">
                   <w:rPr>
                     <w:rFonts w:ascii="Times New Roman" w:hAnsi="Times New Roman"/>
+                    <w:color w:val="000000"/>
+                    <w:sz w:val="24"/>
+                    <w:szCs w:val="24"/>
+                  </w:rPr>
+                </w:rPrChange>
+              </w:rPr>
+              <w:t xml:space="preserve">сообщение в </w:t>
+            </w:r>
+            <w:r>
+              <w:rPr>
+                <w:rFonts w:ascii="Times New Roman" w:hAnsi="Times New Roman"/>
+                <w:color w:val="000000"/>
+                <w:sz w:val="24"/>
+                <w:szCs w:val="24"/>
+                <w:highlight w:val="yellow"/>
+                <w:lang w:val="en-US"/>
+                <w:rPrChange w:id="156" w:author="Голубович Даниил Дмитриевич" w:date="2026-01-05T16:05:00Z">
+                  <w:rPr>
+                    <w:rFonts w:ascii="Times New Roman" w:hAnsi="Times New Roman"/>
+                    <w:color w:val="000000"/>
+                    <w:sz w:val="24"/>
+                    <w:szCs w:val="24"/>
+                    <w:lang w:val="en-US"/>
+                  </w:rPr>
+                </w:rPrChange>
+              </w:rPr>
+              <w:t>HTC</w:t>
+            </w:r>
+            <w:r>
+              <w:rPr>
+                <w:rFonts w:ascii="Times New Roman" w:hAnsi="Times New Roman"/>
+                <w:color w:val="000000"/>
+                <w:sz w:val="24"/>
+                <w:szCs w:val="24"/>
+                <w:highlight w:val="yellow"/>
+                <w:rPrChange w:id="157" w:author="Голубович Даниил Дмитриевич" w:date="2026-01-05T16:05:00Z">
+                  <w:rPr>
+                    <w:rFonts w:ascii="Times New Roman" w:hAnsi="Times New Roman"/>
+                    <w:color w:val="000000"/>
+                    <w:sz w:val="24"/>
+                    <w:szCs w:val="24"/>
+                  </w:rPr>
+                </w:rPrChange>
+              </w:rPr>
+              <w:t xml:space="preserve"> </w:t>
+            </w:r>
+            <w:r>
+              <w:rPr>
+                <w:rFonts w:ascii="Times New Roman" w:hAnsi="Times New Roman"/>
+                <w:color w:val="000000"/>
+                <w:sz w:val="24"/>
+                <w:szCs w:val="24"/>
+                <w:highlight w:val="yellow"/>
+                <w:lang w:val="en-US"/>
+                <w:rPrChange w:id="158" w:author="Голубович Даниил Дмитриевич" w:date="2026-01-05T16:05:00Z">
+                  <w:rPr>
+                    <w:rFonts w:ascii="Times New Roman" w:hAnsi="Times New Roman"/>
+                    <w:color w:val="000000"/>
+                    <w:sz w:val="24"/>
+                    <w:szCs w:val="24"/>
+                    <w:lang w:val="en-US"/>
+                  </w:rPr>
+                </w:rPrChange>
+              </w:rPr>
+              <w:t>Notes</w:t>
+            </w:r>
+            <w:r>
+              <w:rPr>
+                <w:rFonts w:ascii="Times New Roman" w:hAnsi="Times New Roman"/>
+                <w:color w:val="000000"/>
+                <w:sz w:val="24"/>
+                <w:szCs w:val="24"/>
+                <w:highlight w:val="yellow"/>
+                <w:rPrChange w:id="159" w:author="Голубович Даниил Дмитриевич" w:date="2026-01-05T16:05:00Z">
+                  <w:rPr>
+                    <w:rFonts w:ascii="Times New Roman" w:hAnsi="Times New Roman"/>
+                    <w:color w:val="000000"/>
+                    <w:sz w:val="24"/>
+                    <w:szCs w:val="24"/>
+                  </w:rPr>
+                </w:rPrChange>
+              </w:rPr>
+              <w:t>/</w:t>
+            </w:r>
+            <w:r>
+              <w:rPr>
+                <w:rFonts w:ascii="Times New Roman" w:hAnsi="Times New Roman"/>
+                <w:color w:val="000000"/>
+                <w:sz w:val="24"/>
+                <w:szCs w:val="24"/>
+                <w:highlight w:val="yellow"/>
+                <w:lang w:val="en-US"/>
+                <w:rPrChange w:id="160" w:author="Голубович Даниил Дмитриевич" w:date="2026-01-05T16:05:00Z">
+                  <w:rPr>
+                    <w:rFonts w:ascii="Times New Roman" w:hAnsi="Times New Roman"/>
+                    <w:color w:val="000000"/>
+                    <w:sz w:val="24"/>
+                    <w:szCs w:val="24"/>
+                    <w:lang w:val="en-US"/>
+                  </w:rPr>
+                </w:rPrChange>
+              </w:rPr>
+              <w:t>Domino</w:t>
+            </w:r>
+            <w:r>
+              <w:rPr>
+                <w:rFonts w:ascii="Times New Roman" w:hAnsi="Times New Roman"/>
+                <w:b/>
+                <w:color w:val="000000"/>
+                <w:sz w:val="24"/>
+                <w:szCs w:val="24"/>
+                <w:highlight w:val="yellow"/>
+                <w:rPrChange w:id="161" w:author="Голубович Даниил Дмитриевич" w:date="2026-01-05T16:05:00Z">
+                  <w:rPr>
+                    <w:rFonts w:ascii="Times New Roman" w:hAnsi="Times New Roman"/>
                     <w:b/>
                     <w:color w:val="000000"/>
                     <w:sz w:val="24"/>
@@ -8092,126 +8224,14 @@
                   </w:rPr>
                 </w:rPrChange>
               </w:rPr>
-              <w:t xml:space="preserve">- </w:t>
-            </w:r>
-            <w:r>
-              <w:rPr>
-                <w:rFonts w:ascii="Times New Roman" w:hAnsi="Times New Roman"/>
-                <w:color w:val="000000"/>
-                <w:sz w:val="24"/>
-                <w:szCs w:val="24"/>
-                <w:highlight w:val="yellow"/>
-                <w:rPrChange w:id="156" w:author="Голубович Даниил Дмитриевич" w:date="2026-01-05T16:05:00Z">
-                  <w:rPr>
-                    <w:rFonts w:ascii="Times New Roman" w:hAnsi="Times New Roman"/>
-                    <w:color w:val="000000"/>
-                    <w:sz w:val="24"/>
-                    <w:szCs w:val="24"/>
-                  </w:rPr>
-                </w:rPrChange>
-              </w:rPr>
-              <w:t xml:space="preserve">сообщение в </w:t>
-            </w:r>
-            <w:r>
-              <w:rPr>
-                <w:rFonts w:ascii="Times New Roman" w:hAnsi="Times New Roman"/>
-                <w:color w:val="000000"/>
-                <w:sz w:val="24"/>
-                <w:szCs w:val="24"/>
-                <w:highlight w:val="yellow"/>
-                <w:lang w:val="en-US"/>
-                <w:rPrChange w:id="157" w:author="Голубович Даниил Дмитриевич" w:date="2026-01-05T16:05:00Z">
-                  <w:rPr>
-                    <w:rFonts w:ascii="Times New Roman" w:hAnsi="Times New Roman"/>
-                    <w:color w:val="000000"/>
-                    <w:sz w:val="24"/>
-                    <w:szCs w:val="24"/>
-                    <w:lang w:val="en-US"/>
-                  </w:rPr>
-                </w:rPrChange>
-              </w:rPr>
-              <w:t>HTC</w:t>
-            </w:r>
-            <w:r>
-              <w:rPr>
-                <w:rFonts w:ascii="Times New Roman" w:hAnsi="Times New Roman"/>
-                <w:color w:val="000000"/>
-                <w:sz w:val="24"/>
-                <w:szCs w:val="24"/>
-                <w:highlight w:val="yellow"/>
-                <w:rPrChange w:id="158" w:author="Голубович Даниил Дмитриевич" w:date="2026-01-05T16:05:00Z">
-                  <w:rPr>
-                    <w:rFonts w:ascii="Times New Roman" w:hAnsi="Times New Roman"/>
-                    <w:color w:val="000000"/>
-                    <w:sz w:val="24"/>
-                    <w:szCs w:val="24"/>
-                  </w:rPr>
-                </w:rPrChange>
-              </w:rPr>
-              <w:t xml:space="preserve"> </w:t>
-            </w:r>
-            <w:r>
-              <w:rPr>
-                <w:rFonts w:ascii="Times New Roman" w:hAnsi="Times New Roman"/>
-                <w:color w:val="000000"/>
-                <w:sz w:val="24"/>
-                <w:szCs w:val="24"/>
-                <w:highlight w:val="yellow"/>
-                <w:lang w:val="en-US"/>
-                <w:rPrChange w:id="159" w:author="Голубович Даниил Дмитриевич" w:date="2026-01-05T16:05:00Z">
-                  <w:rPr>
-                    <w:rFonts w:ascii="Times New Roman" w:hAnsi="Times New Roman"/>
-                    <w:color w:val="000000"/>
-                    <w:sz w:val="24"/>
-                    <w:szCs w:val="24"/>
-                    <w:lang w:val="en-US"/>
-                  </w:rPr>
-                </w:rPrChange>
-              </w:rPr>
-              <w:t>Notes</w:t>
-            </w:r>
-            <w:r>
-              <w:rPr>
-                <w:rFonts w:ascii="Times New Roman" w:hAnsi="Times New Roman"/>
-                <w:color w:val="000000"/>
-                <w:sz w:val="24"/>
-                <w:szCs w:val="24"/>
-                <w:highlight w:val="yellow"/>
-                <w:rPrChange w:id="160" w:author="Голубович Даниил Дмитриевич" w:date="2026-01-05T16:05:00Z">
-                  <w:rPr>
-                    <w:rFonts w:ascii="Times New Roman" w:hAnsi="Times New Roman"/>
-                    <w:color w:val="000000"/>
-                    <w:sz w:val="24"/>
-                    <w:szCs w:val="24"/>
-                  </w:rPr>
-                </w:rPrChange>
-              </w:rPr>
-              <w:t>/</w:t>
-            </w:r>
-            <w:r>
-              <w:rPr>
-                <w:rFonts w:ascii="Times New Roman" w:hAnsi="Times New Roman"/>
-                <w:color w:val="000000"/>
-                <w:sz w:val="24"/>
-                <w:szCs w:val="24"/>
-                <w:highlight w:val="yellow"/>
-                <w:lang w:val="en-US"/>
-                <w:rPrChange w:id="161" w:author="Голубович Даниил Дмитриевич" w:date="2026-01-05T16:05:00Z">
-                  <w:rPr>
-                    <w:rFonts w:ascii="Times New Roman" w:hAnsi="Times New Roman"/>
-                    <w:color w:val="000000"/>
-                    <w:sz w:val="24"/>
-                    <w:szCs w:val="24"/>
-                    <w:lang w:val="en-US"/>
-                  </w:rPr>
-                </w:rPrChange>
-              </w:rPr>
-              <w:t>Domino</w:t>
-            </w:r>
-            <w:r>
-              <w:rPr>
-                <w:rFonts w:ascii="Times New Roman" w:hAnsi="Times New Roman"/>
-                <w:b/>
+              <w:t>:</w:t>
+            </w:r>
+          </w:p>
+          <w:p>
+            <w:pPr>
+              <w:pStyle w:val="a3"/>
+              <w:rPr>
+                <w:rFonts w:ascii="Times New Roman" w:hAnsi="Times New Roman"/>
                 <w:color w:val="000000"/>
                 <w:sz w:val="24"/>
                 <w:szCs w:val="24"/>
@@ -8219,41 +8239,19 @@
                 <w:rPrChange w:id="162" w:author="Голубович Даниил Дмитриевич" w:date="2026-01-05T16:05:00Z">
                   <w:rPr>
                     <w:rFonts w:ascii="Times New Roman" w:hAnsi="Times New Roman"/>
-                    <w:b/>
                     <w:color w:val="000000"/>
                     <w:sz w:val="24"/>
                     <w:szCs w:val="24"/>
-                  </w:rPr>
-                </w:rPrChange>
-              </w:rPr>
-              <w:t>:</w:t>
-            </w:r>
-          </w:p>
-          <w:p>
-            <w:pPr>
-              <w:pStyle w:val="a3"/>
-              <w:rPr>
-                <w:rFonts w:ascii="Times New Roman" w:hAnsi="Times New Roman"/>
-                <w:color w:val="000000"/>
-                <w:sz w:val="24"/>
-                <w:szCs w:val="24"/>
+                    <w:highlight w:val="cyan"/>
+                  </w:rPr>
+                </w:rPrChange>
+              </w:rPr>
+            </w:pPr>
+            <w:r>
+              <w:rPr>
+                <w:noProof/>
                 <w:highlight w:val="yellow"/>
                 <w:rPrChange w:id="163" w:author="Голубович Даниил Дмитриевич" w:date="2026-01-05T16:05:00Z">
-                  <w:rPr>
-                    <w:rFonts w:ascii="Times New Roman" w:hAnsi="Times New Roman"/>
-                    <w:color w:val="000000"/>
-                    <w:sz w:val="24"/>
-                    <w:szCs w:val="24"/>
-                    <w:highlight w:val="cyan"/>
-                  </w:rPr>
-                </w:rPrChange>
-              </w:rPr>
-            </w:pPr>
-            <w:r>
-              <w:rPr>
-                <w:noProof/>
-                <w:highlight w:val="yellow"/>
-                <w:rPrChange w:id="164" w:author="Голубович Даниил Дмитриевич" w:date="2026-01-05T16:05:00Z">
                   <w:rPr>
                     <w:noProof/>
                   </w:rPr>
@@ -8303,7 +8301,7 @@
                 <w:sz w:val="24"/>
                 <w:szCs w:val="24"/>
                 <w:highlight w:val="yellow"/>
-                <w:rPrChange w:id="165" w:author="Голубович Даниил Дмитриевич" w:date="2026-01-05T16:05:00Z">
+                <w:rPrChange w:id="164" w:author="Голубович Даниил Дмитриевич" w:date="2026-01-05T16:05:00Z">
                   <w:rPr>
                     <w:rFonts w:ascii="Times New Roman" w:hAnsi="Times New Roman"/>
                     <w:color w:val="000000"/>
@@ -8326,6 +8324,7 @@
                 <w:szCs w:val="24"/>
               </w:rPr>
             </w:pPr>
+            <w:bookmarkStart w:id="165" w:name="_GoBack"/>
             <w:r>
               <w:rPr>
                 <w:rFonts w:ascii="Times New Roman" w:hAnsi="Times New Roman"/>
@@ -8380,6 +8379,7 @@
               </w:rPr>
               <w:t xml:space="preserve"> Задач отсутствует</w:t>
             </w:r>
+            <w:bookmarkEnd w:id="165"/>
             <w:r>
               <w:rPr>
                 <w:rFonts w:ascii="Times New Roman" w:hAnsi="Times New Roman"/>
@@ -15715,6 +15715,17 @@
                 <w:szCs w:val="24"/>
               </w:rPr>
             </w:pPr>
+            <w:ins w:id="297" w:author="Голубович Даниил Дмитриевич" w:date="2026-02-23T13:53:00Z">
+              <w:r>
+                <w:rPr>
+                  <w:rFonts w:ascii="Times New Roman" w:hAnsi="Times New Roman"/>
+                  <w:sz w:val="24"/>
+                  <w:szCs w:val="24"/>
+                  <w:lang w:val="en-US"/>
+                </w:rPr>
+                <w:t>m</w:t>
+              </w:r>
+            </w:ins>
             <w:r>
               <w:rPr>
                 <w:rFonts w:ascii="Times New Roman" w:hAnsi="Times New Roman"/>
@@ -19299,7 +19310,7 @@
                 <w:sz w:val="24"/>
                 <w:szCs w:val="24"/>
                 <w:highlight w:val="green"/>
-                <w:rPrChange w:id="297" w:author="Голубович Даниил Дмитриевич" w:date="2026-01-22T11:57:00Z">
+                <w:rPrChange w:id="298" w:author="Голубович Даниил Дмитриевич" w:date="2026-01-22T11:57:00Z">
                   <w:rPr>
                     <w:rFonts w:ascii="Times New Roman" w:hAnsi="Times New Roman"/>
                     <w:sz w:val="24"/>
@@ -19314,7 +19325,7 @@
                 <w:sz w:val="24"/>
                 <w:szCs w:val="24"/>
                 <w:highlight w:val="green"/>
-                <w:rPrChange w:id="298" w:author="Голубович Даниил Дмитриевич" w:date="2026-01-22T11:57:00Z">
+                <w:rPrChange w:id="299" w:author="Голубович Даниил Дмитриевич" w:date="2026-01-22T11:57:00Z">
                   <w:rPr>
                     <w:rFonts w:ascii="Times New Roman" w:hAnsi="Times New Roman"/>
                     <w:sz w:val="24"/>
@@ -20798,7 +20809,7 @@
                 <w:sz w:val="24"/>
                 <w:szCs w:val="24"/>
                 <w:highlight w:val="red"/>
-                <w:rPrChange w:id="299" w:author="Голубович Даниил Дмитриевич" w:date="2026-02-05T14:33:00Z">
+                <w:rPrChange w:id="300" w:author="Голубович Даниил Дмитриевич" w:date="2026-02-05T14:33:00Z">
                   <w:rPr>
                     <w:rFonts w:ascii="Times New Roman" w:hAnsi="Times New Roman"/>
                     <w:color w:val="000000"/>
@@ -20815,7 +20826,7 @@
                 <w:sz w:val="24"/>
                 <w:szCs w:val="24"/>
                 <w:highlight w:val="red"/>
-                <w:rPrChange w:id="300" w:author="Голубович Даниил Дмитриевич" w:date="2026-02-05T14:33:00Z">
+                <w:rPrChange w:id="301" w:author="Голубович Даниил Дмитриевич" w:date="2026-02-05T14:33:00Z">
                   <w:rPr>
                     <w:rFonts w:ascii="Times New Roman" w:hAnsi="Times New Roman"/>
                     <w:color w:val="000000"/>
@@ -20833,7 +20844,7 @@
                 <w:szCs w:val="24"/>
                 <w:highlight w:val="red"/>
                 <w:lang w:val="en-US"/>
-                <w:rPrChange w:id="301" w:author="Голубович Даниил Дмитриевич" w:date="2026-02-05T14:33:00Z">
+                <w:rPrChange w:id="302" w:author="Голубович Даниил Дмитриевич" w:date="2026-02-05T14:33:00Z">
                   <w:rPr>
                     <w:rFonts w:ascii="Times New Roman" w:hAnsi="Times New Roman"/>
                     <w:sz w:val="24"/>
@@ -20850,7 +20861,7 @@
                 <w:sz w:val="24"/>
                 <w:szCs w:val="24"/>
                 <w:highlight w:val="red"/>
-                <w:rPrChange w:id="302" w:author="Голубович Даниил Дмитриевич" w:date="2026-02-05T14:33:00Z">
+                <w:rPrChange w:id="303" w:author="Голубович Даниил Дмитриевич" w:date="2026-02-05T14:33:00Z">
                   <w:rPr>
                     <w:rFonts w:ascii="Times New Roman" w:hAnsi="Times New Roman"/>
                     <w:sz w:val="24"/>
@@ -20867,7 +20878,7 @@
                 <w:szCs w:val="24"/>
                 <w:highlight w:val="red"/>
                 <w:lang w:val="en-US"/>
-                <w:rPrChange w:id="303" w:author="Голубович Даниил Дмитриевич" w:date="2026-02-05T14:33:00Z">
+                <w:rPrChange w:id="304" w:author="Голубович Даниил Дмитриевич" w:date="2026-02-05T14:33:00Z">
                   <w:rPr>
                     <w:rFonts w:ascii="Times New Roman" w:hAnsi="Times New Roman"/>
                     <w:sz w:val="24"/>
@@ -20884,7 +20895,7 @@
                 <w:sz w:val="24"/>
                 <w:szCs w:val="24"/>
                 <w:highlight w:val="red"/>
-                <w:rPrChange w:id="304" w:author="Голубович Даниил Дмитриевич" w:date="2026-02-05T14:33:00Z">
+                <w:rPrChange w:id="305" w:author="Голубович Даниил Дмитриевич" w:date="2026-02-05T14:33:00Z">
                   <w:rPr>
                     <w:rFonts w:ascii="Times New Roman" w:hAnsi="Times New Roman"/>
                     <w:sz w:val="24"/>
@@ -20901,7 +20912,7 @@
                 <w:szCs w:val="24"/>
                 <w:highlight w:val="red"/>
                 <w:lang w:val="en-US"/>
-                <w:rPrChange w:id="305" w:author="Голубович Даниил Дмитриевич" w:date="2026-02-05T14:33:00Z">
+                <w:rPrChange w:id="306" w:author="Голубович Даниил Дмитриевич" w:date="2026-02-05T14:33:00Z">
                   <w:rPr>
                     <w:rFonts w:ascii="Times New Roman" w:hAnsi="Times New Roman"/>
                     <w:sz w:val="24"/>
@@ -20919,7 +20930,7 @@
                 <w:sz w:val="24"/>
                 <w:szCs w:val="24"/>
                 <w:highlight w:val="red"/>
-                <w:rPrChange w:id="306" w:author="Голубович Даниил Дмитриевич" w:date="2026-02-05T14:33:00Z">
+                <w:rPrChange w:id="307" w:author="Голубович Даниил Дмитриевич" w:date="2026-02-05T14:33:00Z">
                   <w:rPr>
                     <w:rFonts w:ascii="Times New Roman" w:hAnsi="Times New Roman"/>
                     <w:color w:val="000000"/>
@@ -20941,7 +20952,7 @@
                 <w:szCs w:val="24"/>
                 <w:highlight w:val="red"/>
                 <w:lang w:eastAsia="en-US"/>
-                <w:rPrChange w:id="307" w:author="Голубович Даниил Дмитриевич" w:date="2026-02-05T14:33:00Z">
+                <w:rPrChange w:id="308" w:author="Голубович Даниил Дмитриевич" w:date="2026-02-05T14:33:00Z">
                   <w:rPr>
                     <w:rFonts w:ascii="Times New Roman" w:eastAsiaTheme="minorHAnsi" w:hAnsi="Times New Roman"/>
                     <w:color w:val="000000"/>
@@ -20959,7 +20970,7 @@
                 <w:sz w:val="24"/>
                 <w:szCs w:val="24"/>
                 <w:highlight w:val="red"/>
-                <w:rPrChange w:id="308" w:author="Голубович Даниил Дмитриевич" w:date="2026-02-05T14:33:00Z">
+                <w:rPrChange w:id="309" w:author="Голубович Даниил Дмитриевич" w:date="2026-02-05T14:33:00Z">
                   <w:rPr>
                     <w:rFonts w:ascii="Times New Roman" w:hAnsi="Times New Roman"/>
                     <w:color w:val="000000"/>
@@ -20971,25 +20982,6 @@
               <w:t>(</w:t>
             </w:r>
             <w:proofErr w:type="spellStart"/>
-            <w:r>
-              <w:rPr>
-                <w:rFonts w:ascii="Times New Roman" w:hAnsi="Times New Roman"/>
-                <w:color w:val="000000"/>
-                <w:sz w:val="24"/>
-                <w:szCs w:val="24"/>
-                <w:highlight w:val="red"/>
-                <w:rPrChange w:id="309" w:author="Голубович Даниил Дмитриевич" w:date="2026-02-05T14:33:00Z">
-                  <w:rPr>
-                    <w:rFonts w:ascii="Times New Roman" w:hAnsi="Times New Roman"/>
-                    <w:color w:val="000000"/>
-                    <w:sz w:val="24"/>
-                    <w:szCs w:val="24"/>
-                  </w:rPr>
-                </w:rPrChange>
-              </w:rPr>
-              <w:t>Дз</w:t>
-            </w:r>
-            <w:proofErr w:type="spellEnd"/>
             <w:r>
               <w:rPr>
                 <w:rFonts w:ascii="Times New Roman" w:hAnsi="Times New Roman"/>
@@ -21006,6 +20998,25 @@
                   </w:rPr>
                 </w:rPrChange>
               </w:rPr>
+              <w:t>Дз</w:t>
+            </w:r>
+            <w:proofErr w:type="spellEnd"/>
+            <w:r>
+              <w:rPr>
+                <w:rFonts w:ascii="Times New Roman" w:hAnsi="Times New Roman"/>
+                <w:color w:val="000000"/>
+                <w:sz w:val="24"/>
+                <w:szCs w:val="24"/>
+                <w:highlight w:val="red"/>
+                <w:rPrChange w:id="311" w:author="Голубович Даниил Дмитриевич" w:date="2026-02-05T14:33:00Z">
+                  <w:rPr>
+                    <w:rFonts w:ascii="Times New Roman" w:hAnsi="Times New Roman"/>
+                    <w:color w:val="000000"/>
+                    <w:sz w:val="24"/>
+                    <w:szCs w:val="24"/>
+                  </w:rPr>
+                </w:rPrChange>
+              </w:rPr>
               <w:t xml:space="preserve"> </w:t>
             </w:r>
             <w:r>
@@ -21016,7 +21027,7 @@
                 <w:szCs w:val="24"/>
                 <w:highlight w:val="red"/>
                 <w:lang w:eastAsia="en-US"/>
-                <w:rPrChange w:id="311" w:author="Голубович Даниил Дмитриевич" w:date="2026-02-05T14:33:00Z">
+                <w:rPrChange w:id="312" w:author="Голубович Даниил Дмитриевич" w:date="2026-02-05T14:33:00Z">
                   <w:rPr>
                     <w:rFonts w:ascii="Times New Roman" w:eastAsiaTheme="minorHAnsi" w:hAnsi="Times New Roman"/>
                     <w:color w:val="000000"/>
@@ -21038,7 +21049,7 @@
                 <w:sz w:val="24"/>
                 <w:szCs w:val="24"/>
                 <w:highlight w:val="red"/>
-                <w:rPrChange w:id="312" w:author="Голубович Даниил Дмитриевич" w:date="2026-02-05T14:33:00Z">
+                <w:rPrChange w:id="313" w:author="Голубович Даниил Дмитриевич" w:date="2026-02-05T14:33:00Z">
                   <w:rPr>
                     <w:rFonts w:ascii="Times New Roman" w:hAnsi="Times New Roman"/>
                     <w:color w:val="000000"/>
@@ -21058,7 +21069,7 @@
                 <w:sz w:val="24"/>
                 <w:szCs w:val="24"/>
                 <w:highlight w:val="red"/>
-                <w:rPrChange w:id="313" w:author="Голубович Даниил Дмитриевич" w:date="2026-02-05T14:33:00Z">
+                <w:rPrChange w:id="314" w:author="Голубович Даниил Дмитриевич" w:date="2026-02-05T14:33:00Z">
                   <w:rPr>
                     <w:rFonts w:ascii="Times New Roman" w:hAnsi="Times New Roman"/>
                     <w:color w:val="000000"/>
@@ -21523,7 +21534,7 @@
                 <w:sz w:val="24"/>
                 <w:szCs w:val="24"/>
                 <w:highlight w:val="red"/>
-                <w:rPrChange w:id="314" w:author="Голубович Даниил Дмитриевич" w:date="2026-02-05T14:33:00Z">
+                <w:rPrChange w:id="315" w:author="Голубович Даниил Дмитриевич" w:date="2026-02-05T14:33:00Z">
                   <w:rPr>
                     <w:rFonts w:ascii="Times New Roman" w:hAnsi="Times New Roman"/>
                     <w:color w:val="000000"/>
@@ -21533,24 +21544,6 @@
                 </w:rPrChange>
               </w:rPr>
             </w:pPr>
-            <w:r>
-              <w:rPr>
-                <w:rFonts w:ascii="Times New Roman" w:hAnsi="Times New Roman"/>
-                <w:color w:val="000000"/>
-                <w:sz w:val="24"/>
-                <w:szCs w:val="24"/>
-                <w:highlight w:val="red"/>
-                <w:rPrChange w:id="315" w:author="Голубович Даниил Дмитриевич" w:date="2026-02-05T14:33:00Z">
-                  <w:rPr>
-                    <w:rFonts w:ascii="Times New Roman" w:hAnsi="Times New Roman"/>
-                    <w:color w:val="000000"/>
-                    <w:sz w:val="24"/>
-                    <w:szCs w:val="24"/>
-                  </w:rPr>
-                </w:rPrChange>
-              </w:rPr>
-              <w:t>Предложить альтернативный вариант</w:t>
-            </w:r>
             <w:r>
               <w:rPr>
                 <w:rFonts w:ascii="Times New Roman" w:hAnsi="Times New Roman"/>
@@ -21559,6 +21552,24 @@
                 <w:szCs w:val="24"/>
                 <w:highlight w:val="red"/>
                 <w:rPrChange w:id="316" w:author="Голубович Даниил Дмитриевич" w:date="2026-02-05T14:33:00Z">
+                  <w:rPr>
+                    <w:rFonts w:ascii="Times New Roman" w:hAnsi="Times New Roman"/>
+                    <w:color w:val="000000"/>
+                    <w:sz w:val="24"/>
+                    <w:szCs w:val="24"/>
+                  </w:rPr>
+                </w:rPrChange>
+              </w:rPr>
+              <w:t>Предложить альтернативный вариант</w:t>
+            </w:r>
+            <w:r>
+              <w:rPr>
+                <w:rFonts w:ascii="Times New Roman" w:hAnsi="Times New Roman"/>
+                <w:color w:val="000000"/>
+                <w:sz w:val="24"/>
+                <w:szCs w:val="24"/>
+                <w:highlight w:val="red"/>
+                <w:rPrChange w:id="317" w:author="Голубович Даниил Дмитриевич" w:date="2026-02-05T14:33:00Z">
                   <w:rPr>
                     <w:rFonts w:ascii="Times New Roman" w:hAnsi="Times New Roman"/>
                     <w:color w:val="000000"/>
@@ -22127,7 +22138,7 @@
                 <w:sz w:val="24"/>
                 <w:szCs w:val="24"/>
                 <w:highlight w:val="green"/>
-                <w:rPrChange w:id="317" w:author="Голубович Даниил Дмитриевич" w:date="2026-02-03T15:27:00Z">
+                <w:rPrChange w:id="318" w:author="Голубович Даниил Дмитриевич" w:date="2026-02-03T15:27:00Z">
                   <w:rPr>
                     <w:rFonts w:ascii="Times New Roman" w:hAnsi="Times New Roman"/>
                     <w:noProof/>
@@ -22137,24 +22148,6 @@
                 </w:rPrChange>
               </w:rPr>
             </w:pPr>
-            <w:r>
-              <w:rPr>
-                <w:rFonts w:ascii="Times New Roman" w:hAnsi="Times New Roman"/>
-                <w:color w:val="000000"/>
-                <w:sz w:val="24"/>
-                <w:szCs w:val="24"/>
-                <w:highlight w:val="green"/>
-                <w:rPrChange w:id="318" w:author="Голубович Даниил Дмитриевич" w:date="2026-02-03T15:27:00Z">
-                  <w:rPr>
-                    <w:rFonts w:ascii="Times New Roman" w:hAnsi="Times New Roman"/>
-                    <w:color w:val="000000"/>
-                    <w:sz w:val="24"/>
-                    <w:szCs w:val="24"/>
-                  </w:rPr>
-                </w:rPrChange>
-              </w:rPr>
-              <w:t>Несоответствие отображаемого Журнала выбранному Журналу</w:t>
-            </w:r>
             <w:r>
               <w:rPr>
                 <w:rFonts w:ascii="Times New Roman" w:hAnsi="Times New Roman"/>
@@ -22171,30 +22164,31 @@
                   </w:rPr>
                 </w:rPrChange>
               </w:rPr>
-              <w:t>.</w:t>
-            </w:r>
-          </w:p>
-          <w:p>
-            <w:pPr>
-              <w:pStyle w:val="a3"/>
-              <w:jc w:val="both"/>
-              <w:rPr>
-                <w:rFonts w:ascii="Times New Roman" w:hAnsi="Times New Roman"/>
-                <w:noProof/>
+              <w:t>Несоответствие отображаемого Журнала выбранному Журналу</w:t>
+            </w:r>
+            <w:r>
+              <w:rPr>
+                <w:rFonts w:ascii="Times New Roman" w:hAnsi="Times New Roman"/>
+                <w:color w:val="000000"/>
                 <w:sz w:val="24"/>
                 <w:szCs w:val="24"/>
                 <w:highlight w:val="green"/>
                 <w:rPrChange w:id="320" w:author="Голубович Даниил Дмитриевич" w:date="2026-02-03T15:27:00Z">
                   <w:rPr>
                     <w:rFonts w:ascii="Times New Roman" w:hAnsi="Times New Roman"/>
-                    <w:noProof/>
-                    <w:sz w:val="24"/>
-                    <w:szCs w:val="24"/>
-                  </w:rPr>
-                </w:rPrChange>
-              </w:rPr>
-            </w:pPr>
-            <w:r>
+                    <w:color w:val="000000"/>
+                    <w:sz w:val="24"/>
+                    <w:szCs w:val="24"/>
+                  </w:rPr>
+                </w:rPrChange>
+              </w:rPr>
+              <w:t>.</w:t>
+            </w:r>
+          </w:p>
+          <w:p>
+            <w:pPr>
+              <w:pStyle w:val="a3"/>
+              <w:jc w:val="both"/>
               <w:rPr>
                 <w:rFonts w:ascii="Times New Roman" w:hAnsi="Times New Roman"/>
                 <w:noProof/>
@@ -22210,8 +22204,7 @@
                   </w:rPr>
                 </w:rPrChange>
               </w:rPr>
-              <w:t>Переходя по вкладке Журнал Задач</w:t>
-            </w:r>
+            </w:pPr>
             <w:r>
               <w:rPr>
                 <w:rFonts w:ascii="Times New Roman" w:hAnsi="Times New Roman"/>
@@ -22228,7 +22221,7 @@
                   </w:rPr>
                 </w:rPrChange>
               </w:rPr>
-              <w:t>,</w:t>
+              <w:t>Переходя по вкладке Журнал Задач</w:t>
             </w:r>
             <w:r>
               <w:rPr>
@@ -22246,13 +22239,31 @@
                   </w:rPr>
                 </w:rPrChange>
               </w:rPr>
+              <w:t>,</w:t>
+            </w:r>
+            <w:r>
+              <w:rPr>
+                <w:rFonts w:ascii="Times New Roman" w:hAnsi="Times New Roman"/>
+                <w:noProof/>
+                <w:sz w:val="24"/>
+                <w:szCs w:val="24"/>
+                <w:highlight w:val="green"/>
+                <w:rPrChange w:id="324" w:author="Голубович Даниил Дмитриевич" w:date="2026-02-03T15:27:00Z">
+                  <w:rPr>
+                    <w:rFonts w:ascii="Times New Roman" w:hAnsi="Times New Roman"/>
+                    <w:noProof/>
+                    <w:sz w:val="24"/>
+                    <w:szCs w:val="24"/>
+                  </w:rPr>
+                </w:rPrChange>
+              </w:rPr>
               <w:t xml:space="preserve"> открывается общий Журнал.  </w:t>
             </w:r>
             <w:r>
               <w:rPr>
                 <w:noProof/>
                 <w:highlight w:val="green"/>
-                <w:rPrChange w:id="324" w:author="Голубович Даниил Дмитриевич" w:date="2026-02-03T15:27:00Z">
+                <w:rPrChange w:id="325" w:author="Голубович Даниил Дмитриевич" w:date="2026-02-03T15:27:00Z">
                   <w:rPr>
                     <w:noProof/>
                   </w:rPr>
@@ -22305,7 +22316,7 @@
                 <w:sz w:val="24"/>
                 <w:szCs w:val="24"/>
                 <w:highlight w:val="green"/>
-                <w:rPrChange w:id="325" w:author="Голубович Даниил Дмитриевич" w:date="2026-02-03T15:27:00Z">
+                <w:rPrChange w:id="326" w:author="Голубович Даниил Дмитриевич" w:date="2026-02-03T15:27:00Z">
                   <w:rPr>
                     <w:rFonts w:ascii="Times New Roman" w:hAnsi="Times New Roman"/>
                     <w:noProof/>
@@ -22316,28 +22327,6 @@
               </w:rPr>
             </w:pPr>
             <w:r>
-              <w:rPr>
-                <w:rFonts w:ascii="Times New Roman" w:hAnsi="Times New Roman"/>
-                <w:noProof/>
-                <w:sz w:val="24"/>
-                <w:szCs w:val="24"/>
-                <w:highlight w:val="green"/>
-                <w:rPrChange w:id="326" w:author="Голубович Даниил Дмитриевич" w:date="2026-02-03T15:27:00Z">
-                  <w:rPr>
-                    <w:rFonts w:ascii="Times New Roman" w:hAnsi="Times New Roman"/>
-                    <w:noProof/>
-                    <w:sz w:val="24"/>
-                    <w:szCs w:val="24"/>
-                  </w:rPr>
-                </w:rPrChange>
-              </w:rPr>
-              <w:t>Выбираем задачу:</w:t>
-            </w:r>
-          </w:p>
-          <w:p>
-            <w:pPr>
-              <w:pStyle w:val="a3"/>
-              <w:jc w:val="both"/>
               <w:rPr>
                 <w:rFonts w:ascii="Times New Roman" w:hAnsi="Times New Roman"/>
                 <w:noProof/>
@@ -22353,12 +22342,34 @@
                   </w:rPr>
                 </w:rPrChange>
               </w:rPr>
+              <w:t>Выбираем задачу:</w:t>
+            </w:r>
+          </w:p>
+          <w:p>
+            <w:pPr>
+              <w:pStyle w:val="a3"/>
+              <w:jc w:val="both"/>
+              <w:rPr>
+                <w:rFonts w:ascii="Times New Roman" w:hAnsi="Times New Roman"/>
+                <w:noProof/>
+                <w:sz w:val="24"/>
+                <w:szCs w:val="24"/>
+                <w:highlight w:val="green"/>
+                <w:rPrChange w:id="328" w:author="Голубович Даниил Дмитриевич" w:date="2026-02-03T15:27:00Z">
+                  <w:rPr>
+                    <w:rFonts w:ascii="Times New Roman" w:hAnsi="Times New Roman"/>
+                    <w:noProof/>
+                    <w:sz w:val="24"/>
+                    <w:szCs w:val="24"/>
+                  </w:rPr>
+                </w:rPrChange>
+              </w:rPr>
             </w:pPr>
             <w:r>
               <w:rPr>
                 <w:noProof/>
                 <w:highlight w:val="green"/>
-                <w:rPrChange w:id="328" w:author="Голубович Даниил Дмитриевич" w:date="2026-02-03T15:27:00Z">
+                <w:rPrChange w:id="329" w:author="Голубович Даниил Дмитриевич" w:date="2026-02-03T15:27:00Z">
                   <w:rPr>
                     <w:noProof/>
                   </w:rPr>
@@ -22411,7 +22422,7 @@
                 <w:sz w:val="24"/>
                 <w:szCs w:val="24"/>
                 <w:highlight w:val="green"/>
-                <w:rPrChange w:id="329" w:author="Голубович Даниил Дмитриевич" w:date="2026-02-03T15:27:00Z">
+                <w:rPrChange w:id="330" w:author="Голубович Даниил Дмитриевич" w:date="2026-02-03T15:27:00Z">
                   <w:rPr>
                     <w:rFonts w:ascii="Times New Roman" w:hAnsi="Times New Roman"/>
                     <w:noProof/>
@@ -22421,24 +22432,6 @@
                 </w:rPrChange>
               </w:rPr>
             </w:pPr>
-            <w:r>
-              <w:rPr>
-                <w:rFonts w:ascii="Times New Roman" w:hAnsi="Times New Roman"/>
-                <w:noProof/>
-                <w:sz w:val="24"/>
-                <w:szCs w:val="24"/>
-                <w:highlight w:val="green"/>
-                <w:rPrChange w:id="330" w:author="Голубович Даниил Дмитриевич" w:date="2026-02-03T15:27:00Z">
-                  <w:rPr>
-                    <w:rFonts w:ascii="Times New Roman" w:hAnsi="Times New Roman"/>
-                    <w:noProof/>
-                    <w:sz w:val="24"/>
-                    <w:szCs w:val="24"/>
-                  </w:rPr>
-                </w:rPrChange>
-              </w:rPr>
-              <w:t>Переходим</w:t>
-            </w:r>
             <w:r>
               <w:rPr>
                 <w:rFonts w:ascii="Times New Roman" w:hAnsi="Times New Roman"/>
@@ -22455,7 +22448,7 @@
                   </w:rPr>
                 </w:rPrChange>
               </w:rPr>
-              <w:t xml:space="preserve"> к списку всех задач и открываем </w:t>
+              <w:t>Переходим</w:t>
             </w:r>
             <w:r>
               <w:rPr>
@@ -22473,13 +22466,9 @@
                   </w:rPr>
                 </w:rPrChange>
               </w:rPr>
-              <w:t>Журнал другой выбранной задачи:</w:t>
-            </w:r>
-          </w:p>
-          <w:p>
-            <w:pPr>
-              <w:pStyle w:val="a3"/>
-              <w:jc w:val="both"/>
+              <w:t xml:space="preserve"> к списку всех задач и открываем </w:t>
+            </w:r>
+            <w:r>
               <w:rPr>
                 <w:rFonts w:ascii="Times New Roman" w:hAnsi="Times New Roman"/>
                 <w:noProof/>
@@ -22495,12 +22484,34 @@
                   </w:rPr>
                 </w:rPrChange>
               </w:rPr>
+              <w:t>Журнал другой выбранной задачи:</w:t>
+            </w:r>
+          </w:p>
+          <w:p>
+            <w:pPr>
+              <w:pStyle w:val="a3"/>
+              <w:jc w:val="both"/>
+              <w:rPr>
+                <w:rFonts w:ascii="Times New Roman" w:hAnsi="Times New Roman"/>
+                <w:noProof/>
+                <w:sz w:val="24"/>
+                <w:szCs w:val="24"/>
+                <w:highlight w:val="green"/>
+                <w:rPrChange w:id="334" w:author="Голубович Даниил Дмитриевич" w:date="2026-02-03T15:27:00Z">
+                  <w:rPr>
+                    <w:rFonts w:ascii="Times New Roman" w:hAnsi="Times New Roman"/>
+                    <w:noProof/>
+                    <w:sz w:val="24"/>
+                    <w:szCs w:val="24"/>
+                  </w:rPr>
+                </w:rPrChange>
+              </w:rPr>
             </w:pPr>
             <w:r>
               <w:rPr>
                 <w:noProof/>
                 <w:highlight w:val="green"/>
-                <w:rPrChange w:id="334" w:author="Голубович Даниил Дмитриевич" w:date="2026-02-03T15:27:00Z">
+                <w:rPrChange w:id="335" w:author="Голубович Даниил Дмитриевич" w:date="2026-02-03T15:27:00Z">
                   <w:rPr>
                     <w:noProof/>
                   </w:rPr>
@@ -22553,7 +22564,7 @@
                 <w:sz w:val="24"/>
                 <w:szCs w:val="24"/>
                 <w:highlight w:val="green"/>
-                <w:rPrChange w:id="335" w:author="Голубович Даниил Дмитриевич" w:date="2026-02-03T15:27:00Z">
+                <w:rPrChange w:id="336" w:author="Голубович Даниил Дмитриевич" w:date="2026-02-03T15:27:00Z">
                   <w:rPr>
                     <w:rFonts w:ascii="Times New Roman" w:hAnsi="Times New Roman"/>
                     <w:noProof/>
@@ -22563,24 +22574,6 @@
                 </w:rPrChange>
               </w:rPr>
             </w:pPr>
-            <w:r>
-              <w:rPr>
-                <w:rFonts w:ascii="Times New Roman" w:hAnsi="Times New Roman"/>
-                <w:noProof/>
-                <w:sz w:val="24"/>
-                <w:szCs w:val="24"/>
-                <w:highlight w:val="green"/>
-                <w:rPrChange w:id="336" w:author="Голубович Даниил Дмитриевич" w:date="2026-02-03T15:27:00Z">
-                  <w:rPr>
-                    <w:rFonts w:ascii="Times New Roman" w:hAnsi="Times New Roman"/>
-                    <w:noProof/>
-                    <w:sz w:val="24"/>
-                    <w:szCs w:val="24"/>
-                  </w:rPr>
-                </w:rPrChange>
-              </w:rPr>
-              <w:t>В Журнале отображается информаци</w:t>
-            </w:r>
             <w:r>
               <w:rPr>
                 <w:rFonts w:ascii="Times New Roman" w:hAnsi="Times New Roman"/>
@@ -22597,7 +22590,7 @@
                   </w:rPr>
                 </w:rPrChange>
               </w:rPr>
-              <w:t>я,</w:t>
+              <w:t>В Журнале отображается информаци</w:t>
             </w:r>
             <w:r>
               <w:rPr>
@@ -22615,6 +22608,24 @@
                   </w:rPr>
                 </w:rPrChange>
               </w:rPr>
+              <w:t>я,</w:t>
+            </w:r>
+            <w:r>
+              <w:rPr>
+                <w:rFonts w:ascii="Times New Roman" w:hAnsi="Times New Roman"/>
+                <w:noProof/>
+                <w:sz w:val="24"/>
+                <w:szCs w:val="24"/>
+                <w:highlight w:val="green"/>
+                <w:rPrChange w:id="339" w:author="Голубович Даниил Дмитриевич" w:date="2026-02-03T15:27:00Z">
+                  <w:rPr>
+                    <w:rFonts w:ascii="Times New Roman" w:hAnsi="Times New Roman"/>
+                    <w:noProof/>
+                    <w:sz w:val="24"/>
+                    <w:szCs w:val="24"/>
+                  </w:rPr>
+                </w:rPrChange>
+              </w:rPr>
               <w:t xml:space="preserve"> отличная от выбранной задачи:</w:t>
             </w:r>
           </w:p>
@@ -22633,7 +22644,7 @@
               <w:rPr>
                 <w:noProof/>
                 <w:highlight w:val="green"/>
-                <w:rPrChange w:id="339" w:author="Голубович Даниил Дмитриевич" w:date="2026-02-03T15:27:00Z">
+                <w:rPrChange w:id="340" w:author="Голубович Даниил Дмитриевич" w:date="2026-02-03T15:27:00Z">
                   <w:rPr>
                     <w:noProof/>
                   </w:rPr>
@@ -22711,7 +22722,7 @@
                 <w:sz w:val="24"/>
                 <w:szCs w:val="24"/>
                 <w:highlight w:val="green"/>
-                <w:rPrChange w:id="340" w:author="Голубович Даниил Дмитриевич" w:date="2026-02-09T16:09:00Z">
+                <w:rPrChange w:id="341" w:author="Голубович Даниил Дмитриевич" w:date="2026-02-09T16:09:00Z">
                   <w:rPr>
                     <w:rFonts w:ascii="Times New Roman" w:hAnsi="Times New Roman"/>
                     <w:noProof/>
@@ -22721,24 +22732,6 @@
                 </w:rPrChange>
               </w:rPr>
             </w:pPr>
-            <w:r>
-              <w:rPr>
-                <w:rFonts w:ascii="Times New Roman" w:hAnsi="Times New Roman"/>
-                <w:noProof/>
-                <w:sz w:val="24"/>
-                <w:szCs w:val="24"/>
-                <w:highlight w:val="green"/>
-                <w:rPrChange w:id="341" w:author="Голубович Даниил Дмитриевич" w:date="2026-02-09T16:09:00Z">
-                  <w:rPr>
-                    <w:rFonts w:ascii="Times New Roman" w:hAnsi="Times New Roman"/>
-                    <w:noProof/>
-                    <w:sz w:val="24"/>
-                    <w:szCs w:val="24"/>
-                  </w:rPr>
-                </w:rPrChange>
-              </w:rPr>
-              <w:t>Поиск по заданному тескту не работает</w:t>
-            </w:r>
             <w:r>
               <w:rPr>
                 <w:rFonts w:ascii="Times New Roman" w:hAnsi="Times New Roman"/>
@@ -22755,7 +22748,7 @@
                   </w:rPr>
                 </w:rPrChange>
               </w:rPr>
-              <w:t>, данные фильтра сбрасываются</w:t>
+              <w:t>Поиск по заданному тескту не работает</w:t>
             </w:r>
             <w:r>
               <w:rPr>
@@ -22773,13 +22766,9 @@
                   </w:rPr>
                 </w:rPrChange>
               </w:rPr>
-              <w:t>:</w:t>
-            </w:r>
-          </w:p>
-          <w:p>
-            <w:pPr>
-              <w:pStyle w:val="a3"/>
-              <w:jc w:val="both"/>
+              <w:t>, данные фильтра сбрасываются</w:t>
+            </w:r>
+            <w:r>
               <w:rPr>
                 <w:rFonts w:ascii="Times New Roman" w:hAnsi="Times New Roman"/>
                 <w:noProof/>
@@ -22795,12 +22784,34 @@
                   </w:rPr>
                 </w:rPrChange>
               </w:rPr>
+              <w:t>:</w:t>
+            </w:r>
+          </w:p>
+          <w:p>
+            <w:pPr>
+              <w:pStyle w:val="a3"/>
+              <w:jc w:val="both"/>
+              <w:rPr>
+                <w:rFonts w:ascii="Times New Roman" w:hAnsi="Times New Roman"/>
+                <w:noProof/>
+                <w:sz w:val="24"/>
+                <w:szCs w:val="24"/>
+                <w:highlight w:val="green"/>
+                <w:rPrChange w:id="345" w:author="Голубович Даниил Дмитриевич" w:date="2026-02-09T16:09:00Z">
+                  <w:rPr>
+                    <w:rFonts w:ascii="Times New Roman" w:hAnsi="Times New Roman"/>
+                    <w:noProof/>
+                    <w:sz w:val="24"/>
+                    <w:szCs w:val="24"/>
+                  </w:rPr>
+                </w:rPrChange>
+              </w:rPr>
             </w:pPr>
             <w:r>
               <w:rPr>
                 <w:noProof/>
                 <w:highlight w:val="green"/>
-                <w:rPrChange w:id="345" w:author="Голубович Даниил Дмитриевич" w:date="2026-02-09T16:09:00Z">
+                <w:rPrChange w:id="346" w:author="Голубович Даниил Дмитриевич" w:date="2026-02-09T16:09:00Z">
                   <w:rPr>
                     <w:noProof/>
                   </w:rPr>
@@ -22861,7 +22872,7 @@
                 <w:sz w:val="24"/>
                 <w:szCs w:val="24"/>
                 <w:highlight w:val="green"/>
-                <w:rPrChange w:id="346" w:author="Голубович Даниил Дмитриевич" w:date="2026-02-09T16:09:00Z">
+                <w:rPrChange w:id="347" w:author="Голубович Даниил Дмитриевич" w:date="2026-02-09T16:09:00Z">
                   <w:rPr>
                     <w:rFonts w:ascii="Times New Roman" w:hAnsi="Times New Roman"/>
                     <w:noProof/>
@@ -22899,7 +22910,7 @@
                 <w:sz w:val="24"/>
                 <w:szCs w:val="24"/>
                 <w:highlight w:val="green"/>
-                <w:rPrChange w:id="347" w:author="Голубович Даниил Дмитриевич" w:date="2026-02-09T15:38:00Z">
+                <w:rPrChange w:id="348" w:author="Голубович Даниил Дмитриевич" w:date="2026-02-09T15:38:00Z">
                   <w:rPr>
                     <w:rFonts w:ascii="Times New Roman" w:hAnsi="Times New Roman"/>
                     <w:noProof/>
@@ -22909,24 +22920,6 @@
                 </w:rPrChange>
               </w:rPr>
             </w:pPr>
-            <w:r>
-              <w:rPr>
-                <w:rFonts w:ascii="Times New Roman" w:hAnsi="Times New Roman"/>
-                <w:noProof/>
-                <w:sz w:val="24"/>
-                <w:szCs w:val="24"/>
-                <w:highlight w:val="green"/>
-                <w:rPrChange w:id="348" w:author="Голубович Даниил Дмитриевич" w:date="2026-02-09T15:38:00Z">
-                  <w:rPr>
-                    <w:rFonts w:ascii="Times New Roman" w:hAnsi="Times New Roman"/>
-                    <w:noProof/>
-                    <w:sz w:val="24"/>
-                    <w:szCs w:val="24"/>
-                  </w:rPr>
-                </w:rPrChange>
-              </w:rPr>
-              <w:t>Фильтр. Дополнитель</w:t>
-            </w:r>
             <w:r>
               <w:rPr>
                 <w:rFonts w:ascii="Times New Roman" w:hAnsi="Times New Roman"/>
@@ -22943,7 +22936,7 @@
                   </w:rPr>
                 </w:rPrChange>
               </w:rPr>
-              <w:t xml:space="preserve">ные опции. </w:t>
+              <w:t>Фильтр. Дополнитель</w:t>
             </w:r>
             <w:r>
               <w:rPr>
@@ -22961,7 +22954,7 @@
                   </w:rPr>
                 </w:rPrChange>
               </w:rPr>
-              <w:t>Реализовать дополнительные опции отбора информации</w:t>
+              <w:t xml:space="preserve">ные опции. </w:t>
             </w:r>
             <w:r>
               <w:rPr>
@@ -22979,7 +22972,7 @@
                   </w:rPr>
                 </w:rPrChange>
               </w:rPr>
-              <w:t>.</w:t>
+              <w:t>Реализовать дополнительные опции отбора информации</w:t>
             </w:r>
             <w:r>
               <w:rPr>
@@ -22997,13 +22990,9 @@
                   </w:rPr>
                 </w:rPrChange>
               </w:rPr>
-              <w:t xml:space="preserve"> </w:t>
-            </w:r>
-          </w:p>
-          <w:p>
-            <w:pPr>
-              <w:pStyle w:val="a3"/>
-              <w:jc w:val="both"/>
+              <w:t>.</w:t>
+            </w:r>
+            <w:r>
               <w:rPr>
                 <w:rFonts w:ascii="Times New Roman" w:hAnsi="Times New Roman"/>
                 <w:noProof/>
@@ -23019,12 +23008,34 @@
                   </w:rPr>
                 </w:rPrChange>
               </w:rPr>
+              <w:t xml:space="preserve"> </w:t>
+            </w:r>
+          </w:p>
+          <w:p>
+            <w:pPr>
+              <w:pStyle w:val="a3"/>
+              <w:jc w:val="both"/>
+              <w:rPr>
+                <w:rFonts w:ascii="Times New Roman" w:hAnsi="Times New Roman"/>
+                <w:noProof/>
+                <w:sz w:val="24"/>
+                <w:szCs w:val="24"/>
+                <w:highlight w:val="green"/>
+                <w:rPrChange w:id="354" w:author="Голубович Даниил Дмитриевич" w:date="2026-02-09T15:38:00Z">
+                  <w:rPr>
+                    <w:rFonts w:ascii="Times New Roman" w:hAnsi="Times New Roman"/>
+                    <w:noProof/>
+                    <w:sz w:val="24"/>
+                    <w:szCs w:val="24"/>
+                  </w:rPr>
+                </w:rPrChange>
+              </w:rPr>
             </w:pPr>
             <w:r>
               <w:rPr>
                 <w:noProof/>
                 <w:highlight w:val="green"/>
-                <w:rPrChange w:id="354" w:author="Голубович Даниил Дмитриевич" w:date="2026-02-09T15:38:00Z">
+                <w:rPrChange w:id="355" w:author="Голубович Даниил Дмитриевич" w:date="2026-02-09T15:38:00Z">
                   <w:rPr>
                     <w:noProof/>
                   </w:rPr>
@@ -23077,7 +23088,7 @@
                 <w:sz w:val="24"/>
                 <w:szCs w:val="24"/>
                 <w:highlight w:val="green"/>
-                <w:rPrChange w:id="355" w:author="Голубович Даниил Дмитриевич" w:date="2026-02-09T15:38:00Z">
+                <w:rPrChange w:id="356" w:author="Голубович Даниил Дмитриевич" w:date="2026-02-09T15:38:00Z">
                   <w:rPr>
                     <w:rFonts w:ascii="Times New Roman" w:hAnsi="Times New Roman"/>
                     <w:noProof/>
@@ -23087,24 +23098,6 @@
                 </w:rPrChange>
               </w:rPr>
             </w:pPr>
-            <w:r>
-              <w:rPr>
-                <w:rFonts w:ascii="Times New Roman" w:hAnsi="Times New Roman"/>
-                <w:noProof/>
-                <w:sz w:val="24"/>
-                <w:szCs w:val="24"/>
-                <w:highlight w:val="green"/>
-                <w:rPrChange w:id="356" w:author="Голубович Даниил Дмитриевич" w:date="2026-02-09T15:38:00Z">
-                  <w:rPr>
-                    <w:rFonts w:ascii="Times New Roman" w:hAnsi="Times New Roman"/>
-                    <w:noProof/>
-                    <w:sz w:val="24"/>
-                    <w:szCs w:val="24"/>
-                  </w:rPr>
-                </w:rPrChange>
-              </w:rPr>
-              <w:t xml:space="preserve">Выделенная опция была для конкретного примера. Отбор осуществлялся по столбцу </w:t>
-            </w:r>
             <w:r>
               <w:rPr>
                 <w:rFonts w:ascii="Times New Roman" w:hAnsi="Times New Roman"/>
@@ -23121,6 +23114,24 @@
                   </w:rPr>
                 </w:rPrChange>
               </w:rPr>
+              <w:t xml:space="preserve">Выделенная опция была для конкретного примера. Отбор осуществлялся по столбцу </w:t>
+            </w:r>
+            <w:r>
+              <w:rPr>
+                <w:rFonts w:ascii="Times New Roman" w:hAnsi="Times New Roman"/>
+                <w:noProof/>
+                <w:sz w:val="24"/>
+                <w:szCs w:val="24"/>
+                <w:highlight w:val="green"/>
+                <w:rPrChange w:id="358" w:author="Голубович Даниил Дмитриевич" w:date="2026-02-09T15:38:00Z">
+                  <w:rPr>
+                    <w:rFonts w:ascii="Times New Roman" w:hAnsi="Times New Roman"/>
+                    <w:noProof/>
+                    <w:sz w:val="24"/>
+                    <w:szCs w:val="24"/>
+                  </w:rPr>
+                </w:rPrChange>
+              </w:rPr>
               <w:t>«</w:t>
             </w:r>
             <w:r>
@@ -23131,7 +23142,7 @@
                 <w:szCs w:val="24"/>
                 <w:highlight w:val="green"/>
                 <w:lang w:val="en-US"/>
-                <w:rPrChange w:id="358" w:author="Голубович Даниил Дмитриевич" w:date="2026-02-09T15:38:00Z">
+                <w:rPrChange w:id="359" w:author="Голубович Даниил Дмитриевич" w:date="2026-02-09T15:38:00Z">
                   <w:rPr>
                     <w:rFonts w:ascii="Times New Roman" w:hAnsi="Times New Roman"/>
                     <w:noProof/>
@@ -23150,7 +23161,7 @@
                 <w:sz w:val="24"/>
                 <w:szCs w:val="24"/>
                 <w:highlight w:val="green"/>
-                <w:rPrChange w:id="359" w:author="Голубович Даниил Дмитриевич" w:date="2026-02-09T15:38:00Z">
+                <w:rPrChange w:id="360" w:author="Голубович Даниил Дмитриевич" w:date="2026-02-09T15:38:00Z">
                   <w:rPr>
                     <w:rFonts w:ascii="Times New Roman" w:hAnsi="Times New Roman"/>
                     <w:noProof/>
@@ -23169,7 +23180,7 @@
                 <w:szCs w:val="24"/>
                 <w:highlight w:val="green"/>
                 <w:lang w:val="en-US"/>
-                <w:rPrChange w:id="360" w:author="Голубович Даниил Дмитриевич" w:date="2026-02-09T15:38:00Z">
+                <w:rPrChange w:id="361" w:author="Голубович Даниил Дмитриевич" w:date="2026-02-09T15:38:00Z">
                   <w:rPr>
                     <w:rFonts w:ascii="Times New Roman" w:hAnsi="Times New Roman"/>
                     <w:noProof/>
@@ -23180,24 +23191,6 @@
                 </w:rPrChange>
               </w:rPr>
               <w:t>Name</w:t>
-            </w:r>
-            <w:r>
-              <w:rPr>
-                <w:rFonts w:ascii="Times New Roman" w:hAnsi="Times New Roman"/>
-                <w:noProof/>
-                <w:sz w:val="24"/>
-                <w:szCs w:val="24"/>
-                <w:highlight w:val="green"/>
-                <w:rPrChange w:id="361" w:author="Голубович Даниил Дмитриевич" w:date="2026-02-09T15:38:00Z">
-                  <w:rPr>
-                    <w:rFonts w:ascii="Times New Roman" w:hAnsi="Times New Roman"/>
-                    <w:noProof/>
-                    <w:sz w:val="24"/>
-                    <w:szCs w:val="24"/>
-                  </w:rPr>
-                </w:rPrChange>
-              </w:rPr>
-              <w:t>»</w:t>
             </w:r>
             <w:r>
               <w:rPr>
@@ -23215,7 +23208,7 @@
                   </w:rPr>
                 </w:rPrChange>
               </w:rPr>
-              <w:t xml:space="preserve"> отбирались записи ≠ пустоте</w:t>
+              <w:t>»</w:t>
             </w:r>
             <w:r>
               <w:rPr>
@@ -23233,13 +23226,9 @@
                   </w:rPr>
                 </w:rPrChange>
               </w:rPr>
-              <w:t>, то есть все записи содержащие имя файла.</w:t>
-            </w:r>
-          </w:p>
-          <w:p>
-            <w:pPr>
-              <w:pStyle w:val="a3"/>
-              <w:jc w:val="both"/>
+              <w:t xml:space="preserve"> отбирались записи ≠ пустоте</w:t>
+            </w:r>
+            <w:r>
               <w:rPr>
                 <w:rFonts w:ascii="Times New Roman" w:hAnsi="Times New Roman"/>
                 <w:noProof/>
@@ -23252,6 +23241,28 @@
                     <w:noProof/>
                     <w:sz w:val="24"/>
                     <w:szCs w:val="24"/>
+                  </w:rPr>
+                </w:rPrChange>
+              </w:rPr>
+              <w:t>, то есть все записи содержащие имя файла.</w:t>
+            </w:r>
+          </w:p>
+          <w:p>
+            <w:pPr>
+              <w:pStyle w:val="a3"/>
+              <w:jc w:val="both"/>
+              <w:rPr>
+                <w:rFonts w:ascii="Times New Roman" w:hAnsi="Times New Roman"/>
+                <w:noProof/>
+                <w:sz w:val="24"/>
+                <w:szCs w:val="24"/>
+                <w:highlight w:val="green"/>
+                <w:rPrChange w:id="365" w:author="Голубович Даниил Дмитриевич" w:date="2026-02-09T15:38:00Z">
+                  <w:rPr>
+                    <w:rFonts w:ascii="Times New Roman" w:hAnsi="Times New Roman"/>
+                    <w:noProof/>
+                    <w:sz w:val="24"/>
+                    <w:szCs w:val="24"/>
                     <w:highlight w:val="cyan"/>
                   </w:rPr>
                 </w:rPrChange>
@@ -23261,7 +23272,7 @@
               <w:rPr>
                 <w:noProof/>
                 <w:highlight w:val="green"/>
-                <w:rPrChange w:id="365" w:author="Голубович Даниил Дмитриевич" w:date="2026-02-09T15:38:00Z">
+                <w:rPrChange w:id="366" w:author="Голубович Даниил Дмитриевич" w:date="2026-02-09T15:38:00Z">
                   <w:rPr>
                     <w:noProof/>
                   </w:rPr>
@@ -23310,7 +23321,7 @@
                 <w:sz w:val="24"/>
                 <w:szCs w:val="24"/>
                 <w:highlight w:val="green"/>
-                <w:rPrChange w:id="366" w:author="Голубович Даниил Дмитриевич" w:date="2026-02-09T15:38:00Z">
+                <w:rPrChange w:id="367" w:author="Голубович Даниил Дмитриевич" w:date="2026-02-09T15:38:00Z">
                   <w:rPr>
                     <w:rFonts w:ascii="Times New Roman" w:hAnsi="Times New Roman"/>
                     <w:noProof/>
@@ -23326,23 +23337,6 @@
             <w:pPr>
               <w:pStyle w:val="a3"/>
               <w:jc w:val="both"/>
-              <w:rPr>
-                <w:rFonts w:ascii="Times New Roman" w:hAnsi="Times New Roman"/>
-                <w:noProof/>
-                <w:sz w:val="24"/>
-                <w:szCs w:val="24"/>
-                <w:highlight w:val="green"/>
-                <w:rPrChange w:id="367" w:author="Голубович Даниил Дмитриевич" w:date="2026-02-09T15:38:00Z">
-                  <w:rPr>
-                    <w:rFonts w:ascii="Times New Roman" w:hAnsi="Times New Roman"/>
-                    <w:noProof/>
-                    <w:sz w:val="24"/>
-                    <w:szCs w:val="24"/>
-                  </w:rPr>
-                </w:rPrChange>
-              </w:rPr>
-            </w:pPr>
-            <w:r>
               <w:rPr>
                 <w:rFonts w:ascii="Times New Roman" w:hAnsi="Times New Roman"/>
                 <w:noProof/>
@@ -23358,8 +23352,7 @@
                   </w:rPr>
                 </w:rPrChange>
               </w:rPr>
-              <w:t>Д.б. реализованы</w:t>
-            </w:r>
+            </w:pPr>
             <w:r>
               <w:rPr>
                 <w:rFonts w:ascii="Times New Roman" w:hAnsi="Times New Roman"/>
@@ -23376,7 +23369,7 @@
                   </w:rPr>
                 </w:rPrChange>
               </w:rPr>
-              <w:t xml:space="preserve"> </w:t>
+              <w:t>Д.б. реализованы</w:t>
             </w:r>
             <w:r>
               <w:rPr>
@@ -23394,7 +23387,7 @@
                   </w:rPr>
                 </w:rPrChange>
               </w:rPr>
-              <w:t>все опции из предлагаемого пер</w:t>
+              <w:t xml:space="preserve"> </w:t>
             </w:r>
             <w:r>
               <w:rPr>
@@ -23412,7 +23405,7 @@
                   </w:rPr>
                 </w:rPrChange>
               </w:rPr>
-              <w:t>е</w:t>
+              <w:t>все опции из предлагаемого пер</w:t>
             </w:r>
             <w:r>
               <w:rPr>
@@ -23430,13 +23423,9 @@
                   </w:rPr>
                 </w:rPrChange>
               </w:rPr>
-              <w:t>чня.</w:t>
-            </w:r>
-          </w:p>
-          <w:p>
-            <w:pPr>
-              <w:pStyle w:val="a3"/>
-              <w:jc w:val="both"/>
+              <w:t>е</w:t>
+            </w:r>
+            <w:r>
               <w:rPr>
                 <w:rFonts w:ascii="Times New Roman" w:hAnsi="Times New Roman"/>
                 <w:noProof/>
@@ -23452,7 +23441,8 @@
                   </w:rPr>
                 </w:rPrChange>
               </w:rPr>
-            </w:pPr>
+              <w:t>чня.</w:t>
+            </w:r>
           </w:p>
           <w:p>
             <w:pPr>
@@ -23474,7 +23464,11 @@
                 </w:rPrChange>
               </w:rPr>
             </w:pPr>
-            <w:r>
+          </w:p>
+          <w:p>
+            <w:pPr>
+              <w:pStyle w:val="a3"/>
+              <w:jc w:val="both"/>
               <w:rPr>
                 <w:rFonts w:ascii="Times New Roman" w:hAnsi="Times New Roman"/>
                 <w:noProof/>
@@ -23490,6 +23484,23 @@
                   </w:rPr>
                 </w:rPrChange>
               </w:rPr>
+            </w:pPr>
+            <w:r>
+              <w:rPr>
+                <w:rFonts w:ascii="Times New Roman" w:hAnsi="Times New Roman"/>
+                <w:noProof/>
+                <w:sz w:val="24"/>
+                <w:szCs w:val="24"/>
+                <w:highlight w:val="green"/>
+                <w:rPrChange w:id="376" w:author="Голубович Даниил Дмитриевич" w:date="2026-02-09T15:38:00Z">
+                  <w:rPr>
+                    <w:rFonts w:ascii="Times New Roman" w:hAnsi="Times New Roman"/>
+                    <w:noProof/>
+                    <w:sz w:val="24"/>
+                    <w:szCs w:val="24"/>
+                  </w:rPr>
+                </w:rPrChange>
+              </w:rPr>
               <w:t>Реализованая опция «Не равно» не работает.</w:t>
             </w:r>
           </w:p>
@@ -23508,7 +23519,7 @@
               <w:rPr>
                 <w:noProof/>
                 <w:highlight w:val="green"/>
-                <w:rPrChange w:id="376" w:author="Голубович Даниил Дмитриевич" w:date="2026-02-09T15:38:00Z">
+                <w:rPrChange w:id="377" w:author="Голубович Даниил Дмитриевич" w:date="2026-02-09T15:38:00Z">
                   <w:rPr>
                     <w:noProof/>
                   </w:rPr>
@@ -23716,7 +23727,7 @@
             <w:pPr>
               <w:jc w:val="both"/>
               <w:rPr>
-                <w:ins w:id="377" w:author="Голубович Даниил Дмитриевич" w:date="2026-02-05T14:34:00Z"/>
+                <w:ins w:id="378" w:author="Голубович Даниил Дмитриевич" w:date="2026-02-05T14:34:00Z"/>
                 <w:rFonts w:ascii="Times New Roman" w:hAnsi="Times New Roman"/>
                 <w:color w:val="000000"/>
                 <w:sz w:val="24"/>
@@ -23730,7 +23741,7 @@
                 <w:sz w:val="24"/>
                 <w:szCs w:val="24"/>
                 <w:highlight w:val="red"/>
-                <w:rPrChange w:id="378" w:author="Голубович Даниил Дмитриевич" w:date="2026-02-05T14:38:00Z">
+                <w:rPrChange w:id="379" w:author="Голубович Даниил Дмитриевич" w:date="2026-02-05T14:38:00Z">
                   <w:rPr>
                     <w:rFonts w:ascii="Times New Roman" w:hAnsi="Times New Roman"/>
                     <w:color w:val="000000"/>
@@ -23749,7 +23760,7 @@
                 <w:szCs w:val="24"/>
                 <w:highlight w:val="red"/>
                 <w:lang w:val="en-US"/>
-                <w:rPrChange w:id="379" w:author="Голубович Даниил Дмитриевич" w:date="2026-02-05T14:38:00Z">
+                <w:rPrChange w:id="380" w:author="Голубович Даниил Дмитриевич" w:date="2026-02-05T14:38:00Z">
                   <w:rPr>
                     <w:rFonts w:ascii="Times New Roman" w:hAnsi="Times New Roman"/>
                     <w:color w:val="000000"/>
@@ -23768,7 +23779,7 @@
                 <w:sz w:val="24"/>
                 <w:szCs w:val="24"/>
                 <w:highlight w:val="red"/>
-                <w:rPrChange w:id="380" w:author="Голубович Даниил Дмитриевич" w:date="2026-02-05T14:38:00Z">
+                <w:rPrChange w:id="381" w:author="Голубович Даниил Дмитриевич" w:date="2026-02-05T14:38:00Z">
                   <w:rPr>
                     <w:rFonts w:ascii="Times New Roman" w:hAnsi="Times New Roman"/>
                     <w:color w:val="000000"/>
@@ -23783,23 +23794,7 @@
           <w:p>
             <w:pPr>
               <w:rPr>
-                <w:ins w:id="381" w:author="Голубович Даниил Дмитриевич" w:date="2026-02-05T14:36:00Z"/>
-                <w:rFonts w:ascii="Times New Roman" w:hAnsi="Times New Roman"/>
-                <w:color w:val="000000"/>
-                <w:sz w:val="24"/>
-                <w:szCs w:val="24"/>
-              </w:rPr>
-              <w:pPrChange w:id="382" w:author="Голубович Даниил Дмитриевич" w:date="2026-02-05T14:36:00Z">
-                <w:pPr>
-                  <w:framePr w:hSpace="180" w:wrap="around" w:vAnchor="text" w:hAnchor="page" w:x="1594" w:y="-707"/>
-                  <w:jc w:val="both"/>
-                </w:pPr>
-              </w:pPrChange>
-            </w:pPr>
-          </w:p>
-          <w:p>
-            <w:pPr>
-              <w:rPr>
+                <w:ins w:id="382" w:author="Голубович Даниил Дмитриевич" w:date="2026-02-05T14:36:00Z"/>
                 <w:rFonts w:ascii="Times New Roman" w:hAnsi="Times New Roman"/>
                 <w:color w:val="000000"/>
                 <w:sz w:val="24"/>
@@ -23812,7 +23807,23 @@
                 </w:pPr>
               </w:pPrChange>
             </w:pPr>
-            <w:ins w:id="384" w:author="Голубович Даниил Дмитриевич" w:date="2026-02-05T14:36:00Z">
+          </w:p>
+          <w:p>
+            <w:pPr>
+              <w:rPr>
+                <w:rFonts w:ascii="Times New Roman" w:hAnsi="Times New Roman"/>
+                <w:color w:val="000000"/>
+                <w:sz w:val="24"/>
+                <w:szCs w:val="24"/>
+              </w:rPr>
+              <w:pPrChange w:id="384" w:author="Голубович Даниил Дмитриевич" w:date="2026-02-05T14:36:00Z">
+                <w:pPr>
+                  <w:framePr w:hSpace="180" w:wrap="around" w:vAnchor="text" w:hAnchor="page" w:x="1594" w:y="-707"/>
+                  <w:jc w:val="both"/>
+                </w:pPr>
+              </w:pPrChange>
+            </w:pPr>
+            <w:ins w:id="385" w:author="Голубович Даниил Дмитриевич" w:date="2026-02-05T14:36:00Z">
               <w:r>
                 <w:rPr>
                   <w:rFonts w:ascii="Times New Roman" w:hAnsi="Times New Roman"/>
@@ -24318,7 +24329,7 @@
                 <w:sz w:val="24"/>
                 <w:szCs w:val="24"/>
                 <w:highlight w:val="red"/>
-                <w:rPrChange w:id="385" w:author="Голубович Даниил Дмитриевич" w:date="2026-02-05T14:38:00Z">
+                <w:rPrChange w:id="386" w:author="Голубович Даниил Дмитриевич" w:date="2026-02-05T14:38:00Z">
                   <w:rPr>
                     <w:rFonts w:ascii="Times New Roman" w:hAnsi="Times New Roman"/>
                     <w:color w:val="000000"/>
@@ -24328,25 +24339,6 @@
                 </w:rPrChange>
               </w:rPr>
             </w:pPr>
-            <w:r>
-              <w:rPr>
-                <w:rFonts w:ascii="Times New Roman" w:hAnsi="Times New Roman"/>
-                <w:color w:val="000000"/>
-                <w:sz w:val="24"/>
-                <w:szCs w:val="24"/>
-                <w:highlight w:val="red"/>
-                <w:rPrChange w:id="386" w:author="Голубович Даниил Дмитриевич" w:date="2026-02-05T14:38:00Z">
-                  <w:rPr>
-                    <w:rFonts w:ascii="Times New Roman" w:hAnsi="Times New Roman"/>
-                    <w:color w:val="000000"/>
-                    <w:sz w:val="24"/>
-                    <w:szCs w:val="24"/>
-                  </w:rPr>
-                </w:rPrChange>
-              </w:rPr>
-              <w:t xml:space="preserve">Реализован только вход в систему под пользователем и паролем </w:t>
-            </w:r>
-            <w:proofErr w:type="spellStart"/>
             <w:r>
               <w:rPr>
                 <w:rFonts w:ascii="Times New Roman" w:hAnsi="Times New Roman"/>
@@ -24363,9 +24355,9 @@
                   </w:rPr>
                 </w:rPrChange>
               </w:rPr>
-              <w:t>Active</w:t>
-            </w:r>
-            <w:proofErr w:type="spellEnd"/>
+              <w:t xml:space="preserve">Реализован только вход в систему под пользователем и паролем </w:t>
+            </w:r>
+            <w:proofErr w:type="spellStart"/>
             <w:r>
               <w:rPr>
                 <w:rFonts w:ascii="Times New Roman" w:hAnsi="Times New Roman"/>
@@ -24382,9 +24374,9 @@
                   </w:rPr>
                 </w:rPrChange>
               </w:rPr>
-              <w:t xml:space="preserve"> </w:t>
-            </w:r>
-            <w:proofErr w:type="spellStart"/>
+              <w:t>Active</w:t>
+            </w:r>
+            <w:proofErr w:type="spellEnd"/>
             <w:r>
               <w:rPr>
                 <w:rFonts w:ascii="Times New Roman" w:hAnsi="Times New Roman"/>
@@ -24401,9 +24393,9 @@
                   </w:rPr>
                 </w:rPrChange>
               </w:rPr>
-              <w:t>Directory</w:t>
-            </w:r>
-            <w:proofErr w:type="spellEnd"/>
+              <w:t xml:space="preserve"> </w:t>
+            </w:r>
+            <w:proofErr w:type="spellStart"/>
             <w:r>
               <w:rPr>
                 <w:rFonts w:ascii="Times New Roman" w:hAnsi="Times New Roman"/>
@@ -24420,12 +24412,10 @@
                   </w:rPr>
                 </w:rPrChange>
               </w:rPr>
-              <w:t>. Разграничения доступа внутри ПМ не реализовано.</w:t>
-            </w:r>
-          </w:p>
-          <w:p>
-            <w:pPr>
-              <w:jc w:val="both"/>
+              <w:t>Directory</w:t>
+            </w:r>
+            <w:proofErr w:type="spellEnd"/>
+            <w:r>
               <w:rPr>
                 <w:rFonts w:ascii="Times New Roman" w:hAnsi="Times New Roman"/>
                 <w:color w:val="000000"/>
@@ -24441,8 +24431,12 @@
                   </w:rPr>
                 </w:rPrChange>
               </w:rPr>
-            </w:pPr>
-            <w:r>
+              <w:t>. Разграничения доступа внутри ПМ не реализовано.</w:t>
+            </w:r>
+          </w:p>
+          <w:p>
+            <w:pPr>
+              <w:jc w:val="both"/>
               <w:rPr>
                 <w:rFonts w:ascii="Times New Roman" w:hAnsi="Times New Roman"/>
                 <w:color w:val="000000"/>
@@ -24458,9 +24452,7 @@
                   </w:rPr>
                 </w:rPrChange>
               </w:rPr>
-              <w:t>(</w:t>
-            </w:r>
-            <w:proofErr w:type="spellStart"/>
+            </w:pPr>
             <w:r>
               <w:rPr>
                 <w:rFonts w:ascii="Times New Roman" w:hAnsi="Times New Roman"/>
@@ -24477,9 +24469,9 @@
                   </w:rPr>
                 </w:rPrChange>
               </w:rPr>
-              <w:t>повтроно</w:t>
-            </w:r>
-            <w:proofErr w:type="spellEnd"/>
+              <w:t>(</w:t>
+            </w:r>
+            <w:proofErr w:type="spellStart"/>
             <w:r>
               <w:rPr>
                 <w:rFonts w:ascii="Times New Roman" w:hAnsi="Times New Roman"/>
@@ -24496,19 +24488,9 @@
                   </w:rPr>
                 </w:rPrChange>
               </w:rPr>
-              <w:t>)</w:t>
-            </w:r>
-          </w:p>
-          <w:p>
-            <w:pPr>
-              <w:jc w:val="both"/>
-              <w:rPr>
-                <w:rFonts w:ascii="Times New Roman" w:hAnsi="Times New Roman"/>
-                <w:color w:val="000000"/>
-                <w:sz w:val="24"/>
-                <w:szCs w:val="24"/>
-              </w:rPr>
-            </w:pPr>
+              <w:t>повтроно</w:t>
+            </w:r>
+            <w:proofErr w:type="spellEnd"/>
             <w:r>
               <w:rPr>
                 <w:rFonts w:ascii="Times New Roman" w:hAnsi="Times New Roman"/>
@@ -24525,9 +24507,19 @@
                   </w:rPr>
                 </w:rPrChange>
               </w:rPr>
-              <w:t>(</w:t>
-            </w:r>
-            <w:proofErr w:type="spellStart"/>
+              <w:t>)</w:t>
+            </w:r>
+          </w:p>
+          <w:p>
+            <w:pPr>
+              <w:jc w:val="both"/>
+              <w:rPr>
+                <w:rFonts w:ascii="Times New Roman" w:hAnsi="Times New Roman"/>
+                <w:color w:val="000000"/>
+                <w:sz w:val="24"/>
+                <w:szCs w:val="24"/>
+              </w:rPr>
+            </w:pPr>
             <w:r>
               <w:rPr>
                 <w:rFonts w:ascii="Times New Roman" w:hAnsi="Times New Roman"/>
@@ -24544,8 +24536,9 @@
                   </w:rPr>
                 </w:rPrChange>
               </w:rPr>
-              <w:t>д</w:t>
-            </w:r>
+              <w:t>(</w:t>
+            </w:r>
+            <w:proofErr w:type="spellStart"/>
             <w:r>
               <w:rPr>
                 <w:rFonts w:ascii="Times New Roman" w:hAnsi="Times New Roman"/>
@@ -24562,9 +24555,8 @@
                   </w:rPr>
                 </w:rPrChange>
               </w:rPr>
-              <w:t>з</w:t>
-            </w:r>
-            <w:proofErr w:type="spellEnd"/>
+              <w:t>д</w:t>
+            </w:r>
             <w:r>
               <w:rPr>
                 <w:rFonts w:ascii="Times New Roman" w:hAnsi="Times New Roman"/>
@@ -24581,6 +24573,25 @@
                   </w:rPr>
                 </w:rPrChange>
               </w:rPr>
+              <w:t>з</w:t>
+            </w:r>
+            <w:proofErr w:type="spellEnd"/>
+            <w:r>
+              <w:rPr>
+                <w:rFonts w:ascii="Times New Roman" w:hAnsi="Times New Roman"/>
+                <w:color w:val="000000"/>
+                <w:sz w:val="24"/>
+                <w:szCs w:val="24"/>
+                <w:highlight w:val="red"/>
+                <w:rPrChange w:id="399" w:author="Голубович Даниил Дмитриевич" w:date="2026-02-05T14:38:00Z">
+                  <w:rPr>
+                    <w:rFonts w:ascii="Times New Roman" w:hAnsi="Times New Roman"/>
+                    <w:color w:val="000000"/>
+                    <w:sz w:val="24"/>
+                    <w:szCs w:val="24"/>
+                  </w:rPr>
+                </w:rPrChange>
+              </w:rPr>
               <w:t xml:space="preserve"> </w:t>
             </w:r>
             <w:r>
@@ -24591,7 +24602,7 @@
                 <w:szCs w:val="24"/>
                 <w:highlight w:val="red"/>
                 <w:lang w:eastAsia="en-US"/>
-                <w:rPrChange w:id="399" w:author="Голубович Даниил Дмитриевич" w:date="2026-02-05T14:38:00Z">
+                <w:rPrChange w:id="400" w:author="Голубович Даниил Дмитриевич" w:date="2026-02-05T14:38:00Z">
                   <w:rPr>
                     <w:rFonts w:ascii="Times New Roman" w:eastAsiaTheme="minorHAnsi" w:hAnsi="Times New Roman"/>
                     <w:color w:val="000000"/>
@@ -24625,7 +24636,7 @@
                 <w:szCs w:val="24"/>
               </w:rPr>
             </w:pPr>
-            <w:ins w:id="400" w:author="Голубович Даниил Дмитриевич" w:date="2026-02-05T14:36:00Z">
+            <w:ins w:id="401" w:author="Голубович Даниил Дмитриевич" w:date="2026-02-05T14:36:00Z">
               <w:r>
                 <w:rPr>
                   <w:rFonts w:ascii="Times New Roman" w:hAnsi="Times New Roman"/>
@@ -24651,7 +24662,7 @@
                   <w:color w:val="000000"/>
                   <w:sz w:val="24"/>
                   <w:szCs w:val="24"/>
-                  <w:rPrChange w:id="401" w:author="Голубович Даниил Дмитриевич" w:date="2026-02-05T14:36:00Z">
+                  <w:rPrChange w:id="402" w:author="Голубович Даниил Дмитриевич" w:date="2026-02-05T14:36:00Z">
                     <w:rPr>
                       <w:rFonts w:ascii="Times New Roman" w:hAnsi="Times New Roman"/>
                       <w:color w:val="000000"/>
@@ -24869,7 +24880,7 @@
                 <w:sz w:val="24"/>
                 <w:szCs w:val="24"/>
                 <w:highlight w:val="green"/>
-                <w:rPrChange w:id="402" w:author="Голубович Даниил Дмитриевич" w:date="2026-02-10T17:34:00Z">
+                <w:rPrChange w:id="403" w:author="Голубович Даниил Дмитриевич" w:date="2026-02-10T17:34:00Z">
                   <w:rPr>
                     <w:rFonts w:ascii="Times New Roman" w:hAnsi="Times New Roman"/>
                     <w:color w:val="000000"/>
@@ -24879,24 +24890,6 @@
                 </w:rPrChange>
               </w:rPr>
             </w:pPr>
-            <w:r>
-              <w:rPr>
-                <w:rFonts w:ascii="Times New Roman" w:hAnsi="Times New Roman"/>
-                <w:color w:val="000000"/>
-                <w:sz w:val="24"/>
-                <w:szCs w:val="24"/>
-                <w:highlight w:val="green"/>
-                <w:rPrChange w:id="403" w:author="Голубович Даниил Дмитриевич" w:date="2026-02-10T17:34:00Z">
-                  <w:rPr>
-                    <w:rFonts w:ascii="Times New Roman" w:hAnsi="Times New Roman"/>
-                    <w:color w:val="000000"/>
-                    <w:sz w:val="24"/>
-                    <w:szCs w:val="24"/>
-                  </w:rPr>
-                </w:rPrChange>
-              </w:rPr>
-              <w:t>Реализовать Поиск/Фильтр</w:t>
-            </w:r>
             <w:r>
               <w:rPr>
                 <w:rFonts w:ascii="Times New Roman" w:hAnsi="Times New Roman"/>
@@ -24913,7 +24906,7 @@
                   </w:rPr>
                 </w:rPrChange>
               </w:rPr>
-              <w:t>/Сортировку (↑↓)</w:t>
+              <w:t>Реализовать Поиск/Фильтр</w:t>
             </w:r>
             <w:r>
               <w:rPr>
@@ -24931,7 +24924,7 @@
                   </w:rPr>
                 </w:rPrChange>
               </w:rPr>
-              <w:t>:</w:t>
+              <w:t>/Сортировку (↑↓)</w:t>
             </w:r>
             <w:r>
               <w:rPr>
@@ -24949,7 +24942,7 @@
                   </w:rPr>
                 </w:rPrChange>
               </w:rPr>
-              <w:t xml:space="preserve"> </w:t>
+              <w:t>:</w:t>
             </w:r>
             <w:r>
               <w:rPr>
@@ -24967,7 +24960,7 @@
                   </w:rPr>
                 </w:rPrChange>
               </w:rPr>
-              <w:t>Реализовать</w:t>
+              <w:t xml:space="preserve"> </w:t>
             </w:r>
             <w:r>
               <w:rPr>
@@ -24985,7 +24978,7 @@
                   </w:rPr>
                 </w:rPrChange>
               </w:rPr>
-              <w:t xml:space="preserve"> </w:t>
+              <w:t>Реализовать</w:t>
             </w:r>
             <w:r>
               <w:rPr>
@@ -25003,7 +24996,7 @@
                   </w:rPr>
                 </w:rPrChange>
               </w:rPr>
-              <w:t>Поиск/Фильтр.</w:t>
+              <w:t xml:space="preserve"> </w:t>
             </w:r>
             <w:r>
               <w:rPr>
@@ -25021,7 +25014,7 @@
                   </w:rPr>
                 </w:rPrChange>
               </w:rPr>
-              <w:t xml:space="preserve"> (повторно)(</w:t>
+              <w:t>Поиск/Фильтр.</w:t>
             </w:r>
             <w:r>
               <w:rPr>
@@ -25039,6 +25032,24 @@
                   </w:rPr>
                 </w:rPrChange>
               </w:rPr>
+              <w:t xml:space="preserve"> (повторно)(</w:t>
+            </w:r>
+            <w:r>
+              <w:rPr>
+                <w:rFonts w:ascii="Times New Roman" w:hAnsi="Times New Roman"/>
+                <w:color w:val="000000"/>
+                <w:sz w:val="24"/>
+                <w:szCs w:val="24"/>
+                <w:highlight w:val="green"/>
+                <w:rPrChange w:id="412" w:author="Голубович Даниил Дмитриевич" w:date="2026-02-10T17:34:00Z">
+                  <w:rPr>
+                    <w:rFonts w:ascii="Times New Roman" w:hAnsi="Times New Roman"/>
+                    <w:color w:val="000000"/>
+                    <w:sz w:val="24"/>
+                    <w:szCs w:val="24"/>
+                  </w:rPr>
+                </w:rPrChange>
+              </w:rPr>
               <w:t>повторно)</w:t>
             </w:r>
           </w:p>
@@ -25056,7 +25067,7 @@
               <w:rPr>
                 <w:noProof/>
                 <w:highlight w:val="green"/>
-                <w:rPrChange w:id="412" w:author="Голубович Даниил Дмитриевич" w:date="2026-02-10T17:34:00Z">
+                <w:rPrChange w:id="413" w:author="Голубович Даниил Дмитриевич" w:date="2026-02-10T17:34:00Z">
                   <w:rPr>
                     <w:noProof/>
                   </w:rPr>
@@ -25113,7 +25124,7 @@
                 <w:sz w:val="24"/>
                 <w:szCs w:val="24"/>
                 <w:highlight w:val="green"/>
-                <w:rPrChange w:id="413" w:author="Голубович Даниил Дмитриевич" w:date="2026-02-03T14:51:00Z">
+                <w:rPrChange w:id="414" w:author="Голубович Даниил Дмитриевич" w:date="2026-02-03T14:51:00Z">
                   <w:rPr>
                     <w:rFonts w:ascii="Times New Roman" w:hAnsi="Times New Roman"/>
                     <w:color w:val="000000"/>
@@ -25130,7 +25141,7 @@
                 <w:sz w:val="24"/>
                 <w:szCs w:val="24"/>
                 <w:highlight w:val="green"/>
-                <w:rPrChange w:id="414" w:author="Голубович Даниил Дмитриевич" w:date="2026-02-03T14:51:00Z">
+                <w:rPrChange w:id="415" w:author="Голубович Даниил Дмитриевич" w:date="2026-02-03T14:51:00Z">
                   <w:rPr>
                     <w:rFonts w:ascii="Times New Roman" w:hAnsi="Times New Roman"/>
                     <w:color w:val="000000"/>
@@ -25311,7 +25322,7 @@
                 <w:sz w:val="24"/>
                 <w:szCs w:val="24"/>
                 <w:highlight w:val="green"/>
-                <w:rPrChange w:id="415" w:author="Голубович Даниил Дмитриевич" w:date="2026-02-05T13:23:00Z">
+                <w:rPrChange w:id="416" w:author="Голубович Даниил Дмитриевич" w:date="2026-02-05T13:23:00Z">
                   <w:rPr>
                     <w:rFonts w:ascii="Times New Roman" w:hAnsi="Times New Roman"/>
                     <w:color w:val="000000"/>
@@ -25321,24 +25332,6 @@
                 </w:rPrChange>
               </w:rPr>
             </w:pPr>
-            <w:r>
-              <w:rPr>
-                <w:rFonts w:ascii="Times New Roman" w:hAnsi="Times New Roman"/>
-                <w:color w:val="000000"/>
-                <w:sz w:val="24"/>
-                <w:szCs w:val="24"/>
-                <w:highlight w:val="green"/>
-                <w:rPrChange w:id="416" w:author="Голубович Даниил Дмитриевич" w:date="2026-02-05T13:23:00Z">
-                  <w:rPr>
-                    <w:rFonts w:ascii="Times New Roman" w:hAnsi="Times New Roman"/>
-                    <w:color w:val="000000"/>
-                    <w:sz w:val="24"/>
-                    <w:szCs w:val="24"/>
-                  </w:rPr>
-                </w:rPrChange>
-              </w:rPr>
-              <w:t xml:space="preserve">Детальный просмотр действия пользователя </w:t>
-            </w:r>
             <w:r>
               <w:rPr>
                 <w:rFonts w:ascii="Times New Roman" w:hAnsi="Times New Roman"/>
@@ -25355,7 +25348,7 @@
                   </w:rPr>
                 </w:rPrChange>
               </w:rPr>
-              <w:t>р</w:t>
+              <w:t xml:space="preserve">Детальный просмотр действия пользователя </w:t>
             </w:r>
             <w:r>
               <w:rPr>
@@ -25373,7 +25366,7 @@
                   </w:rPr>
                 </w:rPrChange>
               </w:rPr>
-              <w:t>еали</w:t>
+              <w:t>р</w:t>
             </w:r>
             <w:r>
               <w:rPr>
@@ -25391,12 +25384,9 @@
                   </w:rPr>
                 </w:rPrChange>
               </w:rPr>
-              <w:t xml:space="preserve">зовать в структурированном виде с возможностью поиска/фильтрации/сортировки. </w:t>
-            </w:r>
-          </w:p>
-          <w:p>
-            <w:pPr>
-              <w:jc w:val="both"/>
+              <w:t>еали</w:t>
+            </w:r>
+            <w:r>
               <w:rPr>
                 <w:rFonts w:ascii="Times New Roman" w:hAnsi="Times New Roman"/>
                 <w:color w:val="000000"/>
@@ -25412,12 +25402,33 @@
                   </w:rPr>
                 </w:rPrChange>
               </w:rPr>
+              <w:t xml:space="preserve">зовать в структурированном виде с возможностью поиска/фильтрации/сортировки. </w:t>
+            </w:r>
+          </w:p>
+          <w:p>
+            <w:pPr>
+              <w:jc w:val="both"/>
+              <w:rPr>
+                <w:rFonts w:ascii="Times New Roman" w:hAnsi="Times New Roman"/>
+                <w:color w:val="000000"/>
+                <w:sz w:val="24"/>
+                <w:szCs w:val="24"/>
+                <w:highlight w:val="green"/>
+                <w:rPrChange w:id="421" w:author="Голубович Даниил Дмитриевич" w:date="2026-02-05T13:23:00Z">
+                  <w:rPr>
+                    <w:rFonts w:ascii="Times New Roman" w:hAnsi="Times New Roman"/>
+                    <w:color w:val="000000"/>
+                    <w:sz w:val="24"/>
+                    <w:szCs w:val="24"/>
+                  </w:rPr>
+                </w:rPrChange>
+              </w:rPr>
             </w:pPr>
             <w:r>
               <w:rPr>
                 <w:noProof/>
                 <w:highlight w:val="green"/>
-                <w:rPrChange w:id="421" w:author="Голубович Даниил Дмитриевич" w:date="2026-02-05T13:23:00Z">
+                <w:rPrChange w:id="422" w:author="Голубович Даниил Дмитриевич" w:date="2026-02-05T13:23:00Z">
                   <w:rPr>
                     <w:noProof/>
                   </w:rPr>
@@ -25469,7 +25480,7 @@
                 <w:sz w:val="24"/>
                 <w:szCs w:val="24"/>
                 <w:lang w:val="en-US"/>
-                <w:rPrChange w:id="422" w:author="Голубович Даниил Дмитриевич" w:date="2026-02-10T15:17:00Z">
+                <w:rPrChange w:id="423" w:author="Голубович Даниил Дмитриевич" w:date="2026-02-10T15:17:00Z">
                   <w:rPr>
                     <w:rFonts w:ascii="Times New Roman" w:hAnsi="Times New Roman"/>
                     <w:color w:val="000000"/>
@@ -25483,7 +25494,7 @@
               <w:rPr>
                 <w:noProof/>
                 <w:highlight w:val="green"/>
-                <w:rPrChange w:id="423" w:author="Голубович Даниил Дмитриевич" w:date="2026-02-05T13:23:00Z">
+                <w:rPrChange w:id="424" w:author="Голубович Даниил Дмитриевич" w:date="2026-02-05T13:23:00Z">
                   <w:rPr>
                     <w:noProof/>
                   </w:rPr>
@@ -32704,7 +32715,7 @@
 </file>
 
 <file path=customXml/itemProps1.xml><?xml version="1.0" encoding="utf-8"?>
-<ds:datastoreItem xmlns:ds="http://schemas.openxmlformats.org/officeDocument/2006/customXml" ds:itemID="{4EAE818E-5002-4D0F-B680-2F69DC2FC2D0}">
+<ds:datastoreItem xmlns:ds="http://schemas.openxmlformats.org/officeDocument/2006/customXml" ds:itemID="{CD91E1FE-6D6F-4B19-8691-1CDC1E5782B4}">
   <ds:schemaRefs>
     <ds:schemaRef ds:uri="http://schemas.openxmlformats.org/officeDocument/2006/bibliography"/>
   </ds:schemaRefs>
